--- a/Официальная техническая документация.docx
+++ b/Официальная техническая документация.docx
@@ -44,6 +44,14 @@
           <w:bCs/>
         </w:rPr>
         <w:t>1. Описание проекта</w:t>
+      </w:r>
+      <w:r>
+        <w:rPr>
+          <w:rFonts w:ascii="Times New Roman" w:hAnsi="Times New Roman" w:cs="Times New Roman"/>
+          <w:b/>
+          <w:bCs/>
+        </w:rPr>
+        <w:t xml:space="preserve"> </w:t>
       </w:r>
     </w:p>
     <w:p>
@@ -1988,6 +1996,7 @@
           <w:rFonts w:ascii="Times New Roman" w:hAnsi="Times New Roman" w:cs="Times New Roman"/>
           <w:b/>
           <w:bCs/>
+          <w:lang w:val="en-US"/>
         </w:rPr>
         <w:t xml:space="preserve"> 2. </w:t>
       </w:r>
@@ -2965,6 +2974,7 @@
       <w:r>
         <w:rPr>
           <w:rFonts w:ascii="Times New Roman" w:hAnsi="Times New Roman" w:cs="Times New Roman"/>
+          <w:noProof/>
         </w:rPr>
         <w:drawing>
           <wp:inline distT="0" distB="0" distL="0" distR="0" wp14:anchorId="716FFDF1" wp14:editId="0D67B3F4">
@@ -3122,6 +3132,7 @@
       <w:r>
         <w:rPr>
           <w:rFonts w:ascii="Times New Roman" w:hAnsi="Times New Roman" w:cs="Times New Roman"/>
+          <w:noProof/>
         </w:rPr>
         <w:drawing>
           <wp:inline distT="0" distB="0" distL="0" distR="0" wp14:anchorId="23926C68" wp14:editId="1C27BECD">
@@ -3400,19 +3411,7 @@
         <w:rPr>
           <w:rFonts w:ascii="Times New Roman" w:hAnsi="Times New Roman" w:cs="Times New Roman"/>
         </w:rPr>
-        <w:t xml:space="preserve"> (http://127.0.0.1:11434/v1/chat/completions) либо</w:t>
-      </w:r>
-      <w:r>
-        <w:rPr>
-          <w:rFonts w:ascii="Times New Roman" w:hAnsi="Times New Roman" w:cs="Times New Roman"/>
-        </w:rPr>
-        <w:t xml:space="preserve"> </w:t>
-      </w:r>
-      <w:r>
-        <w:rPr>
-          <w:rFonts w:ascii="Times New Roman" w:hAnsi="Times New Roman" w:cs="Times New Roman"/>
-        </w:rPr>
-        <w:t xml:space="preserve">(http://host.docker.internal:11434/v1/chat/completions), если веб-ядро запущено в </w:t>
+        <w:t xml:space="preserve"> (http://127.0.0.1:11434/v1/chat/completions) либо (http://host.docker.internal:11434/v1/chat/completions), если веб-ядро запущено в </w:t>
       </w:r>
       <w:proofErr w:type="spellStart"/>
       <w:r>
@@ -4156,6 +4155,9 @@
         <w:pStyle w:val="ae"/>
       </w:pPr>
       <w:r>
+        <w:rPr>
+          <w:noProof/>
+        </w:rPr>
         <w:drawing>
           <wp:inline distT="0" distB="0" distL="0" distR="0" wp14:anchorId="3E11BFED" wp14:editId="27B12CB8">
             <wp:extent cx="2289039" cy="1873250"/>

--- a/Официальная техническая документация.docx
+++ b/Официальная техническая документация.docx
@@ -18,7 +18,6 @@
         </w:rPr>
         <w:t xml:space="preserve">Официальная техническая документация: </w:t>
       </w:r>
-      <w:proofErr w:type="spellStart"/>
       <w:r>
         <w:rPr>
           <w:rFonts w:ascii="Times New Roman" w:hAnsi="Times New Roman" w:cs="Times New Roman"/>
@@ -27,7 +26,6 @@
         </w:rPr>
         <w:t>AIFeedback</w:t>
       </w:r>
-      <w:proofErr w:type="spellEnd"/>
     </w:p>
     <w:p>
       <w:pPr>
@@ -59,7 +57,6 @@
         <w:pStyle w:val="ae"/>
       </w:pPr>
       <w:bookmarkStart w:id="0" w:name="_Hlk238416863"/>
-      <w:proofErr w:type="spellStart"/>
       <w:r>
         <w:rPr>
           <w:b/>
@@ -67,7 +64,6 @@
         </w:rPr>
         <w:t>AIFeedback</w:t>
       </w:r>
-      <w:proofErr w:type="spellEnd"/>
       <w:r>
         <w:t xml:space="preserve"> </w:t>
       </w:r>
@@ -81,51 +77,25 @@
         <w:pStyle w:val="ae"/>
       </w:pPr>
       <w:r>
-        <w:t xml:space="preserve">Система осуществляет глубокий </w:t>
-      </w:r>
-      <w:proofErr w:type="spellStart"/>
-      <w:r>
-        <w:t>парсинг</w:t>
-      </w:r>
-      <w:proofErr w:type="spellEnd"/>
-      <w:r>
-        <w:t xml:space="preserve"> анкетных данных (выгрузок в форматах </w:t>
+        <w:t xml:space="preserve">Система осуществляет глубокий парсинг анкетных данных (выгрузок в форматах </w:t>
       </w:r>
       <w:r>
         <w:rPr>
           <w:rStyle w:val="HTML"/>
           <w:rFonts w:eastAsiaTheme="majorEastAsia"/>
         </w:rPr>
-        <w:t>.</w:t>
-      </w:r>
-      <w:proofErr w:type="spellStart"/>
+        <w:t>.xlsx</w:t>
+      </w:r>
+      <w:r>
+        <w:t xml:space="preserve"> и </w:t>
+      </w:r>
       <w:r>
         <w:rPr>
           <w:rStyle w:val="HTML"/>
           <w:rFonts w:eastAsiaTheme="majorEastAsia"/>
         </w:rPr>
-        <w:t>xlsx</w:t>
-      </w:r>
-      <w:proofErr w:type="spellEnd"/>
-      <w:r>
-        <w:t xml:space="preserve"> и </w:t>
-      </w:r>
-      <w:r>
-        <w:rPr>
-          <w:rStyle w:val="HTML"/>
-          <w:rFonts w:eastAsiaTheme="majorEastAsia"/>
-        </w:rPr>
-        <w:t>.</w:t>
-      </w:r>
-      <w:proofErr w:type="spellStart"/>
-      <w:r>
-        <w:rPr>
-          <w:rStyle w:val="HTML"/>
-          <w:rFonts w:eastAsiaTheme="majorEastAsia"/>
-        </w:rPr>
-        <w:t>csv</w:t>
-      </w:r>
-      <w:proofErr w:type="spellEnd"/>
+        <w:t>.csv</w:t>
+      </w:r>
       <w:r>
         <w:t>), формирует корреляционные матрицы успеваемости и использует алгоритмы больших языковых моделей (LLM) для качественного аудита. ИИ-агент выявляет скрытые паттерны в текстовых комментариях, оценивает уровень вовлеченности и предлагает стратегические шаги по модернизации учебных курсов.</w:t>
       </w:r>
@@ -150,64 +120,15 @@
           <w:numId w:val="11"/>
         </w:numPr>
       </w:pPr>
-      <w:proofErr w:type="spellStart"/>
-      <w:r>
-        <w:rPr>
-          <w:b/>
-          <w:bCs/>
-        </w:rPr>
-        <w:t>Agnostic</w:t>
-      </w:r>
-      <w:proofErr w:type="spellEnd"/>
-      <w:r>
-        <w:rPr>
-          <w:b/>
-          <w:bCs/>
-        </w:rPr>
-        <w:t xml:space="preserve"> AI (Аппаратная независимость):</w:t>
-      </w:r>
-      <w:r>
-        <w:t xml:space="preserve"> Нативная поддержка как защищенных локальных моделей (Local-</w:t>
-      </w:r>
-      <w:proofErr w:type="spellStart"/>
-      <w:r>
-        <w:t>first</w:t>
-      </w:r>
-      <w:proofErr w:type="spellEnd"/>
-      <w:r>
-        <w:t>), так и облачных высокоскоростных API (</w:t>
-      </w:r>
-      <w:proofErr w:type="spellStart"/>
-      <w:r>
-        <w:t>Yandex</w:t>
-      </w:r>
-      <w:proofErr w:type="spellEnd"/>
-      <w:r>
-        <w:t xml:space="preserve"> </w:t>
-      </w:r>
-      <w:proofErr w:type="spellStart"/>
-      <w:r>
-        <w:t>Cloud</w:t>
-      </w:r>
-      <w:proofErr w:type="spellEnd"/>
-      <w:r>
-        <w:t xml:space="preserve">, </w:t>
-      </w:r>
-      <w:proofErr w:type="spellStart"/>
-      <w:r>
-        <w:t>GigaChat</w:t>
-      </w:r>
-      <w:proofErr w:type="spellEnd"/>
-      <w:r>
-        <w:t xml:space="preserve">, </w:t>
-      </w:r>
-      <w:proofErr w:type="spellStart"/>
-      <w:r>
-        <w:t>Groq</w:t>
-      </w:r>
-      <w:proofErr w:type="spellEnd"/>
-      <w:r>
-        <w:t>).</w:t>
+      <w:r>
+        <w:rPr>
+          <w:b/>
+          <w:bCs/>
+        </w:rPr>
+        <w:t>Agnostic AI (Аппаратная независимость):</w:t>
+      </w:r>
+      <w:r>
+        <w:t xml:space="preserve"> Нативная поддержка как защищенных локальных моделей (Local-first), так и облачных высокоскоростных API (Yandex Cloud, GigaChat, Groq).</w:t>
       </w:r>
     </w:p>
     <w:p>
@@ -228,7 +149,6 @@
       <w:r>
         <w:t xml:space="preserve"> Встроенный модуль </w:t>
       </w:r>
-      <w:proofErr w:type="spellStart"/>
       <w:r>
         <w:rPr>
           <w:rStyle w:val="HTML"/>
@@ -236,7 +156,6 @@
         </w:rPr>
         <w:t>DynamicLlmProvider</w:t>
       </w:r>
-      <w:proofErr w:type="spellEnd"/>
       <w:r>
         <w:t xml:space="preserve"> обеспечивает отказоустойчивое переключение между нейросетями «на лету» без перезагрузки ядра.</w:t>
       </w:r>
@@ -273,28 +192,11 @@
           <w:b/>
           <w:bCs/>
         </w:rPr>
-        <w:t xml:space="preserve">Умный </w:t>
-      </w:r>
-      <w:proofErr w:type="spellStart"/>
-      <w:r>
-        <w:rPr>
-          <w:b/>
-          <w:bCs/>
-        </w:rPr>
-        <w:t>парсинг</w:t>
-      </w:r>
-      <w:proofErr w:type="spellEnd"/>
-      <w:r>
-        <w:rPr>
-          <w:b/>
-          <w:bCs/>
-        </w:rPr>
-        <w:t xml:space="preserve"> данных:</w:t>
+        <w:t>Умный парсинг данных:</w:t>
       </w:r>
       <w:r>
         <w:t xml:space="preserve"> Алгоритмы автоматической обработки массивов данных (включая очистку от дубликатов) с помощью библиотеки </w:t>
       </w:r>
-      <w:proofErr w:type="spellStart"/>
       <w:r>
         <w:rPr>
           <w:rStyle w:val="HTML"/>
@@ -302,7 +204,6 @@
         </w:rPr>
         <w:t>ClosedXML</w:t>
       </w:r>
-      <w:proofErr w:type="spellEnd"/>
       <w:r>
         <w:t>.</w:t>
       </w:r>
@@ -371,91 +272,7 @@
         <w:rPr>
           <w:rFonts w:ascii="Times New Roman" w:hAnsi="Times New Roman" w:cs="Times New Roman"/>
         </w:rPr>
-        <w:t xml:space="preserve">я безопасной работы с отечественными ИИ-провайдерами (например, </w:t>
-      </w:r>
-      <w:proofErr w:type="spellStart"/>
-      <w:r>
-        <w:rPr>
-          <w:rFonts w:ascii="Times New Roman" w:hAnsi="Times New Roman" w:cs="Times New Roman"/>
-        </w:rPr>
-        <w:t>GigaChat</w:t>
-      </w:r>
-      <w:proofErr w:type="spellEnd"/>
-      <w:r>
-        <w:rPr>
-          <w:rFonts w:ascii="Times New Roman" w:hAnsi="Times New Roman" w:cs="Times New Roman"/>
-        </w:rPr>
-        <w:t xml:space="preserve"> от </w:t>
-      </w:r>
-      <w:proofErr w:type="spellStart"/>
-      <w:r>
-        <w:rPr>
-          <w:rFonts w:ascii="Times New Roman" w:hAnsi="Times New Roman" w:cs="Times New Roman"/>
-        </w:rPr>
-        <w:t>Сбера</w:t>
-      </w:r>
-      <w:proofErr w:type="spellEnd"/>
-      <w:r>
-        <w:rPr>
-          <w:rFonts w:ascii="Times New Roman" w:hAnsi="Times New Roman" w:cs="Times New Roman"/>
-        </w:rPr>
-        <w:t xml:space="preserve">) требуется наличие корневого сертификата </w:t>
-      </w:r>
-      <w:proofErr w:type="spellStart"/>
-      <w:r>
-        <w:rPr>
-          <w:rFonts w:ascii="Times New Roman" w:hAnsi="Times New Roman" w:cs="Times New Roman"/>
-        </w:rPr>
-        <w:t>Минцифры</w:t>
-      </w:r>
-      <w:proofErr w:type="spellEnd"/>
-      <w:r>
-        <w:rPr>
-          <w:rFonts w:ascii="Times New Roman" w:hAnsi="Times New Roman" w:cs="Times New Roman"/>
-        </w:rPr>
-        <w:t xml:space="preserve"> РФ. В нашем проекте этот сертификат (russian_trusted_root_ca.crt) уже вшит в ядро системы на уровне </w:t>
-      </w:r>
-      <w:proofErr w:type="spellStart"/>
-      <w:r>
-        <w:rPr>
-          <w:rFonts w:ascii="Times New Roman" w:hAnsi="Times New Roman" w:cs="Times New Roman"/>
-        </w:rPr>
-        <w:t>Docker</w:t>
-      </w:r>
-      <w:proofErr w:type="spellEnd"/>
-      <w:r>
-        <w:rPr>
-          <w:rFonts w:ascii="Times New Roman" w:hAnsi="Times New Roman" w:cs="Times New Roman"/>
-        </w:rPr>
-        <w:t xml:space="preserve">-образа. Это гарантирует надежное TLS/SSL-шифрование и работу без ошибок безопасности. Важно: автоматическая поддержка сертификата работает только при запуске проекта через </w:t>
-      </w:r>
-      <w:proofErr w:type="spellStart"/>
-      <w:r>
-        <w:rPr>
-          <w:rFonts w:ascii="Times New Roman" w:hAnsi="Times New Roman" w:cs="Times New Roman"/>
-        </w:rPr>
-        <w:t>Docker</w:t>
-      </w:r>
-      <w:proofErr w:type="spellEnd"/>
-      <w:r>
-        <w:rPr>
-          <w:rFonts w:ascii="Times New Roman" w:hAnsi="Times New Roman" w:cs="Times New Roman"/>
-        </w:rPr>
-        <w:t xml:space="preserve">-контейнер. При локальном запуске (без </w:t>
-      </w:r>
-      <w:proofErr w:type="spellStart"/>
-      <w:r>
-        <w:rPr>
-          <w:rFonts w:ascii="Times New Roman" w:hAnsi="Times New Roman" w:cs="Times New Roman"/>
-        </w:rPr>
-        <w:t>Docker</w:t>
-      </w:r>
-      <w:proofErr w:type="spellEnd"/>
-      <w:r>
-        <w:rPr>
-          <w:rFonts w:ascii="Times New Roman" w:hAnsi="Times New Roman" w:cs="Times New Roman"/>
-        </w:rPr>
-        <w:t>) пользователю потребуется устанавливать сертификат в ОС вручную.</w:t>
+        <w:t>я безопасной работы с отечественными ИИ-провайдерами (например, GigaChat от Сбера) требуется наличие корневого сертификата Минцифры РФ. В нашем проекте этот сертификат (russian_trusted_root_ca.crt) уже вшит в ядро системы на уровне Docker-образа. Это гарантирует надежное TLS/SSL-шифрование и работу без ошибок безопасности. Важно: автоматическая поддержка сертификата работает только при запуске проекта через Docker-контейнер. При локальном запуске (без Docker) пользователю потребуется устанавливать сертификат в ОС вручную.</w:t>
       </w:r>
     </w:p>
     <w:p>
@@ -480,57 +297,7 @@
         <w:rPr>
           <w:rFonts w:ascii="Times New Roman" w:hAnsi="Times New Roman" w:cs="Times New Roman"/>
         </w:rPr>
-        <w:t xml:space="preserve"> API-ключи хранятся в изолированном конфигурационном файле (</w:t>
-      </w:r>
-      <w:proofErr w:type="spellStart"/>
-      <w:r>
-        <w:rPr>
-          <w:rFonts w:ascii="Times New Roman" w:hAnsi="Times New Roman" w:cs="Times New Roman"/>
-        </w:rPr>
-        <w:t>llm_</w:t>
-      </w:r>
-      <w:proofErr w:type="gramStart"/>
-      <w:r>
-        <w:rPr>
-          <w:rFonts w:ascii="Times New Roman" w:hAnsi="Times New Roman" w:cs="Times New Roman"/>
-        </w:rPr>
-        <w:t>providers.json</w:t>
-      </w:r>
-      <w:proofErr w:type="spellEnd"/>
-      <w:proofErr w:type="gramEnd"/>
-      <w:r>
-        <w:rPr>
-          <w:rFonts w:ascii="Times New Roman" w:hAnsi="Times New Roman" w:cs="Times New Roman"/>
-        </w:rPr>
-        <w:t>), защищенном правами доступа Unix (</w:t>
-      </w:r>
-      <w:proofErr w:type="spellStart"/>
-      <w:r>
-        <w:rPr>
-          <w:rFonts w:ascii="Times New Roman" w:hAnsi="Times New Roman" w:cs="Times New Roman"/>
-        </w:rPr>
-        <w:t>chown</w:t>
-      </w:r>
-      <w:proofErr w:type="spellEnd"/>
-      <w:r>
-        <w:rPr>
-          <w:rFonts w:ascii="Times New Roman" w:hAnsi="Times New Roman" w:cs="Times New Roman"/>
-        </w:rPr>
-        <w:t xml:space="preserve"> </w:t>
-      </w:r>
-      <w:proofErr w:type="spellStart"/>
-      <w:r>
-        <w:rPr>
-          <w:rFonts w:ascii="Times New Roman" w:hAnsi="Times New Roman" w:cs="Times New Roman"/>
-        </w:rPr>
-        <w:t>app:app</w:t>
-      </w:r>
-      <w:proofErr w:type="spellEnd"/>
-      <w:r>
-        <w:rPr>
-          <w:rFonts w:ascii="Times New Roman" w:hAnsi="Times New Roman" w:cs="Times New Roman"/>
-        </w:rPr>
-        <w:t>) внутри контейнера.</w:t>
+        <w:t xml:space="preserve"> API-ключи хранятся в изолированном конфигурационном файле (llm_providers.json), защищенном правами доступа Unix (chown app:app) внутри контейнера.</w:t>
       </w:r>
     </w:p>
     <w:p>
@@ -555,49 +322,7 @@
         <w:rPr>
           <w:rFonts w:ascii="Times New Roman" w:hAnsi="Times New Roman" w:cs="Times New Roman"/>
         </w:rPr>
-        <w:t>Балансировщик нагрузки предотвращает переполнение контекстного окна (</w:t>
-      </w:r>
-      <w:proofErr w:type="spellStart"/>
-      <w:r>
-        <w:rPr>
-          <w:rFonts w:ascii="Times New Roman" w:hAnsi="Times New Roman" w:cs="Times New Roman"/>
-        </w:rPr>
-        <w:t>Context</w:t>
-      </w:r>
-      <w:proofErr w:type="spellEnd"/>
-      <w:r>
-        <w:rPr>
-          <w:rFonts w:ascii="Times New Roman" w:hAnsi="Times New Roman" w:cs="Times New Roman"/>
-        </w:rPr>
-        <w:t xml:space="preserve"> </w:t>
-      </w:r>
-      <w:proofErr w:type="spellStart"/>
-      <w:r>
-        <w:rPr>
-          <w:rFonts w:ascii="Times New Roman" w:hAnsi="Times New Roman" w:cs="Times New Roman"/>
-        </w:rPr>
-        <w:t>Overflow</w:t>
-      </w:r>
-      <w:proofErr w:type="spellEnd"/>
-      <w:r>
-        <w:rPr>
-          <w:rFonts w:ascii="Times New Roman" w:hAnsi="Times New Roman" w:cs="Times New Roman"/>
-        </w:rPr>
-        <w:t xml:space="preserve">) при анализе крупных </w:t>
-      </w:r>
-      <w:proofErr w:type="spellStart"/>
-      <w:r>
-        <w:rPr>
-          <w:rFonts w:ascii="Times New Roman" w:hAnsi="Times New Roman" w:cs="Times New Roman"/>
-        </w:rPr>
-        <w:t>датасетов</w:t>
-      </w:r>
-      <w:proofErr w:type="spellEnd"/>
-      <w:r>
-        <w:rPr>
-          <w:rFonts w:ascii="Times New Roman" w:hAnsi="Times New Roman" w:cs="Times New Roman"/>
-        </w:rPr>
-        <w:t>, обеспечивая экономию квот платных API.</w:t>
+        <w:t>Балансировщик нагрузки предотвращает переполнение контекстного окна (Context Overflow) при анализе крупных датасетов, обеспечивая экономию квот платных API.</w:t>
       </w:r>
     </w:p>
     <w:p>
@@ -639,21 +364,7 @@
         <w:rPr>
           <w:rFonts w:ascii="Times New Roman" w:hAnsi="Times New Roman" w:cs="Times New Roman"/>
         </w:rPr>
-        <w:t xml:space="preserve">построена на базе </w:t>
-      </w:r>
-      <w:proofErr w:type="spellStart"/>
-      <w:r>
-        <w:rPr>
-          <w:rFonts w:ascii="Times New Roman" w:hAnsi="Times New Roman" w:cs="Times New Roman"/>
-        </w:rPr>
-        <w:t>микросервисной</w:t>
-      </w:r>
-      <w:proofErr w:type="spellEnd"/>
-      <w:r>
-        <w:rPr>
-          <w:rFonts w:ascii="Times New Roman" w:hAnsi="Times New Roman" w:cs="Times New Roman"/>
-        </w:rPr>
-        <w:t xml:space="preserve"> архитектуры:</w:t>
+        <w:t>построена на базе микросервисной архитектуры:</w:t>
       </w:r>
     </w:p>
     <w:p>
@@ -687,21 +398,7 @@
         <w:rPr>
           <w:rFonts w:ascii="Times New Roman" w:hAnsi="Times New Roman" w:cs="Times New Roman"/>
         </w:rPr>
-        <w:t xml:space="preserve">Обеспечивает веб-интерфейс, </w:t>
-      </w:r>
-      <w:proofErr w:type="spellStart"/>
-      <w:r>
-        <w:rPr>
-          <w:rFonts w:ascii="Times New Roman" w:hAnsi="Times New Roman" w:cs="Times New Roman"/>
-        </w:rPr>
-        <w:t>парсинг</w:t>
-      </w:r>
-      <w:proofErr w:type="spellEnd"/>
-      <w:r>
-        <w:rPr>
-          <w:rFonts w:ascii="Times New Roman" w:hAnsi="Times New Roman" w:cs="Times New Roman"/>
-        </w:rPr>
-        <w:t xml:space="preserve"> Excel-файлов, маршрутизацию и управление конфигурациями.</w:t>
+        <w:t>Обеспечивает веб-интерфейс, парсинг Excel-файлов, маршрутизацию и управление конфигурациями.</w:t>
       </w:r>
     </w:p>
     <w:p>
@@ -726,35 +423,7 @@
         <w:rPr>
           <w:rFonts w:ascii="Times New Roman" w:hAnsi="Times New Roman" w:cs="Times New Roman"/>
         </w:rPr>
-        <w:t xml:space="preserve"> Изолированный сервер </w:t>
-      </w:r>
-      <w:proofErr w:type="spellStart"/>
-      <w:r>
-        <w:rPr>
-          <w:rFonts w:ascii="Times New Roman" w:hAnsi="Times New Roman" w:cs="Times New Roman"/>
-        </w:rPr>
-        <w:t>Ollama</w:t>
-      </w:r>
-      <w:proofErr w:type="spellEnd"/>
-      <w:r>
-        <w:rPr>
-          <w:rFonts w:ascii="Times New Roman" w:hAnsi="Times New Roman" w:cs="Times New Roman"/>
-        </w:rPr>
-        <w:t xml:space="preserve">, предоставляющий REST API совместимое с </w:t>
-      </w:r>
-      <w:proofErr w:type="spellStart"/>
-      <w:r>
-        <w:rPr>
-          <w:rFonts w:ascii="Times New Roman" w:hAnsi="Times New Roman" w:cs="Times New Roman"/>
-        </w:rPr>
-        <w:t>OpenAI</w:t>
-      </w:r>
-      <w:proofErr w:type="spellEnd"/>
-      <w:r>
-        <w:rPr>
-          <w:rFonts w:ascii="Times New Roman" w:hAnsi="Times New Roman" w:cs="Times New Roman"/>
-        </w:rPr>
-        <w:t xml:space="preserve"> для взаимодействия с локальными моделями.</w:t>
+        <w:t xml:space="preserve"> Изолированный сервер Ollama, предоставляющий REST API совместимое с OpenAI для взаимодействия с локальными моделями.</w:t>
       </w:r>
     </w:p>
     <w:p>
@@ -779,64 +448,24 @@
         <w:rPr>
           <w:rFonts w:ascii="Times New Roman" w:hAnsi="Times New Roman" w:cs="Times New Roman"/>
         </w:rPr>
-        <w:t xml:space="preserve"> Динамический JSON-файл </w:t>
-      </w:r>
-      <w:proofErr w:type="spellStart"/>
-      <w:r>
-        <w:rPr>
-          <w:rFonts w:ascii="Times New Roman" w:hAnsi="Times New Roman" w:cs="Times New Roman"/>
-        </w:rPr>
-        <w:t>llm_</w:t>
-      </w:r>
-      <w:proofErr w:type="gramStart"/>
-      <w:r>
-        <w:rPr>
-          <w:rFonts w:ascii="Times New Roman" w:hAnsi="Times New Roman" w:cs="Times New Roman"/>
-        </w:rPr>
-        <w:t>providers.json</w:t>
-      </w:r>
-      <w:proofErr w:type="spellEnd"/>
-      <w:proofErr w:type="gramEnd"/>
-      <w:r>
-        <w:rPr>
-          <w:rFonts w:ascii="Times New Roman" w:hAnsi="Times New Roman" w:cs="Times New Roman"/>
-        </w:rPr>
-        <w:t>.</w:t>
-      </w:r>
-    </w:p>
-    <w:p>
-      <w:pPr>
-        <w:rPr>
-          <w:rFonts w:ascii="Times New Roman" w:hAnsi="Times New Roman" w:cs="Times New Roman"/>
-          <w:b/>
-          <w:bCs/>
-        </w:rPr>
-      </w:pPr>
-      <w:r>
-        <w:rPr>
-          <w:rFonts w:ascii="Times New Roman" w:hAnsi="Times New Roman" w:cs="Times New Roman"/>
-          <w:b/>
-          <w:bCs/>
-        </w:rPr>
-        <w:t xml:space="preserve">3. Технологический стек (Tech </w:t>
-      </w:r>
-      <w:proofErr w:type="spellStart"/>
-      <w:r>
-        <w:rPr>
-          <w:rFonts w:ascii="Times New Roman" w:hAnsi="Times New Roman" w:cs="Times New Roman"/>
-          <w:b/>
-          <w:bCs/>
-        </w:rPr>
-        <w:t>Stack</w:t>
-      </w:r>
-      <w:proofErr w:type="spellEnd"/>
-      <w:r>
-        <w:rPr>
-          <w:rFonts w:ascii="Times New Roman" w:hAnsi="Times New Roman" w:cs="Times New Roman"/>
-          <w:b/>
-          <w:bCs/>
-        </w:rPr>
-        <w:t>)</w:t>
+        <w:t xml:space="preserve"> Динамический JSON-файл llm_providers.json.</w:t>
+      </w:r>
+    </w:p>
+    <w:p>
+      <w:pPr>
+        <w:rPr>
+          <w:rFonts w:ascii="Times New Roman" w:hAnsi="Times New Roman" w:cs="Times New Roman"/>
+          <w:b/>
+          <w:bCs/>
+        </w:rPr>
+      </w:pPr>
+      <w:r>
+        <w:rPr>
+          <w:rFonts w:ascii="Times New Roman" w:hAnsi="Times New Roman" w:cs="Times New Roman"/>
+          <w:b/>
+          <w:bCs/>
+        </w:rPr>
+        <w:t>3. Технологический стек (Tech Stack)</w:t>
       </w:r>
     </w:p>
     <w:p>
@@ -895,58 +524,8 @@
         <w:rPr>
           <w:rFonts w:ascii="Times New Roman" w:hAnsi="Times New Roman" w:cs="Times New Roman"/>
         </w:rPr>
-        <w:t xml:space="preserve">Контейнеризация и </w:t>
-      </w:r>
-      <w:proofErr w:type="spellStart"/>
-      <w:r>
-        <w:rPr>
-          <w:rFonts w:ascii="Times New Roman" w:hAnsi="Times New Roman" w:cs="Times New Roman"/>
-        </w:rPr>
-        <w:t>Оркестрация</w:t>
-      </w:r>
-      <w:proofErr w:type="spellEnd"/>
-      <w:r>
-        <w:rPr>
-          <w:rFonts w:ascii="Times New Roman" w:hAnsi="Times New Roman" w:cs="Times New Roman"/>
-        </w:rPr>
-        <w:t xml:space="preserve">: </w:t>
-      </w:r>
-      <w:proofErr w:type="spellStart"/>
-      <w:r>
-        <w:rPr>
-          <w:rFonts w:ascii="Times New Roman" w:hAnsi="Times New Roman" w:cs="Times New Roman"/>
-        </w:rPr>
-        <w:t>Docker</w:t>
-      </w:r>
-      <w:proofErr w:type="spellEnd"/>
-      <w:r>
-        <w:rPr>
-          <w:rFonts w:ascii="Times New Roman" w:hAnsi="Times New Roman" w:cs="Times New Roman"/>
-        </w:rPr>
-        <w:t xml:space="preserve">, </w:t>
-      </w:r>
-      <w:proofErr w:type="spellStart"/>
-      <w:r>
-        <w:rPr>
-          <w:rFonts w:ascii="Times New Roman" w:hAnsi="Times New Roman" w:cs="Times New Roman"/>
-        </w:rPr>
-        <w:t>Docker</w:t>
-      </w:r>
-      <w:proofErr w:type="spellEnd"/>
-      <w:r>
-        <w:rPr>
-          <w:rFonts w:ascii="Times New Roman" w:hAnsi="Times New Roman" w:cs="Times New Roman"/>
-        </w:rPr>
-        <w:t xml:space="preserve"> </w:t>
-      </w:r>
-      <w:proofErr w:type="spellStart"/>
-      <w:r>
-        <w:rPr>
-          <w:rFonts w:ascii="Times New Roman" w:hAnsi="Times New Roman" w:cs="Times New Roman"/>
-        </w:rPr>
-        <w:t>Compose</w:t>
-      </w:r>
-      <w:proofErr w:type="spellEnd"/>
+        <w:t>Контейнеризация и Оркестрация: Docker, Docker Compose</w:t>
+      </w:r>
     </w:p>
     <w:p>
       <w:pPr>
@@ -962,30 +541,8 @@
         <w:rPr>
           <w:rFonts w:ascii="Times New Roman" w:hAnsi="Times New Roman" w:cs="Times New Roman"/>
         </w:rPr>
-        <w:t xml:space="preserve">Обработка данных: </w:t>
-      </w:r>
-      <w:proofErr w:type="spellStart"/>
-      <w:r>
-        <w:rPr>
-          <w:rFonts w:ascii="Times New Roman" w:hAnsi="Times New Roman" w:cs="Times New Roman"/>
-        </w:rPr>
-        <w:t>ClosedXML</w:t>
-      </w:r>
-      <w:proofErr w:type="spellEnd"/>
-      <w:r>
-        <w:rPr>
-          <w:rFonts w:ascii="Times New Roman" w:hAnsi="Times New Roman" w:cs="Times New Roman"/>
-        </w:rPr>
-        <w:t xml:space="preserve">, </w:t>
-      </w:r>
-      <w:proofErr w:type="spellStart"/>
-      <w:r>
-        <w:rPr>
-          <w:rFonts w:ascii="Times New Roman" w:hAnsi="Times New Roman" w:cs="Times New Roman"/>
-        </w:rPr>
-        <w:t>System.Text.Json</w:t>
-      </w:r>
-      <w:proofErr w:type="spellEnd"/>
+        <w:t>Обработка данных: ClosedXML, System.Text.Json</w:t>
+      </w:r>
     </w:p>
     <w:p>
       <w:pPr>
@@ -1001,63 +558,7 @@
         <w:rPr>
           <w:rFonts w:ascii="Times New Roman" w:hAnsi="Times New Roman" w:cs="Times New Roman"/>
         </w:rPr>
-        <w:t xml:space="preserve">Интерфейс (UI): HTML5, CSS3, </w:t>
-      </w:r>
-      <w:proofErr w:type="spellStart"/>
-      <w:r>
-        <w:rPr>
-          <w:rFonts w:ascii="Times New Roman" w:hAnsi="Times New Roman" w:cs="Times New Roman"/>
-        </w:rPr>
-        <w:t>Bootstrap</w:t>
-      </w:r>
-      <w:proofErr w:type="spellEnd"/>
-      <w:r>
-        <w:rPr>
-          <w:rFonts w:ascii="Times New Roman" w:hAnsi="Times New Roman" w:cs="Times New Roman"/>
-        </w:rPr>
-        <w:t xml:space="preserve"> 5, Chart.js (для радаров и гистограмм), </w:t>
-      </w:r>
-      <w:proofErr w:type="spellStart"/>
-      <w:r>
-        <w:rPr>
-          <w:rFonts w:ascii="Times New Roman" w:hAnsi="Times New Roman" w:cs="Times New Roman"/>
-        </w:rPr>
-        <w:t>jQuery</w:t>
-      </w:r>
-      <w:proofErr w:type="spellEnd"/>
-      <w:r>
-        <w:rPr>
-          <w:rFonts w:ascii="Times New Roman" w:hAnsi="Times New Roman" w:cs="Times New Roman"/>
-        </w:rPr>
-        <w:t xml:space="preserve"> </w:t>
-      </w:r>
-      <w:proofErr w:type="spellStart"/>
-      <w:r>
-        <w:rPr>
-          <w:rFonts w:ascii="Times New Roman" w:hAnsi="Times New Roman" w:cs="Times New Roman"/>
-        </w:rPr>
-        <w:t>Unobtrusive</w:t>
-      </w:r>
-      <w:proofErr w:type="spellEnd"/>
-      <w:r>
-        <w:rPr>
-          <w:rFonts w:ascii="Times New Roman" w:hAnsi="Times New Roman" w:cs="Times New Roman"/>
-        </w:rPr>
-        <w:t xml:space="preserve"> </w:t>
-      </w:r>
-      <w:proofErr w:type="spellStart"/>
-      <w:r>
-        <w:rPr>
-          <w:rFonts w:ascii="Times New Roman" w:hAnsi="Times New Roman" w:cs="Times New Roman"/>
-        </w:rPr>
-        <w:t>Validation</w:t>
-      </w:r>
-      <w:proofErr w:type="spellEnd"/>
-      <w:r>
-        <w:rPr>
-          <w:rFonts w:ascii="Times New Roman" w:hAnsi="Times New Roman" w:cs="Times New Roman"/>
-        </w:rPr>
-        <w:t>.</w:t>
+        <w:t>Интерфейс (UI): HTML5, CSS3, Bootstrap 5, Chart.js (для радаров и гистограмм), jQuery Unobtrusive Validation.</w:t>
       </w:r>
       <w:r>
         <w:rPr>
@@ -1116,61 +617,7 @@
           <w:b/>
           <w:bCs/>
         </w:rPr>
-        <w:t>Вариант А: Использование внешних API (</w:t>
-      </w:r>
-      <w:proofErr w:type="spellStart"/>
-      <w:r>
-        <w:rPr>
-          <w:rFonts w:ascii="Times New Roman" w:hAnsi="Times New Roman" w:cs="Times New Roman"/>
-          <w:b/>
-          <w:bCs/>
-        </w:rPr>
-        <w:t>Groq</w:t>
-      </w:r>
-      <w:proofErr w:type="spellEnd"/>
-      <w:r>
-        <w:rPr>
-          <w:rFonts w:ascii="Times New Roman" w:hAnsi="Times New Roman" w:cs="Times New Roman"/>
-          <w:b/>
-          <w:bCs/>
-        </w:rPr>
-        <w:t xml:space="preserve">, </w:t>
-      </w:r>
-      <w:proofErr w:type="spellStart"/>
-      <w:r>
-        <w:rPr>
-          <w:rFonts w:ascii="Times New Roman" w:hAnsi="Times New Roman" w:cs="Times New Roman"/>
-          <w:b/>
-          <w:bCs/>
-        </w:rPr>
-        <w:t>GigaChat</w:t>
-      </w:r>
-      <w:proofErr w:type="spellEnd"/>
-      <w:r>
-        <w:rPr>
-          <w:rFonts w:ascii="Times New Roman" w:hAnsi="Times New Roman" w:cs="Times New Roman"/>
-          <w:b/>
-          <w:bCs/>
-        </w:rPr>
-        <w:t xml:space="preserve">, </w:t>
-      </w:r>
-      <w:proofErr w:type="spellStart"/>
-      <w:r>
-        <w:rPr>
-          <w:rFonts w:ascii="Times New Roman" w:hAnsi="Times New Roman" w:cs="Times New Roman"/>
-          <w:b/>
-          <w:bCs/>
-        </w:rPr>
-        <w:t>OpenAI</w:t>
-      </w:r>
-      <w:proofErr w:type="spellEnd"/>
-      <w:r>
-        <w:rPr>
-          <w:rFonts w:ascii="Times New Roman" w:hAnsi="Times New Roman" w:cs="Times New Roman"/>
-          <w:b/>
-          <w:bCs/>
-        </w:rPr>
-        <w:t>)</w:t>
+        <w:t>Вариант А: Использование внешних API (Groq, GigaChat, OpenAI)</w:t>
       </w:r>
     </w:p>
     <w:p>
@@ -1273,43 +720,7 @@
           <w:b/>
           <w:bCs/>
         </w:rPr>
-        <w:t>Вариант Б: Использование локальной нейросети (</w:t>
-      </w:r>
-      <w:proofErr w:type="spellStart"/>
-      <w:r>
-        <w:rPr>
-          <w:rFonts w:ascii="Times New Roman" w:hAnsi="Times New Roman" w:cs="Times New Roman"/>
-          <w:b/>
-          <w:bCs/>
-        </w:rPr>
-        <w:t>Ollama</w:t>
-      </w:r>
-      <w:proofErr w:type="spellEnd"/>
-      <w:r>
-        <w:rPr>
-          <w:rFonts w:ascii="Times New Roman" w:hAnsi="Times New Roman" w:cs="Times New Roman"/>
-          <w:b/>
-          <w:bCs/>
-        </w:rPr>
-        <w:t xml:space="preserve"> + </w:t>
-      </w:r>
-      <w:proofErr w:type="spellStart"/>
-      <w:r>
-        <w:rPr>
-          <w:rFonts w:ascii="Times New Roman" w:hAnsi="Times New Roman" w:cs="Times New Roman"/>
-          <w:b/>
-          <w:bCs/>
-        </w:rPr>
-        <w:t>Llama</w:t>
-      </w:r>
-      <w:proofErr w:type="spellEnd"/>
-      <w:r>
-        <w:rPr>
-          <w:rFonts w:ascii="Times New Roman" w:hAnsi="Times New Roman" w:cs="Times New Roman"/>
-          <w:b/>
-          <w:bCs/>
-        </w:rPr>
-        <w:t xml:space="preserve"> 3 8B)</w:t>
+        <w:t>Вариант Б: Использование локальной нейросети (Ollama + Llama 3 8B)</w:t>
       </w:r>
     </w:p>
     <w:p>
@@ -1347,21 +758,7 @@
         <w:rPr>
           <w:rFonts w:ascii="Times New Roman" w:hAnsi="Times New Roman" w:cs="Times New Roman"/>
         </w:rPr>
-        <w:t xml:space="preserve"> Уровня AMD </w:t>
-      </w:r>
-      <w:proofErr w:type="spellStart"/>
-      <w:r>
-        <w:rPr>
-          <w:rFonts w:ascii="Times New Roman" w:hAnsi="Times New Roman" w:cs="Times New Roman"/>
-        </w:rPr>
-        <w:t>Ryzen</w:t>
-      </w:r>
-      <w:proofErr w:type="spellEnd"/>
-      <w:r>
-        <w:rPr>
-          <w:rFonts w:ascii="Times New Roman" w:hAnsi="Times New Roman" w:cs="Times New Roman"/>
-        </w:rPr>
-        <w:t xml:space="preserve"> 5 3600 / Intel Core i5 10-го поколения или выше.</w:t>
+        <w:t xml:space="preserve"> Уровня AMD Ryzen 5 3600 / Intel Core i5 10-го поколения или выше.</w:t>
       </w:r>
     </w:p>
     <w:p>
@@ -1380,43 +777,13 @@
           <w:b/>
           <w:bCs/>
         </w:rPr>
-        <w:t>Видеокарта (GPU)</w:t>
-      </w:r>
-      <w:proofErr w:type="gramStart"/>
-      <w:r>
-        <w:rPr>
-          <w:rFonts w:ascii="Times New Roman" w:hAnsi="Times New Roman" w:cs="Times New Roman"/>
-          <w:b/>
-          <w:bCs/>
-        </w:rPr>
-        <w:t>:</w:t>
-      </w:r>
-      <w:r>
-        <w:rPr>
-          <w:rFonts w:ascii="Times New Roman" w:hAnsi="Times New Roman" w:cs="Times New Roman"/>
-        </w:rPr>
-        <w:t xml:space="preserve"> От</w:t>
-      </w:r>
-      <w:proofErr w:type="gramEnd"/>
-      <w:r>
-        <w:rPr>
-          <w:rFonts w:ascii="Times New Roman" w:hAnsi="Times New Roman" w:cs="Times New Roman"/>
-        </w:rPr>
-        <w:t xml:space="preserve"> NVIDIA GTX 1660 </w:t>
-      </w:r>
-      <w:proofErr w:type="spellStart"/>
-      <w:r>
-        <w:rPr>
-          <w:rFonts w:ascii="Times New Roman" w:hAnsi="Times New Roman" w:cs="Times New Roman"/>
-        </w:rPr>
-        <w:t>Ti</w:t>
-      </w:r>
-      <w:proofErr w:type="spellEnd"/>
-      <w:r>
-        <w:rPr>
-          <w:rFonts w:ascii="Times New Roman" w:hAnsi="Times New Roman" w:cs="Times New Roman"/>
-        </w:rPr>
-        <w:t xml:space="preserve"> (строгий минимум 6 ГБ видеопамяти) для аппаратного ускорения генерации токенов (CUDA).</w:t>
+        <w:t>Видеокарта (GPU):</w:t>
+      </w:r>
+      <w:r>
+        <w:rPr>
+          <w:rFonts w:ascii="Times New Roman" w:hAnsi="Times New Roman" w:cs="Times New Roman"/>
+        </w:rPr>
+        <w:t xml:space="preserve"> От NVIDIA GTX 1660 Ti (строгий минимум 6 ГБ видеопамяти) для аппаратного ускорения генерации токенов (CUDA).</w:t>
       </w:r>
     </w:p>
     <w:p>
@@ -1466,21 +833,7 @@
         <w:rPr>
           <w:rFonts w:ascii="Times New Roman" w:hAnsi="Times New Roman" w:cs="Times New Roman"/>
         </w:rPr>
-        <w:t xml:space="preserve"> SSD-накопитель, минимум 10 ГБ свободного места (3 ГБ под базовый образ оркестратора + 4.7 ГБ под веса модели </w:t>
-      </w:r>
-      <w:proofErr w:type="spellStart"/>
-      <w:r>
-        <w:rPr>
-          <w:rFonts w:ascii="Times New Roman" w:hAnsi="Times New Roman" w:cs="Times New Roman"/>
-        </w:rPr>
-        <w:t>Llama</w:t>
-      </w:r>
-      <w:proofErr w:type="spellEnd"/>
-      <w:r>
-        <w:rPr>
-          <w:rFonts w:ascii="Times New Roman" w:hAnsi="Times New Roman" w:cs="Times New Roman"/>
-        </w:rPr>
-        <w:t xml:space="preserve"> 3).</w:t>
+        <w:t xml:space="preserve"> SSD-накопитель, минимум 10 ГБ свободного места (3 ГБ под базовый образ оркестратора + 4.7 ГБ под веса модели Llama 3).</w:t>
       </w:r>
     </w:p>
     <w:p>
@@ -1539,100 +892,34 @@
         </w:rPr>
         <w:t xml:space="preserve">Управление подключенными нейросетями физически хранится в файле </w:t>
       </w:r>
-      <w:proofErr w:type="spellStart"/>
-      <w:r>
-        <w:rPr>
-          <w:rFonts w:ascii="Times New Roman" w:hAnsi="Times New Roman" w:cs="Times New Roman"/>
-        </w:rPr>
-        <w:t>AIFeedback</w:t>
-      </w:r>
-      <w:proofErr w:type="spellEnd"/>
-      <w:r>
-        <w:rPr>
-          <w:rFonts w:ascii="Times New Roman" w:hAnsi="Times New Roman" w:cs="Times New Roman"/>
-        </w:rPr>
-        <w:t xml:space="preserve"> </w:t>
-      </w:r>
-      <w:r>
-        <w:rPr>
-          <w:rFonts w:ascii="Times New Roman" w:hAnsi="Times New Roman" w:cs="Times New Roman"/>
-        </w:rPr>
-        <w:t>/</w:t>
-      </w:r>
-      <w:proofErr w:type="spellStart"/>
-      <w:r>
-        <w:rPr>
-          <w:rFonts w:ascii="Times New Roman" w:hAnsi="Times New Roman" w:cs="Times New Roman"/>
-        </w:rPr>
-        <w:t>llm_</w:t>
-      </w:r>
-      <w:proofErr w:type="gramStart"/>
-      <w:r>
-        <w:rPr>
-          <w:rFonts w:ascii="Times New Roman" w:hAnsi="Times New Roman" w:cs="Times New Roman"/>
-        </w:rPr>
-        <w:t>providers.json</w:t>
-      </w:r>
-      <w:proofErr w:type="spellEnd"/>
-      <w:proofErr w:type="gramEnd"/>
-      <w:r>
-        <w:rPr>
-          <w:rFonts w:ascii="Times New Roman" w:hAnsi="Times New Roman" w:cs="Times New Roman"/>
-        </w:rPr>
-        <w:t>. Администратор может выбрать один из двух способов развертывания проекта:</w:t>
-      </w:r>
-    </w:p>
-    <w:p>
-      <w:pPr>
-        <w:rPr>
-          <w:rFonts w:ascii="Times New Roman" w:hAnsi="Times New Roman" w:cs="Times New Roman"/>
-          <w:b/>
-          <w:bCs/>
-        </w:rPr>
-      </w:pPr>
-      <w:r>
-        <w:rPr>
-          <w:rFonts w:ascii="Times New Roman" w:hAnsi="Times New Roman" w:cs="Times New Roman"/>
-          <w:b/>
-          <w:bCs/>
-        </w:rPr>
-        <w:t xml:space="preserve">Способ 1. Развертывание через </w:t>
-      </w:r>
-      <w:proofErr w:type="spellStart"/>
-      <w:r>
-        <w:rPr>
-          <w:rFonts w:ascii="Times New Roman" w:hAnsi="Times New Roman" w:cs="Times New Roman"/>
-          <w:b/>
-          <w:bCs/>
-        </w:rPr>
-        <w:t>Docker</w:t>
-      </w:r>
-      <w:proofErr w:type="spellEnd"/>
-      <w:r>
-        <w:rPr>
-          <w:rFonts w:ascii="Times New Roman" w:hAnsi="Times New Roman" w:cs="Times New Roman"/>
-          <w:b/>
-          <w:bCs/>
-        </w:rPr>
-        <w:t xml:space="preserve"> </w:t>
-      </w:r>
-      <w:proofErr w:type="spellStart"/>
-      <w:r>
-        <w:rPr>
-          <w:rFonts w:ascii="Times New Roman" w:hAnsi="Times New Roman" w:cs="Times New Roman"/>
-          <w:b/>
-          <w:bCs/>
-        </w:rPr>
-        <w:t>Compose</w:t>
-      </w:r>
-      <w:proofErr w:type="spellEnd"/>
-      <w:r>
-        <w:rPr>
-          <w:rFonts w:ascii="Times New Roman" w:hAnsi="Times New Roman" w:cs="Times New Roman"/>
-          <w:b/>
-          <w:bCs/>
-        </w:rPr>
-        <w:t xml:space="preserve"> (Рекомендуемый)</w:t>
+      <w:r>
+        <w:rPr>
+          <w:rFonts w:ascii="Times New Roman" w:hAnsi="Times New Roman" w:cs="Times New Roman"/>
+        </w:rPr>
+        <w:t xml:space="preserve">AIFeedback </w:t>
+      </w:r>
+      <w:r>
+        <w:rPr>
+          <w:rFonts w:ascii="Times New Roman" w:hAnsi="Times New Roman" w:cs="Times New Roman"/>
+        </w:rPr>
+        <w:t>/llm_providers.json. Администратор может выбрать один из двух способов развертывания проекта:</w:t>
+      </w:r>
+    </w:p>
+    <w:p>
+      <w:pPr>
+        <w:rPr>
+          <w:rFonts w:ascii="Times New Roman" w:hAnsi="Times New Roman" w:cs="Times New Roman"/>
+          <w:b/>
+          <w:bCs/>
+        </w:rPr>
+      </w:pPr>
+      <w:r>
+        <w:rPr>
+          <w:rFonts w:ascii="Times New Roman" w:hAnsi="Times New Roman" w:cs="Times New Roman"/>
+          <w:b/>
+          <w:bCs/>
+        </w:rPr>
+        <w:t>Способ 1. Развертывание через Docker Compose (Рекомендуемый)</w:t>
       </w:r>
     </w:p>
     <w:p>
@@ -1662,21 +949,7 @@
         <w:rPr>
           <w:rFonts w:ascii="Times New Roman" w:hAnsi="Times New Roman" w:cs="Times New Roman"/>
         </w:rPr>
-        <w:t xml:space="preserve">Убедитесь, что установлен </w:t>
-      </w:r>
-      <w:proofErr w:type="spellStart"/>
-      <w:r>
-        <w:rPr>
-          <w:rFonts w:ascii="Times New Roman" w:hAnsi="Times New Roman" w:cs="Times New Roman"/>
-        </w:rPr>
-        <w:t>Docker</w:t>
-      </w:r>
-      <w:proofErr w:type="spellEnd"/>
-      <w:r>
-        <w:rPr>
-          <w:rFonts w:ascii="Times New Roman" w:hAnsi="Times New Roman" w:cs="Times New Roman"/>
-        </w:rPr>
-        <w:t xml:space="preserve"> Desktop и порты 8080 и 11434 свободны.</w:t>
+        <w:t>Убедитесь, что установлен Docker Desktop и порты 8080 и 11434 свободны.</w:t>
       </w:r>
     </w:p>
     <w:p>
@@ -1689,19 +962,11 @@
           <w:rFonts w:ascii="Times New Roman" w:hAnsi="Times New Roman" w:cs="Times New Roman"/>
         </w:rPr>
       </w:pPr>
-      <w:proofErr w:type="spellStart"/>
-      <w:r>
-        <w:rPr>
-          <w:rFonts w:ascii="Times New Roman" w:hAnsi="Times New Roman" w:cs="Times New Roman"/>
-        </w:rPr>
-        <w:t>Склонируйте</w:t>
-      </w:r>
-      <w:proofErr w:type="spellEnd"/>
-      <w:r>
-        <w:rPr>
-          <w:rFonts w:ascii="Times New Roman" w:hAnsi="Times New Roman" w:cs="Times New Roman"/>
-        </w:rPr>
-        <w:t xml:space="preserve"> репозиторий с </w:t>
+      <w:r>
+        <w:rPr>
+          <w:rFonts w:ascii="Times New Roman" w:hAnsi="Times New Roman" w:cs="Times New Roman"/>
+        </w:rPr>
+        <w:t xml:space="preserve">Склонируйте репозиторий с </w:t>
       </w:r>
       <w:r>
         <w:rPr>
@@ -1860,23 +1125,7 @@
         <w:rPr>
           <w:rFonts w:ascii="Times New Roman" w:hAnsi="Times New Roman" w:cs="Times New Roman"/>
         </w:rPr>
-        <w:t xml:space="preserve">(для </w:t>
-      </w:r>
-      <w:proofErr w:type="spellStart"/>
-      <w:proofErr w:type="gramStart"/>
-      <w:r>
-        <w:rPr>
-          <w:rFonts w:ascii="Times New Roman" w:hAnsi="Times New Roman" w:cs="Times New Roman"/>
-        </w:rPr>
-        <w:t>того,чтобы</w:t>
-      </w:r>
-      <w:proofErr w:type="spellEnd"/>
-      <w:proofErr w:type="gramEnd"/>
-      <w:r>
-        <w:rPr>
-          <w:rFonts w:ascii="Times New Roman" w:hAnsi="Times New Roman" w:cs="Times New Roman"/>
-        </w:rPr>
-        <w:t xml:space="preserve"> убедиться, что Вы в нужной директории, выполните команду </w:t>
+        <w:t xml:space="preserve">(для того,чтобы убедиться, что Вы в нужной директории, выполните команду </w:t>
       </w:r>
       <w:r>
         <w:rPr>
@@ -1889,21 +1138,7 @@
         <w:rPr>
           <w:rFonts w:ascii="Times New Roman" w:hAnsi="Times New Roman" w:cs="Times New Roman"/>
         </w:rPr>
-        <w:t xml:space="preserve"> и найдите файл </w:t>
-      </w:r>
-      <w:proofErr w:type="spellStart"/>
-      <w:r>
-        <w:rPr>
-          <w:rFonts w:ascii="Times New Roman" w:hAnsi="Times New Roman" w:cs="Times New Roman"/>
-        </w:rPr>
-        <w:t>docker-compose.yml</w:t>
-      </w:r>
-      <w:proofErr w:type="spellEnd"/>
-      <w:r>
-        <w:rPr>
-          <w:rFonts w:ascii="Times New Roman" w:hAnsi="Times New Roman" w:cs="Times New Roman"/>
-        </w:rPr>
-        <w:t>. В случае, если Вы не видите этот файл, спуститесь ниже (чаще всего) или выше по проекту)</w:t>
+        <w:t xml:space="preserve"> и найдите файл docker-compose.yml. В случае, если Вы не видите этот файл, спуститесь ниже (чаще всего) или выше по проекту)</w:t>
       </w:r>
     </w:p>
     <w:p>
@@ -1951,19 +1186,26 @@
           <w:bCs/>
           <w:lang w:val="en-US"/>
         </w:rPr>
-        <w:t xml:space="preserve">docker exec -it aifeedback-ollama-server-1 </w:t>
-      </w:r>
-      <w:proofErr w:type="spellStart"/>
-      <w:r>
+        <w:t>docker exec -it aifeedback-ollama-server-1 ollama run llama3</w:t>
+      </w:r>
+    </w:p>
+    <w:p>
+      <w:pPr>
         <w:rPr>
           <w:rFonts w:ascii="Times New Roman" w:hAnsi="Times New Roman" w:cs="Times New Roman"/>
           <w:b/>
           <w:bCs/>
           <w:lang w:val="en-US"/>
         </w:rPr>
-        <w:t>ollama</w:t>
-      </w:r>
-      <w:proofErr w:type="spellEnd"/>
+      </w:pPr>
+      <w:r>
+        <w:rPr>
+          <w:rFonts w:ascii="Times New Roman" w:hAnsi="Times New Roman" w:cs="Times New Roman"/>
+          <w:b/>
+          <w:bCs/>
+        </w:rPr>
+        <w:t>Способ</w:t>
+      </w:r>
       <w:r>
         <w:rPr>
           <w:rFonts w:ascii="Times New Roman" w:hAnsi="Times New Roman" w:cs="Times New Roman"/>
@@ -1971,25 +1213,32 @@
           <w:bCs/>
           <w:lang w:val="en-US"/>
         </w:rPr>
-        <w:t xml:space="preserve"> run llama3</w:t>
-      </w:r>
-    </w:p>
-    <w:p>
-      <w:pPr>
+        <w:t xml:space="preserve"> 2. </w:t>
+      </w:r>
+      <w:r>
+        <w:rPr>
+          <w:rFonts w:ascii="Times New Roman" w:hAnsi="Times New Roman" w:cs="Times New Roman"/>
+          <w:b/>
+          <w:bCs/>
+        </w:rPr>
+        <w:t>Локальное</w:t>
+      </w:r>
+      <w:r>
         <w:rPr>
           <w:rFonts w:ascii="Times New Roman" w:hAnsi="Times New Roman" w:cs="Times New Roman"/>
           <w:b/>
           <w:bCs/>
           <w:lang w:val="en-US"/>
         </w:rPr>
-      </w:pPr>
-      <w:r>
-        <w:rPr>
-          <w:rFonts w:ascii="Times New Roman" w:hAnsi="Times New Roman" w:cs="Times New Roman"/>
-          <w:b/>
-          <w:bCs/>
-        </w:rPr>
-        <w:t>Способ</w:t>
+        <w:t xml:space="preserve"> </w:t>
+      </w:r>
+      <w:r>
+        <w:rPr>
+          <w:rFonts w:ascii="Times New Roman" w:hAnsi="Times New Roman" w:cs="Times New Roman"/>
+          <w:b/>
+          <w:bCs/>
+        </w:rPr>
+        <w:t>развертывание</w:t>
       </w:r>
       <w:r>
         <w:rPr>
@@ -1998,88 +1247,20 @@
           <w:bCs/>
           <w:lang w:val="en-US"/>
         </w:rPr>
-        <w:t xml:space="preserve"> 2. </w:t>
-      </w:r>
-      <w:r>
-        <w:rPr>
-          <w:rFonts w:ascii="Times New Roman" w:hAnsi="Times New Roman" w:cs="Times New Roman"/>
-          <w:b/>
-          <w:bCs/>
-        </w:rPr>
-        <w:t>Локальное</w:t>
-      </w:r>
-      <w:r>
-        <w:rPr>
-          <w:rFonts w:ascii="Times New Roman" w:hAnsi="Times New Roman" w:cs="Times New Roman"/>
-          <w:b/>
-          <w:bCs/>
-          <w:lang w:val="en-US"/>
-        </w:rPr>
-        <w:t xml:space="preserve"> </w:t>
-      </w:r>
-      <w:r>
-        <w:rPr>
-          <w:rFonts w:ascii="Times New Roman" w:hAnsi="Times New Roman" w:cs="Times New Roman"/>
-          <w:b/>
-          <w:bCs/>
-        </w:rPr>
-        <w:t>развертывание</w:t>
-      </w:r>
-      <w:r>
-        <w:rPr>
-          <w:rFonts w:ascii="Times New Roman" w:hAnsi="Times New Roman" w:cs="Times New Roman"/>
-          <w:b/>
-          <w:bCs/>
-          <w:lang w:val="en-US"/>
-        </w:rPr>
-        <w:t xml:space="preserve"> (Visual Studio + Native </w:t>
-      </w:r>
-      <w:proofErr w:type="spellStart"/>
-      <w:r>
-        <w:rPr>
-          <w:rFonts w:ascii="Times New Roman" w:hAnsi="Times New Roman" w:cs="Times New Roman"/>
-          <w:b/>
-          <w:bCs/>
-          <w:lang w:val="en-US"/>
-        </w:rPr>
-        <w:t>Ollama</w:t>
-      </w:r>
-      <w:proofErr w:type="spellEnd"/>
-      <w:r>
-        <w:rPr>
-          <w:rFonts w:ascii="Times New Roman" w:hAnsi="Times New Roman" w:cs="Times New Roman"/>
-          <w:b/>
-          <w:bCs/>
-          <w:lang w:val="en-US"/>
-        </w:rPr>
-        <w:t>)</w:t>
-      </w:r>
-    </w:p>
-    <w:p>
-      <w:pPr>
-        <w:rPr>
-          <w:rFonts w:ascii="Times New Roman" w:hAnsi="Times New Roman" w:cs="Times New Roman"/>
-        </w:rPr>
-      </w:pPr>
-      <w:r>
-        <w:rPr>
-          <w:rFonts w:ascii="Times New Roman" w:hAnsi="Times New Roman" w:cs="Times New Roman"/>
-        </w:rPr>
-        <w:t xml:space="preserve">Используется для разработки, отладки или работы на машинах без поддержки виртуализации </w:t>
-      </w:r>
-      <w:proofErr w:type="spellStart"/>
-      <w:r>
-        <w:rPr>
-          <w:rFonts w:ascii="Times New Roman" w:hAnsi="Times New Roman" w:cs="Times New Roman"/>
-        </w:rPr>
-        <w:t>Docker</w:t>
-      </w:r>
-      <w:proofErr w:type="spellEnd"/>
-      <w:r>
-        <w:rPr>
-          <w:rFonts w:ascii="Times New Roman" w:hAnsi="Times New Roman" w:cs="Times New Roman"/>
-        </w:rPr>
-        <w:t>.</w:t>
+        <w:t xml:space="preserve"> (Visual Studio + Native Ollama)</w:t>
+      </w:r>
+    </w:p>
+    <w:p>
+      <w:pPr>
+        <w:rPr>
+          <w:rFonts w:ascii="Times New Roman" w:hAnsi="Times New Roman" w:cs="Times New Roman"/>
+        </w:rPr>
+      </w:pPr>
+      <w:r>
+        <w:rPr>
+          <w:rFonts w:ascii="Times New Roman" w:hAnsi="Times New Roman" w:cs="Times New Roman"/>
+        </w:rPr>
+        <w:t>Используется для разработки, отладки или работы на машинах без поддержки виртуализации Docker.</w:t>
       </w:r>
     </w:p>
     <w:p>
@@ -2096,21 +1277,7 @@
         <w:rPr>
           <w:rFonts w:ascii="Times New Roman" w:hAnsi="Times New Roman" w:cs="Times New Roman"/>
         </w:rPr>
-        <w:t xml:space="preserve">Установите </w:t>
-      </w:r>
-      <w:proofErr w:type="spellStart"/>
-      <w:r>
-        <w:rPr>
-          <w:rFonts w:ascii="Times New Roman" w:hAnsi="Times New Roman" w:cs="Times New Roman"/>
-        </w:rPr>
-        <w:t>Ollama</w:t>
-      </w:r>
-      <w:proofErr w:type="spellEnd"/>
-      <w:r>
-        <w:rPr>
-          <w:rFonts w:ascii="Times New Roman" w:hAnsi="Times New Roman" w:cs="Times New Roman"/>
-        </w:rPr>
-        <w:t xml:space="preserve"> для Windows/Linux с официального сайта.</w:t>
+        <w:t>Установите Ollama для Windows/Linux с официального сайта.</w:t>
       </w:r>
     </w:p>
     <w:p>
@@ -2127,35 +1294,7 @@
         <w:rPr>
           <w:rFonts w:ascii="Times New Roman" w:hAnsi="Times New Roman" w:cs="Times New Roman"/>
         </w:rPr>
-        <w:t xml:space="preserve">Откройте командную строку и скачайте модель: </w:t>
-      </w:r>
-      <w:proofErr w:type="spellStart"/>
-      <w:r>
-        <w:rPr>
-          <w:rFonts w:ascii="Times New Roman" w:hAnsi="Times New Roman" w:cs="Times New Roman"/>
-        </w:rPr>
-        <w:t>ollama</w:t>
-      </w:r>
-      <w:proofErr w:type="spellEnd"/>
-      <w:r>
-        <w:rPr>
-          <w:rFonts w:ascii="Times New Roman" w:hAnsi="Times New Roman" w:cs="Times New Roman"/>
-        </w:rPr>
-        <w:t xml:space="preserve"> </w:t>
-      </w:r>
-      <w:proofErr w:type="spellStart"/>
-      <w:r>
-        <w:rPr>
-          <w:rFonts w:ascii="Times New Roman" w:hAnsi="Times New Roman" w:cs="Times New Roman"/>
-        </w:rPr>
-        <w:t>run</w:t>
-      </w:r>
-      <w:proofErr w:type="spellEnd"/>
-      <w:r>
-        <w:rPr>
-          <w:rFonts w:ascii="Times New Roman" w:hAnsi="Times New Roman" w:cs="Times New Roman"/>
-        </w:rPr>
-        <w:t xml:space="preserve"> llama3.</w:t>
+        <w:t>Откройте командную строку и скачайте модель: ollama run llama3.</w:t>
       </w:r>
     </w:p>
     <w:p>
@@ -2172,35 +1311,7 @@
         <w:rPr>
           <w:rFonts w:ascii="Times New Roman" w:hAnsi="Times New Roman" w:cs="Times New Roman"/>
         </w:rPr>
-        <w:t xml:space="preserve">Оставьте </w:t>
-      </w:r>
-      <w:proofErr w:type="spellStart"/>
-      <w:r>
-        <w:rPr>
-          <w:rFonts w:ascii="Times New Roman" w:hAnsi="Times New Roman" w:cs="Times New Roman"/>
-        </w:rPr>
-        <w:t>Ollama</w:t>
-      </w:r>
-      <w:proofErr w:type="spellEnd"/>
-      <w:r>
-        <w:rPr>
-          <w:rFonts w:ascii="Times New Roman" w:hAnsi="Times New Roman" w:cs="Times New Roman"/>
-        </w:rPr>
-        <w:t xml:space="preserve"> работать в фоновом режиме (иконка в </w:t>
-      </w:r>
-      <w:proofErr w:type="spellStart"/>
-      <w:r>
-        <w:rPr>
-          <w:rFonts w:ascii="Times New Roman" w:hAnsi="Times New Roman" w:cs="Times New Roman"/>
-        </w:rPr>
-        <w:t>трее</w:t>
-      </w:r>
-      <w:proofErr w:type="spellEnd"/>
-      <w:r>
-        <w:rPr>
-          <w:rFonts w:ascii="Times New Roman" w:hAnsi="Times New Roman" w:cs="Times New Roman"/>
-        </w:rPr>
-        <w:t>).</w:t>
+        <w:t>Оставьте Ollama работать в фоновом режиме (иконка в трее).</w:t>
       </w:r>
     </w:p>
     <w:p>
@@ -2284,7 +1395,6 @@
         </w:rPr>
         <w:t xml:space="preserve">В качестве профиля запуска выберите </w:t>
       </w:r>
-      <w:proofErr w:type="spellStart"/>
       <w:r>
         <w:rPr>
           <w:rFonts w:ascii="Times New Roman" w:hAnsi="Times New Roman" w:cs="Times New Roman"/>
@@ -2292,7 +1402,6 @@
         </w:rPr>
         <w:t>AIFeedback</w:t>
       </w:r>
-      <w:proofErr w:type="spellEnd"/>
       <w:r>
         <w:rPr>
           <w:rFonts w:ascii="Times New Roman" w:hAnsi="Times New Roman" w:cs="Times New Roman"/>
@@ -2335,21 +1444,7 @@
         <w:rPr>
           <w:rFonts w:ascii="Times New Roman" w:hAnsi="Times New Roman" w:cs="Times New Roman"/>
         </w:rPr>
-        <w:t xml:space="preserve">не </w:t>
-      </w:r>
-      <w:proofErr w:type="spellStart"/>
-      <w:r>
-        <w:rPr>
-          <w:rFonts w:ascii="Times New Roman" w:hAnsi="Times New Roman" w:cs="Times New Roman"/>
-        </w:rPr>
-        <w:t>Docker</w:t>
-      </w:r>
-      <w:proofErr w:type="spellEnd"/>
-      <w:r>
-        <w:rPr>
-          <w:rFonts w:ascii="Times New Roman" w:hAnsi="Times New Roman" w:cs="Times New Roman"/>
-        </w:rPr>
-        <w:t>) и запустите проект.</w:t>
+        <w:t>не Docker) и запустите проект.</w:t>
       </w:r>
     </w:p>
     <w:p>
@@ -2398,15 +1493,7 @@
         </w:numPr>
       </w:pPr>
       <w:r>
-        <w:t xml:space="preserve">Откройте веб-интерфейс программы </w:t>
-      </w:r>
-      <w:proofErr w:type="spellStart"/>
-      <w:r>
-        <w:t>AIFeedback</w:t>
-      </w:r>
-      <w:proofErr w:type="spellEnd"/>
-      <w:r>
-        <w:t xml:space="preserve"> в браузере.</w:t>
+        <w:t>Откройте веб-интерфейс программы AIFeedback в браузере.</w:t>
       </w:r>
     </w:p>
     <w:p>
@@ -2437,36 +1524,18 @@
           <w:rStyle w:val="HTML"/>
           <w:rFonts w:eastAsiaTheme="majorEastAsia"/>
         </w:rPr>
-        <w:t>.</w:t>
-      </w:r>
-      <w:proofErr w:type="spellStart"/>
+        <w:t>.xlsx</w:t>
+      </w:r>
+      <w:r>
+        <w:t xml:space="preserve"> или </w:t>
+      </w:r>
       <w:r>
         <w:rPr>
           <w:rStyle w:val="HTML"/>
           <w:rFonts w:eastAsiaTheme="majorEastAsia"/>
         </w:rPr>
-        <w:t>xlsx</w:t>
-      </w:r>
-      <w:proofErr w:type="spellEnd"/>
-      <w:r>
-        <w:t xml:space="preserve"> или </w:t>
-      </w:r>
-      <w:r>
-        <w:rPr>
-          <w:rStyle w:val="HTML"/>
-          <w:rFonts w:eastAsiaTheme="majorEastAsia"/>
-        </w:rPr>
-        <w:t>.</w:t>
-      </w:r>
-      <w:proofErr w:type="spellStart"/>
-      <w:r>
-        <w:rPr>
-          <w:rStyle w:val="HTML"/>
-          <w:rFonts w:eastAsiaTheme="majorEastAsia"/>
-        </w:rPr>
-        <w:t>csv</w:t>
-      </w:r>
-      <w:proofErr w:type="spellEnd"/>
+        <w:t>.csv</w:t>
+      </w:r>
       <w:r>
         <w:t>, содержащий исходную выгрузку анкет обратной связи слушателей. Система автоматически обработает массив данных и исключит возможные дубликаты.</w:t>
       </w:r>
@@ -2480,15 +1549,7 @@
         </w:numPr>
       </w:pPr>
       <w:r>
-        <w:t xml:space="preserve">Дождитесь окончания работы парсера и генерации аналитического </w:t>
-      </w:r>
-      <w:proofErr w:type="spellStart"/>
-      <w:r>
-        <w:t>дашборда</w:t>
-      </w:r>
-      <w:proofErr w:type="spellEnd"/>
-      <w:r>
-        <w:t>.</w:t>
+        <w:t>Дождитесь окончания работы парсера и генерации аналитического дашборда.</w:t>
       </w:r>
     </w:p>
     <w:p>
@@ -2696,23 +1757,7 @@
           <w:b/>
           <w:bCs/>
         </w:rPr>
-        <w:t>«Сохранить чат (.</w:t>
-      </w:r>
-      <w:proofErr w:type="spellStart"/>
-      <w:r>
-        <w:rPr>
-          <w:b/>
-          <w:bCs/>
-        </w:rPr>
-        <w:t>txt</w:t>
-      </w:r>
-      <w:proofErr w:type="spellEnd"/>
-      <w:r>
-        <w:rPr>
-          <w:b/>
-          <w:bCs/>
-        </w:rPr>
-        <w:t>)»</w:t>
+        <w:t>«Сохранить чат (.txt)»</w:t>
       </w:r>
       <w:r>
         <w:t>, чтобы выгрузить лог диалога с ИИ-ассистентом.</w:t>
@@ -2810,43 +1855,13 @@
           <w:b/>
           <w:bCs/>
         </w:rPr>
-        <w:t>ПРЕДУПРЕЖДЕНИЕ О ЛИМИТАХ</w:t>
-      </w:r>
-      <w:proofErr w:type="gramStart"/>
-      <w:r>
-        <w:rPr>
-          <w:rFonts w:ascii="Times New Roman" w:hAnsi="Times New Roman" w:cs="Times New Roman"/>
-          <w:b/>
-          <w:bCs/>
-        </w:rPr>
-        <w:t>:</w:t>
-      </w:r>
-      <w:r>
-        <w:rPr>
-          <w:rFonts w:ascii="Times New Roman" w:hAnsi="Times New Roman" w:cs="Times New Roman"/>
-        </w:rPr>
-        <w:t xml:space="preserve"> При</w:t>
-      </w:r>
-      <w:proofErr w:type="gramEnd"/>
-      <w:r>
-        <w:rPr>
-          <w:rFonts w:ascii="Times New Roman" w:hAnsi="Times New Roman" w:cs="Times New Roman"/>
-        </w:rPr>
-        <w:t xml:space="preserve"> работе с бесплатными внешними API (например, </w:t>
-      </w:r>
-      <w:proofErr w:type="spellStart"/>
-      <w:r>
-        <w:rPr>
-          <w:rFonts w:ascii="Times New Roman" w:hAnsi="Times New Roman" w:cs="Times New Roman"/>
-        </w:rPr>
-        <w:t>Groq</w:t>
-      </w:r>
-      <w:proofErr w:type="spellEnd"/>
-      <w:r>
-        <w:rPr>
-          <w:rFonts w:ascii="Times New Roman" w:hAnsi="Times New Roman" w:cs="Times New Roman"/>
-        </w:rPr>
-        <w:t>) существуют строгие лимиты на количество токенов в минуту</w:t>
+        <w:t>ПРЕДУПРЕЖДЕНИЕ О ЛИМИТАХ:</w:t>
+      </w:r>
+      <w:r>
+        <w:rPr>
+          <w:rFonts w:ascii="Times New Roman" w:hAnsi="Times New Roman" w:cs="Times New Roman"/>
+        </w:rPr>
+        <w:t xml:space="preserve"> При работе с бесплатными внешними API (например, Groq) существуют строгие лимиты на количество токенов в минуту</w:t>
       </w:r>
       <w:r>
         <w:rPr>
@@ -3041,63 +2056,7 @@
         <w:rPr>
           <w:rFonts w:ascii="Times New Roman" w:hAnsi="Times New Roman" w:cs="Times New Roman"/>
         </w:rPr>
-        <w:t xml:space="preserve">Пользовательское наименование провайдера, которое будет отображаться в графическом интерфейсе системы (например, «Локальная </w:t>
-      </w:r>
-      <w:proofErr w:type="spellStart"/>
-      <w:r>
-        <w:rPr>
-          <w:rFonts w:ascii="Times New Roman" w:hAnsi="Times New Roman" w:cs="Times New Roman"/>
-        </w:rPr>
-        <w:t>Llama</w:t>
-      </w:r>
-      <w:proofErr w:type="spellEnd"/>
-      <w:r>
-        <w:rPr>
-          <w:rFonts w:ascii="Times New Roman" w:hAnsi="Times New Roman" w:cs="Times New Roman"/>
-        </w:rPr>
-        <w:t xml:space="preserve"> 3», «</w:t>
-      </w:r>
-      <w:proofErr w:type="spellStart"/>
-      <w:r>
-        <w:rPr>
-          <w:rFonts w:ascii="Times New Roman" w:hAnsi="Times New Roman" w:cs="Times New Roman"/>
-        </w:rPr>
-        <w:t>Yandex</w:t>
-      </w:r>
-      <w:proofErr w:type="spellEnd"/>
-      <w:r>
-        <w:rPr>
-          <w:rFonts w:ascii="Times New Roman" w:hAnsi="Times New Roman" w:cs="Times New Roman"/>
-        </w:rPr>
-        <w:t xml:space="preserve"> </w:t>
-      </w:r>
-      <w:proofErr w:type="spellStart"/>
-      <w:r>
-        <w:rPr>
-          <w:rFonts w:ascii="Times New Roman" w:hAnsi="Times New Roman" w:cs="Times New Roman"/>
-        </w:rPr>
-        <w:t>Cloud</w:t>
-      </w:r>
-      <w:proofErr w:type="spellEnd"/>
-      <w:r>
-        <w:rPr>
-          <w:rFonts w:ascii="Times New Roman" w:hAnsi="Times New Roman" w:cs="Times New Roman"/>
-        </w:rPr>
-        <w:t>» или «</w:t>
-      </w:r>
-      <w:proofErr w:type="spellStart"/>
-      <w:r>
-        <w:rPr>
-          <w:rFonts w:ascii="Times New Roman" w:hAnsi="Times New Roman" w:cs="Times New Roman"/>
-        </w:rPr>
-        <w:t>Groq</w:t>
-      </w:r>
-      <w:proofErr w:type="spellEnd"/>
-      <w:r>
-        <w:rPr>
-          <w:rFonts w:ascii="Times New Roman" w:hAnsi="Times New Roman" w:cs="Times New Roman"/>
-        </w:rPr>
-        <w:t xml:space="preserve"> API»).</w:t>
+        <w:t>Пользовательское наименование провайдера, которое будет отображаться в графическом интерфейсе системы (например, «Локальная Llama 3», «Yandex Cloud» или «Groq API»).</w:t>
       </w:r>
       <w:r>
         <w:rPr>
@@ -3183,25 +2142,7 @@
           <w:b/>
           <w:bCs/>
         </w:rPr>
-        <w:t>Адрес шлюза API (</w:t>
-      </w:r>
-      <w:proofErr w:type="spellStart"/>
-      <w:r>
-        <w:rPr>
-          <w:rFonts w:ascii="Times New Roman" w:hAnsi="Times New Roman" w:cs="Times New Roman"/>
-          <w:b/>
-          <w:bCs/>
-        </w:rPr>
-        <w:t>Endpoint</w:t>
-      </w:r>
-      <w:proofErr w:type="spellEnd"/>
-      <w:r>
-        <w:rPr>
-          <w:rFonts w:ascii="Times New Roman" w:hAnsi="Times New Roman" w:cs="Times New Roman"/>
-          <w:b/>
-          <w:bCs/>
-        </w:rPr>
-        <w:t>):</w:t>
+        <w:t>Адрес шлюза API (Endpoint):</w:t>
       </w:r>
       <w:r>
         <w:rPr>
@@ -3240,25 +2181,7 @@
           <w:bCs/>
         </w:rPr>
         <w:lastRenderedPageBreak/>
-        <w:t xml:space="preserve">Для экосистемы </w:t>
-      </w:r>
-      <w:proofErr w:type="spellStart"/>
-      <w:r>
-        <w:rPr>
-          <w:rFonts w:ascii="Times New Roman" w:hAnsi="Times New Roman" w:cs="Times New Roman"/>
-          <w:b/>
-          <w:bCs/>
-        </w:rPr>
-        <w:t>Yandex.Cloud</w:t>
-      </w:r>
-      <w:proofErr w:type="spellEnd"/>
-      <w:r>
-        <w:rPr>
-          <w:rFonts w:ascii="Times New Roman" w:hAnsi="Times New Roman" w:cs="Times New Roman"/>
-          <w:b/>
-          <w:bCs/>
-        </w:rPr>
-        <w:t>:</w:t>
+        <w:t>Для экосистемы Yandex.Cloud:</w:t>
       </w:r>
       <w:r>
         <w:rPr>
@@ -3283,25 +2206,7 @@
           <w:b/>
           <w:bCs/>
         </w:rPr>
-        <w:t>Для внешних облачных сетей (</w:t>
-      </w:r>
-      <w:proofErr w:type="spellStart"/>
-      <w:r>
-        <w:rPr>
-          <w:rFonts w:ascii="Times New Roman" w:hAnsi="Times New Roman" w:cs="Times New Roman"/>
-          <w:b/>
-          <w:bCs/>
-        </w:rPr>
-        <w:t>Groq</w:t>
-      </w:r>
-      <w:proofErr w:type="spellEnd"/>
-      <w:r>
-        <w:rPr>
-          <w:rFonts w:ascii="Times New Roman" w:hAnsi="Times New Roman" w:cs="Times New Roman"/>
-          <w:b/>
-          <w:bCs/>
-        </w:rPr>
-        <w:t>):</w:t>
+        <w:t>Для внешних облачных сетей (Groq):</w:t>
       </w:r>
       <w:r>
         <w:rPr>
@@ -3326,43 +2231,7 @@
           <w:b/>
           <w:bCs/>
         </w:rPr>
-        <w:t xml:space="preserve">Для изолированной </w:t>
-      </w:r>
-      <w:proofErr w:type="spellStart"/>
-      <w:r>
-        <w:rPr>
-          <w:rFonts w:ascii="Times New Roman" w:hAnsi="Times New Roman" w:cs="Times New Roman"/>
-          <w:b/>
-          <w:bCs/>
-        </w:rPr>
-        <w:t>Docker</w:t>
-      </w:r>
-      <w:proofErr w:type="spellEnd"/>
-      <w:r>
-        <w:rPr>
-          <w:rFonts w:ascii="Times New Roman" w:hAnsi="Times New Roman" w:cs="Times New Roman"/>
-          <w:b/>
-          <w:bCs/>
-        </w:rPr>
-        <w:t>-инфраструктуры (</w:t>
-      </w:r>
-      <w:proofErr w:type="spellStart"/>
-      <w:r>
-        <w:rPr>
-          <w:rFonts w:ascii="Times New Roman" w:hAnsi="Times New Roman" w:cs="Times New Roman"/>
-          <w:b/>
-          <w:bCs/>
-        </w:rPr>
-        <w:t>Ollama</w:t>
-      </w:r>
-      <w:proofErr w:type="spellEnd"/>
-      <w:r>
-        <w:rPr>
-          <w:rFonts w:ascii="Times New Roman" w:hAnsi="Times New Roman" w:cs="Times New Roman"/>
-          <w:b/>
-          <w:bCs/>
-        </w:rPr>
-        <w:t>):</w:t>
+        <w:t>Для изолированной Docker-инфраструктуры (Ollama):</w:t>
       </w:r>
       <w:r>
         <w:rPr>
@@ -3387,59 +2256,13 @@
           <w:b/>
           <w:bCs/>
         </w:rPr>
-        <w:t xml:space="preserve">Для нативной службы </w:t>
-      </w:r>
-      <w:proofErr w:type="spellStart"/>
-      <w:r>
-        <w:rPr>
-          <w:rFonts w:ascii="Times New Roman" w:hAnsi="Times New Roman" w:cs="Times New Roman"/>
-          <w:b/>
-          <w:bCs/>
-        </w:rPr>
-        <w:t>Ollama</w:t>
-      </w:r>
-      <w:proofErr w:type="spellEnd"/>
-      <w:r>
-        <w:rPr>
-          <w:rFonts w:ascii="Times New Roman" w:hAnsi="Times New Roman" w:cs="Times New Roman"/>
-          <w:b/>
-          <w:bCs/>
-        </w:rPr>
-        <w:t xml:space="preserve"> (на хост-ОС Windows):</w:t>
-      </w:r>
-      <w:r>
-        <w:rPr>
-          <w:rFonts w:ascii="Times New Roman" w:hAnsi="Times New Roman" w:cs="Times New Roman"/>
-        </w:rPr>
-        <w:t xml:space="preserve"> (http://127.0.0.1:11434/v1/chat/completions) либо (http://host.docker.internal:11434/v1/chat/completions), если веб-ядро запущено в </w:t>
-      </w:r>
-      <w:proofErr w:type="spellStart"/>
-      <w:r>
-        <w:rPr>
-          <w:rFonts w:ascii="Times New Roman" w:hAnsi="Times New Roman" w:cs="Times New Roman"/>
-        </w:rPr>
-        <w:t>Docker</w:t>
-      </w:r>
-      <w:proofErr w:type="spellEnd"/>
-      <w:r>
-        <w:rPr>
-          <w:rFonts w:ascii="Times New Roman" w:hAnsi="Times New Roman" w:cs="Times New Roman"/>
-        </w:rPr>
-        <w:t xml:space="preserve">, а </w:t>
-      </w:r>
-      <w:proofErr w:type="spellStart"/>
-      <w:r>
-        <w:rPr>
-          <w:rFonts w:ascii="Times New Roman" w:hAnsi="Times New Roman" w:cs="Times New Roman"/>
-        </w:rPr>
-        <w:t>Ollama</w:t>
-      </w:r>
-      <w:proofErr w:type="spellEnd"/>
-      <w:r>
-        <w:rPr>
-          <w:rFonts w:ascii="Times New Roman" w:hAnsi="Times New Roman" w:cs="Times New Roman"/>
-        </w:rPr>
-        <w:t xml:space="preserve"> работает на хосте).</w:t>
+        <w:t>Для нативной службы Ollama (на хост-ОС Windows):</w:t>
+      </w:r>
+      <w:r>
+        <w:rPr>
+          <w:rFonts w:ascii="Times New Roman" w:hAnsi="Times New Roman" w:cs="Times New Roman"/>
+        </w:rPr>
+        <w:t xml:space="preserve"> (http://127.0.0.1:11434/v1/chat/completions) либо (http://host.docker.internal:11434/v1/chat/completions), если веб-ядро запущено в Docker, а Ollama работает на хосте).</w:t>
       </w:r>
     </w:p>
     <w:p>
@@ -3479,67 +2302,7 @@
           <w:lang w:eastAsia="ru-RU"/>
           <w14:ligatures w14:val="none"/>
         </w:rPr>
-        <w:t xml:space="preserve">Строго соблюдайте регистр! Для локальных сетей и </w:t>
-      </w:r>
-      <w:proofErr w:type="spellStart"/>
-      <w:r>
-        <w:rPr>
-          <w:rFonts w:ascii="Times New Roman" w:eastAsia="Times New Roman" w:hAnsi="Times New Roman" w:cs="Times New Roman"/>
-          <w:kern w:val="0"/>
-          <w:lang w:eastAsia="ru-RU"/>
-          <w14:ligatures w14:val="none"/>
-        </w:rPr>
-        <w:t>Groq</w:t>
-      </w:r>
-      <w:proofErr w:type="spellEnd"/>
-      <w:r>
-        <w:rPr>
-          <w:rFonts w:ascii="Times New Roman" w:eastAsia="Times New Roman" w:hAnsi="Times New Roman" w:cs="Times New Roman"/>
-          <w:kern w:val="0"/>
-          <w:lang w:eastAsia="ru-RU"/>
-          <w14:ligatures w14:val="none"/>
-        </w:rPr>
-        <w:t xml:space="preserve"> используются маленькие буквы, для </w:t>
-      </w:r>
-      <w:proofErr w:type="spellStart"/>
-      <w:r>
-        <w:rPr>
-          <w:rFonts w:ascii="Times New Roman" w:eastAsia="Times New Roman" w:hAnsi="Times New Roman" w:cs="Times New Roman"/>
-          <w:kern w:val="0"/>
-          <w:lang w:eastAsia="ru-RU"/>
-          <w14:ligatures w14:val="none"/>
-        </w:rPr>
-        <w:t>Сбера</w:t>
-      </w:r>
-      <w:proofErr w:type="spellEnd"/>
-      <w:r>
-        <w:rPr>
-          <w:rFonts w:ascii="Times New Roman" w:eastAsia="Times New Roman" w:hAnsi="Times New Roman" w:cs="Times New Roman"/>
-          <w:kern w:val="0"/>
-          <w:lang w:eastAsia="ru-RU"/>
-          <w14:ligatures w14:val="none"/>
-        </w:rPr>
-        <w:t xml:space="preserve"> — точное совпадение (</w:t>
-      </w:r>
-      <w:proofErr w:type="spellStart"/>
-      <w:r>
-        <w:rPr>
-          <w:rFonts w:ascii="Times New Roman" w:eastAsia="Times New Roman" w:hAnsi="Times New Roman" w:cs="Times New Roman"/>
-          <w:kern w:val="0"/>
-          <w:lang w:eastAsia="ru-RU"/>
-          <w14:ligatures w14:val="none"/>
-        </w:rPr>
-        <w:t>GigaChat</w:t>
-      </w:r>
-      <w:proofErr w:type="spellEnd"/>
-      <w:r>
-        <w:rPr>
-          <w:rFonts w:ascii="Times New Roman" w:eastAsia="Times New Roman" w:hAnsi="Times New Roman" w:cs="Times New Roman"/>
-          <w:kern w:val="0"/>
-          <w:lang w:eastAsia="ru-RU"/>
-          <w14:ligatures w14:val="none"/>
-        </w:rPr>
-        <w:t>)</w:t>
+        <w:t>Строго соблюдайте регистр! Для локальных сетей и Groq используются маленькие буквы, для Сбера — точное совпадение (GigaChat)</w:t>
       </w:r>
       <w:r>
         <w:rPr>
@@ -3565,7 +2328,6 @@
           <w14:ligatures w14:val="none"/>
         </w:rPr>
       </w:pPr>
-      <w:proofErr w:type="spellStart"/>
       <w:r>
         <w:rPr>
           <w:rFonts w:ascii="Times New Roman" w:eastAsia="Times New Roman" w:hAnsi="Times New Roman" w:cs="Times New Roman"/>
@@ -3575,9 +2337,72 @@
           <w:lang w:eastAsia="ru-RU"/>
           <w14:ligatures w14:val="none"/>
         </w:rPr>
-        <w:t>Ollama</w:t>
-      </w:r>
-      <w:proofErr w:type="spellEnd"/>
+        <w:t>Ollama:</w:t>
+      </w:r>
+      <w:r>
+        <w:rPr>
+          <w:rFonts w:ascii="Times New Roman" w:eastAsia="Times New Roman" w:hAnsi="Times New Roman" w:cs="Times New Roman"/>
+          <w:kern w:val="0"/>
+          <w:lang w:eastAsia="ru-RU"/>
+          <w14:ligatures w14:val="none"/>
+        </w:rPr>
+        <w:t xml:space="preserve"> </w:t>
+      </w:r>
+      <w:r>
+        <w:rPr>
+          <w:rFonts w:ascii="Courier New" w:eastAsia="Times New Roman" w:hAnsi="Courier New" w:cs="Courier New"/>
+          <w:kern w:val="0"/>
+          <w:sz w:val="20"/>
+          <w:szCs w:val="20"/>
+          <w:lang w:eastAsia="ru-RU"/>
+          <w14:ligatures w14:val="none"/>
+        </w:rPr>
+        <w:t>llama3</w:t>
+      </w:r>
+      <w:r>
+        <w:rPr>
+          <w:rFonts w:ascii="Times New Roman" w:eastAsia="Times New Roman" w:hAnsi="Times New Roman" w:cs="Times New Roman"/>
+          <w:kern w:val="0"/>
+          <w:lang w:eastAsia="ru-RU"/>
+          <w14:ligatures w14:val="none"/>
+        </w:rPr>
+        <w:t xml:space="preserve"> (или другое имя из консоли </w:t>
+      </w:r>
+      <w:r>
+        <w:rPr>
+          <w:rFonts w:ascii="Courier New" w:eastAsia="Times New Roman" w:hAnsi="Courier New" w:cs="Courier New"/>
+          <w:kern w:val="0"/>
+          <w:sz w:val="20"/>
+          <w:szCs w:val="20"/>
+          <w:lang w:eastAsia="ru-RU"/>
+          <w14:ligatures w14:val="none"/>
+        </w:rPr>
+        <w:t>ollama list</w:t>
+      </w:r>
+      <w:r>
+        <w:rPr>
+          <w:rFonts w:ascii="Times New Roman" w:eastAsia="Times New Roman" w:hAnsi="Times New Roman" w:cs="Times New Roman"/>
+          <w:kern w:val="0"/>
+          <w:lang w:eastAsia="ru-RU"/>
+          <w14:ligatures w14:val="none"/>
+        </w:rPr>
+        <w:t>).</w:t>
+      </w:r>
+    </w:p>
+    <w:p>
+      <w:pPr>
+        <w:numPr>
+          <w:ilvl w:val="0"/>
+          <w:numId w:val="23"/>
+        </w:numPr>
+        <w:spacing w:before="100" w:beforeAutospacing="1" w:after="100" w:afterAutospacing="1" w:line="240" w:lineRule="auto"/>
+        <w:rPr>
+          <w:rFonts w:ascii="Times New Roman" w:eastAsia="Times New Roman" w:hAnsi="Times New Roman" w:cs="Times New Roman"/>
+          <w:kern w:val="0"/>
+          <w:lang w:eastAsia="ru-RU"/>
+          <w14:ligatures w14:val="none"/>
+        </w:rPr>
+      </w:pPr>
       <w:r>
         <w:rPr>
           <w:rFonts w:ascii="Times New Roman" w:eastAsia="Times New Roman" w:hAnsi="Times New Roman" w:cs="Times New Roman"/>
@@ -3587,7 +2412,7 @@
           <w:lang w:eastAsia="ru-RU"/>
           <w14:ligatures w14:val="none"/>
         </w:rPr>
-        <w:t>:</w:t>
+        <w:t>Groq:</w:t>
       </w:r>
       <w:r>
         <w:rPr>
@@ -3607,7 +2432,7 @@
           <w:lang w:eastAsia="ru-RU"/>
           <w14:ligatures w14:val="none"/>
         </w:rPr>
-        <w:t>llama3</w:t>
+        <w:t>llama-3.3-70b-versatile</w:t>
       </w:r>
       <w:r>
         <w:rPr>
@@ -3616,9 +2441,43 @@
           <w:lang w:eastAsia="ru-RU"/>
           <w14:ligatures w14:val="none"/>
         </w:rPr>
-        <w:t xml:space="preserve"> (или другое имя из консоли </w:t>
-      </w:r>
-      <w:proofErr w:type="spellStart"/>
+        <w:t xml:space="preserve"> (по документации API).</w:t>
+      </w:r>
+    </w:p>
+    <w:p>
+      <w:pPr>
+        <w:numPr>
+          <w:ilvl w:val="0"/>
+          <w:numId w:val="23"/>
+        </w:numPr>
+        <w:spacing w:before="100" w:beforeAutospacing="1" w:after="100" w:afterAutospacing="1" w:line="240" w:lineRule="auto"/>
+        <w:rPr>
+          <w:rFonts w:ascii="Times New Roman" w:eastAsia="Times New Roman" w:hAnsi="Times New Roman" w:cs="Times New Roman"/>
+          <w:kern w:val="0"/>
+          <w:lang w:eastAsia="ru-RU"/>
+          <w14:ligatures w14:val="none"/>
+        </w:rPr>
+      </w:pPr>
+      <w:r>
+        <w:rPr>
+          <w:rFonts w:ascii="Times New Roman" w:eastAsia="Times New Roman" w:hAnsi="Times New Roman" w:cs="Times New Roman"/>
+          <w:i/>
+          <w:iCs/>
+          <w:kern w:val="0"/>
+          <w:lang w:eastAsia="ru-RU"/>
+          <w14:ligatures w14:val="none"/>
+        </w:rPr>
+        <w:t>Yandex:</w:t>
+      </w:r>
+      <w:r>
+        <w:rPr>
+          <w:rFonts w:ascii="Times New Roman" w:eastAsia="Times New Roman" w:hAnsi="Times New Roman" w:cs="Times New Roman"/>
+          <w:kern w:val="0"/>
+          <w:lang w:eastAsia="ru-RU"/>
+          <w14:ligatures w14:val="none"/>
+        </w:rPr>
+        <w:t xml:space="preserve"> Полный URI модели (например, </w:t>
+      </w:r>
       <w:r>
         <w:rPr>
           <w:rFonts w:ascii="Courier New" w:eastAsia="Times New Roman" w:hAnsi="Courier New" w:cs="Courier New"/>
@@ -3628,33 +2487,8 @@
           <w:lang w:eastAsia="ru-RU"/>
           <w14:ligatures w14:val="none"/>
         </w:rPr>
-        <w:t>ollama</w:t>
-      </w:r>
-      <w:proofErr w:type="spellEnd"/>
-      <w:r>
-        <w:rPr>
-          <w:rFonts w:ascii="Courier New" w:eastAsia="Times New Roman" w:hAnsi="Courier New" w:cs="Courier New"/>
-          <w:kern w:val="0"/>
-          <w:sz w:val="20"/>
-          <w:szCs w:val="20"/>
-          <w:lang w:eastAsia="ru-RU"/>
-          <w14:ligatures w14:val="none"/>
-        </w:rPr>
-        <w:t xml:space="preserve"> </w:t>
-      </w:r>
-      <w:proofErr w:type="spellStart"/>
-      <w:r>
-        <w:rPr>
-          <w:rFonts w:ascii="Courier New" w:eastAsia="Times New Roman" w:hAnsi="Courier New" w:cs="Courier New"/>
-          <w:kern w:val="0"/>
-          <w:sz w:val="20"/>
-          <w:szCs w:val="20"/>
-          <w:lang w:eastAsia="ru-RU"/>
-          <w14:ligatures w14:val="none"/>
-        </w:rPr>
-        <w:t>list</w:t>
-      </w:r>
-      <w:proofErr w:type="spellEnd"/>
+        <w:t>gpt://&lt;folder-id&gt;/yandexgpt/latest</w:t>
+      </w:r>
       <w:r>
         <w:rPr>
           <w:rFonts w:ascii="Times New Roman" w:eastAsia="Times New Roman" w:hAnsi="Times New Roman" w:cs="Times New Roman"/>
@@ -3667,216 +2501,6 @@
     </w:p>
     <w:p>
       <w:pPr>
-        <w:numPr>
-          <w:ilvl w:val="0"/>
-          <w:numId w:val="23"/>
-        </w:numPr>
-        <w:spacing w:before="100" w:beforeAutospacing="1" w:after="100" w:afterAutospacing="1" w:line="240" w:lineRule="auto"/>
-        <w:rPr>
-          <w:rFonts w:ascii="Times New Roman" w:eastAsia="Times New Roman" w:hAnsi="Times New Roman" w:cs="Times New Roman"/>
-          <w:kern w:val="0"/>
-          <w:lang w:eastAsia="ru-RU"/>
-          <w14:ligatures w14:val="none"/>
-        </w:rPr>
-      </w:pPr>
-      <w:proofErr w:type="spellStart"/>
-      <w:r>
-        <w:rPr>
-          <w:rFonts w:ascii="Times New Roman" w:eastAsia="Times New Roman" w:hAnsi="Times New Roman" w:cs="Times New Roman"/>
-          <w:i/>
-          <w:iCs/>
-          <w:kern w:val="0"/>
-          <w:lang w:eastAsia="ru-RU"/>
-          <w14:ligatures w14:val="none"/>
-        </w:rPr>
-        <w:t>Groq</w:t>
-      </w:r>
-      <w:proofErr w:type="spellEnd"/>
-      <w:r>
-        <w:rPr>
-          <w:rFonts w:ascii="Times New Roman" w:eastAsia="Times New Roman" w:hAnsi="Times New Roman" w:cs="Times New Roman"/>
-          <w:i/>
-          <w:iCs/>
-          <w:kern w:val="0"/>
-          <w:lang w:eastAsia="ru-RU"/>
-          <w14:ligatures w14:val="none"/>
-        </w:rPr>
-        <w:t>:</w:t>
-      </w:r>
-      <w:r>
-        <w:rPr>
-          <w:rFonts w:ascii="Times New Roman" w:eastAsia="Times New Roman" w:hAnsi="Times New Roman" w:cs="Times New Roman"/>
-          <w:kern w:val="0"/>
-          <w:lang w:eastAsia="ru-RU"/>
-          <w14:ligatures w14:val="none"/>
-        </w:rPr>
-        <w:t xml:space="preserve"> </w:t>
-      </w:r>
-      <w:r>
-        <w:rPr>
-          <w:rFonts w:ascii="Courier New" w:eastAsia="Times New Roman" w:hAnsi="Courier New" w:cs="Courier New"/>
-          <w:kern w:val="0"/>
-          <w:sz w:val="20"/>
-          <w:szCs w:val="20"/>
-          <w:lang w:eastAsia="ru-RU"/>
-          <w14:ligatures w14:val="none"/>
-        </w:rPr>
-        <w:t>llama-3.3-70b-versatile</w:t>
-      </w:r>
-      <w:r>
-        <w:rPr>
-          <w:rFonts w:ascii="Times New Roman" w:eastAsia="Times New Roman" w:hAnsi="Times New Roman" w:cs="Times New Roman"/>
-          <w:kern w:val="0"/>
-          <w:lang w:eastAsia="ru-RU"/>
-          <w14:ligatures w14:val="none"/>
-        </w:rPr>
-        <w:t xml:space="preserve"> (по документации API).</w:t>
-      </w:r>
-    </w:p>
-    <w:p>
-      <w:pPr>
-        <w:numPr>
-          <w:ilvl w:val="0"/>
-          <w:numId w:val="23"/>
-        </w:numPr>
-        <w:spacing w:before="100" w:beforeAutospacing="1" w:after="100" w:afterAutospacing="1" w:line="240" w:lineRule="auto"/>
-        <w:rPr>
-          <w:rFonts w:ascii="Times New Roman" w:eastAsia="Times New Roman" w:hAnsi="Times New Roman" w:cs="Times New Roman"/>
-          <w:kern w:val="0"/>
-          <w:lang w:eastAsia="ru-RU"/>
-          <w14:ligatures w14:val="none"/>
-        </w:rPr>
-      </w:pPr>
-      <w:proofErr w:type="spellStart"/>
-      <w:r>
-        <w:rPr>
-          <w:rFonts w:ascii="Times New Roman" w:eastAsia="Times New Roman" w:hAnsi="Times New Roman" w:cs="Times New Roman"/>
-          <w:i/>
-          <w:iCs/>
-          <w:kern w:val="0"/>
-          <w:lang w:eastAsia="ru-RU"/>
-          <w14:ligatures w14:val="none"/>
-        </w:rPr>
-        <w:t>Yandex</w:t>
-      </w:r>
-      <w:proofErr w:type="spellEnd"/>
-      <w:r>
-        <w:rPr>
-          <w:rFonts w:ascii="Times New Roman" w:eastAsia="Times New Roman" w:hAnsi="Times New Roman" w:cs="Times New Roman"/>
-          <w:i/>
-          <w:iCs/>
-          <w:kern w:val="0"/>
-          <w:lang w:eastAsia="ru-RU"/>
-          <w14:ligatures w14:val="none"/>
-        </w:rPr>
-        <w:t>:</w:t>
-      </w:r>
-      <w:r>
-        <w:rPr>
-          <w:rFonts w:ascii="Times New Roman" w:eastAsia="Times New Roman" w:hAnsi="Times New Roman" w:cs="Times New Roman"/>
-          <w:kern w:val="0"/>
-          <w:lang w:eastAsia="ru-RU"/>
-          <w14:ligatures w14:val="none"/>
-        </w:rPr>
-        <w:t xml:space="preserve"> Полный URI модели (например, </w:t>
-      </w:r>
-      <w:proofErr w:type="spellStart"/>
-      <w:r>
-        <w:rPr>
-          <w:rFonts w:ascii="Courier New" w:eastAsia="Times New Roman" w:hAnsi="Courier New" w:cs="Courier New"/>
-          <w:kern w:val="0"/>
-          <w:sz w:val="20"/>
-          <w:szCs w:val="20"/>
-          <w:lang w:eastAsia="ru-RU"/>
-          <w14:ligatures w14:val="none"/>
-        </w:rPr>
-        <w:t>gpt</w:t>
-      </w:r>
-      <w:proofErr w:type="spellEnd"/>
-      <w:r>
-        <w:rPr>
-          <w:rFonts w:ascii="Courier New" w:eastAsia="Times New Roman" w:hAnsi="Courier New" w:cs="Courier New"/>
-          <w:kern w:val="0"/>
-          <w:sz w:val="20"/>
-          <w:szCs w:val="20"/>
-          <w:lang w:eastAsia="ru-RU"/>
-          <w14:ligatures w14:val="none"/>
-        </w:rPr>
-        <w:t>://&lt;</w:t>
-      </w:r>
-      <w:proofErr w:type="spellStart"/>
-      <w:r>
-        <w:rPr>
-          <w:rFonts w:ascii="Courier New" w:eastAsia="Times New Roman" w:hAnsi="Courier New" w:cs="Courier New"/>
-          <w:kern w:val="0"/>
-          <w:sz w:val="20"/>
-          <w:szCs w:val="20"/>
-          <w:lang w:eastAsia="ru-RU"/>
-          <w14:ligatures w14:val="none"/>
-        </w:rPr>
-        <w:t>folder-id</w:t>
-      </w:r>
-      <w:proofErr w:type="spellEnd"/>
-      <w:r>
-        <w:rPr>
-          <w:rFonts w:ascii="Courier New" w:eastAsia="Times New Roman" w:hAnsi="Courier New" w:cs="Courier New"/>
-          <w:kern w:val="0"/>
-          <w:sz w:val="20"/>
-          <w:szCs w:val="20"/>
-          <w:lang w:eastAsia="ru-RU"/>
-          <w14:ligatures w14:val="none"/>
-        </w:rPr>
-        <w:t>&gt;/</w:t>
-      </w:r>
-      <w:proofErr w:type="spellStart"/>
-      <w:r>
-        <w:rPr>
-          <w:rFonts w:ascii="Courier New" w:eastAsia="Times New Roman" w:hAnsi="Courier New" w:cs="Courier New"/>
-          <w:kern w:val="0"/>
-          <w:sz w:val="20"/>
-          <w:szCs w:val="20"/>
-          <w:lang w:eastAsia="ru-RU"/>
-          <w14:ligatures w14:val="none"/>
-        </w:rPr>
-        <w:t>yandexgpt</w:t>
-      </w:r>
-      <w:proofErr w:type="spellEnd"/>
-      <w:r>
-        <w:rPr>
-          <w:rFonts w:ascii="Courier New" w:eastAsia="Times New Roman" w:hAnsi="Courier New" w:cs="Courier New"/>
-          <w:kern w:val="0"/>
-          <w:sz w:val="20"/>
-          <w:szCs w:val="20"/>
-          <w:lang w:eastAsia="ru-RU"/>
-          <w14:ligatures w14:val="none"/>
-        </w:rPr>
-        <w:t>/</w:t>
-      </w:r>
-      <w:proofErr w:type="spellStart"/>
-      <w:r>
-        <w:rPr>
-          <w:rFonts w:ascii="Courier New" w:eastAsia="Times New Roman" w:hAnsi="Courier New" w:cs="Courier New"/>
-          <w:kern w:val="0"/>
-          <w:sz w:val="20"/>
-          <w:szCs w:val="20"/>
-          <w:lang w:eastAsia="ru-RU"/>
-          <w14:ligatures w14:val="none"/>
-        </w:rPr>
-        <w:t>latest</w:t>
-      </w:r>
-      <w:proofErr w:type="spellEnd"/>
-      <w:r>
-        <w:rPr>
-          <w:rFonts w:ascii="Times New Roman" w:eastAsia="Times New Roman" w:hAnsi="Times New Roman" w:cs="Times New Roman"/>
-          <w:kern w:val="0"/>
-          <w:lang w:eastAsia="ru-RU"/>
-          <w14:ligatures w14:val="none"/>
-        </w:rPr>
-        <w:t>).</w:t>
-      </w:r>
-    </w:p>
-    <w:p>
-      <w:pPr>
         <w:pStyle w:val="ae"/>
       </w:pPr>
       <w:r>
@@ -3884,30 +2508,10 @@
           <w:b/>
           <w:bCs/>
         </w:rPr>
-        <w:t>Локальное развертывание (Без ключа)</w:t>
-      </w:r>
-      <w:proofErr w:type="gramStart"/>
-      <w:r>
-        <w:rPr>
-          <w:b/>
-          <w:bCs/>
-        </w:rPr>
-        <w:t xml:space="preserve">: </w:t>
-      </w:r>
-      <w:r>
-        <w:t>Включите</w:t>
-      </w:r>
-      <w:proofErr w:type="gramEnd"/>
-      <w:r>
-        <w:t xml:space="preserve"> этот тумблер для автономных сетей (</w:t>
-      </w:r>
-      <w:proofErr w:type="spellStart"/>
-      <w:r>
-        <w:t>Ollama</w:t>
-      </w:r>
-      <w:proofErr w:type="spellEnd"/>
-      <w:r>
-        <w:t>). Поля ввода ключей и авторизации будут скрыты.</w:t>
+        <w:t xml:space="preserve">Локальное развертывание (Без ключа): </w:t>
+      </w:r>
+      <w:r>
+        <w:t>Включите этот тумблер для автономных сетей (Ollama). Поля ввода ключей и авторизации будут скрыты.</w:t>
       </w:r>
     </w:p>
     <w:p>
@@ -3943,94 +2547,10 @@
           <w:b/>
           <w:bCs/>
         </w:rPr>
-        <w:t>Стандартный (</w:t>
-      </w:r>
-      <w:proofErr w:type="spellStart"/>
-      <w:r>
-        <w:rPr>
-          <w:b/>
-          <w:bCs/>
-        </w:rPr>
-        <w:t>Bearer</w:t>
-      </w:r>
-      <w:proofErr w:type="spellEnd"/>
-      <w:r>
-        <w:rPr>
-          <w:b/>
-          <w:bCs/>
-        </w:rPr>
-        <w:t xml:space="preserve"> </w:t>
-      </w:r>
-      <w:proofErr w:type="spellStart"/>
-      <w:r>
-        <w:rPr>
-          <w:b/>
-          <w:bCs/>
-        </w:rPr>
-        <w:t>Token</w:t>
-      </w:r>
-      <w:proofErr w:type="spellEnd"/>
-      <w:r>
-        <w:rPr>
-          <w:b/>
-          <w:bCs/>
-        </w:rPr>
-        <w:t xml:space="preserve"> / </w:t>
-      </w:r>
-      <w:proofErr w:type="spellStart"/>
-      <w:r>
-        <w:rPr>
-          <w:b/>
-          <w:bCs/>
-        </w:rPr>
-        <w:t>Api</w:t>
-      </w:r>
-      <w:proofErr w:type="spellEnd"/>
-      <w:r>
-        <w:rPr>
-          <w:b/>
-          <w:bCs/>
-        </w:rPr>
-        <w:t>-Key)</w:t>
-      </w:r>
-      <w:proofErr w:type="gramStart"/>
-      <w:r>
-        <w:rPr>
-          <w:b/>
-          <w:bCs/>
-        </w:rPr>
-        <w:t>:</w:t>
-      </w:r>
-      <w:r>
-        <w:t xml:space="preserve"> Выбирается</w:t>
-      </w:r>
-      <w:proofErr w:type="gramEnd"/>
-      <w:r>
-        <w:t xml:space="preserve"> для </w:t>
-      </w:r>
-      <w:proofErr w:type="spellStart"/>
-      <w:r>
-        <w:t>Groq</w:t>
-      </w:r>
-      <w:proofErr w:type="spellEnd"/>
-      <w:r>
-        <w:t xml:space="preserve">, </w:t>
-      </w:r>
-      <w:proofErr w:type="spellStart"/>
-      <w:r>
-        <w:t>Yandex</w:t>
-      </w:r>
-      <w:proofErr w:type="spellEnd"/>
-      <w:r>
-        <w:t xml:space="preserve"> </w:t>
-      </w:r>
-      <w:proofErr w:type="spellStart"/>
-      <w:r>
-        <w:t>Cloud</w:t>
-      </w:r>
-      <w:proofErr w:type="spellEnd"/>
-      <w:r>
-        <w:t xml:space="preserve"> и других API.</w:t>
+        <w:t>Стандартный (Bearer Token / Api-Key):</w:t>
+      </w:r>
+      <w:r>
+        <w:t xml:space="preserve"> Выбирается для Groq, Yandex Cloud и других API.</w:t>
       </w:r>
     </w:p>
     <w:p>
@@ -4045,61 +2565,15 @@
           <w:bCs/>
         </w:rPr>
       </w:pPr>
-      <w:proofErr w:type="spellStart"/>
-      <w:r>
-        <w:rPr>
-          <w:b/>
-          <w:bCs/>
-        </w:rPr>
-        <w:t>Сбер</w:t>
-      </w:r>
-      <w:proofErr w:type="spellEnd"/>
-      <w:r>
-        <w:rPr>
-          <w:b/>
-          <w:bCs/>
-        </w:rPr>
-        <w:t xml:space="preserve"> </w:t>
-      </w:r>
-      <w:proofErr w:type="spellStart"/>
-      <w:r>
-        <w:rPr>
-          <w:b/>
-          <w:bCs/>
-        </w:rPr>
-        <w:t>GigaChat</w:t>
-      </w:r>
-      <w:proofErr w:type="spellEnd"/>
-      <w:proofErr w:type="gramStart"/>
-      <w:r>
-        <w:rPr>
-          <w:b/>
-          <w:bCs/>
-        </w:rPr>
-        <w:t xml:space="preserve">: </w:t>
-      </w:r>
-      <w:r>
-        <w:t>Выбирается</w:t>
-      </w:r>
-      <w:proofErr w:type="gramEnd"/>
-      <w:r>
-        <w:t xml:space="preserve"> только для сети </w:t>
-      </w:r>
-      <w:proofErr w:type="spellStart"/>
-      <w:r>
-        <w:t>Сбера</w:t>
-      </w:r>
-      <w:proofErr w:type="spellEnd"/>
-      <w:r>
-        <w:t xml:space="preserve">. При этом открывается дополнительное поле </w:t>
-      </w:r>
-      <w:proofErr w:type="spellStart"/>
-      <w:r>
-        <w:t>Scope</w:t>
-      </w:r>
-      <w:proofErr w:type="spellEnd"/>
-      <w:r>
-        <w:t>.</w:t>
+      <w:r>
+        <w:rPr>
+          <w:b/>
+          <w:bCs/>
+        </w:rPr>
+        <w:t xml:space="preserve">Сбер GigaChat: </w:t>
+      </w:r>
+      <w:r>
+        <w:t>Выбирается только для сети Сбера. При этом открывается дополнительное поле Scope.</w:t>
       </w:r>
     </w:p>
     <w:p>
@@ -4115,39 +2589,7 @@
           <w:b/>
           <w:bCs/>
         </w:rPr>
-        <w:t xml:space="preserve">Настройка </w:t>
-      </w:r>
-      <w:proofErr w:type="spellStart"/>
-      <w:r>
-        <w:rPr>
-          <w:b/>
-          <w:bCs/>
-        </w:rPr>
-        <w:t>Сбер</w:t>
-      </w:r>
-      <w:proofErr w:type="spellEnd"/>
-      <w:r>
-        <w:rPr>
-          <w:b/>
-          <w:bCs/>
-        </w:rPr>
-        <w:t xml:space="preserve"> </w:t>
-      </w:r>
-      <w:proofErr w:type="spellStart"/>
-      <w:r>
-        <w:rPr>
-          <w:b/>
-          <w:bCs/>
-        </w:rPr>
-        <w:t>GigaChat</w:t>
-      </w:r>
-      <w:proofErr w:type="spellEnd"/>
-      <w:r>
-        <w:rPr>
-          <w:b/>
-          <w:bCs/>
-        </w:rPr>
-        <w:t>:</w:t>
+        <w:t>Настройка Сбер GigaChat:</w:t>
       </w:r>
     </w:p>
     <w:p>
@@ -4204,23 +2646,7 @@
         </w:numPr>
       </w:pPr>
       <w:r>
-        <w:t>Выберите тип провайдера «</w:t>
-      </w:r>
-      <w:proofErr w:type="spellStart"/>
-      <w:r>
-        <w:t>Сбер</w:t>
-      </w:r>
-      <w:proofErr w:type="spellEnd"/>
-      <w:r>
-        <w:t xml:space="preserve"> </w:t>
-      </w:r>
-      <w:proofErr w:type="spellStart"/>
-      <w:r>
-        <w:t>GigaChat</w:t>
-      </w:r>
-      <w:proofErr w:type="spellEnd"/>
-      <w:r>
-        <w:t>».</w:t>
+        <w:t>Выберите тип провайдера «Сбер GigaChat».</w:t>
       </w:r>
     </w:p>
     <w:p>
@@ -4278,15 +2704,7 @@
         <w:t xml:space="preserve">) </w:t>
       </w:r>
       <w:r>
-        <w:t xml:space="preserve">вставьте ключ из личного кабинета разработчика </w:t>
-      </w:r>
-      <w:proofErr w:type="spellStart"/>
-      <w:r>
-        <w:t>Сбера</w:t>
-      </w:r>
-      <w:proofErr w:type="spellEnd"/>
-      <w:r>
-        <w:t xml:space="preserve"> (длинная строка, начинающаяся на </w:t>
+        <w:t xml:space="preserve">вставьте ключ из личного кабинета разработчика Сбера (длинная строка, начинающаяся на </w:t>
       </w:r>
       <w:r>
         <w:rPr>
@@ -4367,21 +2785,12 @@
       <w:r>
         <w:t xml:space="preserve">Поле </w:t>
       </w:r>
-      <w:proofErr w:type="spellStart"/>
-      <w:r>
-        <w:rPr>
-          <w:b/>
-          <w:bCs/>
-        </w:rPr>
-        <w:t>Scope</w:t>
-      </w:r>
-      <w:proofErr w:type="spellEnd"/>
-      <w:r>
-        <w:rPr>
-          <w:b/>
-          <w:bCs/>
-        </w:rPr>
-        <w:t xml:space="preserve"> (Тип доступа)</w:t>
+      <w:r>
+        <w:rPr>
+          <w:b/>
+          <w:bCs/>
+        </w:rPr>
+        <w:t>Scope (Тип доступа)</w:t>
       </w:r>
       <w:r>
         <w:t xml:space="preserve"> можно оставить пустым, система автоматически применит стандартный профиль </w:t>
@@ -4468,23 +2877,7 @@
           <w:b/>
           <w:bCs/>
         </w:rPr>
-        <w:t>Имя целевой модели (</w:t>
-      </w:r>
-      <w:proofErr w:type="spellStart"/>
-      <w:r>
-        <w:rPr>
-          <w:b/>
-          <w:bCs/>
-        </w:rPr>
-        <w:t>ModelName</w:t>
-      </w:r>
-      <w:proofErr w:type="spellEnd"/>
-      <w:r>
-        <w:rPr>
-          <w:b/>
-          <w:bCs/>
-        </w:rPr>
-        <w:t>):</w:t>
+        <w:t>Имя целевой модели (ModelName):</w:t>
       </w:r>
       <w:r>
         <w:t xml:space="preserve"> Самое критичное поле! Это технический идентификатор нейросети на сервере.</w:t>
@@ -4521,31 +2914,13 @@
       <w:r>
         <w:t xml:space="preserve"> Введите в консоли </w:t>
       </w:r>
-      <w:proofErr w:type="spellStart"/>
       <w:r>
         <w:rPr>
           <w:rStyle w:val="HTML"/>
           <w:rFonts w:eastAsiaTheme="majorEastAsia"/>
         </w:rPr>
-        <w:t>ollama</w:t>
-      </w:r>
-      <w:proofErr w:type="spellEnd"/>
-      <w:r>
-        <w:rPr>
-          <w:rStyle w:val="HTML"/>
-          <w:rFonts w:eastAsiaTheme="majorEastAsia"/>
-        </w:rPr>
-        <w:t xml:space="preserve"> </w:t>
-      </w:r>
-      <w:proofErr w:type="spellStart"/>
-      <w:r>
-        <w:rPr>
-          <w:rStyle w:val="HTML"/>
-          <w:rFonts w:eastAsiaTheme="majorEastAsia"/>
-        </w:rPr>
-        <w:t>list</w:t>
-      </w:r>
-      <w:proofErr w:type="spellEnd"/>
+        <w:t>ollama list</w:t>
+      </w:r>
       <w:r>
         <w:t xml:space="preserve"> и скопируйте имя из столбца NAME (например, </w:t>
       </w:r>
@@ -4573,28 +2948,11 @@
           <w:b/>
           <w:bCs/>
         </w:rPr>
-        <w:t xml:space="preserve">Для </w:t>
-      </w:r>
-      <w:proofErr w:type="spellStart"/>
-      <w:r>
-        <w:rPr>
-          <w:b/>
-          <w:bCs/>
-        </w:rPr>
-        <w:t>GigaChat</w:t>
-      </w:r>
-      <w:proofErr w:type="spellEnd"/>
-      <w:r>
-        <w:rPr>
-          <w:b/>
-          <w:bCs/>
-        </w:rPr>
-        <w:t>:</w:t>
+        <w:t>Для GigaChat:</w:t>
       </w:r>
       <w:r>
         <w:t xml:space="preserve"> Используйте стандартное имя </w:t>
       </w:r>
-      <w:proofErr w:type="spellStart"/>
       <w:r>
         <w:rPr>
           <w:rStyle w:val="HTML"/>
@@ -4602,25 +2960,15 @@
         </w:rPr>
         <w:t>GigaChat</w:t>
       </w:r>
-      <w:proofErr w:type="spellEnd"/>
       <w:r>
         <w:t xml:space="preserve"> или </w:t>
       </w:r>
-      <w:proofErr w:type="spellStart"/>
       <w:r>
         <w:rPr>
           <w:rStyle w:val="HTML"/>
           <w:rFonts w:eastAsiaTheme="majorEastAsia"/>
         </w:rPr>
-        <w:t>GigaChat</w:t>
-      </w:r>
-      <w:proofErr w:type="spellEnd"/>
-      <w:r>
-        <w:rPr>
-          <w:rStyle w:val="HTML"/>
-          <w:rFonts w:eastAsiaTheme="majorEastAsia"/>
-        </w:rPr>
-        <w:t>-Pro</w:t>
+        <w:t>GigaChat-Pro</w:t>
       </w:r>
       <w:r>
         <w:t>.</w:t>
@@ -4639,38 +2987,10 @@
           <w:b/>
           <w:bCs/>
         </w:rPr>
-        <w:t>Для внешних (</w:t>
-      </w:r>
-      <w:proofErr w:type="spellStart"/>
-      <w:r>
-        <w:rPr>
-          <w:b/>
-          <w:bCs/>
-        </w:rPr>
-        <w:t>Groq</w:t>
-      </w:r>
-      <w:proofErr w:type="spellEnd"/>
-      <w:r>
-        <w:rPr>
-          <w:b/>
-          <w:bCs/>
-        </w:rPr>
-        <w:t>)</w:t>
-      </w:r>
-      <w:proofErr w:type="gramStart"/>
-      <w:r>
-        <w:rPr>
-          <w:b/>
-          <w:bCs/>
-        </w:rPr>
-        <w:t>:</w:t>
-      </w:r>
-      <w:r>
-        <w:t xml:space="preserve"> Строго</w:t>
-      </w:r>
-      <w:proofErr w:type="gramEnd"/>
-      <w:r>
-        <w:t xml:space="preserve"> по документации провайдера (например, </w:t>
+        <w:t>Для внешних (Groq):</w:t>
+      </w:r>
+      <w:r>
+        <w:t xml:space="preserve"> Строго по документации провайдера (например, </w:t>
       </w:r>
       <w:r>
         <w:rPr>
@@ -4685,361 +3005,93 @@
     </w:p>
     <w:p>
       <w:pPr>
-        <w:rPr>
-          <w:rFonts w:ascii="Times New Roman" w:hAnsi="Times New Roman" w:cs="Times New Roman"/>
-          <w:b/>
-          <w:bCs/>
-        </w:rPr>
-      </w:pPr>
-      <w:r>
-        <w:rPr>
-          <w:rFonts w:ascii="Times New Roman" w:hAnsi="Times New Roman" w:cs="Times New Roman"/>
-          <w:b/>
-          <w:bCs/>
-        </w:rPr>
-        <w:t>7</w:t>
-      </w:r>
-      <w:r>
-        <w:rPr>
-          <w:rFonts w:ascii="Times New Roman" w:hAnsi="Times New Roman" w:cs="Times New Roman"/>
-          <w:b/>
-          <w:bCs/>
-        </w:rPr>
-        <w:t>. Интеграция ИИ (AI &amp; LLM Layer) и Логика агента</w:t>
-      </w:r>
-    </w:p>
-    <w:p>
-      <w:pPr>
-        <w:rPr>
-          <w:rFonts w:ascii="Times New Roman" w:hAnsi="Times New Roman" w:cs="Times New Roman"/>
-        </w:rPr>
-      </w:pPr>
-      <w:proofErr w:type="spellStart"/>
-      <w:r>
-        <w:rPr>
-          <w:rFonts w:ascii="Times New Roman" w:hAnsi="Times New Roman" w:cs="Times New Roman"/>
-        </w:rPr>
-        <w:t>AIFeedback</w:t>
-      </w:r>
-      <w:proofErr w:type="spellEnd"/>
-      <w:r>
-        <w:rPr>
-          <w:rFonts w:ascii="Times New Roman" w:hAnsi="Times New Roman" w:cs="Times New Roman"/>
-        </w:rPr>
-        <w:t xml:space="preserve"> </w:t>
-      </w:r>
-      <w:r>
-        <w:rPr>
-          <w:rFonts w:ascii="Times New Roman" w:hAnsi="Times New Roman" w:cs="Times New Roman"/>
-        </w:rPr>
-        <w:t>использует мульти-</w:t>
-      </w:r>
-      <w:proofErr w:type="spellStart"/>
-      <w:r>
-        <w:rPr>
-          <w:rFonts w:ascii="Times New Roman" w:hAnsi="Times New Roman" w:cs="Times New Roman"/>
-        </w:rPr>
-        <w:t>агентный</w:t>
-      </w:r>
-      <w:proofErr w:type="spellEnd"/>
-      <w:r>
-        <w:rPr>
-          <w:rFonts w:ascii="Times New Roman" w:hAnsi="Times New Roman" w:cs="Times New Roman"/>
-        </w:rPr>
-        <w:t xml:space="preserve"> подход с динамическими системными </w:t>
-      </w:r>
-      <w:proofErr w:type="spellStart"/>
-      <w:r>
-        <w:rPr>
-          <w:rFonts w:ascii="Times New Roman" w:hAnsi="Times New Roman" w:cs="Times New Roman"/>
-        </w:rPr>
-        <w:t>промптами</w:t>
-      </w:r>
-      <w:proofErr w:type="spellEnd"/>
-      <w:r>
-        <w:rPr>
-          <w:rFonts w:ascii="Times New Roman" w:hAnsi="Times New Roman" w:cs="Times New Roman"/>
-        </w:rPr>
-        <w:t xml:space="preserve"> (System </w:t>
-      </w:r>
-      <w:proofErr w:type="spellStart"/>
-      <w:r>
-        <w:rPr>
-          <w:rFonts w:ascii="Times New Roman" w:hAnsi="Times New Roman" w:cs="Times New Roman"/>
-        </w:rPr>
-        <w:t>Prompts</w:t>
-      </w:r>
-      <w:proofErr w:type="spellEnd"/>
-      <w:r>
-        <w:rPr>
-          <w:rFonts w:ascii="Times New Roman" w:hAnsi="Times New Roman" w:cs="Times New Roman"/>
-        </w:rPr>
-        <w:t xml:space="preserve">). В зависимости от задачи (переписывание вопросов, аудит курса, анализ теста), агент применяет разные роли (Методист, </w:t>
-      </w:r>
-      <w:proofErr w:type="spellStart"/>
-      <w:r>
-        <w:rPr>
-          <w:rFonts w:ascii="Times New Roman" w:hAnsi="Times New Roman" w:cs="Times New Roman"/>
-        </w:rPr>
-        <w:t>Тестолог</w:t>
-      </w:r>
-      <w:proofErr w:type="spellEnd"/>
-      <w:r>
-        <w:rPr>
-          <w:rFonts w:ascii="Times New Roman" w:hAnsi="Times New Roman" w:cs="Times New Roman"/>
-        </w:rPr>
-        <w:t>, Аналитик).</w:t>
-      </w:r>
-    </w:p>
-    <w:p>
-      <w:pPr>
-        <w:rPr>
-          <w:rFonts w:ascii="Times New Roman" w:hAnsi="Times New Roman" w:cs="Times New Roman"/>
-        </w:rPr>
-      </w:pPr>
-      <w:r>
-        <w:rPr>
-          <w:rFonts w:ascii="Times New Roman" w:hAnsi="Times New Roman" w:cs="Times New Roman"/>
-          <w:b/>
-          <w:bCs/>
-        </w:rPr>
-        <w:t>Поддерживаемые модели ИИ по умолчанию:</w:t>
-      </w:r>
-    </w:p>
-    <w:p>
-      <w:pPr>
+        <w:pStyle w:val="ae"/>
         <w:numPr>
           <w:ilvl w:val="0"/>
-          <w:numId w:val="14"/>
+          <w:numId w:val="17"/>
         </w:numPr>
-        <w:rPr>
-          <w:rFonts w:ascii="Times New Roman" w:hAnsi="Times New Roman" w:cs="Times New Roman"/>
-        </w:rPr>
-      </w:pPr>
-      <w:r>
-        <w:rPr>
-          <w:rFonts w:ascii="Times New Roman" w:hAnsi="Times New Roman" w:cs="Times New Roman"/>
-          <w:b/>
-          <w:bCs/>
-          <w:lang w:val="en-US"/>
-        </w:rPr>
-        <w:t>o</w:t>
-      </w:r>
-      <w:proofErr w:type="spellStart"/>
-      <w:r>
-        <w:rPr>
-          <w:rFonts w:ascii="Times New Roman" w:hAnsi="Times New Roman" w:cs="Times New Roman"/>
-          <w:b/>
-          <w:bCs/>
-        </w:rPr>
-        <w:t>llama</w:t>
-      </w:r>
-      <w:proofErr w:type="spellEnd"/>
-      <w:r>
-        <w:rPr>
-          <w:rFonts w:ascii="Times New Roman" w:hAnsi="Times New Roman" w:cs="Times New Roman"/>
-          <w:b/>
-          <w:bCs/>
-        </w:rPr>
-        <w:t xml:space="preserve"> (</w:t>
-      </w:r>
-      <w:proofErr w:type="spellStart"/>
-      <w:r>
-        <w:rPr>
-          <w:rFonts w:ascii="Times New Roman" w:hAnsi="Times New Roman" w:cs="Times New Roman"/>
-          <w:b/>
-          <w:bCs/>
-        </w:rPr>
-        <w:t>Llama</w:t>
-      </w:r>
-      <w:proofErr w:type="spellEnd"/>
-      <w:r>
-        <w:rPr>
-          <w:rFonts w:ascii="Times New Roman" w:hAnsi="Times New Roman" w:cs="Times New Roman"/>
-          <w:b/>
-          <w:bCs/>
-        </w:rPr>
-        <w:t xml:space="preserve"> 3 8B / </w:t>
-      </w:r>
-      <w:proofErr w:type="spellStart"/>
-      <w:r>
-        <w:rPr>
-          <w:rFonts w:ascii="Times New Roman" w:hAnsi="Times New Roman" w:cs="Times New Roman"/>
-          <w:b/>
-          <w:bCs/>
-        </w:rPr>
-        <w:t>Saiga</w:t>
-      </w:r>
-      <w:proofErr w:type="spellEnd"/>
-      <w:r>
-        <w:rPr>
-          <w:rFonts w:ascii="Times New Roman" w:hAnsi="Times New Roman" w:cs="Times New Roman"/>
-          <w:b/>
-          <w:bCs/>
-        </w:rPr>
-        <w:t>):</w:t>
-      </w:r>
-      <w:r>
-        <w:rPr>
-          <w:rFonts w:ascii="Times New Roman" w:hAnsi="Times New Roman" w:cs="Times New Roman"/>
-        </w:rPr>
-        <w:t xml:space="preserve"> Роль — полная автономность и конфиденциальность. Обрабатывает данные локально без ограничений TPM.</w:t>
-      </w:r>
-    </w:p>
-    <w:p>
-      <w:pPr>
+      </w:pPr>
+      <w:r>
+        <w:rPr>
+          <w:rStyle w:val="af"/>
+          <w:rFonts w:eastAsiaTheme="majorEastAsia"/>
+        </w:rPr>
+        <w:t>7. Интеграция ИИ (AI &amp; LLM Layer) и Логика агента</w:t>
+      </w:r>
+    </w:p>
+    <w:p>
+      <w:pPr>
+        <w:pStyle w:val="ae"/>
         <w:numPr>
           <w:ilvl w:val="0"/>
-          <w:numId w:val="14"/>
+          <w:numId w:val="17"/>
         </w:numPr>
-        <w:rPr>
-          <w:rFonts w:ascii="Times New Roman" w:hAnsi="Times New Roman" w:cs="Times New Roman"/>
-        </w:rPr>
-      </w:pPr>
-      <w:proofErr w:type="spellStart"/>
-      <w:r>
-        <w:rPr>
-          <w:rFonts w:ascii="Times New Roman" w:hAnsi="Times New Roman" w:cs="Times New Roman"/>
-          <w:b/>
-          <w:bCs/>
-        </w:rPr>
-        <w:t>GigaChat</w:t>
-      </w:r>
-      <w:proofErr w:type="spellEnd"/>
-      <w:r>
-        <w:rPr>
-          <w:rFonts w:ascii="Times New Roman" w:hAnsi="Times New Roman" w:cs="Times New Roman"/>
-          <w:b/>
-          <w:bCs/>
-        </w:rPr>
-        <w:t xml:space="preserve"> (</w:t>
-      </w:r>
-      <w:proofErr w:type="spellStart"/>
-      <w:r>
-        <w:rPr>
-          <w:rFonts w:ascii="Times New Roman" w:hAnsi="Times New Roman" w:cs="Times New Roman"/>
-          <w:b/>
-          <w:bCs/>
-        </w:rPr>
-        <w:t>Сбер</w:t>
-      </w:r>
-      <w:proofErr w:type="spellEnd"/>
-      <w:r>
-        <w:rPr>
-          <w:rFonts w:ascii="Times New Roman" w:hAnsi="Times New Roman" w:cs="Times New Roman"/>
-          <w:b/>
-          <w:bCs/>
-        </w:rPr>
-        <w:t>):</w:t>
-      </w:r>
-      <w:r>
-        <w:rPr>
-          <w:rFonts w:ascii="Times New Roman" w:hAnsi="Times New Roman" w:cs="Times New Roman"/>
-        </w:rPr>
-        <w:t xml:space="preserve"> Роль — глубокий семантический анализ на русском языке, обработка конфиденциальных данных в контуре РФ (152-ФЗ).</w:t>
-      </w:r>
-    </w:p>
-    <w:p>
-      <w:pPr>
+      </w:pPr>
+      <w:r>
+        <w:t>AIFeedback использует единую роль ИИ-агента — «профессиональный AI-аналитик образовательных программ», задаваемую системным промптом на двух этапах взаимодействия с пользователем:</w:t>
+      </w:r>
+    </w:p>
+    <w:p>
+      <w:pPr>
+        <w:pStyle w:val="ae"/>
         <w:numPr>
           <w:ilvl w:val="0"/>
-          <w:numId w:val="14"/>
+          <w:numId w:val="17"/>
         </w:numPr>
-        <w:rPr>
-          <w:rFonts w:ascii="Times New Roman" w:hAnsi="Times New Roman" w:cs="Times New Roman"/>
-        </w:rPr>
-      </w:pPr>
-      <w:r>
-        <w:rPr>
-          <w:rFonts w:ascii="Times New Roman" w:hAnsi="Times New Roman" w:cs="Times New Roman"/>
-          <w:b/>
-          <w:bCs/>
-          <w:lang w:val="en-US"/>
-        </w:rPr>
-        <w:lastRenderedPageBreak/>
-        <w:t>g</w:t>
-      </w:r>
-      <w:proofErr w:type="spellStart"/>
-      <w:r>
-        <w:rPr>
-          <w:rFonts w:ascii="Times New Roman" w:hAnsi="Times New Roman" w:cs="Times New Roman"/>
-          <w:b/>
-          <w:bCs/>
-        </w:rPr>
-        <w:t>roq</w:t>
-      </w:r>
-      <w:proofErr w:type="spellEnd"/>
-      <w:r>
-        <w:rPr>
-          <w:rFonts w:ascii="Times New Roman" w:hAnsi="Times New Roman" w:cs="Times New Roman"/>
-          <w:b/>
-          <w:bCs/>
-        </w:rPr>
-        <w:t xml:space="preserve"> API (Llama-3-70B):</w:t>
-      </w:r>
-      <w:r>
-        <w:rPr>
-          <w:rFonts w:ascii="Times New Roman" w:hAnsi="Times New Roman" w:cs="Times New Roman"/>
-        </w:rPr>
-        <w:t xml:space="preserve"> Роль — сверхбыстрая обработка (LPU </w:t>
-      </w:r>
-      <w:proofErr w:type="spellStart"/>
-      <w:r>
-        <w:rPr>
-          <w:rFonts w:ascii="Times New Roman" w:hAnsi="Times New Roman" w:cs="Times New Roman"/>
-        </w:rPr>
-        <w:t>acceleration</w:t>
-      </w:r>
-      <w:proofErr w:type="spellEnd"/>
-      <w:r>
-        <w:rPr>
-          <w:rFonts w:ascii="Times New Roman" w:hAnsi="Times New Roman" w:cs="Times New Roman"/>
-        </w:rPr>
-        <w:t>) для массивных образовательных программ.</w:t>
-      </w:r>
-    </w:p>
-    <w:p>
-      <w:pPr>
+      </w:pPr>
+      <w:r>
+        <w:rPr>
+          <w:rStyle w:val="af"/>
+          <w:rFonts w:eastAsiaTheme="majorEastAsia"/>
+        </w:rPr>
+        <w:t>Этап 1. Первичный анализ (при загрузке файла).</w:t>
+      </w:r>
+      <w:r>
+        <w:t xml:space="preserve"> Агент получает рассчитанные числовые метрики и текстовые комментарии слушателей и формирует структурированный ответ строго в формате JSON: тональность отзывов, ключевые темы, приоритизированные выводы (3–7 штук) с обоснованием и дословными подтверждающими цитатами из анкет, примечания по каждому критерию, а также рекомендации по траектории изменения программы (актуальность, отбор слушателей, дополнение программы, изменение часов, формат обучения).</w:t>
+      </w:r>
+    </w:p>
+    <w:p>
+      <w:pPr>
+        <w:pStyle w:val="ae"/>
         <w:numPr>
           <w:ilvl w:val="0"/>
-          <w:numId w:val="14"/>
+          <w:numId w:val="17"/>
         </w:numPr>
-        <w:rPr>
-          <w:rFonts w:ascii="Times New Roman" w:hAnsi="Times New Roman" w:cs="Times New Roman"/>
-        </w:rPr>
-      </w:pPr>
-      <w:r>
-        <w:rPr>
-          <w:rFonts w:ascii="Times New Roman" w:hAnsi="Times New Roman" w:cs="Times New Roman"/>
-          <w:b/>
-          <w:bCs/>
-          <w:lang w:val="en-US"/>
-        </w:rPr>
-        <w:t>y</w:t>
-      </w:r>
-      <w:proofErr w:type="spellStart"/>
-      <w:r>
-        <w:rPr>
-          <w:rFonts w:ascii="Times New Roman" w:hAnsi="Times New Roman" w:cs="Times New Roman"/>
-          <w:b/>
-          <w:bCs/>
-        </w:rPr>
-        <w:t>andexGPT</w:t>
-      </w:r>
-      <w:proofErr w:type="spellEnd"/>
-      <w:r>
-        <w:rPr>
-          <w:rFonts w:ascii="Times New Roman" w:hAnsi="Times New Roman" w:cs="Times New Roman"/>
-          <w:b/>
-          <w:bCs/>
-        </w:rPr>
-        <w:t>:</w:t>
-      </w:r>
-      <w:r>
-        <w:rPr>
-          <w:rFonts w:ascii="Times New Roman" w:hAnsi="Times New Roman" w:cs="Times New Roman"/>
-        </w:rPr>
-        <w:t xml:space="preserve"> Роль — резервный канал для работы с огромными контекстами (RAG-интеграции).</w:t>
+      </w:pPr>
+      <w:r>
+        <w:rPr>
+          <w:rStyle w:val="af"/>
+          <w:rFonts w:eastAsiaTheme="majorEastAsia"/>
+        </w:rPr>
+        <w:t>Этап 2. Уточняющие вопросы (чат).</w:t>
+      </w:r>
+      <w:r>
+        <w:t xml:space="preserve"> Тот же агент отвечает на свободные вопросы пользователя по уже сформированному отчёту. Чтобы снизить расход токенов и не превышать лимиты провайдеров, в контекст запроса передаётся не исходный JSON целиком, а его сжатый текстовый пересказ (ключевые метрики, выводы, первая </w:t>
+      </w:r>
+      <w:r>
+        <w:lastRenderedPageBreak/>
+        <w:t>подтверждающая цитата к каждому выводу). История переписки между сообщениями не сохраняется — каждый вопрос обрабатывается независимо, в связке с отчётом по текущей программе.</w:t>
+      </w:r>
+    </w:p>
+    <w:p>
+      <w:pPr>
+        <w:pStyle w:val="ae"/>
+        <w:numPr>
+          <w:ilvl w:val="0"/>
+          <w:numId w:val="17"/>
+        </w:numPr>
+      </w:pPr>
+      <w:r>
+        <w:t>Модель</w:t>
+      </w:r>
+      <w:r>
+        <w:t xml:space="preserve"> ИИ выбирается пользователем на этапе загрузки файла</w:t>
+      </w:r>
+      <w:r>
+        <w:t xml:space="preserve"> </w:t>
+      </w:r>
+      <w:r>
+        <w:t>и запоминается для конкретного отчёта — все последующие уточняющие вопросы в чате по этому отчёту обрабатываются тем же провайдером, что и первичный анализ, без дополнительной настройки со стороны пользователя.</w:t>
       </w:r>
     </w:p>
     <w:p>
@@ -5115,41 +3167,13 @@
           <w:rFonts w:ascii="Times New Roman" w:hAnsi="Times New Roman" w:cs="Times New Roman"/>
         </w:rPr>
       </w:pPr>
-      <w:proofErr w:type="spellStart"/>
-      <w:r>
-        <w:rPr>
-          <w:rFonts w:ascii="Times New Roman" w:hAnsi="Times New Roman" w:cs="Times New Roman"/>
-          <w:b/>
-          <w:bCs/>
-        </w:rPr>
-        <w:t>Saiga</w:t>
-      </w:r>
-      <w:proofErr w:type="spellEnd"/>
-      <w:r>
-        <w:rPr>
-          <w:rFonts w:ascii="Times New Roman" w:hAnsi="Times New Roman" w:cs="Times New Roman"/>
-          <w:b/>
-          <w:bCs/>
-        </w:rPr>
-        <w:t xml:space="preserve"> </w:t>
-      </w:r>
-      <w:proofErr w:type="spellStart"/>
-      <w:r>
-        <w:rPr>
-          <w:rFonts w:ascii="Times New Roman" w:hAnsi="Times New Roman" w:cs="Times New Roman"/>
-          <w:b/>
-          <w:bCs/>
-        </w:rPr>
-        <w:t>Llama</w:t>
-      </w:r>
-      <w:proofErr w:type="spellEnd"/>
-      <w:r>
-        <w:rPr>
-          <w:rFonts w:ascii="Times New Roman" w:hAnsi="Times New Roman" w:cs="Times New Roman"/>
-          <w:b/>
-          <w:bCs/>
-        </w:rPr>
-        <w:t xml:space="preserve"> 3 (Илья Гусев):</w:t>
+      <w:r>
+        <w:rPr>
+          <w:rFonts w:ascii="Times New Roman" w:hAnsi="Times New Roman" w:cs="Times New Roman"/>
+          <w:b/>
+          <w:bCs/>
+        </w:rPr>
+        <w:t>Saiga Llama 3 (Илья Гусев):</w:t>
       </w:r>
       <w:r>
         <w:rPr>
@@ -5169,49 +3193,7 @@
         <w:rPr>
           <w:rFonts w:ascii="Times New Roman" w:hAnsi="Times New Roman" w:cs="Times New Roman"/>
         </w:rPr>
-        <w:t xml:space="preserve"> Это модель </w:t>
-      </w:r>
-      <w:proofErr w:type="spellStart"/>
-      <w:r>
-        <w:rPr>
-          <w:rFonts w:ascii="Times New Roman" w:hAnsi="Times New Roman" w:cs="Times New Roman"/>
-        </w:rPr>
-        <w:t>Llama</w:t>
-      </w:r>
-      <w:proofErr w:type="spellEnd"/>
-      <w:r>
-        <w:rPr>
-          <w:rFonts w:ascii="Times New Roman" w:hAnsi="Times New Roman" w:cs="Times New Roman"/>
-        </w:rPr>
-        <w:t xml:space="preserve"> 3, специально </w:t>
-      </w:r>
-      <w:proofErr w:type="spellStart"/>
-      <w:r>
-        <w:rPr>
-          <w:rFonts w:ascii="Times New Roman" w:hAnsi="Times New Roman" w:cs="Times New Roman"/>
-        </w:rPr>
-        <w:t>дообученная</w:t>
-      </w:r>
-      <w:proofErr w:type="spellEnd"/>
-      <w:r>
-        <w:rPr>
-          <w:rFonts w:ascii="Times New Roman" w:hAnsi="Times New Roman" w:cs="Times New Roman"/>
-        </w:rPr>
-        <w:t xml:space="preserve"> (</w:t>
-      </w:r>
-      <w:proofErr w:type="spellStart"/>
-      <w:r>
-        <w:rPr>
-          <w:rFonts w:ascii="Times New Roman" w:hAnsi="Times New Roman" w:cs="Times New Roman"/>
-        </w:rPr>
-        <w:t>fine-tuned</w:t>
-      </w:r>
-      <w:proofErr w:type="spellEnd"/>
-      <w:r>
-        <w:rPr>
-          <w:rFonts w:ascii="Times New Roman" w:hAnsi="Times New Roman" w:cs="Times New Roman"/>
-        </w:rPr>
-        <w:t>) на качественных русскоязычных текстах. Идеально понимает русскую грамматику и методические термины.</w:t>
+        <w:t xml:space="preserve"> Это модель Llama 3, специально дообученная (fine-tuned) на качественных русскоязычных текстах. Идеально понимает русскую грамматику и методические термины.</w:t>
       </w:r>
     </w:p>
     <w:p>
@@ -5224,43 +3206,19 @@
           <w:rFonts w:ascii="Times New Roman" w:hAnsi="Times New Roman" w:cs="Times New Roman"/>
         </w:rPr>
       </w:pPr>
-      <w:proofErr w:type="spellStart"/>
-      <w:r>
-        <w:rPr>
-          <w:rFonts w:ascii="Times New Roman" w:hAnsi="Times New Roman" w:cs="Times New Roman"/>
-          <w:b/>
-          <w:bCs/>
-        </w:rPr>
-        <w:t>Qwen</w:t>
-      </w:r>
-      <w:proofErr w:type="spellEnd"/>
-      <w:r>
-        <w:rPr>
-          <w:rFonts w:ascii="Times New Roman" w:hAnsi="Times New Roman" w:cs="Times New Roman"/>
-          <w:b/>
-          <w:bCs/>
-        </w:rPr>
-        <w:t xml:space="preserve"> 2.5 (7B / 14B):</w:t>
-      </w:r>
-      <w:r>
-        <w:rPr>
-          <w:rFonts w:ascii="Times New Roman" w:hAnsi="Times New Roman" w:cs="Times New Roman"/>
-        </w:rPr>
-        <w:t xml:space="preserve"> Открытая модель от </w:t>
-      </w:r>
-      <w:proofErr w:type="spellStart"/>
-      <w:r>
-        <w:rPr>
-          <w:rFonts w:ascii="Times New Roman" w:hAnsi="Times New Roman" w:cs="Times New Roman"/>
-        </w:rPr>
-        <w:t>Alibaba</w:t>
-      </w:r>
-      <w:proofErr w:type="spellEnd"/>
-      <w:r>
-        <w:rPr>
-          <w:rFonts w:ascii="Times New Roman" w:hAnsi="Times New Roman" w:cs="Times New Roman"/>
-        </w:rPr>
-        <w:t>. Показывает феноменальные результаты в логическом анализе данных и структурировании отчетов. Быстро работает даже на видеокартах среднего уровня.</w:t>
+      <w:r>
+        <w:rPr>
+          <w:rFonts w:ascii="Times New Roman" w:hAnsi="Times New Roman" w:cs="Times New Roman"/>
+          <w:b/>
+          <w:bCs/>
+        </w:rPr>
+        <w:t>Qwen 2.5 (7B / 14B):</w:t>
+      </w:r>
+      <w:r>
+        <w:rPr>
+          <w:rFonts w:ascii="Times New Roman" w:hAnsi="Times New Roman" w:cs="Times New Roman"/>
+        </w:rPr>
+        <w:t xml:space="preserve"> Открытая модель от Alibaba. Показывает феноменальные результаты в логическом анализе данных и структурировании отчетов. Быстро работает даже на видеокартах среднего уровня.</w:t>
       </w:r>
     </w:p>
     <w:p>
@@ -5273,23 +3231,13 @@
           <w:rFonts w:ascii="Times New Roman" w:hAnsi="Times New Roman" w:cs="Times New Roman"/>
         </w:rPr>
       </w:pPr>
-      <w:proofErr w:type="spellStart"/>
-      <w:r>
-        <w:rPr>
-          <w:rFonts w:ascii="Times New Roman" w:hAnsi="Times New Roman" w:cs="Times New Roman"/>
-          <w:b/>
-          <w:bCs/>
-        </w:rPr>
-        <w:t>Mistral-Nemo</w:t>
-      </w:r>
-      <w:proofErr w:type="spellEnd"/>
-      <w:r>
-        <w:rPr>
-          <w:rFonts w:ascii="Times New Roman" w:hAnsi="Times New Roman" w:cs="Times New Roman"/>
-          <w:b/>
-          <w:bCs/>
-        </w:rPr>
-        <w:t xml:space="preserve"> (12B):</w:t>
+      <w:r>
+        <w:rPr>
+          <w:rFonts w:ascii="Times New Roman" w:hAnsi="Times New Roman" w:cs="Times New Roman"/>
+          <w:b/>
+          <w:bCs/>
+        </w:rPr>
+        <w:t>Mistral-Nemo (12B):</w:t>
       </w:r>
       <w:r>
         <w:rPr>
@@ -5333,45 +3281,19 @@
           <w:rFonts w:ascii="Times New Roman" w:hAnsi="Times New Roman" w:cs="Times New Roman"/>
         </w:rPr>
       </w:pPr>
-      <w:proofErr w:type="spellStart"/>
-      <w:r>
-        <w:rPr>
-          <w:rFonts w:ascii="Times New Roman" w:hAnsi="Times New Roman" w:cs="Times New Roman"/>
-          <w:b/>
-          <w:bCs/>
-        </w:rPr>
-        <w:t>Groq</w:t>
-      </w:r>
-      <w:proofErr w:type="spellEnd"/>
-      <w:r>
-        <w:rPr>
-          <w:rFonts w:ascii="Times New Roman" w:hAnsi="Times New Roman" w:cs="Times New Roman"/>
-          <w:b/>
-          <w:bCs/>
-        </w:rPr>
-        <w:t xml:space="preserve"> API (Бесплатно / Дешево)</w:t>
-      </w:r>
-      <w:proofErr w:type="gramStart"/>
-      <w:r>
-        <w:rPr>
-          <w:rFonts w:ascii="Times New Roman" w:hAnsi="Times New Roman" w:cs="Times New Roman"/>
-          <w:b/>
-          <w:bCs/>
-        </w:rPr>
-        <w:t>:</w:t>
-      </w:r>
-      <w:r>
-        <w:rPr>
-          <w:rFonts w:ascii="Times New Roman" w:hAnsi="Times New Roman" w:cs="Times New Roman"/>
-        </w:rPr>
-        <w:t xml:space="preserve"> Предлагает</w:t>
-      </w:r>
-      <w:proofErr w:type="gramEnd"/>
-      <w:r>
-        <w:rPr>
-          <w:rFonts w:ascii="Times New Roman" w:hAnsi="Times New Roman" w:cs="Times New Roman"/>
-        </w:rPr>
-        <w:t xml:space="preserve"> аппаратное ускорение на LPU. Предоставляет доступ к тяжелой модели Llama-3-70B. Выдает результат мгновенно (до 800 слов в секунду), что идеально для объемных аудитов, однако требует VPN на территории РФ.</w:t>
+      <w:r>
+        <w:rPr>
+          <w:rFonts w:ascii="Times New Roman" w:hAnsi="Times New Roman" w:cs="Times New Roman"/>
+          <w:b/>
+          <w:bCs/>
+        </w:rPr>
+        <w:t>Groq API (Бесплатно / Дешево):</w:t>
+      </w:r>
+      <w:r>
+        <w:rPr>
+          <w:rFonts w:ascii="Times New Roman" w:hAnsi="Times New Roman" w:cs="Times New Roman"/>
+        </w:rPr>
+        <w:t xml:space="preserve"> Предлагает аппаратное ускорение на LPU. Предоставляет доступ к тяжелой модели Llama-3-70B. Выдает результат мгновенно (до 800 слов в секунду), что идеально для объемных аудитов, однако требует VPN на территории РФ.</w:t>
       </w:r>
     </w:p>
     <w:p>
@@ -5384,41 +3306,13 @@
           <w:rFonts w:ascii="Times New Roman" w:hAnsi="Times New Roman" w:cs="Times New Roman"/>
         </w:rPr>
       </w:pPr>
-      <w:proofErr w:type="spellStart"/>
-      <w:r>
-        <w:rPr>
-          <w:rFonts w:ascii="Times New Roman" w:hAnsi="Times New Roman" w:cs="Times New Roman"/>
-          <w:b/>
-          <w:bCs/>
-        </w:rPr>
-        <w:t>GigaChat</w:t>
-      </w:r>
-      <w:proofErr w:type="spellEnd"/>
-      <w:r>
-        <w:rPr>
-          <w:rFonts w:ascii="Times New Roman" w:hAnsi="Times New Roman" w:cs="Times New Roman"/>
-          <w:b/>
-          <w:bCs/>
-        </w:rPr>
-        <w:t xml:space="preserve"> API от </w:t>
-      </w:r>
-      <w:proofErr w:type="spellStart"/>
-      <w:r>
-        <w:rPr>
-          <w:rFonts w:ascii="Times New Roman" w:hAnsi="Times New Roman" w:cs="Times New Roman"/>
-          <w:b/>
-          <w:bCs/>
-        </w:rPr>
-        <w:t>Сбера</w:t>
-      </w:r>
-      <w:proofErr w:type="spellEnd"/>
-      <w:r>
-        <w:rPr>
-          <w:rFonts w:ascii="Times New Roman" w:hAnsi="Times New Roman" w:cs="Times New Roman"/>
-          <w:b/>
-          <w:bCs/>
-        </w:rPr>
-        <w:t xml:space="preserve"> (Корпоративный сегмент):</w:t>
+      <w:r>
+        <w:rPr>
+          <w:rFonts w:ascii="Times New Roman" w:hAnsi="Times New Roman" w:cs="Times New Roman"/>
+          <w:b/>
+          <w:bCs/>
+        </w:rPr>
+        <w:t>GigaChat API от Сбера (Корпоративный сегмент):</w:t>
       </w:r>
       <w:r>
         <w:rPr>
@@ -5437,37 +3331,19 @@
           <w:rFonts w:ascii="Times New Roman" w:hAnsi="Times New Roman" w:cs="Times New Roman"/>
         </w:rPr>
       </w:pPr>
-      <w:proofErr w:type="spellStart"/>
-      <w:r>
-        <w:rPr>
-          <w:rFonts w:ascii="Times New Roman" w:hAnsi="Times New Roman" w:cs="Times New Roman"/>
-          <w:b/>
-          <w:bCs/>
-        </w:rPr>
-        <w:t>YandexGPT</w:t>
-      </w:r>
-      <w:proofErr w:type="spellEnd"/>
-      <w:proofErr w:type="gramStart"/>
-      <w:r>
-        <w:rPr>
-          <w:rFonts w:ascii="Times New Roman" w:hAnsi="Times New Roman" w:cs="Times New Roman"/>
-          <w:b/>
-          <w:bCs/>
-        </w:rPr>
-        <w:t>:</w:t>
-      </w:r>
-      <w:r>
-        <w:rPr>
-          <w:rFonts w:ascii="Times New Roman" w:hAnsi="Times New Roman" w:cs="Times New Roman"/>
-        </w:rPr>
-        <w:t xml:space="preserve"> Отлично</w:t>
-      </w:r>
-      <w:proofErr w:type="gramEnd"/>
-      <w:r>
-        <w:rPr>
-          <w:rFonts w:ascii="Times New Roman" w:hAnsi="Times New Roman" w:cs="Times New Roman"/>
-        </w:rPr>
-        <w:t xml:space="preserve"> работает с длинными русскоязычными контекстами. Имеет удобную тарификацию за тысячу токенов.</w:t>
+      <w:r>
+        <w:rPr>
+          <w:rFonts w:ascii="Times New Roman" w:hAnsi="Times New Roman" w:cs="Times New Roman"/>
+          <w:b/>
+          <w:bCs/>
+        </w:rPr>
+        <w:t>YandexGPT:</w:t>
+      </w:r>
+      <w:r>
+        <w:rPr>
+          <w:rFonts w:ascii="Times New Roman" w:hAnsi="Times New Roman" w:cs="Times New Roman"/>
+        </w:rPr>
+        <w:t xml:space="preserve"> Отлично работает с длинными русскоязычными контекстами. Имеет удобную тарификацию за тысячу токенов.</w:t>
       </w:r>
     </w:p>
     <w:p>
@@ -5656,7 +3532,16 @@
                 <w:b/>
                 <w:bCs/>
               </w:rPr>
-              <w:t>Подключение не установлено, т.к. конечный компьютер отверг запрос на подключение. (127.0.0.1:11434)</w:t>
+              <w:t xml:space="preserve">Подключение не установлено, т.к. конечный компьютер отверг запрос на </w:t>
+            </w:r>
+            <w:r>
+              <w:rPr>
+                <w:rFonts w:ascii="Times New Roman" w:hAnsi="Times New Roman" w:cs="Times New Roman"/>
+                <w:b/>
+                <w:bCs/>
+              </w:rPr>
+              <w:lastRenderedPageBreak/>
+              <w:t>подключение. (127.0.0.1:11434)</w:t>
             </w:r>
           </w:p>
         </w:tc>
@@ -5689,6 +3574,7 @@
               <w:rPr>
                 <w:rFonts w:ascii="Times New Roman" w:hAnsi="Times New Roman" w:cs="Times New Roman"/>
               </w:rPr>
+              <w:lastRenderedPageBreak/>
               <w:t>Имя модели в настройках не совпадает с тем, что скачано на сервер.</w:t>
             </w:r>
           </w:p>
@@ -5722,35 +3608,7 @@
               <w:rPr>
                 <w:rFonts w:ascii="Times New Roman" w:hAnsi="Times New Roman" w:cs="Times New Roman"/>
               </w:rPr>
-              <w:t xml:space="preserve">Проверьте поле «Имя целевой модели». Запустите </w:t>
-            </w:r>
-            <w:proofErr w:type="spellStart"/>
-            <w:r>
-              <w:rPr>
-                <w:rFonts w:ascii="Times New Roman" w:hAnsi="Times New Roman" w:cs="Times New Roman"/>
-              </w:rPr>
-              <w:t>ollama</w:t>
-            </w:r>
-            <w:proofErr w:type="spellEnd"/>
-            <w:r>
-              <w:rPr>
-                <w:rFonts w:ascii="Times New Roman" w:hAnsi="Times New Roman" w:cs="Times New Roman"/>
-              </w:rPr>
-              <w:t xml:space="preserve"> </w:t>
-            </w:r>
-            <w:proofErr w:type="spellStart"/>
-            <w:r>
-              <w:rPr>
-                <w:rFonts w:ascii="Times New Roman" w:hAnsi="Times New Roman" w:cs="Times New Roman"/>
-              </w:rPr>
-              <w:t>list</w:t>
-            </w:r>
-            <w:proofErr w:type="spellEnd"/>
-            <w:r>
-              <w:rPr>
-                <w:rFonts w:ascii="Times New Roman" w:hAnsi="Times New Roman" w:cs="Times New Roman"/>
-              </w:rPr>
-              <w:t xml:space="preserve"> для сверки.</w:t>
+              <w:t>Проверьте поле «Имя целевой модели». Запустите ollama list для сверки.</w:t>
             </w:r>
           </w:p>
         </w:tc>
@@ -5790,65 +3648,7 @@
                 <w:b/>
                 <w:bCs/>
               </w:rPr>
-              <w:lastRenderedPageBreak/>
-              <w:t xml:space="preserve">Ошибка: Connection </w:t>
-            </w:r>
-            <w:proofErr w:type="spellStart"/>
-            <w:r>
-              <w:rPr>
-                <w:rFonts w:ascii="Times New Roman" w:hAnsi="Times New Roman" w:cs="Times New Roman"/>
-                <w:b/>
-                <w:bCs/>
-              </w:rPr>
-              <w:t>refused</w:t>
-            </w:r>
-            <w:proofErr w:type="spellEnd"/>
-          </w:p>
-        </w:tc>
-        <w:tc>
-          <w:tcPr>
-            <w:tcW w:w="0" w:type="auto"/>
-            <w:tcBorders>
-              <w:top w:val="single" w:sz="6" w:space="0" w:color="C4C7C5"/>
-              <w:left w:val="single" w:sz="6" w:space="0" w:color="C4C7C5"/>
-              <w:bottom w:val="single" w:sz="6" w:space="0" w:color="C4C7C5"/>
-              <w:right w:val="single" w:sz="6" w:space="0" w:color="C4C7C5"/>
-            </w:tcBorders>
-            <w:tcMar>
-              <w:top w:w="120" w:type="dxa"/>
-              <w:left w:w="180" w:type="dxa"/>
-              <w:bottom w:w="120" w:type="dxa"/>
-              <w:right w:w="180" w:type="dxa"/>
-            </w:tcMar>
-            <w:vAlign w:val="center"/>
-            <w:hideMark/>
-          </w:tcPr>
-          <w:p>
-            <w:pPr>
-              <w:spacing w:after="0" w:line="240" w:lineRule="auto"/>
-              <w:rPr>
-                <w:rFonts w:ascii="Times New Roman" w:hAnsi="Times New Roman" w:cs="Times New Roman"/>
-              </w:rPr>
-            </w:pPr>
-            <w:r>
-              <w:rPr>
-                <w:rFonts w:ascii="Times New Roman" w:hAnsi="Times New Roman" w:cs="Times New Roman"/>
-              </w:rPr>
-              <w:t xml:space="preserve">Веб-сайт не видит сервер </w:t>
-            </w:r>
-            <w:proofErr w:type="spellStart"/>
-            <w:r>
-              <w:rPr>
-                <w:rFonts w:ascii="Times New Roman" w:hAnsi="Times New Roman" w:cs="Times New Roman"/>
-              </w:rPr>
-              <w:t>Ollama</w:t>
-            </w:r>
-            <w:proofErr w:type="spellEnd"/>
-            <w:r>
-              <w:rPr>
-                <w:rFonts w:ascii="Times New Roman" w:hAnsi="Times New Roman" w:cs="Times New Roman"/>
-              </w:rPr>
-              <w:t>. Порт закрыт или неверный IP.</w:t>
+              <w:t>Ошибка: Connection refused</w:t>
             </w:r>
           </w:p>
         </w:tc>
@@ -5881,35 +3681,40 @@
               <w:rPr>
                 <w:rFonts w:ascii="Times New Roman" w:hAnsi="Times New Roman" w:cs="Times New Roman"/>
               </w:rPr>
-              <w:t xml:space="preserve">Проверьте </w:t>
+              <w:t>Веб-сайт не видит сервер Ollama. Порт закрыт или неверный IP.</w:t>
             </w:r>
-            <w:proofErr w:type="spellStart"/>
+          </w:p>
+        </w:tc>
+        <w:tc>
+          <w:tcPr>
+            <w:tcW w:w="0" w:type="auto"/>
+            <w:tcBorders>
+              <w:top w:val="single" w:sz="6" w:space="0" w:color="C4C7C5"/>
+              <w:left w:val="single" w:sz="6" w:space="0" w:color="C4C7C5"/>
+              <w:bottom w:val="single" w:sz="6" w:space="0" w:color="C4C7C5"/>
+              <w:right w:val="single" w:sz="6" w:space="0" w:color="C4C7C5"/>
+            </w:tcBorders>
+            <w:tcMar>
+              <w:top w:w="120" w:type="dxa"/>
+              <w:left w:w="180" w:type="dxa"/>
+              <w:bottom w:w="120" w:type="dxa"/>
+              <w:right w:w="180" w:type="dxa"/>
+            </w:tcMar>
+            <w:vAlign w:val="center"/>
+            <w:hideMark/>
+          </w:tcPr>
+          <w:p>
+            <w:pPr>
+              <w:spacing w:after="0" w:line="240" w:lineRule="auto"/>
+              <w:rPr>
+                <w:rFonts w:ascii="Times New Roman" w:hAnsi="Times New Roman" w:cs="Times New Roman"/>
+              </w:rPr>
+            </w:pPr>
             <w:r>
               <w:rPr>
                 <w:rFonts w:ascii="Times New Roman" w:hAnsi="Times New Roman" w:cs="Times New Roman"/>
               </w:rPr>
-              <w:t>Endpoint</w:t>
-            </w:r>
-            <w:proofErr w:type="spellEnd"/>
-            <w:r>
-              <w:rPr>
-                <w:rFonts w:ascii="Times New Roman" w:hAnsi="Times New Roman" w:cs="Times New Roman"/>
-              </w:rPr>
-              <w:t xml:space="preserve"> в настройках. Убедитесь, что </w:t>
-            </w:r>
-            <w:proofErr w:type="spellStart"/>
-            <w:r>
-              <w:rPr>
-                <w:rFonts w:ascii="Times New Roman" w:hAnsi="Times New Roman" w:cs="Times New Roman"/>
-              </w:rPr>
-              <w:t>Ollama</w:t>
-            </w:r>
-            <w:proofErr w:type="spellEnd"/>
-            <w:r>
-              <w:rPr>
-                <w:rFonts w:ascii="Times New Roman" w:hAnsi="Times New Roman" w:cs="Times New Roman"/>
-              </w:rPr>
-              <w:t xml:space="preserve"> запущена.</w:t>
+              <w:t>Проверьте Endpoint в настройках. Убедитесь, что Ollama запущена.</w:t>
             </w:r>
           </w:p>
         </w:tc>
@@ -5982,43 +3787,7 @@
               <w:rPr>
                 <w:rFonts w:ascii="Times New Roman" w:hAnsi="Times New Roman" w:cs="Times New Roman"/>
               </w:rPr>
-              <w:t xml:space="preserve">Проблема с правами доступа к </w:t>
-            </w:r>
-            <w:proofErr w:type="spellStart"/>
-            <w:r>
-              <w:rPr>
-                <w:rFonts w:ascii="Times New Roman" w:hAnsi="Times New Roman" w:cs="Times New Roman"/>
-              </w:rPr>
-              <w:t>llm_</w:t>
-            </w:r>
-            <w:proofErr w:type="gramStart"/>
-            <w:r>
-              <w:rPr>
-                <w:rFonts w:ascii="Times New Roman" w:hAnsi="Times New Roman" w:cs="Times New Roman"/>
-              </w:rPr>
-              <w:t>providers.json</w:t>
-            </w:r>
-            <w:proofErr w:type="spellEnd"/>
-            <w:proofErr w:type="gramEnd"/>
-            <w:r>
-              <w:rPr>
-                <w:rFonts w:ascii="Times New Roman" w:hAnsi="Times New Roman" w:cs="Times New Roman"/>
-              </w:rPr>
-              <w:t xml:space="preserve"> внутри </w:t>
-            </w:r>
-            <w:proofErr w:type="spellStart"/>
-            <w:r>
-              <w:rPr>
-                <w:rFonts w:ascii="Times New Roman" w:hAnsi="Times New Roman" w:cs="Times New Roman"/>
-              </w:rPr>
-              <w:t>Docker</w:t>
-            </w:r>
-            <w:proofErr w:type="spellEnd"/>
-            <w:r>
-              <w:rPr>
-                <w:rFonts w:ascii="Times New Roman" w:hAnsi="Times New Roman" w:cs="Times New Roman"/>
-              </w:rPr>
-              <w:t>.</w:t>
+              <w:t>Проблема с правами доступа к llm_providers.json внутри Docker.</w:t>
             </w:r>
           </w:p>
         </w:tc>
@@ -6051,35 +3820,7 @@
               <w:rPr>
                 <w:rFonts w:ascii="Times New Roman" w:hAnsi="Times New Roman" w:cs="Times New Roman"/>
               </w:rPr>
-              <w:t xml:space="preserve">Убедитесь, что в </w:t>
-            </w:r>
-            <w:proofErr w:type="spellStart"/>
-            <w:r>
-              <w:rPr>
-                <w:rFonts w:ascii="Times New Roman" w:hAnsi="Times New Roman" w:cs="Times New Roman"/>
-              </w:rPr>
-              <w:t>Dockerfile</w:t>
-            </w:r>
-            <w:proofErr w:type="spellEnd"/>
-            <w:r>
-              <w:rPr>
-                <w:rFonts w:ascii="Times New Roman" w:hAnsi="Times New Roman" w:cs="Times New Roman"/>
-              </w:rPr>
-              <w:t xml:space="preserve"> корректно прописана команда </w:t>
-            </w:r>
-            <w:proofErr w:type="spellStart"/>
-            <w:r>
-              <w:rPr>
-                <w:rFonts w:ascii="Times New Roman" w:hAnsi="Times New Roman" w:cs="Times New Roman"/>
-              </w:rPr>
-              <w:t>chown</w:t>
-            </w:r>
-            <w:proofErr w:type="spellEnd"/>
-            <w:r>
-              <w:rPr>
-                <w:rFonts w:ascii="Times New Roman" w:hAnsi="Times New Roman" w:cs="Times New Roman"/>
-              </w:rPr>
-              <w:t xml:space="preserve"> для выдачи прав приложению.</w:t>
+              <w:t>Убедитесь, что в Dockerfile корректно прописана команда chown для выдачи прав приложению.</w:t>
             </w:r>
           </w:p>
         </w:tc>
@@ -6121,133 +3862,7 @@
                 <w:b/>
                 <w:bCs/>
               </w:rPr>
-              <w:t xml:space="preserve">Не удалось получить токен </w:t>
-            </w:r>
-            <w:proofErr w:type="spellStart"/>
-            <w:r>
-              <w:rPr>
-                <w:rFonts w:ascii="Times New Roman" w:hAnsi="Times New Roman" w:cs="Times New Roman"/>
-                <w:b/>
-                <w:bCs/>
-              </w:rPr>
-              <w:t>Сбера</w:t>
-            </w:r>
-            <w:proofErr w:type="spellEnd"/>
-            <w:r>
-              <w:rPr>
-                <w:rFonts w:ascii="Times New Roman" w:hAnsi="Times New Roman" w:cs="Times New Roman"/>
-                <w:b/>
-                <w:bCs/>
-              </w:rPr>
-              <w:t xml:space="preserve">: </w:t>
-            </w:r>
-            <w:proofErr w:type="spellStart"/>
-            <w:r>
-              <w:rPr>
-                <w:rFonts w:ascii="Times New Roman" w:hAnsi="Times New Roman" w:cs="Times New Roman"/>
-                <w:b/>
-                <w:bCs/>
-              </w:rPr>
-              <w:t>code</w:t>
-            </w:r>
-            <w:proofErr w:type="spellEnd"/>
-            <w:r>
-              <w:rPr>
-                <w:rFonts w:ascii="Times New Roman" w:hAnsi="Times New Roman" w:cs="Times New Roman"/>
-                <w:b/>
-                <w:bCs/>
-              </w:rPr>
-              <w:t xml:space="preserve"> 6 (</w:t>
-            </w:r>
-            <w:proofErr w:type="spellStart"/>
-            <w:r>
-              <w:rPr>
-                <w:rFonts w:ascii="Times New Roman" w:hAnsi="Times New Roman" w:cs="Times New Roman"/>
-                <w:b/>
-                <w:bCs/>
-              </w:rPr>
-              <w:t>credentials</w:t>
-            </w:r>
-            <w:proofErr w:type="spellEnd"/>
-            <w:r>
-              <w:rPr>
-                <w:rFonts w:ascii="Times New Roman" w:hAnsi="Times New Roman" w:cs="Times New Roman"/>
-                <w:b/>
-                <w:bCs/>
-              </w:rPr>
-              <w:t xml:space="preserve"> </w:t>
-            </w:r>
-            <w:proofErr w:type="spellStart"/>
-            <w:r>
-              <w:rPr>
-                <w:rFonts w:ascii="Times New Roman" w:hAnsi="Times New Roman" w:cs="Times New Roman"/>
-                <w:b/>
-                <w:bCs/>
-              </w:rPr>
-              <w:t>doesn't</w:t>
-            </w:r>
-            <w:proofErr w:type="spellEnd"/>
-            <w:r>
-              <w:rPr>
-                <w:rFonts w:ascii="Times New Roman" w:hAnsi="Times New Roman" w:cs="Times New Roman"/>
-                <w:b/>
-                <w:bCs/>
-              </w:rPr>
-              <w:t xml:space="preserve"> </w:t>
-            </w:r>
-            <w:proofErr w:type="spellStart"/>
-            <w:r>
-              <w:rPr>
-                <w:rFonts w:ascii="Times New Roman" w:hAnsi="Times New Roman" w:cs="Times New Roman"/>
-                <w:b/>
-                <w:bCs/>
-              </w:rPr>
-              <w:t>match</w:t>
-            </w:r>
-            <w:proofErr w:type="spellEnd"/>
-            <w:r>
-              <w:rPr>
-                <w:rFonts w:ascii="Times New Roman" w:hAnsi="Times New Roman" w:cs="Times New Roman"/>
-                <w:b/>
-                <w:bCs/>
-              </w:rPr>
-              <w:t xml:space="preserve"> </w:t>
-            </w:r>
-            <w:proofErr w:type="spellStart"/>
-            <w:r>
-              <w:rPr>
-                <w:rFonts w:ascii="Times New Roman" w:hAnsi="Times New Roman" w:cs="Times New Roman"/>
-                <w:b/>
-                <w:bCs/>
-              </w:rPr>
-              <w:t>db</w:t>
-            </w:r>
-            <w:proofErr w:type="spellEnd"/>
-            <w:r>
-              <w:rPr>
-                <w:rFonts w:ascii="Times New Roman" w:hAnsi="Times New Roman" w:cs="Times New Roman"/>
-                <w:b/>
-                <w:bCs/>
-              </w:rPr>
-              <w:t xml:space="preserve"> </w:t>
-            </w:r>
-            <w:proofErr w:type="spellStart"/>
-            <w:r>
-              <w:rPr>
-                <w:rFonts w:ascii="Times New Roman" w:hAnsi="Times New Roman" w:cs="Times New Roman"/>
-                <w:b/>
-                <w:bCs/>
-              </w:rPr>
-              <w:t>data</w:t>
-            </w:r>
-            <w:proofErr w:type="spellEnd"/>
-            <w:r>
-              <w:rPr>
-                <w:rFonts w:ascii="Times New Roman" w:hAnsi="Times New Roman" w:cs="Times New Roman"/>
-                <w:b/>
-                <w:bCs/>
-              </w:rPr>
-              <w:t>).</w:t>
+              <w:t>Не удалось получить токен Сбера: code 6 (credentials doesn't match db data).</w:t>
             </w:r>
           </w:p>
         </w:tc>
@@ -6279,35 +3894,7 @@
               <w:rPr>
                 <w:rFonts w:ascii="Times New Roman" w:hAnsi="Times New Roman" w:cs="Times New Roman"/>
               </w:rPr>
-              <w:t xml:space="preserve">Ключ авторизации был перевыпущен в личном кабинете </w:t>
-            </w:r>
-            <w:proofErr w:type="spellStart"/>
-            <w:r>
-              <w:rPr>
-                <w:rFonts w:ascii="Times New Roman" w:hAnsi="Times New Roman" w:cs="Times New Roman"/>
-              </w:rPr>
-              <w:t>Сбера</w:t>
-            </w:r>
-            <w:proofErr w:type="spellEnd"/>
-            <w:r>
-              <w:rPr>
-                <w:rFonts w:ascii="Times New Roman" w:hAnsi="Times New Roman" w:cs="Times New Roman"/>
-              </w:rPr>
-              <w:t xml:space="preserve">, или скопировано неверное поле (например, Client ID вместо </w:t>
-            </w:r>
-            <w:proofErr w:type="spellStart"/>
-            <w:r>
-              <w:rPr>
-                <w:rFonts w:ascii="Times New Roman" w:hAnsi="Times New Roman" w:cs="Times New Roman"/>
-              </w:rPr>
-              <w:t>Авторизационных</w:t>
-            </w:r>
-            <w:proofErr w:type="spellEnd"/>
-            <w:r>
-              <w:rPr>
-                <w:rFonts w:ascii="Times New Roman" w:hAnsi="Times New Roman" w:cs="Times New Roman"/>
-              </w:rPr>
-              <w:t xml:space="preserve"> данных).</w:t>
+              <w:t>Ключ авторизации был перевыпущен в личном кабинете Сбера, или скопировано неверное поле (например, Client ID вместо Авторизационных данных).</w:t>
             </w:r>
           </w:p>
         </w:tc>
@@ -6339,35 +3926,7 @@
               <w:rPr>
                 <w:rFonts w:ascii="Times New Roman" w:hAnsi="Times New Roman" w:cs="Times New Roman"/>
               </w:rPr>
-              <w:t xml:space="preserve">Сгенерируйте новый Client Secret на портале </w:t>
-            </w:r>
-            <w:proofErr w:type="spellStart"/>
-            <w:r>
-              <w:rPr>
-                <w:rFonts w:ascii="Times New Roman" w:hAnsi="Times New Roman" w:cs="Times New Roman"/>
-              </w:rPr>
-              <w:t>Сбера</w:t>
-            </w:r>
-            <w:proofErr w:type="spellEnd"/>
-            <w:r>
-              <w:rPr>
-                <w:rFonts w:ascii="Times New Roman" w:hAnsi="Times New Roman" w:cs="Times New Roman"/>
-              </w:rPr>
-              <w:t>, скопируйте новую строку «</w:t>
-            </w:r>
-            <w:proofErr w:type="spellStart"/>
-            <w:r>
-              <w:rPr>
-                <w:rFonts w:ascii="Times New Roman" w:hAnsi="Times New Roman" w:cs="Times New Roman"/>
-              </w:rPr>
-              <w:t>Авторизационные</w:t>
-            </w:r>
-            <w:proofErr w:type="spellEnd"/>
-            <w:r>
-              <w:rPr>
-                <w:rFonts w:ascii="Times New Roman" w:hAnsi="Times New Roman" w:cs="Times New Roman"/>
-              </w:rPr>
-              <w:t xml:space="preserve"> данные» (начинается на MDE...) и создайте провайдера в системе заново.</w:t>
+              <w:t>Сгенерируйте новый Client Secret на портале Сбера, скопируйте новую строку «Авторизационные данные» (начинается на MDE...) и создайте провайдера в системе заново.</w:t>
             </w:r>
           </w:p>
         </w:tc>
@@ -10948,6 +8507,17 @@
       <w:szCs w:val="20"/>
     </w:rPr>
   </w:style>
+  <w:style w:type="character" w:styleId="af">
+    <w:name w:val="Strong"/>
+    <w:basedOn w:val="a0"/>
+    <w:uiPriority w:val="22"/>
+    <w:qFormat/>
+    <w:rsid w:val="00187DFC"/>
+    <w:rPr>
+      <w:b/>
+      <w:bCs/>
+    </w:rPr>
+  </w:style>
 </w:styles>
 </file>
 

--- a/Официальная техническая документация.docx
+++ b/Официальная техническая документация.docx
@@ -18,6 +18,7 @@
         </w:rPr>
         <w:t xml:space="preserve">Официальная техническая документация: </w:t>
       </w:r>
+      <w:proofErr w:type="spellStart"/>
       <w:r>
         <w:rPr>
           <w:rFonts w:ascii="Times New Roman" w:hAnsi="Times New Roman" w:cs="Times New Roman"/>
@@ -26,6 +27,7 @@
         </w:rPr>
         <w:t>AIFeedback</w:t>
       </w:r>
+      <w:proofErr w:type="spellEnd"/>
     </w:p>
     <w:p>
       <w:pPr>
@@ -57,6 +59,7 @@
         <w:pStyle w:val="ae"/>
       </w:pPr>
       <w:bookmarkStart w:id="0" w:name="_Hlk238416863"/>
+      <w:proofErr w:type="spellStart"/>
       <w:r>
         <w:rPr>
           <w:b/>
@@ -64,6 +67,7 @@
         </w:rPr>
         <w:t>AIFeedback</w:t>
       </w:r>
+      <w:proofErr w:type="spellEnd"/>
       <w:r>
         <w:t xml:space="preserve"> </w:t>
       </w:r>
@@ -77,25 +81,51 @@
         <w:pStyle w:val="ae"/>
       </w:pPr>
       <w:r>
-        <w:t xml:space="preserve">Система осуществляет глубокий парсинг анкетных данных (выгрузок в форматах </w:t>
+        <w:t xml:space="preserve">Система осуществляет глубокий </w:t>
+      </w:r>
+      <w:proofErr w:type="spellStart"/>
+      <w:r>
+        <w:t>парсинг</w:t>
+      </w:r>
+      <w:proofErr w:type="spellEnd"/>
+      <w:r>
+        <w:t xml:space="preserve"> анкетных данных (выгрузок в форматах </w:t>
       </w:r>
       <w:r>
         <w:rPr>
           <w:rStyle w:val="HTML"/>
           <w:rFonts w:eastAsiaTheme="majorEastAsia"/>
         </w:rPr>
-        <w:t>.xlsx</w:t>
-      </w:r>
-      <w:r>
-        <w:t xml:space="preserve"> и </w:t>
-      </w:r>
+        <w:t>.</w:t>
+      </w:r>
+      <w:proofErr w:type="spellStart"/>
       <w:r>
         <w:rPr>
           <w:rStyle w:val="HTML"/>
           <w:rFonts w:eastAsiaTheme="majorEastAsia"/>
         </w:rPr>
-        <w:t>.csv</w:t>
-      </w:r>
+        <w:t>xlsx</w:t>
+      </w:r>
+      <w:proofErr w:type="spellEnd"/>
+      <w:r>
+        <w:t xml:space="preserve"> и </w:t>
+      </w:r>
+      <w:r>
+        <w:rPr>
+          <w:rStyle w:val="HTML"/>
+          <w:rFonts w:eastAsiaTheme="majorEastAsia"/>
+        </w:rPr>
+        <w:t>.</w:t>
+      </w:r>
+      <w:proofErr w:type="spellStart"/>
+      <w:r>
+        <w:rPr>
+          <w:rStyle w:val="HTML"/>
+          <w:rFonts w:eastAsiaTheme="majorEastAsia"/>
+        </w:rPr>
+        <w:t>csv</w:t>
+      </w:r>
+      <w:proofErr w:type="spellEnd"/>
       <w:r>
         <w:t>), формирует корреляционные матрицы успеваемости и использует алгоритмы больших языковых моделей (LLM) для качественного аудита. ИИ-агент выявляет скрытые паттерны в текстовых комментариях, оценивает уровень вовлеченности и предлагает стратегические шаги по модернизации учебных курсов.</w:t>
       </w:r>
@@ -120,15 +150,64 @@
           <w:numId w:val="11"/>
         </w:numPr>
       </w:pPr>
-      <w:r>
-        <w:rPr>
-          <w:b/>
-          <w:bCs/>
-        </w:rPr>
-        <w:t>Agnostic AI (Аппаратная независимость):</w:t>
-      </w:r>
-      <w:r>
-        <w:t xml:space="preserve"> Нативная поддержка как защищенных локальных моделей (Local-first), так и облачных высокоскоростных API (Yandex Cloud, GigaChat, Groq).</w:t>
+      <w:proofErr w:type="spellStart"/>
+      <w:r>
+        <w:rPr>
+          <w:b/>
+          <w:bCs/>
+        </w:rPr>
+        <w:t>Agnostic</w:t>
+      </w:r>
+      <w:proofErr w:type="spellEnd"/>
+      <w:r>
+        <w:rPr>
+          <w:b/>
+          <w:bCs/>
+        </w:rPr>
+        <w:t xml:space="preserve"> AI (Аппаратная независимость):</w:t>
+      </w:r>
+      <w:r>
+        <w:t xml:space="preserve"> Нативная поддержка как защищенных локальных моделей (Local-</w:t>
+      </w:r>
+      <w:proofErr w:type="spellStart"/>
+      <w:r>
+        <w:t>first</w:t>
+      </w:r>
+      <w:proofErr w:type="spellEnd"/>
+      <w:r>
+        <w:t>), так и облачных высокоскоростных API (</w:t>
+      </w:r>
+      <w:proofErr w:type="spellStart"/>
+      <w:r>
+        <w:t>Yandex</w:t>
+      </w:r>
+      <w:proofErr w:type="spellEnd"/>
+      <w:r>
+        <w:t xml:space="preserve"> </w:t>
+      </w:r>
+      <w:proofErr w:type="spellStart"/>
+      <w:r>
+        <w:t>Cloud</w:t>
+      </w:r>
+      <w:proofErr w:type="spellEnd"/>
+      <w:r>
+        <w:t xml:space="preserve">, </w:t>
+      </w:r>
+      <w:proofErr w:type="spellStart"/>
+      <w:r>
+        <w:t>GigaChat</w:t>
+      </w:r>
+      <w:proofErr w:type="spellEnd"/>
+      <w:r>
+        <w:t xml:space="preserve">, </w:t>
+      </w:r>
+      <w:proofErr w:type="spellStart"/>
+      <w:r>
+        <w:t>Groq</w:t>
+      </w:r>
+      <w:proofErr w:type="spellEnd"/>
+      <w:r>
+        <w:t>).</w:t>
       </w:r>
     </w:p>
     <w:p>
@@ -149,6 +228,7 @@
       <w:r>
         <w:t xml:space="preserve"> Встроенный модуль </w:t>
       </w:r>
+      <w:proofErr w:type="spellStart"/>
       <w:r>
         <w:rPr>
           <w:rStyle w:val="HTML"/>
@@ -156,6 +236,7 @@
         </w:rPr>
         <w:t>DynamicLlmProvider</w:t>
       </w:r>
+      <w:proofErr w:type="spellEnd"/>
       <w:r>
         <w:t xml:space="preserve"> обеспечивает отказоустойчивое переключение между нейросетями «на лету» без перезагрузки ядра.</w:t>
       </w:r>
@@ -192,11 +273,28 @@
           <w:b/>
           <w:bCs/>
         </w:rPr>
-        <w:t>Умный парсинг данных:</w:t>
+        <w:t xml:space="preserve">Умный </w:t>
+      </w:r>
+      <w:proofErr w:type="spellStart"/>
+      <w:r>
+        <w:rPr>
+          <w:b/>
+          <w:bCs/>
+        </w:rPr>
+        <w:t>парсинг</w:t>
+      </w:r>
+      <w:proofErr w:type="spellEnd"/>
+      <w:r>
+        <w:rPr>
+          <w:b/>
+          <w:bCs/>
+        </w:rPr>
+        <w:t xml:space="preserve"> данных:</w:t>
       </w:r>
       <w:r>
         <w:t xml:space="preserve"> Алгоритмы автоматической обработки массивов данных (включая очистку от дубликатов) с помощью библиотеки </w:t>
       </w:r>
+      <w:proofErr w:type="spellStart"/>
       <w:r>
         <w:rPr>
           <w:rStyle w:val="HTML"/>
@@ -204,6 +302,7 @@
         </w:rPr>
         <w:t>ClosedXML</w:t>
       </w:r>
+      <w:proofErr w:type="spellEnd"/>
       <w:r>
         <w:t>.</w:t>
       </w:r>
@@ -272,7 +371,91 @@
         <w:rPr>
           <w:rFonts w:ascii="Times New Roman" w:hAnsi="Times New Roman" w:cs="Times New Roman"/>
         </w:rPr>
-        <w:t>я безопасной работы с отечественными ИИ-провайдерами (например, GigaChat от Сбера) требуется наличие корневого сертификата Минцифры РФ. В нашем проекте этот сертификат (russian_trusted_root_ca.crt) уже вшит в ядро системы на уровне Docker-образа. Это гарантирует надежное TLS/SSL-шифрование и работу без ошибок безопасности. Важно: автоматическая поддержка сертификата работает только при запуске проекта через Docker-контейнер. При локальном запуске (без Docker) пользователю потребуется устанавливать сертификат в ОС вручную.</w:t>
+        <w:t xml:space="preserve">я безопасной работы с отечественными ИИ-провайдерами (например, </w:t>
+      </w:r>
+      <w:proofErr w:type="spellStart"/>
+      <w:r>
+        <w:rPr>
+          <w:rFonts w:ascii="Times New Roman" w:hAnsi="Times New Roman" w:cs="Times New Roman"/>
+        </w:rPr>
+        <w:t>GigaChat</w:t>
+      </w:r>
+      <w:proofErr w:type="spellEnd"/>
+      <w:r>
+        <w:rPr>
+          <w:rFonts w:ascii="Times New Roman" w:hAnsi="Times New Roman" w:cs="Times New Roman"/>
+        </w:rPr>
+        <w:t xml:space="preserve"> от </w:t>
+      </w:r>
+      <w:proofErr w:type="spellStart"/>
+      <w:r>
+        <w:rPr>
+          <w:rFonts w:ascii="Times New Roman" w:hAnsi="Times New Roman" w:cs="Times New Roman"/>
+        </w:rPr>
+        <w:t>Сбера</w:t>
+      </w:r>
+      <w:proofErr w:type="spellEnd"/>
+      <w:r>
+        <w:rPr>
+          <w:rFonts w:ascii="Times New Roman" w:hAnsi="Times New Roman" w:cs="Times New Roman"/>
+        </w:rPr>
+        <w:t xml:space="preserve">) требуется наличие корневого сертификата </w:t>
+      </w:r>
+      <w:proofErr w:type="spellStart"/>
+      <w:r>
+        <w:rPr>
+          <w:rFonts w:ascii="Times New Roman" w:hAnsi="Times New Roman" w:cs="Times New Roman"/>
+        </w:rPr>
+        <w:t>Минцифры</w:t>
+      </w:r>
+      <w:proofErr w:type="spellEnd"/>
+      <w:r>
+        <w:rPr>
+          <w:rFonts w:ascii="Times New Roman" w:hAnsi="Times New Roman" w:cs="Times New Roman"/>
+        </w:rPr>
+        <w:t xml:space="preserve"> РФ. В нашем проекте этот сертификат (russian_trusted_root_ca.crt) уже вшит в ядро системы на уровне </w:t>
+      </w:r>
+      <w:proofErr w:type="spellStart"/>
+      <w:r>
+        <w:rPr>
+          <w:rFonts w:ascii="Times New Roman" w:hAnsi="Times New Roman" w:cs="Times New Roman"/>
+        </w:rPr>
+        <w:t>Docker</w:t>
+      </w:r>
+      <w:proofErr w:type="spellEnd"/>
+      <w:r>
+        <w:rPr>
+          <w:rFonts w:ascii="Times New Roman" w:hAnsi="Times New Roman" w:cs="Times New Roman"/>
+        </w:rPr>
+        <w:t xml:space="preserve">-образа. Это гарантирует надежное TLS/SSL-шифрование и работу без ошибок безопасности. Важно: автоматическая поддержка сертификата работает только при запуске проекта через </w:t>
+      </w:r>
+      <w:proofErr w:type="spellStart"/>
+      <w:r>
+        <w:rPr>
+          <w:rFonts w:ascii="Times New Roman" w:hAnsi="Times New Roman" w:cs="Times New Roman"/>
+        </w:rPr>
+        <w:t>Docker</w:t>
+      </w:r>
+      <w:proofErr w:type="spellEnd"/>
+      <w:r>
+        <w:rPr>
+          <w:rFonts w:ascii="Times New Roman" w:hAnsi="Times New Roman" w:cs="Times New Roman"/>
+        </w:rPr>
+        <w:t xml:space="preserve">-контейнер. При локальном запуске (без </w:t>
+      </w:r>
+      <w:proofErr w:type="spellStart"/>
+      <w:r>
+        <w:rPr>
+          <w:rFonts w:ascii="Times New Roman" w:hAnsi="Times New Roman" w:cs="Times New Roman"/>
+        </w:rPr>
+        <w:t>Docker</w:t>
+      </w:r>
+      <w:proofErr w:type="spellEnd"/>
+      <w:r>
+        <w:rPr>
+          <w:rFonts w:ascii="Times New Roman" w:hAnsi="Times New Roman" w:cs="Times New Roman"/>
+        </w:rPr>
+        <w:t>) пользователю потребуется устанавливать сертификат в ОС вручную.</w:t>
       </w:r>
     </w:p>
     <w:p>
@@ -297,7 +480,49 @@
         <w:rPr>
           <w:rFonts w:ascii="Times New Roman" w:hAnsi="Times New Roman" w:cs="Times New Roman"/>
         </w:rPr>
-        <w:t xml:space="preserve"> API-ключи хранятся в изолированном конфигурационном файле (llm_providers.json), защищенном правами доступа Unix (chown app:app) внутри контейнера.</w:t>
+        <w:t xml:space="preserve"> API-ключи хранятся в изолированном конфигурационном файле (</w:t>
+      </w:r>
+      <w:proofErr w:type="spellStart"/>
+      <w:r>
+        <w:rPr>
+          <w:rFonts w:ascii="Times New Roman" w:hAnsi="Times New Roman" w:cs="Times New Roman"/>
+        </w:rPr>
+        <w:t>llm_providers.json</w:t>
+      </w:r>
+      <w:proofErr w:type="spellEnd"/>
+      <w:r>
+        <w:rPr>
+          <w:rFonts w:ascii="Times New Roman" w:hAnsi="Times New Roman" w:cs="Times New Roman"/>
+        </w:rPr>
+        <w:t>), защищенном правами доступа Unix (</w:t>
+      </w:r>
+      <w:proofErr w:type="spellStart"/>
+      <w:r>
+        <w:rPr>
+          <w:rFonts w:ascii="Times New Roman" w:hAnsi="Times New Roman" w:cs="Times New Roman"/>
+        </w:rPr>
+        <w:t>chown</w:t>
+      </w:r>
+      <w:proofErr w:type="spellEnd"/>
+      <w:r>
+        <w:rPr>
+          <w:rFonts w:ascii="Times New Roman" w:hAnsi="Times New Roman" w:cs="Times New Roman"/>
+        </w:rPr>
+        <w:t xml:space="preserve"> </w:t>
+      </w:r>
+      <w:proofErr w:type="spellStart"/>
+      <w:r>
+        <w:rPr>
+          <w:rFonts w:ascii="Times New Roman" w:hAnsi="Times New Roman" w:cs="Times New Roman"/>
+        </w:rPr>
+        <w:t>app:app</w:t>
+      </w:r>
+      <w:proofErr w:type="spellEnd"/>
+      <w:r>
+        <w:rPr>
+          <w:rFonts w:ascii="Times New Roman" w:hAnsi="Times New Roman" w:cs="Times New Roman"/>
+        </w:rPr>
+        <w:t>) внутри контейнера.</w:t>
       </w:r>
     </w:p>
     <w:p>
@@ -322,7 +547,49 @@
         <w:rPr>
           <w:rFonts w:ascii="Times New Roman" w:hAnsi="Times New Roman" w:cs="Times New Roman"/>
         </w:rPr>
-        <w:t>Балансировщик нагрузки предотвращает переполнение контекстного окна (Context Overflow) при анализе крупных датасетов, обеспечивая экономию квот платных API.</w:t>
+        <w:t>Балансировщик нагрузки предотвращает переполнение контекстного окна (</w:t>
+      </w:r>
+      <w:proofErr w:type="spellStart"/>
+      <w:r>
+        <w:rPr>
+          <w:rFonts w:ascii="Times New Roman" w:hAnsi="Times New Roman" w:cs="Times New Roman"/>
+        </w:rPr>
+        <w:t>Context</w:t>
+      </w:r>
+      <w:proofErr w:type="spellEnd"/>
+      <w:r>
+        <w:rPr>
+          <w:rFonts w:ascii="Times New Roman" w:hAnsi="Times New Roman" w:cs="Times New Roman"/>
+        </w:rPr>
+        <w:t xml:space="preserve"> </w:t>
+      </w:r>
+      <w:proofErr w:type="spellStart"/>
+      <w:r>
+        <w:rPr>
+          <w:rFonts w:ascii="Times New Roman" w:hAnsi="Times New Roman" w:cs="Times New Roman"/>
+        </w:rPr>
+        <w:t>Overflow</w:t>
+      </w:r>
+      <w:proofErr w:type="spellEnd"/>
+      <w:r>
+        <w:rPr>
+          <w:rFonts w:ascii="Times New Roman" w:hAnsi="Times New Roman" w:cs="Times New Roman"/>
+        </w:rPr>
+        <w:t xml:space="preserve">) при анализе крупных </w:t>
+      </w:r>
+      <w:proofErr w:type="spellStart"/>
+      <w:r>
+        <w:rPr>
+          <w:rFonts w:ascii="Times New Roman" w:hAnsi="Times New Roman" w:cs="Times New Roman"/>
+        </w:rPr>
+        <w:t>датасетов</w:t>
+      </w:r>
+      <w:proofErr w:type="spellEnd"/>
+      <w:r>
+        <w:rPr>
+          <w:rFonts w:ascii="Times New Roman" w:hAnsi="Times New Roman" w:cs="Times New Roman"/>
+        </w:rPr>
+        <w:t>, обеспечивая экономию квот платных API.</w:t>
       </w:r>
     </w:p>
     <w:p>
@@ -364,7 +631,21 @@
         <w:rPr>
           <w:rFonts w:ascii="Times New Roman" w:hAnsi="Times New Roman" w:cs="Times New Roman"/>
         </w:rPr>
-        <w:t>построена на базе микросервисной архитектуры:</w:t>
+        <w:t xml:space="preserve">построена на базе </w:t>
+      </w:r>
+      <w:proofErr w:type="spellStart"/>
+      <w:r>
+        <w:rPr>
+          <w:rFonts w:ascii="Times New Roman" w:hAnsi="Times New Roman" w:cs="Times New Roman"/>
+        </w:rPr>
+        <w:t>микросервисной</w:t>
+      </w:r>
+      <w:proofErr w:type="spellEnd"/>
+      <w:r>
+        <w:rPr>
+          <w:rFonts w:ascii="Times New Roman" w:hAnsi="Times New Roman" w:cs="Times New Roman"/>
+        </w:rPr>
+        <w:t xml:space="preserve"> архитектуры:</w:t>
       </w:r>
     </w:p>
     <w:p>
@@ -398,7 +679,21 @@
         <w:rPr>
           <w:rFonts w:ascii="Times New Roman" w:hAnsi="Times New Roman" w:cs="Times New Roman"/>
         </w:rPr>
-        <w:t>Обеспечивает веб-интерфейс, парсинг Excel-файлов, маршрутизацию и управление конфигурациями.</w:t>
+        <w:t xml:space="preserve">Обеспечивает веб-интерфейс, </w:t>
+      </w:r>
+      <w:proofErr w:type="spellStart"/>
+      <w:r>
+        <w:rPr>
+          <w:rFonts w:ascii="Times New Roman" w:hAnsi="Times New Roman" w:cs="Times New Roman"/>
+        </w:rPr>
+        <w:t>парсинг</w:t>
+      </w:r>
+      <w:proofErr w:type="spellEnd"/>
+      <w:r>
+        <w:rPr>
+          <w:rFonts w:ascii="Times New Roman" w:hAnsi="Times New Roman" w:cs="Times New Roman"/>
+        </w:rPr>
+        <w:t xml:space="preserve"> Excel-файлов, маршрутизацию и управление конфигурациями.</w:t>
       </w:r>
     </w:p>
     <w:p>
@@ -423,7 +718,35 @@
         <w:rPr>
           <w:rFonts w:ascii="Times New Roman" w:hAnsi="Times New Roman" w:cs="Times New Roman"/>
         </w:rPr>
-        <w:t xml:space="preserve"> Изолированный сервер Ollama, предоставляющий REST API совместимое с OpenAI для взаимодействия с локальными моделями.</w:t>
+        <w:t xml:space="preserve"> Изолированный сервер </w:t>
+      </w:r>
+      <w:proofErr w:type="spellStart"/>
+      <w:r>
+        <w:rPr>
+          <w:rFonts w:ascii="Times New Roman" w:hAnsi="Times New Roman" w:cs="Times New Roman"/>
+        </w:rPr>
+        <w:t>Ollama</w:t>
+      </w:r>
+      <w:proofErr w:type="spellEnd"/>
+      <w:r>
+        <w:rPr>
+          <w:rFonts w:ascii="Times New Roman" w:hAnsi="Times New Roman" w:cs="Times New Roman"/>
+        </w:rPr>
+        <w:t xml:space="preserve">, предоставляющий REST API совместимое с </w:t>
+      </w:r>
+      <w:proofErr w:type="spellStart"/>
+      <w:r>
+        <w:rPr>
+          <w:rFonts w:ascii="Times New Roman" w:hAnsi="Times New Roman" w:cs="Times New Roman"/>
+        </w:rPr>
+        <w:t>OpenAI</w:t>
+      </w:r>
+      <w:proofErr w:type="spellEnd"/>
+      <w:r>
+        <w:rPr>
+          <w:rFonts w:ascii="Times New Roman" w:hAnsi="Times New Roman" w:cs="Times New Roman"/>
+        </w:rPr>
+        <w:t xml:space="preserve"> для взаимодействия с локальными моделями.</w:t>
       </w:r>
     </w:p>
     <w:p>
@@ -448,24 +771,56 @@
         <w:rPr>
           <w:rFonts w:ascii="Times New Roman" w:hAnsi="Times New Roman" w:cs="Times New Roman"/>
         </w:rPr>
-        <w:t xml:space="preserve"> Динамический JSON-файл llm_providers.json.</w:t>
-      </w:r>
-    </w:p>
-    <w:p>
-      <w:pPr>
-        <w:rPr>
-          <w:rFonts w:ascii="Times New Roman" w:hAnsi="Times New Roman" w:cs="Times New Roman"/>
-          <w:b/>
-          <w:bCs/>
-        </w:rPr>
-      </w:pPr>
-      <w:r>
-        <w:rPr>
-          <w:rFonts w:ascii="Times New Roman" w:hAnsi="Times New Roman" w:cs="Times New Roman"/>
-          <w:b/>
-          <w:bCs/>
-        </w:rPr>
-        <w:t>3. Технологический стек (Tech Stack)</w:t>
+        <w:t xml:space="preserve"> Динамический JSON-файл </w:t>
+      </w:r>
+      <w:proofErr w:type="spellStart"/>
+      <w:r>
+        <w:rPr>
+          <w:rFonts w:ascii="Times New Roman" w:hAnsi="Times New Roman" w:cs="Times New Roman"/>
+        </w:rPr>
+        <w:t>llm_providers.json</w:t>
+      </w:r>
+      <w:proofErr w:type="spellEnd"/>
+      <w:r>
+        <w:rPr>
+          <w:rFonts w:ascii="Times New Roman" w:hAnsi="Times New Roman" w:cs="Times New Roman"/>
+        </w:rPr>
+        <w:t>.</w:t>
+      </w:r>
+    </w:p>
+    <w:p>
+      <w:pPr>
+        <w:rPr>
+          <w:rFonts w:ascii="Times New Roman" w:hAnsi="Times New Roman" w:cs="Times New Roman"/>
+          <w:b/>
+          <w:bCs/>
+        </w:rPr>
+      </w:pPr>
+      <w:r>
+        <w:rPr>
+          <w:rFonts w:ascii="Times New Roman" w:hAnsi="Times New Roman" w:cs="Times New Roman"/>
+          <w:b/>
+          <w:bCs/>
+        </w:rPr>
+        <w:t xml:space="preserve">3. Технологический стек (Tech </w:t>
+      </w:r>
+      <w:proofErr w:type="spellStart"/>
+      <w:r>
+        <w:rPr>
+          <w:rFonts w:ascii="Times New Roman" w:hAnsi="Times New Roman" w:cs="Times New Roman"/>
+          <w:b/>
+          <w:bCs/>
+        </w:rPr>
+        <w:t>Stack</w:t>
+      </w:r>
+      <w:proofErr w:type="spellEnd"/>
+      <w:r>
+        <w:rPr>
+          <w:rFonts w:ascii="Times New Roman" w:hAnsi="Times New Roman" w:cs="Times New Roman"/>
+          <w:b/>
+          <w:bCs/>
+        </w:rPr>
+        <w:t>)</w:t>
       </w:r>
     </w:p>
     <w:p>
@@ -524,8 +879,58 @@
         <w:rPr>
           <w:rFonts w:ascii="Times New Roman" w:hAnsi="Times New Roman" w:cs="Times New Roman"/>
         </w:rPr>
-        <w:t>Контейнеризация и Оркестрация: Docker, Docker Compose</w:t>
-      </w:r>
+        <w:t xml:space="preserve">Контейнеризация и </w:t>
+      </w:r>
+      <w:proofErr w:type="spellStart"/>
+      <w:r>
+        <w:rPr>
+          <w:rFonts w:ascii="Times New Roman" w:hAnsi="Times New Roman" w:cs="Times New Roman"/>
+        </w:rPr>
+        <w:t>Оркестрация</w:t>
+      </w:r>
+      <w:proofErr w:type="spellEnd"/>
+      <w:r>
+        <w:rPr>
+          <w:rFonts w:ascii="Times New Roman" w:hAnsi="Times New Roman" w:cs="Times New Roman"/>
+        </w:rPr>
+        <w:t xml:space="preserve">: </w:t>
+      </w:r>
+      <w:proofErr w:type="spellStart"/>
+      <w:r>
+        <w:rPr>
+          <w:rFonts w:ascii="Times New Roman" w:hAnsi="Times New Roman" w:cs="Times New Roman"/>
+        </w:rPr>
+        <w:t>Docker</w:t>
+      </w:r>
+      <w:proofErr w:type="spellEnd"/>
+      <w:r>
+        <w:rPr>
+          <w:rFonts w:ascii="Times New Roman" w:hAnsi="Times New Roman" w:cs="Times New Roman"/>
+        </w:rPr>
+        <w:t xml:space="preserve">, </w:t>
+      </w:r>
+      <w:proofErr w:type="spellStart"/>
+      <w:r>
+        <w:rPr>
+          <w:rFonts w:ascii="Times New Roman" w:hAnsi="Times New Roman" w:cs="Times New Roman"/>
+        </w:rPr>
+        <w:t>Docker</w:t>
+      </w:r>
+      <w:proofErr w:type="spellEnd"/>
+      <w:r>
+        <w:rPr>
+          <w:rFonts w:ascii="Times New Roman" w:hAnsi="Times New Roman" w:cs="Times New Roman"/>
+        </w:rPr>
+        <w:t xml:space="preserve"> </w:t>
+      </w:r>
+      <w:proofErr w:type="spellStart"/>
+      <w:r>
+        <w:rPr>
+          <w:rFonts w:ascii="Times New Roman" w:hAnsi="Times New Roman" w:cs="Times New Roman"/>
+        </w:rPr>
+        <w:t>Compose</w:t>
+      </w:r>
+      <w:proofErr w:type="spellEnd"/>
     </w:p>
     <w:p>
       <w:pPr>
@@ -541,8 +946,30 @@
         <w:rPr>
           <w:rFonts w:ascii="Times New Roman" w:hAnsi="Times New Roman" w:cs="Times New Roman"/>
         </w:rPr>
-        <w:t>Обработка данных: ClosedXML, System.Text.Json</w:t>
-      </w:r>
+        <w:t xml:space="preserve">Обработка данных: </w:t>
+      </w:r>
+      <w:proofErr w:type="spellStart"/>
+      <w:r>
+        <w:rPr>
+          <w:rFonts w:ascii="Times New Roman" w:hAnsi="Times New Roman" w:cs="Times New Roman"/>
+        </w:rPr>
+        <w:t>ClosedXML</w:t>
+      </w:r>
+      <w:proofErr w:type="spellEnd"/>
+      <w:r>
+        <w:rPr>
+          <w:rFonts w:ascii="Times New Roman" w:hAnsi="Times New Roman" w:cs="Times New Roman"/>
+        </w:rPr>
+        <w:t xml:space="preserve">, </w:t>
+      </w:r>
+      <w:proofErr w:type="spellStart"/>
+      <w:r>
+        <w:rPr>
+          <w:rFonts w:ascii="Times New Roman" w:hAnsi="Times New Roman" w:cs="Times New Roman"/>
+        </w:rPr>
+        <w:t>System.Text.Json</w:t>
+      </w:r>
+      <w:proofErr w:type="spellEnd"/>
     </w:p>
     <w:p>
       <w:pPr>
@@ -558,7 +985,63 @@
         <w:rPr>
           <w:rFonts w:ascii="Times New Roman" w:hAnsi="Times New Roman" w:cs="Times New Roman"/>
         </w:rPr>
-        <w:t>Интерфейс (UI): HTML5, CSS3, Bootstrap 5, Chart.js (для радаров и гистограмм), jQuery Unobtrusive Validation.</w:t>
+        <w:t xml:space="preserve">Интерфейс (UI): HTML5, CSS3, </w:t>
+      </w:r>
+      <w:proofErr w:type="spellStart"/>
+      <w:r>
+        <w:rPr>
+          <w:rFonts w:ascii="Times New Roman" w:hAnsi="Times New Roman" w:cs="Times New Roman"/>
+        </w:rPr>
+        <w:t>Bootstrap</w:t>
+      </w:r>
+      <w:proofErr w:type="spellEnd"/>
+      <w:r>
+        <w:rPr>
+          <w:rFonts w:ascii="Times New Roman" w:hAnsi="Times New Roman" w:cs="Times New Roman"/>
+        </w:rPr>
+        <w:t xml:space="preserve"> 5, Chart.js (для радаров и гистограмм), </w:t>
+      </w:r>
+      <w:proofErr w:type="spellStart"/>
+      <w:r>
+        <w:rPr>
+          <w:rFonts w:ascii="Times New Roman" w:hAnsi="Times New Roman" w:cs="Times New Roman"/>
+        </w:rPr>
+        <w:t>jQuery</w:t>
+      </w:r>
+      <w:proofErr w:type="spellEnd"/>
+      <w:r>
+        <w:rPr>
+          <w:rFonts w:ascii="Times New Roman" w:hAnsi="Times New Roman" w:cs="Times New Roman"/>
+        </w:rPr>
+        <w:t xml:space="preserve"> </w:t>
+      </w:r>
+      <w:proofErr w:type="spellStart"/>
+      <w:r>
+        <w:rPr>
+          <w:rFonts w:ascii="Times New Roman" w:hAnsi="Times New Roman" w:cs="Times New Roman"/>
+        </w:rPr>
+        <w:t>Unobtrusive</w:t>
+      </w:r>
+      <w:proofErr w:type="spellEnd"/>
+      <w:r>
+        <w:rPr>
+          <w:rFonts w:ascii="Times New Roman" w:hAnsi="Times New Roman" w:cs="Times New Roman"/>
+        </w:rPr>
+        <w:t xml:space="preserve"> </w:t>
+      </w:r>
+      <w:proofErr w:type="spellStart"/>
+      <w:r>
+        <w:rPr>
+          <w:rFonts w:ascii="Times New Roman" w:hAnsi="Times New Roman" w:cs="Times New Roman"/>
+        </w:rPr>
+        <w:t>Validation</w:t>
+      </w:r>
+      <w:proofErr w:type="spellEnd"/>
+      <w:r>
+        <w:rPr>
+          <w:rFonts w:ascii="Times New Roman" w:hAnsi="Times New Roman" w:cs="Times New Roman"/>
+        </w:rPr>
+        <w:t>.</w:t>
       </w:r>
       <w:r>
         <w:rPr>
@@ -617,7 +1100,61 @@
           <w:b/>
           <w:bCs/>
         </w:rPr>
-        <w:t>Вариант А: Использование внешних API (Groq, GigaChat, OpenAI)</w:t>
+        <w:t>Вариант А: Использование внешних API (</w:t>
+      </w:r>
+      <w:proofErr w:type="spellStart"/>
+      <w:r>
+        <w:rPr>
+          <w:rFonts w:ascii="Times New Roman" w:hAnsi="Times New Roman" w:cs="Times New Roman"/>
+          <w:b/>
+          <w:bCs/>
+        </w:rPr>
+        <w:t>Groq</w:t>
+      </w:r>
+      <w:proofErr w:type="spellEnd"/>
+      <w:r>
+        <w:rPr>
+          <w:rFonts w:ascii="Times New Roman" w:hAnsi="Times New Roman" w:cs="Times New Roman"/>
+          <w:b/>
+          <w:bCs/>
+        </w:rPr>
+        <w:t xml:space="preserve">, </w:t>
+      </w:r>
+      <w:proofErr w:type="spellStart"/>
+      <w:r>
+        <w:rPr>
+          <w:rFonts w:ascii="Times New Roman" w:hAnsi="Times New Roman" w:cs="Times New Roman"/>
+          <w:b/>
+          <w:bCs/>
+        </w:rPr>
+        <w:t>GigaChat</w:t>
+      </w:r>
+      <w:proofErr w:type="spellEnd"/>
+      <w:r>
+        <w:rPr>
+          <w:rFonts w:ascii="Times New Roman" w:hAnsi="Times New Roman" w:cs="Times New Roman"/>
+          <w:b/>
+          <w:bCs/>
+        </w:rPr>
+        <w:t xml:space="preserve">, </w:t>
+      </w:r>
+      <w:proofErr w:type="spellStart"/>
+      <w:r>
+        <w:rPr>
+          <w:rFonts w:ascii="Times New Roman" w:hAnsi="Times New Roman" w:cs="Times New Roman"/>
+          <w:b/>
+          <w:bCs/>
+        </w:rPr>
+        <w:t>OpenAI</w:t>
+      </w:r>
+      <w:proofErr w:type="spellEnd"/>
+      <w:r>
+        <w:rPr>
+          <w:rFonts w:ascii="Times New Roman" w:hAnsi="Times New Roman" w:cs="Times New Roman"/>
+          <w:b/>
+          <w:bCs/>
+        </w:rPr>
+        <w:t>)</w:t>
       </w:r>
     </w:p>
     <w:p>
@@ -720,7 +1257,43 @@
           <w:b/>
           <w:bCs/>
         </w:rPr>
-        <w:t>Вариант Б: Использование локальной нейросети (Ollama + Llama 3 8B)</w:t>
+        <w:t>Вариант Б: Использование локальной нейросети (</w:t>
+      </w:r>
+      <w:proofErr w:type="spellStart"/>
+      <w:r>
+        <w:rPr>
+          <w:rFonts w:ascii="Times New Roman" w:hAnsi="Times New Roman" w:cs="Times New Roman"/>
+          <w:b/>
+          <w:bCs/>
+        </w:rPr>
+        <w:t>Ollama</w:t>
+      </w:r>
+      <w:proofErr w:type="spellEnd"/>
+      <w:r>
+        <w:rPr>
+          <w:rFonts w:ascii="Times New Roman" w:hAnsi="Times New Roman" w:cs="Times New Roman"/>
+          <w:b/>
+          <w:bCs/>
+        </w:rPr>
+        <w:t xml:space="preserve"> + </w:t>
+      </w:r>
+      <w:proofErr w:type="spellStart"/>
+      <w:r>
+        <w:rPr>
+          <w:rFonts w:ascii="Times New Roman" w:hAnsi="Times New Roman" w:cs="Times New Roman"/>
+          <w:b/>
+          <w:bCs/>
+        </w:rPr>
+        <w:t>Llama</w:t>
+      </w:r>
+      <w:proofErr w:type="spellEnd"/>
+      <w:r>
+        <w:rPr>
+          <w:rFonts w:ascii="Times New Roman" w:hAnsi="Times New Roman" w:cs="Times New Roman"/>
+          <w:b/>
+          <w:bCs/>
+        </w:rPr>
+        <w:t xml:space="preserve"> 3 8B)</w:t>
       </w:r>
     </w:p>
     <w:p>
@@ -758,7 +1331,21 @@
         <w:rPr>
           <w:rFonts w:ascii="Times New Roman" w:hAnsi="Times New Roman" w:cs="Times New Roman"/>
         </w:rPr>
-        <w:t xml:space="preserve"> Уровня AMD Ryzen 5 3600 / Intel Core i5 10-го поколения или выше.</w:t>
+        <w:t xml:space="preserve"> Уровня AMD </w:t>
+      </w:r>
+      <w:proofErr w:type="spellStart"/>
+      <w:r>
+        <w:rPr>
+          <w:rFonts w:ascii="Times New Roman" w:hAnsi="Times New Roman" w:cs="Times New Roman"/>
+        </w:rPr>
+        <w:t>Ryzen</w:t>
+      </w:r>
+      <w:proofErr w:type="spellEnd"/>
+      <w:r>
+        <w:rPr>
+          <w:rFonts w:ascii="Times New Roman" w:hAnsi="Times New Roman" w:cs="Times New Roman"/>
+        </w:rPr>
+        <w:t xml:space="preserve"> 5 3600 / Intel Core i5 10-го поколения или выше.</w:t>
       </w:r>
     </w:p>
     <w:p>
@@ -783,7 +1370,21 @@
         <w:rPr>
           <w:rFonts w:ascii="Times New Roman" w:hAnsi="Times New Roman" w:cs="Times New Roman"/>
         </w:rPr>
-        <w:t xml:space="preserve"> От NVIDIA GTX 1660 Ti (строгий минимум 6 ГБ видеопамяти) для аппаратного ускорения генерации токенов (CUDA).</w:t>
+        <w:t xml:space="preserve"> От NVIDIA GTX 1660 </w:t>
+      </w:r>
+      <w:proofErr w:type="spellStart"/>
+      <w:r>
+        <w:rPr>
+          <w:rFonts w:ascii="Times New Roman" w:hAnsi="Times New Roman" w:cs="Times New Roman"/>
+        </w:rPr>
+        <w:t>Ti</w:t>
+      </w:r>
+      <w:proofErr w:type="spellEnd"/>
+      <w:r>
+        <w:rPr>
+          <w:rFonts w:ascii="Times New Roman" w:hAnsi="Times New Roman" w:cs="Times New Roman"/>
+        </w:rPr>
+        <w:t xml:space="preserve"> (строгий минимум 6 ГБ видеопамяти) для аппаратного ускорения генерации токенов (CUDA).</w:t>
       </w:r>
     </w:p>
     <w:p>
@@ -833,7 +1434,21 @@
         <w:rPr>
           <w:rFonts w:ascii="Times New Roman" w:hAnsi="Times New Roman" w:cs="Times New Roman"/>
         </w:rPr>
-        <w:t xml:space="preserve"> SSD-накопитель, минимум 10 ГБ свободного места (3 ГБ под базовый образ оркестратора + 4.7 ГБ под веса модели Llama 3).</w:t>
+        <w:t xml:space="preserve"> SSD-накопитель, минимум 10 ГБ свободного места (3 ГБ под базовый образ оркестратора + 4.7 ГБ под веса модели </w:t>
+      </w:r>
+      <w:proofErr w:type="spellStart"/>
+      <w:r>
+        <w:rPr>
+          <w:rFonts w:ascii="Times New Roman" w:hAnsi="Times New Roman" w:cs="Times New Roman"/>
+        </w:rPr>
+        <w:t>Llama</w:t>
+      </w:r>
+      <w:proofErr w:type="spellEnd"/>
+      <w:r>
+        <w:rPr>
+          <w:rFonts w:ascii="Times New Roman" w:hAnsi="Times New Roman" w:cs="Times New Roman"/>
+        </w:rPr>
+        <w:t xml:space="preserve"> 3).</w:t>
       </w:r>
     </w:p>
     <w:p>
@@ -892,34 +1507,92 @@
         </w:rPr>
         <w:t xml:space="preserve">Управление подключенными нейросетями физически хранится в файле </w:t>
       </w:r>
-      <w:r>
-        <w:rPr>
-          <w:rFonts w:ascii="Times New Roman" w:hAnsi="Times New Roman" w:cs="Times New Roman"/>
-        </w:rPr>
-        <w:t xml:space="preserve">AIFeedback </w:t>
-      </w:r>
-      <w:r>
-        <w:rPr>
-          <w:rFonts w:ascii="Times New Roman" w:hAnsi="Times New Roman" w:cs="Times New Roman"/>
-        </w:rPr>
-        <w:t>/llm_providers.json. Администратор может выбрать один из двух способов развертывания проекта:</w:t>
-      </w:r>
-    </w:p>
-    <w:p>
-      <w:pPr>
-        <w:rPr>
-          <w:rFonts w:ascii="Times New Roman" w:hAnsi="Times New Roman" w:cs="Times New Roman"/>
-          <w:b/>
-          <w:bCs/>
-        </w:rPr>
-      </w:pPr>
-      <w:r>
-        <w:rPr>
-          <w:rFonts w:ascii="Times New Roman" w:hAnsi="Times New Roman" w:cs="Times New Roman"/>
-          <w:b/>
-          <w:bCs/>
-        </w:rPr>
-        <w:t>Способ 1. Развертывание через Docker Compose (Рекомендуемый)</w:t>
+      <w:proofErr w:type="spellStart"/>
+      <w:r>
+        <w:rPr>
+          <w:rFonts w:ascii="Times New Roman" w:hAnsi="Times New Roman" w:cs="Times New Roman"/>
+        </w:rPr>
+        <w:t>AIFeedback</w:t>
+      </w:r>
+      <w:proofErr w:type="spellEnd"/>
+      <w:r>
+        <w:rPr>
+          <w:rFonts w:ascii="Times New Roman" w:hAnsi="Times New Roman" w:cs="Times New Roman"/>
+        </w:rPr>
+        <w:t xml:space="preserve"> </w:t>
+      </w:r>
+      <w:r>
+        <w:rPr>
+          <w:rFonts w:ascii="Times New Roman" w:hAnsi="Times New Roman" w:cs="Times New Roman"/>
+        </w:rPr>
+        <w:t>/</w:t>
+      </w:r>
+      <w:proofErr w:type="spellStart"/>
+      <w:r>
+        <w:rPr>
+          <w:rFonts w:ascii="Times New Roman" w:hAnsi="Times New Roman" w:cs="Times New Roman"/>
+        </w:rPr>
+        <w:t>llm_providers.json</w:t>
+      </w:r>
+      <w:proofErr w:type="spellEnd"/>
+      <w:r>
+        <w:rPr>
+          <w:rFonts w:ascii="Times New Roman" w:hAnsi="Times New Roman" w:cs="Times New Roman"/>
+        </w:rPr>
+        <w:t>. Администратор может выбрать один из двух способов развертывания проекта:</w:t>
+      </w:r>
+    </w:p>
+    <w:p>
+      <w:pPr>
+        <w:rPr>
+          <w:rFonts w:ascii="Times New Roman" w:hAnsi="Times New Roman" w:cs="Times New Roman"/>
+          <w:b/>
+          <w:bCs/>
+        </w:rPr>
+      </w:pPr>
+      <w:r>
+        <w:rPr>
+          <w:rFonts w:ascii="Times New Roman" w:hAnsi="Times New Roman" w:cs="Times New Roman"/>
+          <w:b/>
+          <w:bCs/>
+        </w:rPr>
+        <w:t xml:space="preserve">Способ 1. Развертывание через </w:t>
+      </w:r>
+      <w:proofErr w:type="spellStart"/>
+      <w:r>
+        <w:rPr>
+          <w:rFonts w:ascii="Times New Roman" w:hAnsi="Times New Roman" w:cs="Times New Roman"/>
+          <w:b/>
+          <w:bCs/>
+        </w:rPr>
+        <w:t>Docker</w:t>
+      </w:r>
+      <w:proofErr w:type="spellEnd"/>
+      <w:r>
+        <w:rPr>
+          <w:rFonts w:ascii="Times New Roman" w:hAnsi="Times New Roman" w:cs="Times New Roman"/>
+          <w:b/>
+          <w:bCs/>
+        </w:rPr>
+        <w:t xml:space="preserve"> </w:t>
+      </w:r>
+      <w:proofErr w:type="spellStart"/>
+      <w:r>
+        <w:rPr>
+          <w:rFonts w:ascii="Times New Roman" w:hAnsi="Times New Roman" w:cs="Times New Roman"/>
+          <w:b/>
+          <w:bCs/>
+        </w:rPr>
+        <w:t>Compose</w:t>
+      </w:r>
+      <w:proofErr w:type="spellEnd"/>
+      <w:r>
+        <w:rPr>
+          <w:rFonts w:ascii="Times New Roman" w:hAnsi="Times New Roman" w:cs="Times New Roman"/>
+          <w:b/>
+          <w:bCs/>
+        </w:rPr>
+        <w:t xml:space="preserve"> (Рекомендуемый)</w:t>
       </w:r>
     </w:p>
     <w:p>
@@ -949,7 +1622,21 @@
         <w:rPr>
           <w:rFonts w:ascii="Times New Roman" w:hAnsi="Times New Roman" w:cs="Times New Roman"/>
         </w:rPr>
-        <w:t>Убедитесь, что установлен Docker Desktop и порты 8080 и 11434 свободны.</w:t>
+        <w:t xml:space="preserve">Убедитесь, что установлен </w:t>
+      </w:r>
+      <w:proofErr w:type="spellStart"/>
+      <w:r>
+        <w:rPr>
+          <w:rFonts w:ascii="Times New Roman" w:hAnsi="Times New Roman" w:cs="Times New Roman"/>
+        </w:rPr>
+        <w:t>Docker</w:t>
+      </w:r>
+      <w:proofErr w:type="spellEnd"/>
+      <w:r>
+        <w:rPr>
+          <w:rFonts w:ascii="Times New Roman" w:hAnsi="Times New Roman" w:cs="Times New Roman"/>
+        </w:rPr>
+        <w:t xml:space="preserve"> Desktop и порты 8080 и 11434 свободны.</w:t>
       </w:r>
     </w:p>
     <w:p>
@@ -962,11 +1649,19 @@
           <w:rFonts w:ascii="Times New Roman" w:hAnsi="Times New Roman" w:cs="Times New Roman"/>
         </w:rPr>
       </w:pPr>
-      <w:r>
-        <w:rPr>
-          <w:rFonts w:ascii="Times New Roman" w:hAnsi="Times New Roman" w:cs="Times New Roman"/>
-        </w:rPr>
-        <w:t xml:space="preserve">Склонируйте репозиторий с </w:t>
+      <w:proofErr w:type="spellStart"/>
+      <w:r>
+        <w:rPr>
+          <w:rFonts w:ascii="Times New Roman" w:hAnsi="Times New Roman" w:cs="Times New Roman"/>
+        </w:rPr>
+        <w:t>Склонируйте</w:t>
+      </w:r>
+      <w:proofErr w:type="spellEnd"/>
+      <w:r>
+        <w:rPr>
+          <w:rFonts w:ascii="Times New Roman" w:hAnsi="Times New Roman" w:cs="Times New Roman"/>
+        </w:rPr>
+        <w:t xml:space="preserve"> репозиторий с </w:t>
       </w:r>
       <w:r>
         <w:rPr>
@@ -1125,7 +1820,21 @@
         <w:rPr>
           <w:rFonts w:ascii="Times New Roman" w:hAnsi="Times New Roman" w:cs="Times New Roman"/>
         </w:rPr>
-        <w:t xml:space="preserve">(для того,чтобы убедиться, что Вы в нужной директории, выполните команду </w:t>
+        <w:t xml:space="preserve">(для </w:t>
+      </w:r>
+      <w:proofErr w:type="spellStart"/>
+      <w:r>
+        <w:rPr>
+          <w:rFonts w:ascii="Times New Roman" w:hAnsi="Times New Roman" w:cs="Times New Roman"/>
+        </w:rPr>
+        <w:t>того,чтобы</w:t>
+      </w:r>
+      <w:proofErr w:type="spellEnd"/>
+      <w:r>
+        <w:rPr>
+          <w:rFonts w:ascii="Times New Roman" w:hAnsi="Times New Roman" w:cs="Times New Roman"/>
+        </w:rPr>
+        <w:t xml:space="preserve"> убедиться, что Вы в нужной директории, выполните команду </w:t>
       </w:r>
       <w:r>
         <w:rPr>
@@ -1138,7 +1847,21 @@
         <w:rPr>
           <w:rFonts w:ascii="Times New Roman" w:hAnsi="Times New Roman" w:cs="Times New Roman"/>
         </w:rPr>
-        <w:t xml:space="preserve"> и найдите файл docker-compose.yml. В случае, если Вы не видите этот файл, спуститесь ниже (чаще всего) или выше по проекту)</w:t>
+        <w:t xml:space="preserve"> и найдите файл </w:t>
+      </w:r>
+      <w:proofErr w:type="spellStart"/>
+      <w:r>
+        <w:rPr>
+          <w:rFonts w:ascii="Times New Roman" w:hAnsi="Times New Roman" w:cs="Times New Roman"/>
+        </w:rPr>
+        <w:t>docker-compose.yml</w:t>
+      </w:r>
+      <w:proofErr w:type="spellEnd"/>
+      <w:r>
+        <w:rPr>
+          <w:rFonts w:ascii="Times New Roman" w:hAnsi="Times New Roman" w:cs="Times New Roman"/>
+        </w:rPr>
+        <w:t>. В случае, если Вы не видите этот файл, спуститесь ниже (чаще всего) или выше по проекту)</w:t>
       </w:r>
     </w:p>
     <w:p>
@@ -1186,26 +1909,19 @@
           <w:bCs/>
           <w:lang w:val="en-US"/>
         </w:rPr>
-        <w:t>docker exec -it aifeedback-ollama-server-1 ollama run llama3</w:t>
-      </w:r>
-    </w:p>
-    <w:p>
-      <w:pPr>
+        <w:t xml:space="preserve">docker exec -it aifeedback-ollama-server-1 </w:t>
+      </w:r>
+      <w:proofErr w:type="spellStart"/>
+      <w:r>
         <w:rPr>
           <w:rFonts w:ascii="Times New Roman" w:hAnsi="Times New Roman" w:cs="Times New Roman"/>
           <w:b/>
           <w:bCs/>
           <w:lang w:val="en-US"/>
         </w:rPr>
-      </w:pPr>
-      <w:r>
-        <w:rPr>
-          <w:rFonts w:ascii="Times New Roman" w:hAnsi="Times New Roman" w:cs="Times New Roman"/>
-          <w:b/>
-          <w:bCs/>
-        </w:rPr>
-        <w:t>Способ</w:t>
-      </w:r>
+        <w:t>ollama</w:t>
+      </w:r>
+      <w:proofErr w:type="spellEnd"/>
       <w:r>
         <w:rPr>
           <w:rFonts w:ascii="Times New Roman" w:hAnsi="Times New Roman" w:cs="Times New Roman"/>
@@ -1213,61 +1929,14 @@
           <w:bCs/>
           <w:lang w:val="en-US"/>
         </w:rPr>
-        <w:t xml:space="preserve"> 2. </w:t>
-      </w:r>
-      <w:r>
-        <w:rPr>
-          <w:rFonts w:ascii="Times New Roman" w:hAnsi="Times New Roman" w:cs="Times New Roman"/>
-          <w:b/>
-          <w:bCs/>
-        </w:rPr>
-        <w:t>Локальное</w:t>
-      </w:r>
-      <w:r>
-        <w:rPr>
-          <w:rFonts w:ascii="Times New Roman" w:hAnsi="Times New Roman" w:cs="Times New Roman"/>
-          <w:b/>
-          <w:bCs/>
-          <w:lang w:val="en-US"/>
-        </w:rPr>
-        <w:t xml:space="preserve"> </w:t>
-      </w:r>
-      <w:r>
-        <w:rPr>
-          <w:rFonts w:ascii="Times New Roman" w:hAnsi="Times New Roman" w:cs="Times New Roman"/>
-          <w:b/>
-          <w:bCs/>
-        </w:rPr>
-        <w:t>развертывание</w:t>
-      </w:r>
-      <w:r>
-        <w:rPr>
-          <w:rFonts w:ascii="Times New Roman" w:hAnsi="Times New Roman" w:cs="Times New Roman"/>
-          <w:b/>
-          <w:bCs/>
-          <w:lang w:val="en-US"/>
-        </w:rPr>
-        <w:t xml:space="preserve"> (Visual Studio + Native Ollama)</w:t>
-      </w:r>
-    </w:p>
-    <w:p>
-      <w:pPr>
-        <w:rPr>
-          <w:rFonts w:ascii="Times New Roman" w:hAnsi="Times New Roman" w:cs="Times New Roman"/>
-        </w:rPr>
-      </w:pPr>
-      <w:r>
-        <w:rPr>
-          <w:rFonts w:ascii="Times New Roman" w:hAnsi="Times New Roman" w:cs="Times New Roman"/>
-        </w:rPr>
-        <w:t>Используется для разработки, отладки или работы на машинах без поддержки виртуализации Docker.</w:t>
+        <w:t xml:space="preserve"> run llama3</w:t>
       </w:r>
     </w:p>
     <w:p>
       <w:pPr>
         <w:numPr>
           <w:ilvl w:val="0"/>
-          <w:numId w:val="5"/>
+          <w:numId w:val="4"/>
         </w:numPr>
         <w:rPr>
           <w:rFonts w:ascii="Times New Roman" w:hAnsi="Times New Roman" w:cs="Times New Roman"/>
@@ -1276,65 +1945,145 @@
       <w:r>
         <w:rPr>
           <w:rFonts w:ascii="Times New Roman" w:hAnsi="Times New Roman" w:cs="Times New Roman"/>
-        </w:rPr>
-        <w:t>Установите Ollama для Windows/Linux с официального сайта.</w:t>
-      </w:r>
-    </w:p>
-    <w:p>
-      <w:pPr>
-        <w:numPr>
-          <w:ilvl w:val="0"/>
-          <w:numId w:val="5"/>
-        </w:numPr>
-        <w:rPr>
-          <w:rFonts w:ascii="Times New Roman" w:hAnsi="Times New Roman" w:cs="Times New Roman"/>
-        </w:rPr>
-      </w:pPr>
-      <w:r>
-        <w:rPr>
-          <w:rFonts w:ascii="Times New Roman" w:hAnsi="Times New Roman" w:cs="Times New Roman"/>
-        </w:rPr>
-        <w:t>Откройте командную строку и скачайте модель: ollama run llama3.</w:t>
-      </w:r>
-    </w:p>
-    <w:p>
-      <w:pPr>
-        <w:numPr>
-          <w:ilvl w:val="0"/>
-          <w:numId w:val="5"/>
-        </w:numPr>
-        <w:rPr>
-          <w:rFonts w:ascii="Times New Roman" w:hAnsi="Times New Roman" w:cs="Times New Roman"/>
-        </w:rPr>
-      </w:pPr>
-      <w:r>
-        <w:rPr>
-          <w:rFonts w:ascii="Times New Roman" w:hAnsi="Times New Roman" w:cs="Times New Roman"/>
-        </w:rPr>
-        <w:t>Оставьте Ollama работать в фоновом режиме (иконка в трее).</w:t>
-      </w:r>
-    </w:p>
-    <w:p>
-      <w:pPr>
-        <w:numPr>
-          <w:ilvl w:val="0"/>
-          <w:numId w:val="5"/>
-        </w:numPr>
+          <w:noProof/>
+        </w:rPr>
+        <mc:AlternateContent>
+          <mc:Choice Requires="wps">
+            <w:drawing>
+              <wp:anchor distT="0" distB="0" distL="114300" distR="114300" simplePos="0" relativeHeight="251659264" behindDoc="0" locked="0" layoutInCell="1" allowOverlap="1" wp14:anchorId="686A3AC0" wp14:editId="60248A1C">
+                <wp:simplePos x="0" y="0"/>
+                <wp:positionH relativeFrom="column">
+                  <wp:posOffset>793539</wp:posOffset>
+                </wp:positionH>
+                <wp:positionV relativeFrom="paragraph">
+                  <wp:posOffset>622300</wp:posOffset>
+                </wp:positionV>
+                <wp:extent cx="381000" cy="247650"/>
+                <wp:effectExtent l="38100" t="19050" r="38100" b="57150"/>
+                <wp:wrapNone/>
+                <wp:docPr id="8" name="Прямая со стрелкой 8"/>
+                <wp:cNvGraphicFramePr/>
+                <a:graphic xmlns:a="http://schemas.openxmlformats.org/drawingml/2006/main">
+                  <a:graphicData uri="http://schemas.microsoft.com/office/word/2010/wordprocessingShape">
+                    <wps:wsp>
+                      <wps:cNvCnPr/>
+                      <wps:spPr>
+                        <a:xfrm flipH="1">
+                          <a:off x="0" y="0"/>
+                          <a:ext cx="381000" cy="247650"/>
+                        </a:xfrm>
+                        <a:prstGeom prst="straightConnector1">
+                          <a:avLst/>
+                        </a:prstGeom>
+                        <a:ln w="57150">
+                          <a:tailEnd type="triangle"/>
+                        </a:ln>
+                      </wps:spPr>
+                      <wps:style>
+                        <a:lnRef idx="1">
+                          <a:schemeClr val="accent1"/>
+                        </a:lnRef>
+                        <a:fillRef idx="0">
+                          <a:schemeClr val="accent1"/>
+                        </a:fillRef>
+                        <a:effectRef idx="0">
+                          <a:schemeClr val="accent1"/>
+                        </a:effectRef>
+                        <a:fontRef idx="minor">
+                          <a:schemeClr val="tx1"/>
+                        </a:fontRef>
+                      </wps:style>
+                      <wps:bodyPr/>
+                    </wps:wsp>
+                  </a:graphicData>
+                </a:graphic>
+                <wp14:sizeRelH relativeFrom="margin">
+                  <wp14:pctWidth>0</wp14:pctWidth>
+                </wp14:sizeRelH>
+                <wp14:sizeRelV relativeFrom="margin">
+                  <wp14:pctHeight>0</wp14:pctHeight>
+                </wp14:sizeRelV>
+              </wp:anchor>
+            </w:drawing>
+          </mc:Choice>
+          <mc:Fallback>
+            <w:pict>
+              <v:shapetype w14:anchorId="25AE4FBD" id="_x0000_t32" coordsize="21600,21600" o:spt="32" o:oned="t" path="m,l21600,21600e" filled="f">
+                <v:path arrowok="t" fillok="f" o:connecttype="none"/>
+                <o:lock v:ext="edit" shapetype="t"/>
+              </v:shapetype>
+              <v:shape id="Прямая со стрелкой 8" o:spid="_x0000_s1026" type="#_x0000_t32" style="position:absolute;margin-left:62.5pt;margin-top:49pt;width:30pt;height:19.5pt;flip:x;z-index:251659264;visibility:visible;mso-wrap-style:square;mso-width-percent:0;mso-height-percent:0;mso-wrap-distance-left:9pt;mso-wrap-distance-top:0;mso-wrap-distance-right:9pt;mso-wrap-distance-bottom:0;mso-position-horizontal:absolute;mso-position-horizontal-relative:text;mso-position-vertical:absolute;mso-position-vertical-relative:text;mso-width-percent:0;mso-height-percent:0;mso-width-relative:margin;mso-height-relative:margin" o:gfxdata="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" strokecolor="#4472c4 [3204]" strokeweight="4.5pt">
+                <v:stroke endarrow="block" joinstyle="miter"/>
+              </v:shape>
+            </w:pict>
+          </mc:Fallback>
+        </mc:AlternateContent>
+      </w:r>
+      <w:r>
+        <w:rPr>
+          <w:rFonts w:ascii="Times New Roman" w:hAnsi="Times New Roman" w:cs="Times New Roman"/>
+        </w:rPr>
+        <w:t>После выполнения этих действий перейдите по адресу</w:t>
+      </w:r>
+      <w:r>
+        <w:rPr>
+          <w:rFonts w:ascii="Times New Roman" w:hAnsi="Times New Roman" w:cs="Times New Roman"/>
+        </w:rPr>
+        <w:t xml:space="preserve">: </w:t>
+      </w:r>
+      <w:hyperlink r:id="rId5" w:history="1">
+        <w:r>
+          <w:rPr>
+            <w:rStyle w:val="ac"/>
+            <w:rFonts w:ascii="Times New Roman" w:hAnsi="Times New Roman" w:cs="Times New Roman"/>
+            <w:b/>
+            <w:bCs/>
+          </w:rPr>
+          <w:t>http://localhost:8080</w:t>
+        </w:r>
+      </w:hyperlink>
+      <w:r>
+        <w:rPr>
+          <w:rFonts w:ascii="Times New Roman" w:hAnsi="Times New Roman" w:cs="Times New Roman"/>
+          <w:b/>
+          <w:bCs/>
+        </w:rPr>
+        <w:t xml:space="preserve">. </w:t>
+      </w:r>
+      <w:r>
+        <w:rPr>
+          <w:rFonts w:ascii="Times New Roman" w:hAnsi="Times New Roman" w:cs="Times New Roman"/>
+        </w:rPr>
+        <w:t>Там</w:t>
+      </w:r>
+      <w:r>
+        <w:rPr>
+          <w:rFonts w:ascii="Times New Roman" w:hAnsi="Times New Roman" w:cs="Times New Roman"/>
+        </w:rPr>
+        <w:t xml:space="preserve"> будет находиться веб-приложение</w:t>
+      </w:r>
+      <w:r>
+        <w:rPr>
+          <w:rFonts w:ascii="Times New Roman" w:hAnsi="Times New Roman" w:cs="Times New Roman"/>
+        </w:rPr>
+        <w:t xml:space="preserve">. </w:t>
+      </w:r>
+      <w:r>
+        <w:rPr>
+          <w:rFonts w:ascii="Times New Roman" w:hAnsi="Times New Roman" w:cs="Times New Roman"/>
+        </w:rPr>
+        <w:t xml:space="preserve">Перейти в неё можно также через </w:t>
+      </w:r>
+      <w:r>
         <w:rPr>
           <w:rFonts w:ascii="Times New Roman" w:hAnsi="Times New Roman" w:cs="Times New Roman"/>
           <w:lang w:val="en-US"/>
         </w:rPr>
-      </w:pPr>
-      <w:r>
-        <w:rPr>
-          <w:rFonts w:ascii="Times New Roman" w:hAnsi="Times New Roman" w:cs="Times New Roman"/>
-        </w:rPr>
-        <w:t>Откройте</w:t>
-      </w:r>
-      <w:r>
-        <w:rPr>
-          <w:rFonts w:ascii="Times New Roman" w:hAnsi="Times New Roman" w:cs="Times New Roman"/>
-          <w:lang w:val="en-US"/>
+        <w:t>Docker</w:t>
+      </w:r>
+      <w:r>
+        <w:rPr>
+          <w:rFonts w:ascii="Times New Roman" w:hAnsi="Times New Roman" w:cs="Times New Roman"/>
         </w:rPr>
         <w:t xml:space="preserve"> </w:t>
       </w:r>
@@ -1342,660 +2091,25 @@
         <w:rPr>
           <w:rFonts w:ascii="Times New Roman" w:hAnsi="Times New Roman" w:cs="Times New Roman"/>
         </w:rPr>
-        <w:t>файл</w:t>
-      </w:r>
-      <w:r>
-        <w:rPr>
-          <w:rFonts w:ascii="Times New Roman" w:hAnsi="Times New Roman" w:cs="Times New Roman"/>
-          <w:lang w:val="en-US"/>
-        </w:rPr>
-        <w:t xml:space="preserve"> </w:t>
-      </w:r>
-      <w:r>
-        <w:rPr>
-          <w:rFonts w:ascii="Times New Roman" w:hAnsi="Times New Roman" w:cs="Times New Roman"/>
-          <w:lang w:val="en-US"/>
-        </w:rPr>
-        <w:t>AIFeedback.sln</w:t>
-      </w:r>
-      <w:r>
-        <w:rPr>
-          <w:rFonts w:ascii="Times New Roman" w:hAnsi="Times New Roman" w:cs="Times New Roman"/>
-          <w:lang w:val="en-US"/>
-        </w:rPr>
-        <w:t xml:space="preserve"> </w:t>
-      </w:r>
-      <w:r>
-        <w:rPr>
-          <w:rFonts w:ascii="Times New Roman" w:hAnsi="Times New Roman" w:cs="Times New Roman"/>
-        </w:rPr>
-        <w:t>в</w:t>
-      </w:r>
-      <w:r>
-        <w:rPr>
-          <w:rFonts w:ascii="Times New Roman" w:hAnsi="Times New Roman" w:cs="Times New Roman"/>
-          <w:lang w:val="en-US"/>
-        </w:rPr>
-        <w:t xml:space="preserve"> Visual Studio.</w:t>
-      </w:r>
-    </w:p>
-    <w:p>
-      <w:pPr>
-        <w:numPr>
-          <w:ilvl w:val="0"/>
-          <w:numId w:val="5"/>
-        </w:numPr>
-        <w:rPr>
-          <w:rFonts w:ascii="Times New Roman" w:hAnsi="Times New Roman" w:cs="Times New Roman"/>
-        </w:rPr>
-      </w:pPr>
-      <w:r>
-        <w:rPr>
-          <w:rFonts w:ascii="Times New Roman" w:hAnsi="Times New Roman" w:cs="Times New Roman"/>
-        </w:rPr>
-        <w:t xml:space="preserve">В качестве профиля запуска выберите </w:t>
-      </w:r>
-      <w:r>
-        <w:rPr>
-          <w:rFonts w:ascii="Times New Roman" w:hAnsi="Times New Roman" w:cs="Times New Roman"/>
-          <w:lang w:val="en-US"/>
-        </w:rPr>
-        <w:t>AIFeedback</w:t>
-      </w:r>
-      <w:r>
-        <w:rPr>
-          <w:rFonts w:ascii="Times New Roman" w:hAnsi="Times New Roman" w:cs="Times New Roman"/>
-        </w:rPr>
-        <w:t xml:space="preserve"> </w:t>
-      </w:r>
-      <w:r>
-        <w:rPr>
-          <w:rFonts w:ascii="Times New Roman" w:hAnsi="Times New Roman" w:cs="Times New Roman"/>
-        </w:rPr>
-        <w:t>(</w:t>
-      </w:r>
-      <w:r>
-        <w:rPr>
-          <w:rFonts w:ascii="Times New Roman" w:hAnsi="Times New Roman" w:cs="Times New Roman"/>
-          <w:lang w:val="en-US"/>
-        </w:rPr>
-        <w:t>https</w:t>
-      </w:r>
-      <w:r>
-        <w:rPr>
-          <w:rFonts w:ascii="Times New Roman" w:hAnsi="Times New Roman" w:cs="Times New Roman"/>
-        </w:rPr>
-        <w:t>/</w:t>
-      </w:r>
-      <w:r>
-        <w:rPr>
-          <w:rFonts w:ascii="Times New Roman" w:hAnsi="Times New Roman" w:cs="Times New Roman"/>
-          <w:lang w:val="en-US"/>
-        </w:rPr>
-        <w:t>http</w:t>
-      </w:r>
-      <w:r>
-        <w:rPr>
-          <w:rFonts w:ascii="Times New Roman" w:hAnsi="Times New Roman" w:cs="Times New Roman"/>
-        </w:rPr>
-        <w:t xml:space="preserve">, </w:t>
-      </w:r>
-      <w:r>
-        <w:rPr>
-          <w:rFonts w:ascii="Times New Roman" w:hAnsi="Times New Roman" w:cs="Times New Roman"/>
-        </w:rPr>
-        <w:t>не Docker) и запустите проект.</w:t>
-      </w:r>
-    </w:p>
-    <w:p>
-      <w:pPr>
-        <w:rPr>
-          <w:rFonts w:ascii="Times New Roman" w:hAnsi="Times New Roman" w:cs="Times New Roman"/>
-          <w:b/>
-          <w:bCs/>
-        </w:rPr>
-      </w:pPr>
-      <w:r>
-        <w:rPr>
-          <w:rFonts w:ascii="Times New Roman" w:hAnsi="Times New Roman" w:cs="Times New Roman"/>
-          <w:b/>
-          <w:bCs/>
-        </w:rPr>
-        <w:t>6</w:t>
-      </w:r>
-      <w:r>
-        <w:rPr>
-          <w:rFonts w:ascii="Times New Roman" w:hAnsi="Times New Roman" w:cs="Times New Roman"/>
-          <w:b/>
-          <w:bCs/>
-        </w:rPr>
-        <w:t>. Руководство пользователя</w:t>
-      </w:r>
-    </w:p>
-    <w:p>
-      <w:pPr>
-        <w:pStyle w:val="ae"/>
-      </w:pPr>
-      <w:r>
-        <w:rPr>
-          <w:b/>
-          <w:bCs/>
-        </w:rPr>
-        <w:t>6.1. Начало работы и загрузка данных</w:t>
-      </w:r>
-    </w:p>
-    <w:p>
-      <w:pPr>
-        <w:pStyle w:val="ae"/>
-        <w:numPr>
-          <w:ilvl w:val="0"/>
-          <w:numId w:val="19"/>
-        </w:numPr>
-      </w:pPr>
-      <w:r>
-        <w:t>Откройте веб-интерфейс программы AIFeedback в браузере.</w:t>
-      </w:r>
-    </w:p>
-    <w:p>
-      <w:pPr>
-        <w:pStyle w:val="ae"/>
-        <w:numPr>
-          <w:ilvl w:val="0"/>
-          <w:numId w:val="19"/>
-        </w:numPr>
-      </w:pPr>
-      <w:r>
-        <w:t>На главной странице перейдите в раздел загрузки файлов.</w:t>
-      </w:r>
-    </w:p>
-    <w:p>
-      <w:pPr>
-        <w:pStyle w:val="ae"/>
-        <w:numPr>
-          <w:ilvl w:val="0"/>
-          <w:numId w:val="19"/>
-        </w:numPr>
-      </w:pPr>
-      <w:r>
-        <w:t xml:space="preserve">Выберите и загрузите файл в формате </w:t>
-      </w:r>
-      <w:r>
-        <w:rPr>
-          <w:rStyle w:val="HTML"/>
-          <w:rFonts w:eastAsiaTheme="majorEastAsia"/>
-        </w:rPr>
-        <w:t>.xlsx</w:t>
-      </w:r>
-      <w:r>
-        <w:t xml:space="preserve"> или </w:t>
-      </w:r>
-      <w:r>
-        <w:rPr>
-          <w:rStyle w:val="HTML"/>
-          <w:rFonts w:eastAsiaTheme="majorEastAsia"/>
-        </w:rPr>
-        <w:t>.csv</w:t>
-      </w:r>
-      <w:r>
-        <w:t>, содержащий исходную выгрузку анкет обратной связи слушателей. Система автоматически обработает массив данных и исключит возможные дубликаты.</w:t>
-      </w:r>
-    </w:p>
-    <w:p>
-      <w:pPr>
-        <w:pStyle w:val="ae"/>
-        <w:numPr>
-          <w:ilvl w:val="0"/>
-          <w:numId w:val="19"/>
-        </w:numPr>
-      </w:pPr>
-      <w:r>
-        <w:t>Дождитесь окончания работы парсера и генерации аналитического дашборда.</w:t>
-      </w:r>
-    </w:p>
-    <w:p>
-      <w:pPr>
-        <w:pStyle w:val="ae"/>
-      </w:pPr>
-      <w:r>
-        <w:rPr>
-          <w:b/>
-          <w:bCs/>
-        </w:rPr>
-        <w:lastRenderedPageBreak/>
-        <w:t>6.2. Анализ метрик и визуализаций</w:t>
-      </w:r>
-    </w:p>
-    <w:p>
-      <w:pPr>
-        <w:pStyle w:val="ae"/>
-        <w:numPr>
-          <w:ilvl w:val="0"/>
-          <w:numId w:val="20"/>
-        </w:numPr>
-      </w:pPr>
-      <w:r>
-        <w:t xml:space="preserve">В верхней части открывшегося отчета ознакомьтесь с </w:t>
-      </w:r>
-      <w:r>
-        <w:rPr>
-          <w:b/>
-          <w:bCs/>
-        </w:rPr>
-        <w:t>ключевыми показателями</w:t>
-      </w:r>
-      <w:r>
-        <w:t>: Общая удовлетворенность (по 10-балльной шкале), Уровень вовлеченности аудитории и Анализ тональности (процент позитивных комментариев).</w:t>
-      </w:r>
-    </w:p>
-    <w:p>
-      <w:pPr>
-        <w:pStyle w:val="ae"/>
-        <w:numPr>
-          <w:ilvl w:val="0"/>
-          <w:numId w:val="20"/>
-        </w:numPr>
-      </w:pPr>
-      <w:r>
-        <w:t xml:space="preserve">Изучите </w:t>
-      </w:r>
-      <w:r>
-        <w:rPr>
-          <w:b/>
-          <w:bCs/>
-        </w:rPr>
-        <w:t>Профиль программы (лепестковая диаграмма)</w:t>
-      </w:r>
-      <w:r>
-        <w:t>, чтобы визуально оценить баланс между полезностью, практико-ориентированностью, доступностью материалов и качеством взаимодействия с командой КУ.</w:t>
-      </w:r>
-    </w:p>
-    <w:p>
-      <w:pPr>
-        <w:pStyle w:val="ae"/>
-        <w:numPr>
-          <w:ilvl w:val="0"/>
-          <w:numId w:val="20"/>
-        </w:numPr>
-      </w:pPr>
-      <w:r>
-        <w:t xml:space="preserve">В блоке </w:t>
-      </w:r>
-      <w:r>
-        <w:rPr>
-          <w:b/>
-          <w:bCs/>
-        </w:rPr>
-        <w:t>Тренд удовлетворенности</w:t>
-      </w:r>
-      <w:r>
-        <w:t xml:space="preserve"> отследите динамику изменения средних баллов курса. График покажет, как меняется оценка программы от потока к потоку.</w:t>
-      </w:r>
-    </w:p>
-    <w:p>
-      <w:pPr>
-        <w:pStyle w:val="ae"/>
-        <w:numPr>
-          <w:ilvl w:val="0"/>
-          <w:numId w:val="20"/>
-        </w:numPr>
-      </w:pPr>
-      <w:r>
-        <w:t xml:space="preserve">Используйте </w:t>
-      </w:r>
-      <w:r>
-        <w:rPr>
-          <w:b/>
-          <w:bCs/>
-        </w:rPr>
-        <w:t>Матрицу корреляций</w:t>
-      </w:r>
-      <w:r>
-        <w:t>, чтобы выявить скрытые зависимости между критериями (например, как оценка доступности материалов влияет на общую удовлетворенность курсом).</w:t>
-      </w:r>
-    </w:p>
-    <w:p>
-      <w:pPr>
-        <w:pStyle w:val="ae"/>
-      </w:pPr>
-      <w:r>
-        <w:rPr>
-          <w:b/>
-          <w:bCs/>
-        </w:rPr>
-        <w:t>6.3. Работа с ИИ-аудитом и чат-ассистентом</w:t>
-      </w:r>
-    </w:p>
-    <w:p>
-      <w:pPr>
-        <w:pStyle w:val="ae"/>
-        <w:numPr>
-          <w:ilvl w:val="0"/>
-          <w:numId w:val="21"/>
-        </w:numPr>
-      </w:pPr>
-      <w:r>
-        <w:t xml:space="preserve">Перейдите к блоку </w:t>
-      </w:r>
-      <w:r>
-        <w:rPr>
-          <w:b/>
-          <w:bCs/>
-        </w:rPr>
-        <w:t>«Аналитическое заключение (Модуль ИИ)»</w:t>
-      </w:r>
-      <w:r>
-        <w:t>. Здесь представлены сформированные нейросетью выводы о качестве курса. Каждая рекомендация и выявленная проблема (неактуальные темы, потребность в доработке) подкреплена прямыми цитатами из текстовых комментариев слушателей.</w:t>
-      </w:r>
-    </w:p>
-    <w:p>
-      <w:pPr>
-        <w:pStyle w:val="ae"/>
-        <w:numPr>
-          <w:ilvl w:val="0"/>
-          <w:numId w:val="21"/>
-        </w:numPr>
-      </w:pPr>
-      <w:r>
-        <w:t xml:space="preserve">Для получения более детализированной информации спуститесь к модулю </w:t>
-      </w:r>
-      <w:r>
-        <w:rPr>
-          <w:b/>
-          <w:bCs/>
-        </w:rPr>
-        <w:t>«Уточняющие вопросы к ИИ»</w:t>
-      </w:r>
-      <w:r>
-        <w:t>.</w:t>
-      </w:r>
-    </w:p>
-    <w:p>
-      <w:pPr>
-        <w:pStyle w:val="ae"/>
-        <w:numPr>
-          <w:ilvl w:val="0"/>
-          <w:numId w:val="21"/>
-        </w:numPr>
-      </w:pPr>
-      <w:r>
-        <w:t xml:space="preserve">В строке чата задайте вопрос в свободной форме (например: </w:t>
-      </w:r>
-      <w:r>
-        <w:rPr>
-          <w:i/>
-          <w:iCs/>
-        </w:rPr>
-        <w:t>«Какие основные жалобы на расписание занятий?»</w:t>
-      </w:r>
-      <w:r>
-        <w:t xml:space="preserve"> или </w:t>
-      </w:r>
-      <w:r>
-        <w:rPr>
-          <w:i/>
-          <w:iCs/>
-        </w:rPr>
-        <w:t>«Составь краткую выжимку предложений по улучшению практических заданий»</w:t>
-      </w:r>
-      <w:r>
-        <w:t>). ИИ проанализирует контекст загруженной анкеты и выдаст точный ответ.</w:t>
-      </w:r>
-    </w:p>
-    <w:p>
-      <w:pPr>
-        <w:pStyle w:val="ae"/>
-        <w:numPr>
-          <w:ilvl w:val="0"/>
-          <w:numId w:val="21"/>
-        </w:numPr>
-      </w:pPr>
-      <w:r>
-        <w:t xml:space="preserve">При необходимости нажмите </w:t>
-      </w:r>
-      <w:r>
-        <w:rPr>
-          <w:b/>
-          <w:bCs/>
-        </w:rPr>
-        <w:t>«Сохранить чат (.txt)»</w:t>
-      </w:r>
-      <w:r>
-        <w:t>, чтобы выгрузить лог диалога с ИИ-ассистентом.</w:t>
-      </w:r>
-    </w:p>
-    <w:p>
-      <w:pPr>
-        <w:pStyle w:val="ae"/>
-      </w:pPr>
-      <w:r>
-        <w:rPr>
-          <w:b/>
-          <w:bCs/>
-        </w:rPr>
-        <w:t>6.4. Экспорт результатов</w:t>
-      </w:r>
-    </w:p>
-    <w:p>
-      <w:pPr>
-        <w:pStyle w:val="ae"/>
-        <w:numPr>
-          <w:ilvl w:val="0"/>
-          <w:numId w:val="22"/>
-        </w:numPr>
-      </w:pPr>
-      <w:r>
-        <w:t>Для сохранения итогового отчета обратитесь к панели кнопок в верхней части экрана.</w:t>
-      </w:r>
-    </w:p>
-    <w:p>
-      <w:pPr>
-        <w:pStyle w:val="ae"/>
-        <w:numPr>
-          <w:ilvl w:val="0"/>
-          <w:numId w:val="22"/>
-        </w:numPr>
-      </w:pPr>
-      <w:r>
-        <w:t xml:space="preserve">Нажмите </w:t>
-      </w:r>
-      <w:r>
-        <w:rPr>
-          <w:b/>
-          <w:bCs/>
-        </w:rPr>
-        <w:t>«Скачать Excel»</w:t>
-      </w:r>
-      <w:r>
-        <w:t xml:space="preserve"> для выгрузки детализированной аналитической справки в виде таблицы, содержащей распределение баллов и ИИ-заключения.</w:t>
-      </w:r>
-    </w:p>
-    <w:p>
-      <w:pPr>
-        <w:pStyle w:val="ae"/>
-        <w:numPr>
-          <w:ilvl w:val="0"/>
-          <w:numId w:val="22"/>
-        </w:numPr>
-      </w:pPr>
-      <w:r>
-        <w:t xml:space="preserve">Нажмите </w:t>
-      </w:r>
-      <w:r>
-        <w:rPr>
-          <w:b/>
-          <w:bCs/>
-        </w:rPr>
-        <w:t>«Скачать Word»</w:t>
-      </w:r>
-      <w:r>
-        <w:t xml:space="preserve"> для получения текстового документа, оформленного по корпоративным стандартам и полностью готового к печати или включению в номенклатуру дел.</w:t>
-      </w:r>
-    </w:p>
-    <w:p>
-      <w:pPr>
-        <w:rPr>
-          <w:rFonts w:ascii="Times New Roman" w:hAnsi="Times New Roman" w:cs="Times New Roman"/>
-        </w:rPr>
-      </w:pPr>
-      <w:r>
-        <w:rPr>
-          <w:rFonts w:ascii="Segoe UI Emoji" w:hAnsi="Segoe UI Emoji" w:cs="Segoe UI Emoji"/>
-        </w:rPr>
-        <w:t>⚠️</w:t>
-      </w:r>
-      <w:r>
-        <w:rPr>
-          <w:rFonts w:ascii="Times New Roman" w:hAnsi="Times New Roman" w:cs="Times New Roman"/>
-        </w:rPr>
-        <w:t xml:space="preserve"> </w:t>
-      </w:r>
-      <w:r>
-        <w:rPr>
-          <w:rFonts w:ascii="Times New Roman" w:hAnsi="Times New Roman" w:cs="Times New Roman"/>
-          <w:b/>
-          <w:bCs/>
-        </w:rPr>
-        <w:t>ПРЕДУПРЕЖДЕНИЕ О ЛИМИТАХ:</w:t>
-      </w:r>
-      <w:r>
-        <w:rPr>
-          <w:rFonts w:ascii="Times New Roman" w:hAnsi="Times New Roman" w:cs="Times New Roman"/>
-        </w:rPr>
-        <w:t xml:space="preserve"> При работе с бесплатными внешними API (например, Groq) существуют строгие лимиты на количество токенов в минуту</w:t>
-      </w:r>
-      <w:r>
-        <w:rPr>
-          <w:rFonts w:ascii="Times New Roman" w:hAnsi="Times New Roman" w:cs="Times New Roman"/>
-        </w:rPr>
-        <w:t xml:space="preserve"> (</w:t>
-      </w:r>
-      <w:r>
-        <w:rPr>
-          <w:rFonts w:ascii="Times New Roman" w:hAnsi="Times New Roman" w:cs="Times New Roman"/>
-          <w:lang w:val="en-US"/>
-        </w:rPr>
-        <w:t>TPM</w:t>
-      </w:r>
-      <w:r>
-        <w:rPr>
-          <w:rFonts w:ascii="Times New Roman" w:hAnsi="Times New Roman" w:cs="Times New Roman"/>
-        </w:rPr>
-        <w:t>)</w:t>
-      </w:r>
-      <w:r>
-        <w:rPr>
-          <w:rFonts w:ascii="Times New Roman" w:hAnsi="Times New Roman" w:cs="Times New Roman"/>
-        </w:rPr>
-        <w:t>. Если вы загружаете массивный Excel-файл на несколько тысяч ответов, облачное API может отклонить запрос из-за превышения объема текста. В таких случаях настоятельно рекомендуется переключаться на локальную или корпоративную нейросеть, не имеющую ограничений по TPM.</w:t>
-      </w:r>
-    </w:p>
-    <w:p>
-      <w:pPr>
-        <w:rPr>
-          <w:rFonts w:ascii="Times New Roman" w:hAnsi="Times New Roman" w:cs="Times New Roman"/>
-          <w:b/>
-          <w:bCs/>
-        </w:rPr>
-      </w:pPr>
-      <w:r>
-        <w:rPr>
-          <w:rFonts w:ascii="Times New Roman" w:hAnsi="Times New Roman" w:cs="Times New Roman"/>
-          <w:b/>
-          <w:bCs/>
-        </w:rPr>
-        <w:t>6</w:t>
-      </w:r>
-      <w:r>
-        <w:rPr>
-          <w:rFonts w:ascii="Times New Roman" w:hAnsi="Times New Roman" w:cs="Times New Roman"/>
-          <w:b/>
-          <w:bCs/>
-        </w:rPr>
-        <w:t>.</w:t>
-      </w:r>
-      <w:r>
-        <w:rPr>
-          <w:rFonts w:ascii="Times New Roman" w:hAnsi="Times New Roman" w:cs="Times New Roman"/>
-          <w:b/>
-          <w:bCs/>
-        </w:rPr>
-        <w:t>5</w:t>
-      </w:r>
-      <w:r>
-        <w:rPr>
-          <w:rFonts w:ascii="Times New Roman" w:hAnsi="Times New Roman" w:cs="Times New Roman"/>
-          <w:b/>
-          <w:bCs/>
-        </w:rPr>
-        <w:t>. Настройка ИИ-провайдеров</w:t>
-      </w:r>
-    </w:p>
-    <w:p>
-      <w:pPr>
-        <w:rPr>
-          <w:rFonts w:ascii="Times New Roman" w:hAnsi="Times New Roman" w:cs="Times New Roman"/>
-        </w:rPr>
-      </w:pPr>
-      <w:r>
-        <w:rPr>
-          <w:rFonts w:ascii="Times New Roman" w:hAnsi="Times New Roman" w:cs="Times New Roman"/>
-        </w:rPr>
-        <w:t xml:space="preserve">В меню по кнопке </w:t>
-      </w:r>
-      <w:r>
-        <w:rPr>
-          <w:rFonts w:ascii="Times New Roman" w:hAnsi="Times New Roman" w:cs="Times New Roman"/>
-        </w:rPr>
-        <w:t>«</w:t>
-      </w:r>
-      <w:r>
-        <w:rPr>
-          <w:rFonts w:ascii="Times New Roman" w:hAnsi="Times New Roman" w:cs="Times New Roman"/>
-        </w:rPr>
-        <w:t>Шлюзы ИИ</w:t>
-      </w:r>
-      <w:r>
-        <w:rPr>
-          <w:rFonts w:ascii="Times New Roman" w:hAnsi="Times New Roman" w:cs="Times New Roman"/>
-        </w:rPr>
-        <w:t>»</w:t>
-      </w:r>
-      <w:r>
-        <w:rPr>
-          <w:rFonts w:ascii="Times New Roman" w:hAnsi="Times New Roman" w:cs="Times New Roman"/>
-        </w:rPr>
-        <w:t xml:space="preserve"> </w:t>
-      </w:r>
-      <w:r>
-        <w:rPr>
-          <w:rFonts w:ascii="Times New Roman" w:hAnsi="Times New Roman" w:cs="Times New Roman"/>
-        </w:rPr>
-        <w:t xml:space="preserve">осуществляется управление конфигурацией подключенных нейросетей. Система поддерживает динамическое добавление и </w:t>
-      </w:r>
-      <w:r>
-        <w:rPr>
-          <w:rFonts w:ascii="Times New Roman" w:hAnsi="Times New Roman" w:cs="Times New Roman"/>
-        </w:rPr>
-        <w:lastRenderedPageBreak/>
-        <w:t>переключение языковых моделей. При заполнении карточки провайдера необходимо строго соблюдать следующие технические параметры:</w:t>
-      </w:r>
-    </w:p>
-    <w:p>
-      <w:pPr>
-        <w:rPr>
-          <w:rFonts w:ascii="Times New Roman" w:hAnsi="Times New Roman" w:cs="Times New Roman"/>
-        </w:rPr>
-      </w:pPr>
-      <w:r>
-        <w:rPr>
-          <w:rFonts w:ascii="Times New Roman" w:hAnsi="Times New Roman" w:cs="Times New Roman"/>
-          <w:noProof/>
+        <w:t>контейнер.</w:t>
+      </w:r>
+    </w:p>
+    <w:p>
+      <w:pPr>
+        <w:ind w:left="360"/>
+        <w:rPr>
+          <w:rFonts w:ascii="Times New Roman" w:hAnsi="Times New Roman" w:cs="Times New Roman"/>
+        </w:rPr>
+      </w:pPr>
+      <w:r>
+        <w:rPr>
+          <w:rFonts w:ascii="Times New Roman" w:hAnsi="Times New Roman" w:cs="Times New Roman"/>
         </w:rPr>
         <w:drawing>
-          <wp:inline distT="0" distB="0" distL="0" distR="0" wp14:anchorId="716FFDF1" wp14:editId="0D67B3F4">
-            <wp:extent cx="2905125" cy="4504708"/>
+          <wp:inline distT="0" distB="0" distL="0" distR="0" wp14:anchorId="17BDE42D" wp14:editId="21D5D0F0">
+            <wp:extent cx="5975725" cy="482389"/>
             <wp:effectExtent l="0" t="0" r="0" b="0"/>
-            <wp:docPr id="2" name="Рисунок 2"/>
+            <wp:docPr id="6" name="Рисунок 6"/>
             <wp:cNvGraphicFramePr>
               <a:graphicFrameLocks xmlns:a="http://schemas.openxmlformats.org/drawingml/2006/main" noChangeAspect="1"/>
             </wp:cNvGraphicFramePr>
@@ -2006,20 +2120,27 @@
                     <pic:cNvPr id="1" name=""/>
                     <pic:cNvPicPr/>
                   </pic:nvPicPr>
-                  <pic:blipFill>
-                    <a:blip r:embed="rId5"/>
-                    <a:stretch>
-                      <a:fillRect/>
-                    </a:stretch>
+                  <pic:blipFill rotWithShape="1">
+                    <a:blip r:embed="rId6"/>
+                    <a:srcRect t="-1" r="15200" b="-7992"/>
+                    <a:stretch/>
                   </pic:blipFill>
-                  <pic:spPr>
+                  <pic:spPr bwMode="auto">
                     <a:xfrm>
                       <a:off x="0" y="0"/>
-                      <a:ext cx="2911218" cy="4514156"/>
+                      <a:ext cx="6047179" cy="488157"/>
                     </a:xfrm>
                     <a:prstGeom prst="rect">
                       <a:avLst/>
                     </a:prstGeom>
+                    <a:ln>
+                      <a:noFill/>
+                    </a:ln>
+                    <a:extLst>
+                      <a:ext uri="{53640926-AAD7-44D8-BBD7-CCE9431645EC}">
+                        <a14:shadowObscured xmlns:a14="http://schemas.microsoft.com/office/drawing/2010/main"/>
+                      </a:ext>
+                    </a:extLst>
                   </pic:spPr>
                 </pic:pic>
               </a:graphicData>
@@ -2030,581 +2151,93 @@
     </w:p>
     <w:p>
       <w:pPr>
-        <w:numPr>
-          <w:ilvl w:val="0"/>
-          <w:numId w:val="7"/>
-        </w:numPr>
-        <w:rPr>
-          <w:rFonts w:ascii="Times New Roman" w:hAnsi="Times New Roman" w:cs="Times New Roman"/>
-        </w:rPr>
-      </w:pPr>
-      <w:r>
-        <w:rPr>
-          <w:rFonts w:ascii="Times New Roman" w:hAnsi="Times New Roman" w:cs="Times New Roman"/>
-          <w:b/>
-          <w:bCs/>
-        </w:rPr>
-        <w:t>Условное название:</w:t>
-      </w:r>
-      <w:r>
-        <w:rPr>
-          <w:rFonts w:ascii="Times New Roman" w:hAnsi="Times New Roman" w:cs="Times New Roman"/>
-        </w:rPr>
-        <w:t xml:space="preserve"> </w:t>
-      </w:r>
-      <w:r>
-        <w:rPr>
-          <w:rFonts w:ascii="Times New Roman" w:hAnsi="Times New Roman" w:cs="Times New Roman"/>
-        </w:rPr>
-        <w:t>Пользовательское наименование провайдера, которое будет отображаться в графическом интерфейсе системы (например, «Локальная Llama 3», «Yandex Cloud» или «Groq API»).</w:t>
-      </w:r>
-      <w:r>
-        <w:rPr>
-          <w:rFonts w:ascii="Times New Roman" w:hAnsi="Times New Roman" w:cs="Times New Roman"/>
-        </w:rPr>
-        <w:t xml:space="preserve"> Сюда можно написать что угодно</w:t>
-      </w:r>
-      <w:r>
-        <w:rPr>
-          <w:rFonts w:ascii="Times New Roman" w:hAnsi="Times New Roman" w:cs="Times New Roman"/>
-        </w:rPr>
-        <w:t xml:space="preserve">, </w:t>
-      </w:r>
-      <w:r>
-        <w:rPr>
-          <w:rFonts w:ascii="Times New Roman" w:hAnsi="Times New Roman" w:cs="Times New Roman"/>
-        </w:rPr>
-        <w:t>оно будет отображаться в активных конфигурациях</w:t>
-      </w:r>
-      <w:r>
-        <w:rPr>
-          <w:rFonts w:ascii="Times New Roman" w:hAnsi="Times New Roman" w:cs="Times New Roman"/>
-        </w:rPr>
-        <w:t>.</w:t>
-      </w:r>
-      <w:r>
-        <w:rPr>
-          <w:rFonts w:ascii="Times New Roman" w:hAnsi="Times New Roman" w:cs="Times New Roman"/>
-        </w:rPr>
-        <w:br/>
-      </w:r>
+        <w:ind w:left="360"/>
+        <w:rPr>
+          <w:rFonts w:ascii="Times New Roman" w:hAnsi="Times New Roman" w:cs="Times New Roman"/>
+        </w:rPr>
+      </w:pPr>
       <w:r>
         <w:rPr>
           <w:rFonts w:ascii="Times New Roman" w:hAnsi="Times New Roman" w:cs="Times New Roman"/>
           <w:noProof/>
         </w:rPr>
+        <mc:AlternateContent>
+          <mc:Choice Requires="wps">
+            <w:drawing>
+              <wp:anchor distT="0" distB="0" distL="114300" distR="114300" simplePos="0" relativeHeight="251661312" behindDoc="0" locked="0" layoutInCell="1" allowOverlap="1" wp14:anchorId="408AB9C6" wp14:editId="4D4AECE2">
+                <wp:simplePos x="0" y="0"/>
+                <wp:positionH relativeFrom="column">
+                  <wp:posOffset>3385185</wp:posOffset>
+                </wp:positionH>
+                <wp:positionV relativeFrom="paragraph">
+                  <wp:posOffset>137160</wp:posOffset>
+                </wp:positionV>
+                <wp:extent cx="289560" cy="369570"/>
+                <wp:effectExtent l="38100" t="19050" r="34290" b="49530"/>
+                <wp:wrapNone/>
+                <wp:docPr id="10" name="Прямая со стрелкой 10"/>
+                <wp:cNvGraphicFramePr/>
+                <a:graphic xmlns:a="http://schemas.openxmlformats.org/drawingml/2006/main">
+                  <a:graphicData uri="http://schemas.microsoft.com/office/word/2010/wordprocessingShape">
+                    <wps:wsp>
+                      <wps:cNvCnPr/>
+                      <wps:spPr>
+                        <a:xfrm flipH="1">
+                          <a:off x="0" y="0"/>
+                          <a:ext cx="289560" cy="369570"/>
+                        </a:xfrm>
+                        <a:prstGeom prst="straightConnector1">
+                          <a:avLst/>
+                        </a:prstGeom>
+                        <a:ln w="57150">
+                          <a:tailEnd type="triangle"/>
+                        </a:ln>
+                      </wps:spPr>
+                      <wps:style>
+                        <a:lnRef idx="1">
+                          <a:schemeClr val="accent1"/>
+                        </a:lnRef>
+                        <a:fillRef idx="0">
+                          <a:schemeClr val="accent1"/>
+                        </a:fillRef>
+                        <a:effectRef idx="0">
+                          <a:schemeClr val="accent1"/>
+                        </a:effectRef>
+                        <a:fontRef idx="minor">
+                          <a:schemeClr val="tx1"/>
+                        </a:fontRef>
+                      </wps:style>
+                      <wps:bodyPr/>
+                    </wps:wsp>
+                  </a:graphicData>
+                </a:graphic>
+                <wp14:sizeRelH relativeFrom="margin">
+                  <wp14:pctWidth>0</wp14:pctWidth>
+                </wp14:sizeRelH>
+                <wp14:sizeRelV relativeFrom="margin">
+                  <wp14:pctHeight>0</wp14:pctHeight>
+                </wp14:sizeRelV>
+              </wp:anchor>
+            </w:drawing>
+          </mc:Choice>
+          <mc:Fallback>
+            <w:pict>
+              <v:shape w14:anchorId="14EECC56" id="Прямая со стрелкой 10" o:spid="_x0000_s1026" type="#_x0000_t32" style="position:absolute;margin-left:266.55pt;margin-top:10.8pt;width:22.8pt;height:29.1pt;flip:x;z-index:251661312;visibility:visible;mso-wrap-style:square;mso-width-percent:0;mso-height-percent:0;mso-wrap-distance-left:9pt;mso-wrap-distance-top:0;mso-wrap-distance-right:9pt;mso-wrap-distance-bottom:0;mso-position-horizontal:absolute;mso-position-horizontal-relative:text;mso-position-vertical:absolute;mso-position-vertical-relative:text;mso-width-percent:0;mso-height-percent:0;mso-width-relative:margin;mso-height-relative:margin" o:gfxdata="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" strokecolor="#4472c4 [3204]" strokeweight="4.5pt">
+                <v:stroke endarrow="block" joinstyle="miter"/>
+              </v:shape>
+            </w:pict>
+          </mc:Fallback>
+        </mc:AlternateContent>
+      </w:r>
+      <w:r>
+        <w:rPr>
+          <w:rFonts w:ascii="Times New Roman" w:hAnsi="Times New Roman" w:cs="Times New Roman"/>
+        </w:rPr>
         <w:drawing>
-          <wp:inline distT="0" distB="0" distL="0" distR="0" wp14:anchorId="23926C68" wp14:editId="1C27BECD">
-            <wp:extent cx="3084451" cy="2674620"/>
-            <wp:effectExtent l="0" t="0" r="1905" b="0"/>
-            <wp:docPr id="1" name="Рисунок 1"/>
-            <wp:cNvGraphicFramePr>
-              <a:graphicFrameLocks xmlns:a="http://schemas.openxmlformats.org/drawingml/2006/main" noChangeAspect="1"/>
-            </wp:cNvGraphicFramePr>
-            <a:graphic xmlns:a="http://schemas.openxmlformats.org/drawingml/2006/main">
-              <a:graphicData uri="http://schemas.openxmlformats.org/drawingml/2006/picture">
-                <pic:pic xmlns:pic="http://schemas.openxmlformats.org/drawingml/2006/picture">
-                  <pic:nvPicPr>
-                    <pic:cNvPr id="1" name=""/>
-                    <pic:cNvPicPr/>
-                  </pic:nvPicPr>
-                  <pic:blipFill>
-                    <a:blip r:embed="rId6"/>
-                    <a:stretch>
-                      <a:fillRect/>
-                    </a:stretch>
-                  </pic:blipFill>
-                  <pic:spPr>
-                    <a:xfrm>
-                      <a:off x="0" y="0"/>
-                      <a:ext cx="3091115" cy="2680398"/>
-                    </a:xfrm>
-                    <a:prstGeom prst="rect">
-                      <a:avLst/>
-                    </a:prstGeom>
-                  </pic:spPr>
-                </pic:pic>
-              </a:graphicData>
-            </a:graphic>
-          </wp:inline>
-        </w:drawing>
-      </w:r>
-    </w:p>
-    <w:p>
-      <w:pPr>
-        <w:rPr>
-          <w:rFonts w:ascii="Times New Roman" w:hAnsi="Times New Roman" w:cs="Times New Roman"/>
-        </w:rPr>
-      </w:pPr>
-      <w:r>
-        <w:rPr>
-          <w:rFonts w:ascii="Times New Roman" w:hAnsi="Times New Roman" w:cs="Times New Roman"/>
-          <w:b/>
-          <w:bCs/>
-        </w:rPr>
-        <w:t>Адрес шлюза API (Endpoint):</w:t>
-      </w:r>
-      <w:r>
-        <w:rPr>
-          <w:rFonts w:ascii="Times New Roman" w:hAnsi="Times New Roman" w:cs="Times New Roman"/>
-        </w:rPr>
-        <w:t xml:space="preserve"> </w:t>
-      </w:r>
-    </w:p>
-    <w:p>
-      <w:pPr>
-        <w:rPr>
-          <w:rFonts w:ascii="Times New Roman" w:hAnsi="Times New Roman" w:cs="Times New Roman"/>
-        </w:rPr>
-      </w:pPr>
-      <w:r>
-        <w:rPr>
-          <w:rFonts w:ascii="Times New Roman" w:hAnsi="Times New Roman" w:cs="Times New Roman"/>
-        </w:rPr>
-        <w:t>Точный URL-адрес целевого сервера, обрабатывающего запросы.</w:t>
-      </w:r>
-    </w:p>
-    <w:p>
-      <w:pPr>
-        <w:numPr>
-          <w:ilvl w:val="0"/>
-          <w:numId w:val="7"/>
-        </w:numPr>
-        <w:rPr>
-          <w:rFonts w:ascii="Times New Roman" w:hAnsi="Times New Roman" w:cs="Times New Roman"/>
-        </w:rPr>
-      </w:pPr>
-      <w:r>
-        <w:rPr>
-          <w:rFonts w:ascii="Times New Roman" w:hAnsi="Times New Roman" w:cs="Times New Roman"/>
-          <w:b/>
-          <w:bCs/>
-        </w:rPr>
-        <w:lastRenderedPageBreak/>
-        <w:t>Для экосистемы Yandex.Cloud:</w:t>
-      </w:r>
-      <w:r>
-        <w:rPr>
-          <w:rFonts w:ascii="Times New Roman" w:hAnsi="Times New Roman" w:cs="Times New Roman"/>
-        </w:rPr>
-        <w:t xml:space="preserve"> https://llm.api.cloud.yandex.net/foundationModels/v1/completion</w:t>
-      </w:r>
-    </w:p>
-    <w:p>
-      <w:pPr>
-        <w:numPr>
-          <w:ilvl w:val="0"/>
-          <w:numId w:val="7"/>
-        </w:numPr>
-        <w:rPr>
-          <w:rFonts w:ascii="Times New Roman" w:hAnsi="Times New Roman" w:cs="Times New Roman"/>
-        </w:rPr>
-      </w:pPr>
-      <w:r>
-        <w:rPr>
-          <w:rFonts w:ascii="Times New Roman" w:hAnsi="Times New Roman" w:cs="Times New Roman"/>
-          <w:b/>
-          <w:bCs/>
-        </w:rPr>
-        <w:t>Для внешних облачных сетей (Groq):</w:t>
-      </w:r>
-      <w:r>
-        <w:rPr>
-          <w:rFonts w:ascii="Times New Roman" w:hAnsi="Times New Roman" w:cs="Times New Roman"/>
-        </w:rPr>
-        <w:t xml:space="preserve"> https://api.groq.com/openai/v1/chat/completions (согласно официальной документации поставщика).</w:t>
-      </w:r>
-    </w:p>
-    <w:p>
-      <w:pPr>
-        <w:numPr>
-          <w:ilvl w:val="0"/>
-          <w:numId w:val="7"/>
-        </w:numPr>
-        <w:rPr>
-          <w:rFonts w:ascii="Times New Roman" w:hAnsi="Times New Roman" w:cs="Times New Roman"/>
-        </w:rPr>
-      </w:pPr>
-      <w:r>
-        <w:rPr>
-          <w:rFonts w:ascii="Times New Roman" w:hAnsi="Times New Roman" w:cs="Times New Roman"/>
-          <w:b/>
-          <w:bCs/>
-        </w:rPr>
-        <w:t>Для изолированной Docker-инфраструктуры (Ollama):</w:t>
-      </w:r>
-      <w:r>
-        <w:rPr>
-          <w:rFonts w:ascii="Times New Roman" w:hAnsi="Times New Roman" w:cs="Times New Roman"/>
-        </w:rPr>
-        <w:t xml:space="preserve"> http://ollama-server:11434/v1/chat/completions (при развертывании ИИ-модуля внутри контейнера).</w:t>
-      </w:r>
-    </w:p>
-    <w:p>
-      <w:pPr>
-        <w:numPr>
-          <w:ilvl w:val="0"/>
-          <w:numId w:val="7"/>
-        </w:numPr>
-        <w:rPr>
-          <w:rFonts w:ascii="Times New Roman" w:hAnsi="Times New Roman" w:cs="Times New Roman"/>
-        </w:rPr>
-      </w:pPr>
-      <w:r>
-        <w:rPr>
-          <w:rFonts w:ascii="Times New Roman" w:hAnsi="Times New Roman" w:cs="Times New Roman"/>
-          <w:b/>
-          <w:bCs/>
-        </w:rPr>
-        <w:t>Для нативной службы Ollama (на хост-ОС Windows):</w:t>
-      </w:r>
-      <w:r>
-        <w:rPr>
-          <w:rFonts w:ascii="Times New Roman" w:hAnsi="Times New Roman" w:cs="Times New Roman"/>
-        </w:rPr>
-        <w:t xml:space="preserve"> (http://127.0.0.1:11434/v1/chat/completions) либо (http://host.docker.internal:11434/v1/chat/completions), если веб-ядро запущено в Docker, а Ollama работает на хосте).</w:t>
-      </w:r>
-    </w:p>
-    <w:p>
-      <w:pPr>
-        <w:spacing w:before="100" w:beforeAutospacing="1" w:after="100" w:afterAutospacing="1" w:line="240" w:lineRule="auto"/>
-        <w:rPr>
-          <w:rFonts w:ascii="Times New Roman" w:eastAsia="Times New Roman" w:hAnsi="Times New Roman" w:cs="Times New Roman"/>
-          <w:kern w:val="0"/>
-          <w:lang w:eastAsia="ru-RU"/>
-          <w14:ligatures w14:val="none"/>
-        </w:rPr>
-      </w:pPr>
-      <w:r>
-        <w:rPr>
-          <w:rFonts w:ascii="Times New Roman" w:eastAsia="Times New Roman" w:hAnsi="Times New Roman" w:cs="Times New Roman"/>
-          <w:b/>
-          <w:bCs/>
-          <w:kern w:val="0"/>
-          <w:lang w:eastAsia="ru-RU"/>
-          <w14:ligatures w14:val="none"/>
-        </w:rPr>
-        <w:t>Имя целевой модели:</w:t>
-      </w:r>
-      <w:r>
-        <w:rPr>
-          <w:rFonts w:ascii="Times New Roman" w:eastAsia="Times New Roman" w:hAnsi="Times New Roman" w:cs="Times New Roman"/>
-          <w:kern w:val="0"/>
-          <w:lang w:eastAsia="ru-RU"/>
-          <w14:ligatures w14:val="none"/>
-        </w:rPr>
-        <w:t xml:space="preserve"> Системный идентификатор нейросети (</w:t>
-      </w:r>
-      <w:r>
-        <w:rPr>
-          <w:rFonts w:ascii="Times New Roman" w:eastAsia="Times New Roman" w:hAnsi="Times New Roman" w:cs="Times New Roman"/>
-          <w:kern w:val="0"/>
-          <w:lang w:eastAsia="ru-RU"/>
-          <w14:ligatures w14:val="none"/>
-        </w:rPr>
-        <w:t>Строго соблюдайте регистр! Для локальных сетей и Groq используются маленькие буквы, для Сбера — точное совпадение (GigaChat)</w:t>
-      </w:r>
-      <w:r>
-        <w:rPr>
-          <w:rFonts w:ascii="Times New Roman" w:eastAsia="Times New Roman" w:hAnsi="Times New Roman" w:cs="Times New Roman"/>
-          <w:kern w:val="0"/>
-          <w:lang w:eastAsia="ru-RU"/>
-          <w14:ligatures w14:val="none"/>
-        </w:rPr>
-        <w:t>).</w:t>
-      </w:r>
-    </w:p>
-    <w:p>
-      <w:pPr>
-        <w:numPr>
-          <w:ilvl w:val="0"/>
-          <w:numId w:val="23"/>
-        </w:numPr>
-        <w:spacing w:before="100" w:beforeAutospacing="1" w:after="100" w:afterAutospacing="1" w:line="240" w:lineRule="auto"/>
-        <w:rPr>
-          <w:rFonts w:ascii="Times New Roman" w:eastAsia="Times New Roman" w:hAnsi="Times New Roman" w:cs="Times New Roman"/>
-          <w:kern w:val="0"/>
-          <w:lang w:eastAsia="ru-RU"/>
-          <w14:ligatures w14:val="none"/>
-        </w:rPr>
-      </w:pPr>
-      <w:r>
-        <w:rPr>
-          <w:rFonts w:ascii="Times New Roman" w:eastAsia="Times New Roman" w:hAnsi="Times New Roman" w:cs="Times New Roman"/>
-          <w:i/>
-          <w:iCs/>
-          <w:kern w:val="0"/>
-          <w:lang w:eastAsia="ru-RU"/>
-          <w14:ligatures w14:val="none"/>
-        </w:rPr>
-        <w:t>Ollama:</w:t>
-      </w:r>
-      <w:r>
-        <w:rPr>
-          <w:rFonts w:ascii="Times New Roman" w:eastAsia="Times New Roman" w:hAnsi="Times New Roman" w:cs="Times New Roman"/>
-          <w:kern w:val="0"/>
-          <w:lang w:eastAsia="ru-RU"/>
-          <w14:ligatures w14:val="none"/>
-        </w:rPr>
-        <w:t xml:space="preserve"> </w:t>
-      </w:r>
-      <w:r>
-        <w:rPr>
-          <w:rFonts w:ascii="Courier New" w:eastAsia="Times New Roman" w:hAnsi="Courier New" w:cs="Courier New"/>
-          <w:kern w:val="0"/>
-          <w:sz w:val="20"/>
-          <w:szCs w:val="20"/>
-          <w:lang w:eastAsia="ru-RU"/>
-          <w14:ligatures w14:val="none"/>
-        </w:rPr>
-        <w:t>llama3</w:t>
-      </w:r>
-      <w:r>
-        <w:rPr>
-          <w:rFonts w:ascii="Times New Roman" w:eastAsia="Times New Roman" w:hAnsi="Times New Roman" w:cs="Times New Roman"/>
-          <w:kern w:val="0"/>
-          <w:lang w:eastAsia="ru-RU"/>
-          <w14:ligatures w14:val="none"/>
-        </w:rPr>
-        <w:t xml:space="preserve"> (или другое имя из консоли </w:t>
-      </w:r>
-      <w:r>
-        <w:rPr>
-          <w:rFonts w:ascii="Courier New" w:eastAsia="Times New Roman" w:hAnsi="Courier New" w:cs="Courier New"/>
-          <w:kern w:val="0"/>
-          <w:sz w:val="20"/>
-          <w:szCs w:val="20"/>
-          <w:lang w:eastAsia="ru-RU"/>
-          <w14:ligatures w14:val="none"/>
-        </w:rPr>
-        <w:t>ollama list</w:t>
-      </w:r>
-      <w:r>
-        <w:rPr>
-          <w:rFonts w:ascii="Times New Roman" w:eastAsia="Times New Roman" w:hAnsi="Times New Roman" w:cs="Times New Roman"/>
-          <w:kern w:val="0"/>
-          <w:lang w:eastAsia="ru-RU"/>
-          <w14:ligatures w14:val="none"/>
-        </w:rPr>
-        <w:t>).</w:t>
-      </w:r>
-    </w:p>
-    <w:p>
-      <w:pPr>
-        <w:numPr>
-          <w:ilvl w:val="0"/>
-          <w:numId w:val="23"/>
-        </w:numPr>
-        <w:spacing w:before="100" w:beforeAutospacing="1" w:after="100" w:afterAutospacing="1" w:line="240" w:lineRule="auto"/>
-        <w:rPr>
-          <w:rFonts w:ascii="Times New Roman" w:eastAsia="Times New Roman" w:hAnsi="Times New Roman" w:cs="Times New Roman"/>
-          <w:kern w:val="0"/>
-          <w:lang w:eastAsia="ru-RU"/>
-          <w14:ligatures w14:val="none"/>
-        </w:rPr>
-      </w:pPr>
-      <w:r>
-        <w:rPr>
-          <w:rFonts w:ascii="Times New Roman" w:eastAsia="Times New Roman" w:hAnsi="Times New Roman" w:cs="Times New Roman"/>
-          <w:i/>
-          <w:iCs/>
-          <w:kern w:val="0"/>
-          <w:lang w:eastAsia="ru-RU"/>
-          <w14:ligatures w14:val="none"/>
-        </w:rPr>
-        <w:t>Groq:</w:t>
-      </w:r>
-      <w:r>
-        <w:rPr>
-          <w:rFonts w:ascii="Times New Roman" w:eastAsia="Times New Roman" w:hAnsi="Times New Roman" w:cs="Times New Roman"/>
-          <w:kern w:val="0"/>
-          <w:lang w:eastAsia="ru-RU"/>
-          <w14:ligatures w14:val="none"/>
-        </w:rPr>
-        <w:t xml:space="preserve"> </w:t>
-      </w:r>
-      <w:r>
-        <w:rPr>
-          <w:rFonts w:ascii="Courier New" w:eastAsia="Times New Roman" w:hAnsi="Courier New" w:cs="Courier New"/>
-          <w:kern w:val="0"/>
-          <w:sz w:val="20"/>
-          <w:szCs w:val="20"/>
-          <w:lang w:eastAsia="ru-RU"/>
-          <w14:ligatures w14:val="none"/>
-        </w:rPr>
-        <w:t>llama-3.3-70b-versatile</w:t>
-      </w:r>
-      <w:r>
-        <w:rPr>
-          <w:rFonts w:ascii="Times New Roman" w:eastAsia="Times New Roman" w:hAnsi="Times New Roman" w:cs="Times New Roman"/>
-          <w:kern w:val="0"/>
-          <w:lang w:eastAsia="ru-RU"/>
-          <w14:ligatures w14:val="none"/>
-        </w:rPr>
-        <w:t xml:space="preserve"> (по документации API).</w:t>
-      </w:r>
-    </w:p>
-    <w:p>
-      <w:pPr>
-        <w:numPr>
-          <w:ilvl w:val="0"/>
-          <w:numId w:val="23"/>
-        </w:numPr>
-        <w:spacing w:before="100" w:beforeAutospacing="1" w:after="100" w:afterAutospacing="1" w:line="240" w:lineRule="auto"/>
-        <w:rPr>
-          <w:rFonts w:ascii="Times New Roman" w:eastAsia="Times New Roman" w:hAnsi="Times New Roman" w:cs="Times New Roman"/>
-          <w:kern w:val="0"/>
-          <w:lang w:eastAsia="ru-RU"/>
-          <w14:ligatures w14:val="none"/>
-        </w:rPr>
-      </w:pPr>
-      <w:r>
-        <w:rPr>
-          <w:rFonts w:ascii="Times New Roman" w:eastAsia="Times New Roman" w:hAnsi="Times New Roman" w:cs="Times New Roman"/>
-          <w:i/>
-          <w:iCs/>
-          <w:kern w:val="0"/>
-          <w:lang w:eastAsia="ru-RU"/>
-          <w14:ligatures w14:val="none"/>
-        </w:rPr>
-        <w:t>Yandex:</w:t>
-      </w:r>
-      <w:r>
-        <w:rPr>
-          <w:rFonts w:ascii="Times New Roman" w:eastAsia="Times New Roman" w:hAnsi="Times New Roman" w:cs="Times New Roman"/>
-          <w:kern w:val="0"/>
-          <w:lang w:eastAsia="ru-RU"/>
-          <w14:ligatures w14:val="none"/>
-        </w:rPr>
-        <w:t xml:space="preserve"> Полный URI модели (например, </w:t>
-      </w:r>
-      <w:r>
-        <w:rPr>
-          <w:rFonts w:ascii="Courier New" w:eastAsia="Times New Roman" w:hAnsi="Courier New" w:cs="Courier New"/>
-          <w:kern w:val="0"/>
-          <w:sz w:val="20"/>
-          <w:szCs w:val="20"/>
-          <w:lang w:eastAsia="ru-RU"/>
-          <w14:ligatures w14:val="none"/>
-        </w:rPr>
-        <w:t>gpt://&lt;folder-id&gt;/yandexgpt/latest</w:t>
-      </w:r>
-      <w:r>
-        <w:rPr>
-          <w:rFonts w:ascii="Times New Roman" w:eastAsia="Times New Roman" w:hAnsi="Times New Roman" w:cs="Times New Roman"/>
-          <w:kern w:val="0"/>
-          <w:lang w:eastAsia="ru-RU"/>
-          <w14:ligatures w14:val="none"/>
-        </w:rPr>
-        <w:t>).</w:t>
-      </w:r>
-    </w:p>
-    <w:p>
-      <w:pPr>
-        <w:pStyle w:val="ae"/>
-      </w:pPr>
-      <w:r>
-        <w:rPr>
-          <w:b/>
-          <w:bCs/>
-        </w:rPr>
-        <w:t xml:space="preserve">Локальное развертывание (Без ключа): </w:t>
-      </w:r>
-      <w:r>
-        <w:t>Включите этот тумблер для автономных сетей (Ollama). Поля ввода ключей и авторизации будут скрыты.</w:t>
-      </w:r>
-    </w:p>
-    <w:p>
-      <w:pPr>
-        <w:pStyle w:val="ae"/>
-        <w:rPr>
-          <w:b/>
-          <w:bCs/>
-        </w:rPr>
-      </w:pPr>
-      <w:r>
-        <w:rPr>
-          <w:b/>
-          <w:bCs/>
-        </w:rPr>
-        <w:t xml:space="preserve"> Тип авторизации:</w:t>
-      </w:r>
-    </w:p>
-    <w:p>
-      <w:pPr>
-        <w:pStyle w:val="ae"/>
-        <w:numPr>
-          <w:ilvl w:val="0"/>
-          <w:numId w:val="15"/>
-        </w:numPr>
-        <w:rPr>
-          <w:b/>
-          <w:bCs/>
-        </w:rPr>
-      </w:pPr>
-      <w:r>
-        <w:rPr>
-          <w:b/>
-          <w:bCs/>
-        </w:rPr>
-        <w:t>Стандартный (Bearer Token / Api-Key):</w:t>
-      </w:r>
-      <w:r>
-        <w:t xml:space="preserve"> Выбирается для Groq, Yandex Cloud и других API.</w:t>
-      </w:r>
-    </w:p>
-    <w:p>
-      <w:pPr>
-        <w:pStyle w:val="ae"/>
-        <w:numPr>
-          <w:ilvl w:val="0"/>
-          <w:numId w:val="15"/>
-        </w:numPr>
-        <w:rPr>
-          <w:b/>
-          <w:bCs/>
-        </w:rPr>
-      </w:pPr>
-      <w:r>
-        <w:rPr>
-          <w:b/>
-          <w:bCs/>
-        </w:rPr>
-        <w:t xml:space="preserve">Сбер GigaChat: </w:t>
-      </w:r>
-      <w:r>
-        <w:t>Выбирается только для сети Сбера. При этом открывается дополнительное поле Scope.</w:t>
-      </w:r>
-    </w:p>
-    <w:p>
-      <w:pPr>
-        <w:pStyle w:val="ae"/>
-        <w:rPr>
-          <w:b/>
-          <w:bCs/>
-        </w:rPr>
-      </w:pPr>
-      <w:r>
-        <w:rPr>
-          <w:b/>
-          <w:bCs/>
-        </w:rPr>
-        <w:t>Настройка Сбер GigaChat:</w:t>
-      </w:r>
-    </w:p>
-    <w:p>
-      <w:pPr>
-        <w:pStyle w:val="ae"/>
-      </w:pPr>
-      <w:r>
-        <w:rPr>
-          <w:noProof/>
-        </w:rPr>
-        <w:drawing>
-          <wp:inline distT="0" distB="0" distL="0" distR="0" wp14:anchorId="3E11BFED" wp14:editId="27B12CB8">
-            <wp:extent cx="2289039" cy="1873250"/>
-            <wp:effectExtent l="0" t="0" r="0" b="0"/>
-            <wp:docPr id="4" name="Рисунок 4"/>
+          <wp:inline distT="0" distB="0" distL="0" distR="0" wp14:anchorId="22A09A7D" wp14:editId="61712313">
+            <wp:extent cx="5940425" cy="760095"/>
+            <wp:effectExtent l="0" t="0" r="3175" b="1905"/>
+            <wp:docPr id="9" name="Рисунок 9"/>
             <wp:cNvGraphicFramePr>
               <a:graphicFrameLocks xmlns:a="http://schemas.openxmlformats.org/drawingml/2006/main" noChangeAspect="1"/>
             </wp:cNvGraphicFramePr>
@@ -2624,6 +2257,2183 @@
                   <pic:spPr>
                     <a:xfrm>
                       <a:off x="0" y="0"/>
+                      <a:ext cx="5940425" cy="760095"/>
+                    </a:xfrm>
+                    <a:prstGeom prst="rect">
+                      <a:avLst/>
+                    </a:prstGeom>
+                  </pic:spPr>
+                </pic:pic>
+              </a:graphicData>
+            </a:graphic>
+          </wp:inline>
+        </w:drawing>
+      </w:r>
+    </w:p>
+    <w:p>
+      <w:pPr>
+        <w:rPr>
+          <w:rFonts w:ascii="Times New Roman" w:hAnsi="Times New Roman" w:cs="Times New Roman"/>
+          <w:b/>
+          <w:bCs/>
+          <w:lang w:val="en-US"/>
+        </w:rPr>
+      </w:pPr>
+      <w:r>
+        <w:rPr>
+          <w:rFonts w:ascii="Times New Roman" w:hAnsi="Times New Roman" w:cs="Times New Roman"/>
+          <w:b/>
+          <w:bCs/>
+        </w:rPr>
+        <w:t>Способ</w:t>
+      </w:r>
+      <w:r>
+        <w:rPr>
+          <w:rFonts w:ascii="Times New Roman" w:hAnsi="Times New Roman" w:cs="Times New Roman"/>
+          <w:b/>
+          <w:bCs/>
+          <w:lang w:val="en-US"/>
+        </w:rPr>
+        <w:t xml:space="preserve"> 2. </w:t>
+      </w:r>
+      <w:r>
+        <w:rPr>
+          <w:rFonts w:ascii="Times New Roman" w:hAnsi="Times New Roman" w:cs="Times New Roman"/>
+          <w:b/>
+          <w:bCs/>
+        </w:rPr>
+        <w:t>Локальное</w:t>
+      </w:r>
+      <w:r>
+        <w:rPr>
+          <w:rFonts w:ascii="Times New Roman" w:hAnsi="Times New Roman" w:cs="Times New Roman"/>
+          <w:b/>
+          <w:bCs/>
+          <w:lang w:val="en-US"/>
+        </w:rPr>
+        <w:t xml:space="preserve"> </w:t>
+      </w:r>
+      <w:r>
+        <w:rPr>
+          <w:rFonts w:ascii="Times New Roman" w:hAnsi="Times New Roman" w:cs="Times New Roman"/>
+          <w:b/>
+          <w:bCs/>
+        </w:rPr>
+        <w:t>развертывание</w:t>
+      </w:r>
+      <w:r>
+        <w:rPr>
+          <w:rFonts w:ascii="Times New Roman" w:hAnsi="Times New Roman" w:cs="Times New Roman"/>
+          <w:b/>
+          <w:bCs/>
+          <w:lang w:val="en-US"/>
+        </w:rPr>
+        <w:t xml:space="preserve"> (Visual Studio + Native </w:t>
+      </w:r>
+      <w:proofErr w:type="spellStart"/>
+      <w:r>
+        <w:rPr>
+          <w:rFonts w:ascii="Times New Roman" w:hAnsi="Times New Roman" w:cs="Times New Roman"/>
+          <w:b/>
+          <w:bCs/>
+          <w:lang w:val="en-US"/>
+        </w:rPr>
+        <w:t>Ollama</w:t>
+      </w:r>
+      <w:proofErr w:type="spellEnd"/>
+      <w:r>
+        <w:rPr>
+          <w:rFonts w:ascii="Times New Roman" w:hAnsi="Times New Roman" w:cs="Times New Roman"/>
+          <w:b/>
+          <w:bCs/>
+          <w:lang w:val="en-US"/>
+        </w:rPr>
+        <w:t>)</w:t>
+      </w:r>
+    </w:p>
+    <w:p>
+      <w:pPr>
+        <w:rPr>
+          <w:rFonts w:ascii="Times New Roman" w:hAnsi="Times New Roman" w:cs="Times New Roman"/>
+        </w:rPr>
+      </w:pPr>
+      <w:r>
+        <w:rPr>
+          <w:rFonts w:ascii="Times New Roman" w:hAnsi="Times New Roman" w:cs="Times New Roman"/>
+        </w:rPr>
+        <w:t xml:space="preserve">Используется для разработки, отладки или работы на машинах без поддержки виртуализации </w:t>
+      </w:r>
+      <w:proofErr w:type="spellStart"/>
+      <w:r>
+        <w:rPr>
+          <w:rFonts w:ascii="Times New Roman" w:hAnsi="Times New Roman" w:cs="Times New Roman"/>
+        </w:rPr>
+        <w:t>Docker</w:t>
+      </w:r>
+      <w:proofErr w:type="spellEnd"/>
+      <w:r>
+        <w:rPr>
+          <w:rFonts w:ascii="Times New Roman" w:hAnsi="Times New Roman" w:cs="Times New Roman"/>
+        </w:rPr>
+        <w:t>.</w:t>
+      </w:r>
+    </w:p>
+    <w:p>
+      <w:pPr>
+        <w:numPr>
+          <w:ilvl w:val="0"/>
+          <w:numId w:val="5"/>
+        </w:numPr>
+        <w:rPr>
+          <w:rFonts w:ascii="Times New Roman" w:hAnsi="Times New Roman" w:cs="Times New Roman"/>
+        </w:rPr>
+      </w:pPr>
+      <w:r>
+        <w:rPr>
+          <w:rFonts w:ascii="Times New Roman" w:hAnsi="Times New Roman" w:cs="Times New Roman"/>
+        </w:rPr>
+        <w:t xml:space="preserve">Установите </w:t>
+      </w:r>
+      <w:proofErr w:type="spellStart"/>
+      <w:r>
+        <w:rPr>
+          <w:rFonts w:ascii="Times New Roman" w:hAnsi="Times New Roman" w:cs="Times New Roman"/>
+        </w:rPr>
+        <w:t>Ollama</w:t>
+      </w:r>
+      <w:proofErr w:type="spellEnd"/>
+      <w:r>
+        <w:rPr>
+          <w:rFonts w:ascii="Times New Roman" w:hAnsi="Times New Roman" w:cs="Times New Roman"/>
+        </w:rPr>
+        <w:t xml:space="preserve"> для Windows/Linux с официального сайта.</w:t>
+      </w:r>
+    </w:p>
+    <w:p>
+      <w:pPr>
+        <w:numPr>
+          <w:ilvl w:val="0"/>
+          <w:numId w:val="5"/>
+        </w:numPr>
+        <w:rPr>
+          <w:rFonts w:ascii="Times New Roman" w:hAnsi="Times New Roman" w:cs="Times New Roman"/>
+        </w:rPr>
+      </w:pPr>
+      <w:r>
+        <w:rPr>
+          <w:rFonts w:ascii="Times New Roman" w:hAnsi="Times New Roman" w:cs="Times New Roman"/>
+        </w:rPr>
+        <w:t xml:space="preserve">Откройте командную строку и скачайте модель: </w:t>
+      </w:r>
+      <w:proofErr w:type="spellStart"/>
+      <w:r>
+        <w:rPr>
+          <w:rFonts w:ascii="Times New Roman" w:hAnsi="Times New Roman" w:cs="Times New Roman"/>
+        </w:rPr>
+        <w:t>ollama</w:t>
+      </w:r>
+      <w:proofErr w:type="spellEnd"/>
+      <w:r>
+        <w:rPr>
+          <w:rFonts w:ascii="Times New Roman" w:hAnsi="Times New Roman" w:cs="Times New Roman"/>
+        </w:rPr>
+        <w:t xml:space="preserve"> </w:t>
+      </w:r>
+      <w:proofErr w:type="spellStart"/>
+      <w:r>
+        <w:rPr>
+          <w:rFonts w:ascii="Times New Roman" w:hAnsi="Times New Roman" w:cs="Times New Roman"/>
+        </w:rPr>
+        <w:t>run</w:t>
+      </w:r>
+      <w:proofErr w:type="spellEnd"/>
+      <w:r>
+        <w:rPr>
+          <w:rFonts w:ascii="Times New Roman" w:hAnsi="Times New Roman" w:cs="Times New Roman"/>
+        </w:rPr>
+        <w:t xml:space="preserve"> llama3.</w:t>
+      </w:r>
+    </w:p>
+    <w:p>
+      <w:pPr>
+        <w:numPr>
+          <w:ilvl w:val="0"/>
+          <w:numId w:val="5"/>
+        </w:numPr>
+        <w:rPr>
+          <w:rFonts w:ascii="Times New Roman" w:hAnsi="Times New Roman" w:cs="Times New Roman"/>
+        </w:rPr>
+      </w:pPr>
+      <w:r>
+        <w:rPr>
+          <w:rFonts w:ascii="Times New Roman" w:hAnsi="Times New Roman" w:cs="Times New Roman"/>
+        </w:rPr>
+        <w:t xml:space="preserve">Оставьте </w:t>
+      </w:r>
+      <w:proofErr w:type="spellStart"/>
+      <w:r>
+        <w:rPr>
+          <w:rFonts w:ascii="Times New Roman" w:hAnsi="Times New Roman" w:cs="Times New Roman"/>
+        </w:rPr>
+        <w:t>Ollama</w:t>
+      </w:r>
+      <w:proofErr w:type="spellEnd"/>
+      <w:r>
+        <w:rPr>
+          <w:rFonts w:ascii="Times New Roman" w:hAnsi="Times New Roman" w:cs="Times New Roman"/>
+        </w:rPr>
+        <w:t xml:space="preserve"> работать в фоновом режиме (иконка в </w:t>
+      </w:r>
+      <w:proofErr w:type="spellStart"/>
+      <w:r>
+        <w:rPr>
+          <w:rFonts w:ascii="Times New Roman" w:hAnsi="Times New Roman" w:cs="Times New Roman"/>
+        </w:rPr>
+        <w:t>трее</w:t>
+      </w:r>
+      <w:proofErr w:type="spellEnd"/>
+      <w:r>
+        <w:rPr>
+          <w:rFonts w:ascii="Times New Roman" w:hAnsi="Times New Roman" w:cs="Times New Roman"/>
+        </w:rPr>
+        <w:t>).</w:t>
+      </w:r>
+    </w:p>
+    <w:p>
+      <w:pPr>
+        <w:numPr>
+          <w:ilvl w:val="0"/>
+          <w:numId w:val="5"/>
+        </w:numPr>
+        <w:rPr>
+          <w:rFonts w:ascii="Times New Roman" w:hAnsi="Times New Roman" w:cs="Times New Roman"/>
+          <w:lang w:val="en-US"/>
+        </w:rPr>
+      </w:pPr>
+      <w:r>
+        <w:rPr>
+          <w:rFonts w:ascii="Times New Roman" w:hAnsi="Times New Roman" w:cs="Times New Roman"/>
+        </w:rPr>
+        <w:t>Откройте</w:t>
+      </w:r>
+      <w:r>
+        <w:rPr>
+          <w:rFonts w:ascii="Times New Roman" w:hAnsi="Times New Roman" w:cs="Times New Roman"/>
+          <w:lang w:val="en-US"/>
+        </w:rPr>
+        <w:t xml:space="preserve"> </w:t>
+      </w:r>
+      <w:r>
+        <w:rPr>
+          <w:rFonts w:ascii="Times New Roman" w:hAnsi="Times New Roman" w:cs="Times New Roman"/>
+        </w:rPr>
+        <w:t>файл</w:t>
+      </w:r>
+      <w:r>
+        <w:rPr>
+          <w:rFonts w:ascii="Times New Roman" w:hAnsi="Times New Roman" w:cs="Times New Roman"/>
+          <w:lang w:val="en-US"/>
+        </w:rPr>
+        <w:t xml:space="preserve"> </w:t>
+      </w:r>
+      <w:r>
+        <w:rPr>
+          <w:rFonts w:ascii="Times New Roman" w:hAnsi="Times New Roman" w:cs="Times New Roman"/>
+          <w:lang w:val="en-US"/>
+        </w:rPr>
+        <w:t>AIFeedback.sln</w:t>
+      </w:r>
+      <w:r>
+        <w:rPr>
+          <w:rFonts w:ascii="Times New Roman" w:hAnsi="Times New Roman" w:cs="Times New Roman"/>
+          <w:lang w:val="en-US"/>
+        </w:rPr>
+        <w:t xml:space="preserve"> </w:t>
+      </w:r>
+      <w:r>
+        <w:rPr>
+          <w:rFonts w:ascii="Times New Roman" w:hAnsi="Times New Roman" w:cs="Times New Roman"/>
+        </w:rPr>
+        <w:t>в</w:t>
+      </w:r>
+      <w:r>
+        <w:rPr>
+          <w:rFonts w:ascii="Times New Roman" w:hAnsi="Times New Roman" w:cs="Times New Roman"/>
+          <w:lang w:val="en-US"/>
+        </w:rPr>
+        <w:t xml:space="preserve"> Visual Studio.</w:t>
+      </w:r>
+    </w:p>
+    <w:p>
+      <w:pPr>
+        <w:numPr>
+          <w:ilvl w:val="0"/>
+          <w:numId w:val="5"/>
+        </w:numPr>
+        <w:rPr>
+          <w:rFonts w:ascii="Times New Roman" w:hAnsi="Times New Roman" w:cs="Times New Roman"/>
+        </w:rPr>
+      </w:pPr>
+      <w:r>
+        <w:rPr>
+          <w:rFonts w:ascii="Times New Roman" w:hAnsi="Times New Roman" w:cs="Times New Roman"/>
+        </w:rPr>
+        <w:lastRenderedPageBreak/>
+        <w:t xml:space="preserve">В качестве профиля запуска выберите </w:t>
+      </w:r>
+      <w:proofErr w:type="spellStart"/>
+      <w:r>
+        <w:rPr>
+          <w:rFonts w:ascii="Times New Roman" w:hAnsi="Times New Roman" w:cs="Times New Roman"/>
+          <w:lang w:val="en-US"/>
+        </w:rPr>
+        <w:t>AIFeedback</w:t>
+      </w:r>
+      <w:proofErr w:type="spellEnd"/>
+      <w:r>
+        <w:rPr>
+          <w:rFonts w:ascii="Times New Roman" w:hAnsi="Times New Roman" w:cs="Times New Roman"/>
+        </w:rPr>
+        <w:t xml:space="preserve"> </w:t>
+      </w:r>
+      <w:r>
+        <w:rPr>
+          <w:rFonts w:ascii="Times New Roman" w:hAnsi="Times New Roman" w:cs="Times New Roman"/>
+        </w:rPr>
+        <w:t>(</w:t>
+      </w:r>
+      <w:r>
+        <w:rPr>
+          <w:rFonts w:ascii="Times New Roman" w:hAnsi="Times New Roman" w:cs="Times New Roman"/>
+          <w:lang w:val="en-US"/>
+        </w:rPr>
+        <w:t>https</w:t>
+      </w:r>
+      <w:r>
+        <w:rPr>
+          <w:rFonts w:ascii="Times New Roman" w:hAnsi="Times New Roman" w:cs="Times New Roman"/>
+        </w:rPr>
+        <w:t>/</w:t>
+      </w:r>
+      <w:r>
+        <w:rPr>
+          <w:rFonts w:ascii="Times New Roman" w:hAnsi="Times New Roman" w:cs="Times New Roman"/>
+          <w:lang w:val="en-US"/>
+        </w:rPr>
+        <w:t>http</w:t>
+      </w:r>
+      <w:r>
+        <w:rPr>
+          <w:rFonts w:ascii="Times New Roman" w:hAnsi="Times New Roman" w:cs="Times New Roman"/>
+        </w:rPr>
+        <w:t xml:space="preserve">, </w:t>
+      </w:r>
+      <w:r>
+        <w:rPr>
+          <w:rFonts w:ascii="Times New Roman" w:hAnsi="Times New Roman" w:cs="Times New Roman"/>
+        </w:rPr>
+        <w:t xml:space="preserve">не </w:t>
+      </w:r>
+      <w:proofErr w:type="spellStart"/>
+      <w:r>
+        <w:rPr>
+          <w:rFonts w:ascii="Times New Roman" w:hAnsi="Times New Roman" w:cs="Times New Roman"/>
+        </w:rPr>
+        <w:t>Docker</w:t>
+      </w:r>
+      <w:proofErr w:type="spellEnd"/>
+      <w:r>
+        <w:rPr>
+          <w:rFonts w:ascii="Times New Roman" w:hAnsi="Times New Roman" w:cs="Times New Roman"/>
+        </w:rPr>
+        <w:t>) и запустите проект.</w:t>
+      </w:r>
+    </w:p>
+    <w:p>
+      <w:pPr>
+        <w:rPr>
+          <w:rFonts w:ascii="Times New Roman" w:hAnsi="Times New Roman" w:cs="Times New Roman"/>
+          <w:b/>
+          <w:bCs/>
+        </w:rPr>
+      </w:pPr>
+      <w:r>
+        <w:rPr>
+          <w:rFonts w:ascii="Times New Roman" w:hAnsi="Times New Roman" w:cs="Times New Roman"/>
+          <w:b/>
+          <w:bCs/>
+        </w:rPr>
+        <w:t>6</w:t>
+      </w:r>
+      <w:r>
+        <w:rPr>
+          <w:rFonts w:ascii="Times New Roman" w:hAnsi="Times New Roman" w:cs="Times New Roman"/>
+          <w:b/>
+          <w:bCs/>
+        </w:rPr>
+        <w:t>. Руководство пользователя</w:t>
+      </w:r>
+    </w:p>
+    <w:p>
+      <w:pPr>
+        <w:pStyle w:val="ae"/>
+      </w:pPr>
+      <w:r>
+        <w:rPr>
+          <w:b/>
+          <w:bCs/>
+        </w:rPr>
+        <w:t>6.1. Начало работы и загрузка данных</w:t>
+      </w:r>
+    </w:p>
+    <w:p>
+      <w:pPr>
+        <w:pStyle w:val="ae"/>
+        <w:numPr>
+          <w:ilvl w:val="0"/>
+          <w:numId w:val="19"/>
+        </w:numPr>
+      </w:pPr>
+      <w:r>
+        <w:t xml:space="preserve">Откройте веб-интерфейс программы </w:t>
+      </w:r>
+      <w:proofErr w:type="spellStart"/>
+      <w:r>
+        <w:t>AIFeedback</w:t>
+      </w:r>
+      <w:proofErr w:type="spellEnd"/>
+      <w:r>
+        <w:t xml:space="preserve"> в браузере.</w:t>
+      </w:r>
+    </w:p>
+    <w:p>
+      <w:pPr>
+        <w:pStyle w:val="ae"/>
+        <w:numPr>
+          <w:ilvl w:val="0"/>
+          <w:numId w:val="19"/>
+        </w:numPr>
+      </w:pPr>
+      <w:r>
+        <w:t>На главной странице перейдите в раздел загрузки файлов.</w:t>
+      </w:r>
+    </w:p>
+    <w:p>
+      <w:pPr>
+        <w:pStyle w:val="ae"/>
+        <w:numPr>
+          <w:ilvl w:val="0"/>
+          <w:numId w:val="19"/>
+        </w:numPr>
+      </w:pPr>
+      <w:r>
+        <w:t xml:space="preserve">Выберите и загрузите файл в формате </w:t>
+      </w:r>
+      <w:r>
+        <w:rPr>
+          <w:rStyle w:val="HTML"/>
+          <w:rFonts w:eastAsiaTheme="majorEastAsia"/>
+        </w:rPr>
+        <w:t>.</w:t>
+      </w:r>
+      <w:proofErr w:type="spellStart"/>
+      <w:r>
+        <w:rPr>
+          <w:rStyle w:val="HTML"/>
+          <w:rFonts w:eastAsiaTheme="majorEastAsia"/>
+        </w:rPr>
+        <w:t>xlsx</w:t>
+      </w:r>
+      <w:proofErr w:type="spellEnd"/>
+      <w:r>
+        <w:t xml:space="preserve"> или </w:t>
+      </w:r>
+      <w:r>
+        <w:rPr>
+          <w:rStyle w:val="HTML"/>
+          <w:rFonts w:eastAsiaTheme="majorEastAsia"/>
+        </w:rPr>
+        <w:t>.</w:t>
+      </w:r>
+      <w:proofErr w:type="spellStart"/>
+      <w:r>
+        <w:rPr>
+          <w:rStyle w:val="HTML"/>
+          <w:rFonts w:eastAsiaTheme="majorEastAsia"/>
+        </w:rPr>
+        <w:t>csv</w:t>
+      </w:r>
+      <w:proofErr w:type="spellEnd"/>
+      <w:r>
+        <w:t>, содержащий исходную выгрузку анкет обратной связи слушателей. Система автоматически обработает массив данных и исключит возможные дубликаты.</w:t>
+      </w:r>
+    </w:p>
+    <w:p>
+      <w:pPr>
+        <w:pStyle w:val="ae"/>
+        <w:numPr>
+          <w:ilvl w:val="0"/>
+          <w:numId w:val="19"/>
+        </w:numPr>
+      </w:pPr>
+      <w:r>
+        <w:t xml:space="preserve">Дождитесь окончания работы парсера и генерации аналитического </w:t>
+      </w:r>
+      <w:proofErr w:type="spellStart"/>
+      <w:r>
+        <w:t>дашборда</w:t>
+      </w:r>
+      <w:proofErr w:type="spellEnd"/>
+      <w:r>
+        <w:t>.</w:t>
+      </w:r>
+    </w:p>
+    <w:p>
+      <w:pPr>
+        <w:pStyle w:val="ae"/>
+      </w:pPr>
+      <w:r>
+        <w:rPr>
+          <w:b/>
+          <w:bCs/>
+        </w:rPr>
+        <w:t>6.2. Анализ метрик и визуализаций</w:t>
+      </w:r>
+    </w:p>
+    <w:p>
+      <w:pPr>
+        <w:pStyle w:val="ae"/>
+        <w:numPr>
+          <w:ilvl w:val="0"/>
+          <w:numId w:val="20"/>
+        </w:numPr>
+      </w:pPr>
+      <w:r>
+        <w:t xml:space="preserve">В верхней части открывшегося отчета ознакомьтесь с </w:t>
+      </w:r>
+      <w:r>
+        <w:rPr>
+          <w:b/>
+          <w:bCs/>
+        </w:rPr>
+        <w:t>ключевыми показателями</w:t>
+      </w:r>
+      <w:r>
+        <w:t>: Общая удовлетворенность (по 10-балльной шкале), Уровень вовлеченности аудитории и Анализ тональности (процент позитивных комментариев).</w:t>
+      </w:r>
+    </w:p>
+    <w:p>
+      <w:pPr>
+        <w:pStyle w:val="ae"/>
+        <w:numPr>
+          <w:ilvl w:val="0"/>
+          <w:numId w:val="20"/>
+        </w:numPr>
+      </w:pPr>
+      <w:r>
+        <w:t xml:space="preserve">Изучите </w:t>
+      </w:r>
+      <w:r>
+        <w:rPr>
+          <w:b/>
+          <w:bCs/>
+        </w:rPr>
+        <w:t>Профиль программы (лепестковая диаграмма)</w:t>
+      </w:r>
+      <w:r>
+        <w:t>, чтобы визуально оценить баланс между полезностью, практико-ориентированностью, доступностью материалов и качеством взаимодействия с командой КУ.</w:t>
+      </w:r>
+    </w:p>
+    <w:p>
+      <w:pPr>
+        <w:pStyle w:val="ae"/>
+        <w:numPr>
+          <w:ilvl w:val="0"/>
+          <w:numId w:val="20"/>
+        </w:numPr>
+      </w:pPr>
+      <w:r>
+        <w:t xml:space="preserve">В блоке </w:t>
+      </w:r>
+      <w:r>
+        <w:rPr>
+          <w:b/>
+          <w:bCs/>
+        </w:rPr>
+        <w:t>Тренд удовлетворенности</w:t>
+      </w:r>
+      <w:r>
+        <w:t xml:space="preserve"> отследите динамику изменения средних баллов курса. График покажет, как меняется оценка программы от потока к потоку.</w:t>
+      </w:r>
+    </w:p>
+    <w:p>
+      <w:pPr>
+        <w:pStyle w:val="ae"/>
+        <w:numPr>
+          <w:ilvl w:val="0"/>
+          <w:numId w:val="20"/>
+        </w:numPr>
+      </w:pPr>
+      <w:r>
+        <w:t xml:space="preserve">Используйте </w:t>
+      </w:r>
+      <w:r>
+        <w:rPr>
+          <w:b/>
+          <w:bCs/>
+        </w:rPr>
+        <w:t>Матрицу корреляций</w:t>
+      </w:r>
+      <w:r>
+        <w:t>, чтобы выявить скрытые зависимости между критериями (например, как оценка доступности материалов влияет на общую удовлетворенность курсом).</w:t>
+      </w:r>
+    </w:p>
+    <w:p>
+      <w:pPr>
+        <w:pStyle w:val="ae"/>
+      </w:pPr>
+      <w:r>
+        <w:rPr>
+          <w:b/>
+          <w:bCs/>
+        </w:rPr>
+        <w:t>6.3. Работа с ИИ-аудитом и чат-ассистентом</w:t>
+      </w:r>
+    </w:p>
+    <w:p>
+      <w:pPr>
+        <w:pStyle w:val="ae"/>
+        <w:numPr>
+          <w:ilvl w:val="0"/>
+          <w:numId w:val="21"/>
+        </w:numPr>
+      </w:pPr>
+      <w:r>
+        <w:t xml:space="preserve">Перейдите к блоку </w:t>
+      </w:r>
+      <w:r>
+        <w:rPr>
+          <w:b/>
+          <w:bCs/>
+        </w:rPr>
+        <w:t>«Аналитическое заключение (Модуль ИИ)»</w:t>
+      </w:r>
+      <w:r>
+        <w:t>. Здесь представлены сформированные нейросетью выводы о качестве курса. Каждая рекомендация и выявленная проблема (неактуальные темы, потребность в доработке) подкреплена прямыми цитатами из текстовых комментариев слушателей.</w:t>
+      </w:r>
+    </w:p>
+    <w:p>
+      <w:pPr>
+        <w:pStyle w:val="ae"/>
+        <w:numPr>
+          <w:ilvl w:val="0"/>
+          <w:numId w:val="21"/>
+        </w:numPr>
+      </w:pPr>
+      <w:r>
+        <w:t xml:space="preserve">Для получения более детализированной информации спуститесь к модулю </w:t>
+      </w:r>
+      <w:r>
+        <w:rPr>
+          <w:b/>
+          <w:bCs/>
+        </w:rPr>
+        <w:t>«Уточняющие вопросы к ИИ»</w:t>
+      </w:r>
+      <w:r>
+        <w:t>.</w:t>
+      </w:r>
+    </w:p>
+    <w:p>
+      <w:pPr>
+        <w:pStyle w:val="ae"/>
+        <w:numPr>
+          <w:ilvl w:val="0"/>
+          <w:numId w:val="21"/>
+        </w:numPr>
+      </w:pPr>
+      <w:r>
+        <w:t xml:space="preserve">В строке чата задайте вопрос в свободной форме (например: </w:t>
+      </w:r>
+      <w:r>
+        <w:rPr>
+          <w:i/>
+          <w:iCs/>
+        </w:rPr>
+        <w:t>«Какие основные жалобы на расписание занятий?»</w:t>
+      </w:r>
+      <w:r>
+        <w:t xml:space="preserve"> или </w:t>
+      </w:r>
+      <w:r>
+        <w:rPr>
+          <w:i/>
+          <w:iCs/>
+        </w:rPr>
+        <w:t>«Составь краткую выжимку предложений по улучшению практических заданий»</w:t>
+      </w:r>
+      <w:r>
+        <w:t>). ИИ проанализирует контекст загруженной анкеты и выдаст точный ответ.</w:t>
+      </w:r>
+    </w:p>
+    <w:p>
+      <w:pPr>
+        <w:pStyle w:val="ae"/>
+        <w:numPr>
+          <w:ilvl w:val="0"/>
+          <w:numId w:val="21"/>
+        </w:numPr>
+      </w:pPr>
+      <w:r>
+        <w:t xml:space="preserve">При необходимости нажмите </w:t>
+      </w:r>
+      <w:r>
+        <w:rPr>
+          <w:b/>
+          <w:bCs/>
+        </w:rPr>
+        <w:t>«Сохранить чат (.</w:t>
+      </w:r>
+      <w:proofErr w:type="spellStart"/>
+      <w:r>
+        <w:rPr>
+          <w:b/>
+          <w:bCs/>
+        </w:rPr>
+        <w:t>txt</w:t>
+      </w:r>
+      <w:proofErr w:type="spellEnd"/>
+      <w:r>
+        <w:rPr>
+          <w:b/>
+          <w:bCs/>
+        </w:rPr>
+        <w:t>)»</w:t>
+      </w:r>
+      <w:r>
+        <w:t>, чтобы выгрузить лог диалога с ИИ-ассистентом.</w:t>
+      </w:r>
+    </w:p>
+    <w:p>
+      <w:pPr>
+        <w:pStyle w:val="ae"/>
+      </w:pPr>
+      <w:r>
+        <w:rPr>
+          <w:b/>
+          <w:bCs/>
+        </w:rPr>
+        <w:t>6.4. Экспорт результатов</w:t>
+      </w:r>
+    </w:p>
+    <w:p>
+      <w:pPr>
+        <w:pStyle w:val="ae"/>
+        <w:numPr>
+          <w:ilvl w:val="0"/>
+          <w:numId w:val="22"/>
+        </w:numPr>
+      </w:pPr>
+      <w:r>
+        <w:t>Для сохранения итогового отчета обратитесь к панели кнопок в верхней части экрана.</w:t>
+      </w:r>
+    </w:p>
+    <w:p>
+      <w:pPr>
+        <w:pStyle w:val="ae"/>
+        <w:numPr>
+          <w:ilvl w:val="0"/>
+          <w:numId w:val="22"/>
+        </w:numPr>
+      </w:pPr>
+      <w:r>
+        <w:t xml:space="preserve">Нажмите </w:t>
+      </w:r>
+      <w:r>
+        <w:rPr>
+          <w:b/>
+          <w:bCs/>
+        </w:rPr>
+        <w:t>«Скачать Excel»</w:t>
+      </w:r>
+      <w:r>
+        <w:t xml:space="preserve"> для выгрузки детализированной аналитической справки в виде таблицы, содержащей распределение баллов и ИИ-заключения.</w:t>
+      </w:r>
+    </w:p>
+    <w:p>
+      <w:pPr>
+        <w:pStyle w:val="ae"/>
+        <w:numPr>
+          <w:ilvl w:val="0"/>
+          <w:numId w:val="22"/>
+        </w:numPr>
+      </w:pPr>
+      <w:r>
+        <w:lastRenderedPageBreak/>
+        <w:t xml:space="preserve">Нажмите </w:t>
+      </w:r>
+      <w:r>
+        <w:rPr>
+          <w:b/>
+          <w:bCs/>
+        </w:rPr>
+        <w:t>«Скачать Word»</w:t>
+      </w:r>
+      <w:r>
+        <w:t xml:space="preserve"> для получения текстового документа, оформленного по корпоративным стандартам и полностью готового к печати или включению в номенклатуру дел.</w:t>
+      </w:r>
+    </w:p>
+    <w:p>
+      <w:pPr>
+        <w:rPr>
+          <w:rFonts w:ascii="Times New Roman" w:hAnsi="Times New Roman" w:cs="Times New Roman"/>
+        </w:rPr>
+      </w:pPr>
+      <w:r>
+        <w:rPr>
+          <w:rFonts w:ascii="Segoe UI Emoji" w:hAnsi="Segoe UI Emoji" w:cs="Segoe UI Emoji"/>
+        </w:rPr>
+        <w:t>⚠️</w:t>
+      </w:r>
+      <w:r>
+        <w:rPr>
+          <w:rFonts w:ascii="Times New Roman" w:hAnsi="Times New Roman" w:cs="Times New Roman"/>
+        </w:rPr>
+        <w:t xml:space="preserve"> </w:t>
+      </w:r>
+      <w:r>
+        <w:rPr>
+          <w:rFonts w:ascii="Times New Roman" w:hAnsi="Times New Roman" w:cs="Times New Roman"/>
+          <w:b/>
+          <w:bCs/>
+        </w:rPr>
+        <w:t>ПРЕДУПРЕЖДЕНИЕ О ЛИМИТАХ:</w:t>
+      </w:r>
+      <w:r>
+        <w:rPr>
+          <w:rFonts w:ascii="Times New Roman" w:hAnsi="Times New Roman" w:cs="Times New Roman"/>
+        </w:rPr>
+        <w:t xml:space="preserve"> При работе с бесплатными внешними API (например, </w:t>
+      </w:r>
+      <w:proofErr w:type="spellStart"/>
+      <w:r>
+        <w:rPr>
+          <w:rFonts w:ascii="Times New Roman" w:hAnsi="Times New Roman" w:cs="Times New Roman"/>
+        </w:rPr>
+        <w:t>Groq</w:t>
+      </w:r>
+      <w:proofErr w:type="spellEnd"/>
+      <w:r>
+        <w:rPr>
+          <w:rFonts w:ascii="Times New Roman" w:hAnsi="Times New Roman" w:cs="Times New Roman"/>
+        </w:rPr>
+        <w:t>) существуют строгие лимиты на количество токенов в минуту</w:t>
+      </w:r>
+      <w:r>
+        <w:rPr>
+          <w:rFonts w:ascii="Times New Roman" w:hAnsi="Times New Roman" w:cs="Times New Roman"/>
+        </w:rPr>
+        <w:t xml:space="preserve"> (</w:t>
+      </w:r>
+      <w:r>
+        <w:rPr>
+          <w:rFonts w:ascii="Times New Roman" w:hAnsi="Times New Roman" w:cs="Times New Roman"/>
+          <w:lang w:val="en-US"/>
+        </w:rPr>
+        <w:t>TPM</w:t>
+      </w:r>
+      <w:r>
+        <w:rPr>
+          <w:rFonts w:ascii="Times New Roman" w:hAnsi="Times New Roman" w:cs="Times New Roman"/>
+        </w:rPr>
+        <w:t>)</w:t>
+      </w:r>
+      <w:r>
+        <w:rPr>
+          <w:rFonts w:ascii="Times New Roman" w:hAnsi="Times New Roman" w:cs="Times New Roman"/>
+        </w:rPr>
+        <w:t>. Если вы загружаете массивный Excel-файл на несколько тысяч ответов, облачное API может отклонить запрос из-за превышения объема текста. В таких случаях настоятельно рекомендуется переключаться на локальную или корпоративную нейросеть, не имеющую ограничений по TPM.</w:t>
+      </w:r>
+    </w:p>
+    <w:p>
+      <w:pPr>
+        <w:rPr>
+          <w:rFonts w:ascii="Times New Roman" w:hAnsi="Times New Roman" w:cs="Times New Roman"/>
+          <w:b/>
+          <w:bCs/>
+        </w:rPr>
+      </w:pPr>
+      <w:r>
+        <w:rPr>
+          <w:rFonts w:ascii="Times New Roman" w:hAnsi="Times New Roman" w:cs="Times New Roman"/>
+          <w:b/>
+          <w:bCs/>
+        </w:rPr>
+        <w:t>6</w:t>
+      </w:r>
+      <w:r>
+        <w:rPr>
+          <w:rFonts w:ascii="Times New Roman" w:hAnsi="Times New Roman" w:cs="Times New Roman"/>
+          <w:b/>
+          <w:bCs/>
+        </w:rPr>
+        <w:t>.</w:t>
+      </w:r>
+      <w:r>
+        <w:rPr>
+          <w:rFonts w:ascii="Times New Roman" w:hAnsi="Times New Roman" w:cs="Times New Roman"/>
+          <w:b/>
+          <w:bCs/>
+        </w:rPr>
+        <w:t>5</w:t>
+      </w:r>
+      <w:r>
+        <w:rPr>
+          <w:rFonts w:ascii="Times New Roman" w:hAnsi="Times New Roman" w:cs="Times New Roman"/>
+          <w:b/>
+          <w:bCs/>
+        </w:rPr>
+        <w:t>. Настройка ИИ-провайдеров</w:t>
+      </w:r>
+    </w:p>
+    <w:p>
+      <w:pPr>
+        <w:rPr>
+          <w:rFonts w:ascii="Times New Roman" w:hAnsi="Times New Roman" w:cs="Times New Roman"/>
+        </w:rPr>
+      </w:pPr>
+      <w:r>
+        <w:rPr>
+          <w:rFonts w:ascii="Times New Roman" w:hAnsi="Times New Roman" w:cs="Times New Roman"/>
+        </w:rPr>
+        <w:t xml:space="preserve">В меню по кнопке </w:t>
+      </w:r>
+      <w:r>
+        <w:rPr>
+          <w:rFonts w:ascii="Times New Roman" w:hAnsi="Times New Roman" w:cs="Times New Roman"/>
+        </w:rPr>
+        <w:t>«</w:t>
+      </w:r>
+      <w:r>
+        <w:rPr>
+          <w:rFonts w:ascii="Times New Roman" w:hAnsi="Times New Roman" w:cs="Times New Roman"/>
+        </w:rPr>
+        <w:t>Шлюзы ИИ</w:t>
+      </w:r>
+      <w:r>
+        <w:rPr>
+          <w:rFonts w:ascii="Times New Roman" w:hAnsi="Times New Roman" w:cs="Times New Roman"/>
+        </w:rPr>
+        <w:t>»</w:t>
+      </w:r>
+      <w:r>
+        <w:rPr>
+          <w:rFonts w:ascii="Times New Roman" w:hAnsi="Times New Roman" w:cs="Times New Roman"/>
+        </w:rPr>
+        <w:t xml:space="preserve"> </w:t>
+      </w:r>
+      <w:r>
+        <w:rPr>
+          <w:rFonts w:ascii="Times New Roman" w:hAnsi="Times New Roman" w:cs="Times New Roman"/>
+        </w:rPr>
+        <w:t>осуществляется управление конфигурацией подключенных нейросетей. Система поддерживает динамическое добавление и переключение языковых моделей. При заполнении карточки провайдера необходимо строго соблюдать следующие технические параметры:</w:t>
+      </w:r>
+    </w:p>
+    <w:p>
+      <w:pPr>
+        <w:rPr>
+          <w:rFonts w:ascii="Times New Roman" w:hAnsi="Times New Roman" w:cs="Times New Roman"/>
+        </w:rPr>
+      </w:pPr>
+      <w:r>
+        <w:rPr>
+          <w:rFonts w:ascii="Times New Roman" w:hAnsi="Times New Roman" w:cs="Times New Roman"/>
+          <w:noProof/>
+        </w:rPr>
+        <w:drawing>
+          <wp:inline distT="0" distB="0" distL="0" distR="0" wp14:anchorId="716FFDF1" wp14:editId="0D67B3F4">
+            <wp:extent cx="2905125" cy="4504708"/>
+            <wp:effectExtent l="0" t="0" r="0" b="0"/>
+            <wp:docPr id="2" name="Рисунок 2"/>
+            <wp:cNvGraphicFramePr>
+              <a:graphicFrameLocks xmlns:a="http://schemas.openxmlformats.org/drawingml/2006/main" noChangeAspect="1"/>
+            </wp:cNvGraphicFramePr>
+            <a:graphic xmlns:a="http://schemas.openxmlformats.org/drawingml/2006/main">
+              <a:graphicData uri="http://schemas.openxmlformats.org/drawingml/2006/picture">
+                <pic:pic xmlns:pic="http://schemas.openxmlformats.org/drawingml/2006/picture">
+                  <pic:nvPicPr>
+                    <pic:cNvPr id="1" name=""/>
+                    <pic:cNvPicPr/>
+                  </pic:nvPicPr>
+                  <pic:blipFill>
+                    <a:blip r:embed="rId8"/>
+                    <a:stretch>
+                      <a:fillRect/>
+                    </a:stretch>
+                  </pic:blipFill>
+                  <pic:spPr>
+                    <a:xfrm>
+                      <a:off x="0" y="0"/>
+                      <a:ext cx="2911218" cy="4514156"/>
+                    </a:xfrm>
+                    <a:prstGeom prst="rect">
+                      <a:avLst/>
+                    </a:prstGeom>
+                  </pic:spPr>
+                </pic:pic>
+              </a:graphicData>
+            </a:graphic>
+          </wp:inline>
+        </w:drawing>
+      </w:r>
+    </w:p>
+    <w:p>
+      <w:pPr>
+        <w:numPr>
+          <w:ilvl w:val="0"/>
+          <w:numId w:val="7"/>
+        </w:numPr>
+        <w:rPr>
+          <w:rFonts w:ascii="Times New Roman" w:hAnsi="Times New Roman" w:cs="Times New Roman"/>
+        </w:rPr>
+      </w:pPr>
+      <w:r>
+        <w:rPr>
+          <w:rFonts w:ascii="Times New Roman" w:hAnsi="Times New Roman" w:cs="Times New Roman"/>
+          <w:b/>
+          <w:bCs/>
+        </w:rPr>
+        <w:t>Условное название:</w:t>
+      </w:r>
+      <w:r>
+        <w:rPr>
+          <w:rFonts w:ascii="Times New Roman" w:hAnsi="Times New Roman" w:cs="Times New Roman"/>
+        </w:rPr>
+        <w:t xml:space="preserve"> </w:t>
+      </w:r>
+      <w:r>
+        <w:rPr>
+          <w:rFonts w:ascii="Times New Roman" w:hAnsi="Times New Roman" w:cs="Times New Roman"/>
+        </w:rPr>
+        <w:t xml:space="preserve">Пользовательское наименование провайдера, которое будет отображаться в графическом интерфейсе системы (например, «Локальная </w:t>
+      </w:r>
+      <w:proofErr w:type="spellStart"/>
+      <w:r>
+        <w:rPr>
+          <w:rFonts w:ascii="Times New Roman" w:hAnsi="Times New Roman" w:cs="Times New Roman"/>
+        </w:rPr>
+        <w:t>Llama</w:t>
+      </w:r>
+      <w:proofErr w:type="spellEnd"/>
+      <w:r>
+        <w:rPr>
+          <w:rFonts w:ascii="Times New Roman" w:hAnsi="Times New Roman" w:cs="Times New Roman"/>
+        </w:rPr>
+        <w:t xml:space="preserve"> 3», «</w:t>
+      </w:r>
+      <w:proofErr w:type="spellStart"/>
+      <w:r>
+        <w:rPr>
+          <w:rFonts w:ascii="Times New Roman" w:hAnsi="Times New Roman" w:cs="Times New Roman"/>
+        </w:rPr>
+        <w:t>Yandex</w:t>
+      </w:r>
+      <w:proofErr w:type="spellEnd"/>
+      <w:r>
+        <w:rPr>
+          <w:rFonts w:ascii="Times New Roman" w:hAnsi="Times New Roman" w:cs="Times New Roman"/>
+        </w:rPr>
+        <w:t xml:space="preserve"> </w:t>
+      </w:r>
+      <w:proofErr w:type="spellStart"/>
+      <w:r>
+        <w:rPr>
+          <w:rFonts w:ascii="Times New Roman" w:hAnsi="Times New Roman" w:cs="Times New Roman"/>
+        </w:rPr>
+        <w:t>Cloud</w:t>
+      </w:r>
+      <w:proofErr w:type="spellEnd"/>
+      <w:r>
+        <w:rPr>
+          <w:rFonts w:ascii="Times New Roman" w:hAnsi="Times New Roman" w:cs="Times New Roman"/>
+        </w:rPr>
+        <w:t>» или «</w:t>
+      </w:r>
+      <w:proofErr w:type="spellStart"/>
+      <w:r>
+        <w:rPr>
+          <w:rFonts w:ascii="Times New Roman" w:hAnsi="Times New Roman" w:cs="Times New Roman"/>
+        </w:rPr>
+        <w:t>Groq</w:t>
+      </w:r>
+      <w:proofErr w:type="spellEnd"/>
+      <w:r>
+        <w:rPr>
+          <w:rFonts w:ascii="Times New Roman" w:hAnsi="Times New Roman" w:cs="Times New Roman"/>
+        </w:rPr>
+        <w:t xml:space="preserve"> API»).</w:t>
+      </w:r>
+      <w:r>
+        <w:rPr>
+          <w:rFonts w:ascii="Times New Roman" w:hAnsi="Times New Roman" w:cs="Times New Roman"/>
+        </w:rPr>
+        <w:t xml:space="preserve"> Сюда можно написать что угодно</w:t>
+      </w:r>
+      <w:r>
+        <w:rPr>
+          <w:rFonts w:ascii="Times New Roman" w:hAnsi="Times New Roman" w:cs="Times New Roman"/>
+        </w:rPr>
+        <w:t xml:space="preserve">, </w:t>
+      </w:r>
+      <w:r>
+        <w:rPr>
+          <w:rFonts w:ascii="Times New Roman" w:hAnsi="Times New Roman" w:cs="Times New Roman"/>
+        </w:rPr>
+        <w:t xml:space="preserve">оно будет </w:t>
+      </w:r>
+      <w:r>
+        <w:rPr>
+          <w:rFonts w:ascii="Times New Roman" w:hAnsi="Times New Roman" w:cs="Times New Roman"/>
+        </w:rPr>
+        <w:lastRenderedPageBreak/>
+        <w:t>отображаться в активных конфигурациях</w:t>
+      </w:r>
+      <w:r>
+        <w:rPr>
+          <w:rFonts w:ascii="Times New Roman" w:hAnsi="Times New Roman" w:cs="Times New Roman"/>
+        </w:rPr>
+        <w:t>.</w:t>
+      </w:r>
+      <w:r>
+        <w:rPr>
+          <w:rFonts w:ascii="Times New Roman" w:hAnsi="Times New Roman" w:cs="Times New Roman"/>
+        </w:rPr>
+        <w:br/>
+      </w:r>
+      <w:r>
+        <w:rPr>
+          <w:rFonts w:ascii="Times New Roman" w:hAnsi="Times New Roman" w:cs="Times New Roman"/>
+          <w:noProof/>
+        </w:rPr>
+        <w:drawing>
+          <wp:inline distT="0" distB="0" distL="0" distR="0" wp14:anchorId="23926C68" wp14:editId="1C27BECD">
+            <wp:extent cx="3084451" cy="2674620"/>
+            <wp:effectExtent l="0" t="0" r="1905" b="0"/>
+            <wp:docPr id="1" name="Рисунок 1"/>
+            <wp:cNvGraphicFramePr>
+              <a:graphicFrameLocks xmlns:a="http://schemas.openxmlformats.org/drawingml/2006/main" noChangeAspect="1"/>
+            </wp:cNvGraphicFramePr>
+            <a:graphic xmlns:a="http://schemas.openxmlformats.org/drawingml/2006/main">
+              <a:graphicData uri="http://schemas.openxmlformats.org/drawingml/2006/picture">
+                <pic:pic xmlns:pic="http://schemas.openxmlformats.org/drawingml/2006/picture">
+                  <pic:nvPicPr>
+                    <pic:cNvPr id="1" name=""/>
+                    <pic:cNvPicPr/>
+                  </pic:nvPicPr>
+                  <pic:blipFill>
+                    <a:blip r:embed="rId9"/>
+                    <a:stretch>
+                      <a:fillRect/>
+                    </a:stretch>
+                  </pic:blipFill>
+                  <pic:spPr>
+                    <a:xfrm>
+                      <a:off x="0" y="0"/>
+                      <a:ext cx="3091115" cy="2680398"/>
+                    </a:xfrm>
+                    <a:prstGeom prst="rect">
+                      <a:avLst/>
+                    </a:prstGeom>
+                  </pic:spPr>
+                </pic:pic>
+              </a:graphicData>
+            </a:graphic>
+          </wp:inline>
+        </w:drawing>
+      </w:r>
+    </w:p>
+    <w:p>
+      <w:pPr>
+        <w:rPr>
+          <w:rFonts w:ascii="Times New Roman" w:hAnsi="Times New Roman" w:cs="Times New Roman"/>
+        </w:rPr>
+      </w:pPr>
+      <w:r>
+        <w:rPr>
+          <w:rFonts w:ascii="Times New Roman" w:hAnsi="Times New Roman" w:cs="Times New Roman"/>
+          <w:b/>
+          <w:bCs/>
+        </w:rPr>
+        <w:t>Адрес шлюза API (</w:t>
+      </w:r>
+      <w:proofErr w:type="spellStart"/>
+      <w:r>
+        <w:rPr>
+          <w:rFonts w:ascii="Times New Roman" w:hAnsi="Times New Roman" w:cs="Times New Roman"/>
+          <w:b/>
+          <w:bCs/>
+        </w:rPr>
+        <w:t>Endpoint</w:t>
+      </w:r>
+      <w:proofErr w:type="spellEnd"/>
+      <w:r>
+        <w:rPr>
+          <w:rFonts w:ascii="Times New Roman" w:hAnsi="Times New Roman" w:cs="Times New Roman"/>
+          <w:b/>
+          <w:bCs/>
+        </w:rPr>
+        <w:t>):</w:t>
+      </w:r>
+      <w:r>
+        <w:rPr>
+          <w:rFonts w:ascii="Times New Roman" w:hAnsi="Times New Roman" w:cs="Times New Roman"/>
+        </w:rPr>
+        <w:t xml:space="preserve"> </w:t>
+      </w:r>
+    </w:p>
+    <w:p>
+      <w:pPr>
+        <w:rPr>
+          <w:rFonts w:ascii="Times New Roman" w:hAnsi="Times New Roman" w:cs="Times New Roman"/>
+        </w:rPr>
+      </w:pPr>
+      <w:r>
+        <w:rPr>
+          <w:rFonts w:ascii="Times New Roman" w:hAnsi="Times New Roman" w:cs="Times New Roman"/>
+        </w:rPr>
+        <w:t>Точный URL-адрес целевого сервера, обрабатывающего запросы.</w:t>
+      </w:r>
+    </w:p>
+    <w:p>
+      <w:pPr>
+        <w:numPr>
+          <w:ilvl w:val="0"/>
+          <w:numId w:val="7"/>
+        </w:numPr>
+        <w:rPr>
+          <w:rFonts w:ascii="Times New Roman" w:hAnsi="Times New Roman" w:cs="Times New Roman"/>
+        </w:rPr>
+      </w:pPr>
+      <w:r>
+        <w:rPr>
+          <w:rFonts w:ascii="Times New Roman" w:hAnsi="Times New Roman" w:cs="Times New Roman"/>
+          <w:b/>
+          <w:bCs/>
+        </w:rPr>
+        <w:t xml:space="preserve">Для экосистемы </w:t>
+      </w:r>
+      <w:proofErr w:type="spellStart"/>
+      <w:r>
+        <w:rPr>
+          <w:rFonts w:ascii="Times New Roman" w:hAnsi="Times New Roman" w:cs="Times New Roman"/>
+          <w:b/>
+          <w:bCs/>
+        </w:rPr>
+        <w:t>Yandex.Cloud</w:t>
+      </w:r>
+      <w:proofErr w:type="spellEnd"/>
+      <w:r>
+        <w:rPr>
+          <w:rFonts w:ascii="Times New Roman" w:hAnsi="Times New Roman" w:cs="Times New Roman"/>
+          <w:b/>
+          <w:bCs/>
+        </w:rPr>
+        <w:t>:</w:t>
+      </w:r>
+      <w:r>
+        <w:rPr>
+          <w:rFonts w:ascii="Times New Roman" w:hAnsi="Times New Roman" w:cs="Times New Roman"/>
+        </w:rPr>
+        <w:t xml:space="preserve"> https://llm.api.cloud.yandex.net/foundationModels/v1/completion</w:t>
+      </w:r>
+    </w:p>
+    <w:p>
+      <w:pPr>
+        <w:numPr>
+          <w:ilvl w:val="0"/>
+          <w:numId w:val="7"/>
+        </w:numPr>
+        <w:rPr>
+          <w:rFonts w:ascii="Times New Roman" w:hAnsi="Times New Roman" w:cs="Times New Roman"/>
+        </w:rPr>
+      </w:pPr>
+      <w:r>
+        <w:rPr>
+          <w:rFonts w:ascii="Times New Roman" w:hAnsi="Times New Roman" w:cs="Times New Roman"/>
+          <w:b/>
+          <w:bCs/>
+        </w:rPr>
+        <w:t>Для внешних облачных сетей (</w:t>
+      </w:r>
+      <w:proofErr w:type="spellStart"/>
+      <w:r>
+        <w:rPr>
+          <w:rFonts w:ascii="Times New Roman" w:hAnsi="Times New Roman" w:cs="Times New Roman"/>
+          <w:b/>
+          <w:bCs/>
+        </w:rPr>
+        <w:t>Groq</w:t>
+      </w:r>
+      <w:proofErr w:type="spellEnd"/>
+      <w:r>
+        <w:rPr>
+          <w:rFonts w:ascii="Times New Roman" w:hAnsi="Times New Roman" w:cs="Times New Roman"/>
+          <w:b/>
+          <w:bCs/>
+        </w:rPr>
+        <w:t>):</w:t>
+      </w:r>
+      <w:r>
+        <w:rPr>
+          <w:rFonts w:ascii="Times New Roman" w:hAnsi="Times New Roman" w:cs="Times New Roman"/>
+        </w:rPr>
+        <w:t xml:space="preserve"> https://api.groq.com/openai/v1/chat/completions (согласно официальной документации поставщика).</w:t>
+      </w:r>
+    </w:p>
+    <w:p>
+      <w:pPr>
+        <w:numPr>
+          <w:ilvl w:val="0"/>
+          <w:numId w:val="7"/>
+        </w:numPr>
+        <w:rPr>
+          <w:rFonts w:ascii="Times New Roman" w:hAnsi="Times New Roman" w:cs="Times New Roman"/>
+        </w:rPr>
+      </w:pPr>
+      <w:r>
+        <w:rPr>
+          <w:rFonts w:ascii="Times New Roman" w:hAnsi="Times New Roman" w:cs="Times New Roman"/>
+          <w:b/>
+          <w:bCs/>
+        </w:rPr>
+        <w:t xml:space="preserve">Для изолированной </w:t>
+      </w:r>
+      <w:proofErr w:type="spellStart"/>
+      <w:r>
+        <w:rPr>
+          <w:rFonts w:ascii="Times New Roman" w:hAnsi="Times New Roman" w:cs="Times New Roman"/>
+          <w:b/>
+          <w:bCs/>
+        </w:rPr>
+        <w:t>Docker</w:t>
+      </w:r>
+      <w:proofErr w:type="spellEnd"/>
+      <w:r>
+        <w:rPr>
+          <w:rFonts w:ascii="Times New Roman" w:hAnsi="Times New Roman" w:cs="Times New Roman"/>
+          <w:b/>
+          <w:bCs/>
+        </w:rPr>
+        <w:t>-инфраструктуры (</w:t>
+      </w:r>
+      <w:proofErr w:type="spellStart"/>
+      <w:r>
+        <w:rPr>
+          <w:rFonts w:ascii="Times New Roman" w:hAnsi="Times New Roman" w:cs="Times New Roman"/>
+          <w:b/>
+          <w:bCs/>
+        </w:rPr>
+        <w:t>Ollama</w:t>
+      </w:r>
+      <w:proofErr w:type="spellEnd"/>
+      <w:r>
+        <w:rPr>
+          <w:rFonts w:ascii="Times New Roman" w:hAnsi="Times New Roman" w:cs="Times New Roman"/>
+          <w:b/>
+          <w:bCs/>
+        </w:rPr>
+        <w:t>):</w:t>
+      </w:r>
+      <w:r>
+        <w:rPr>
+          <w:rFonts w:ascii="Times New Roman" w:hAnsi="Times New Roman" w:cs="Times New Roman"/>
+        </w:rPr>
+        <w:t xml:space="preserve"> http://ollama-server:11434/v1/chat/completions (при развертывании ИИ-модуля внутри контейнера).</w:t>
+      </w:r>
+    </w:p>
+    <w:p>
+      <w:pPr>
+        <w:numPr>
+          <w:ilvl w:val="0"/>
+          <w:numId w:val="7"/>
+        </w:numPr>
+        <w:rPr>
+          <w:rFonts w:ascii="Times New Roman" w:hAnsi="Times New Roman" w:cs="Times New Roman"/>
+        </w:rPr>
+      </w:pPr>
+      <w:r>
+        <w:rPr>
+          <w:rFonts w:ascii="Times New Roman" w:hAnsi="Times New Roman" w:cs="Times New Roman"/>
+          <w:b/>
+          <w:bCs/>
+        </w:rPr>
+        <w:t xml:space="preserve">Для нативной службы </w:t>
+      </w:r>
+      <w:proofErr w:type="spellStart"/>
+      <w:r>
+        <w:rPr>
+          <w:rFonts w:ascii="Times New Roman" w:hAnsi="Times New Roman" w:cs="Times New Roman"/>
+          <w:b/>
+          <w:bCs/>
+        </w:rPr>
+        <w:t>Ollama</w:t>
+      </w:r>
+      <w:proofErr w:type="spellEnd"/>
+      <w:r>
+        <w:rPr>
+          <w:rFonts w:ascii="Times New Roman" w:hAnsi="Times New Roman" w:cs="Times New Roman"/>
+          <w:b/>
+          <w:bCs/>
+        </w:rPr>
+        <w:t xml:space="preserve"> (на хост-ОС Windows):</w:t>
+      </w:r>
+      <w:r>
+        <w:rPr>
+          <w:rFonts w:ascii="Times New Roman" w:hAnsi="Times New Roman" w:cs="Times New Roman"/>
+        </w:rPr>
+        <w:t xml:space="preserve"> (http://127.0.0.1:11434/v1/chat/completions) либо (http://host.docker.internal:11434/v1/chat/completions), если веб-ядро запущено в </w:t>
+      </w:r>
+      <w:proofErr w:type="spellStart"/>
+      <w:r>
+        <w:rPr>
+          <w:rFonts w:ascii="Times New Roman" w:hAnsi="Times New Roman" w:cs="Times New Roman"/>
+        </w:rPr>
+        <w:t>Docker</w:t>
+      </w:r>
+      <w:proofErr w:type="spellEnd"/>
+      <w:r>
+        <w:rPr>
+          <w:rFonts w:ascii="Times New Roman" w:hAnsi="Times New Roman" w:cs="Times New Roman"/>
+        </w:rPr>
+        <w:t xml:space="preserve">, а </w:t>
+      </w:r>
+      <w:proofErr w:type="spellStart"/>
+      <w:r>
+        <w:rPr>
+          <w:rFonts w:ascii="Times New Roman" w:hAnsi="Times New Roman" w:cs="Times New Roman"/>
+        </w:rPr>
+        <w:t>Ollama</w:t>
+      </w:r>
+      <w:proofErr w:type="spellEnd"/>
+      <w:r>
+        <w:rPr>
+          <w:rFonts w:ascii="Times New Roman" w:hAnsi="Times New Roman" w:cs="Times New Roman"/>
+        </w:rPr>
+        <w:t xml:space="preserve"> работает на хосте).</w:t>
+      </w:r>
+    </w:p>
+    <w:p>
+      <w:pPr>
+        <w:spacing w:before="100" w:beforeAutospacing="1" w:after="100" w:afterAutospacing="1" w:line="240" w:lineRule="auto"/>
+        <w:rPr>
+          <w:rFonts w:ascii="Times New Roman" w:eastAsia="Times New Roman" w:hAnsi="Times New Roman" w:cs="Times New Roman"/>
+          <w:kern w:val="0"/>
+          <w:lang w:eastAsia="ru-RU"/>
+          <w14:ligatures w14:val="none"/>
+        </w:rPr>
+      </w:pPr>
+      <w:r>
+        <w:rPr>
+          <w:rFonts w:ascii="Times New Roman" w:eastAsia="Times New Roman" w:hAnsi="Times New Roman" w:cs="Times New Roman"/>
+          <w:b/>
+          <w:bCs/>
+          <w:kern w:val="0"/>
+          <w:lang w:eastAsia="ru-RU"/>
+          <w14:ligatures w14:val="none"/>
+        </w:rPr>
+        <w:t>Имя целевой модели:</w:t>
+      </w:r>
+      <w:r>
+        <w:rPr>
+          <w:rFonts w:ascii="Times New Roman" w:eastAsia="Times New Roman" w:hAnsi="Times New Roman" w:cs="Times New Roman"/>
+          <w:kern w:val="0"/>
+          <w:lang w:eastAsia="ru-RU"/>
+          <w14:ligatures w14:val="none"/>
+        </w:rPr>
+        <w:t xml:space="preserve"> Системный идентификатор нейросети (</w:t>
+      </w:r>
+      <w:r>
+        <w:rPr>
+          <w:rFonts w:ascii="Times New Roman" w:eastAsia="Times New Roman" w:hAnsi="Times New Roman" w:cs="Times New Roman"/>
+          <w:kern w:val="0"/>
+          <w:lang w:eastAsia="ru-RU"/>
+          <w14:ligatures w14:val="none"/>
+        </w:rPr>
+        <w:t xml:space="preserve">Строго соблюдайте регистр! Для локальных сетей и </w:t>
+      </w:r>
+      <w:proofErr w:type="spellStart"/>
+      <w:r>
+        <w:rPr>
+          <w:rFonts w:ascii="Times New Roman" w:eastAsia="Times New Roman" w:hAnsi="Times New Roman" w:cs="Times New Roman"/>
+          <w:kern w:val="0"/>
+          <w:lang w:eastAsia="ru-RU"/>
+          <w14:ligatures w14:val="none"/>
+        </w:rPr>
+        <w:t>Groq</w:t>
+      </w:r>
+      <w:proofErr w:type="spellEnd"/>
+      <w:r>
+        <w:rPr>
+          <w:rFonts w:ascii="Times New Roman" w:eastAsia="Times New Roman" w:hAnsi="Times New Roman" w:cs="Times New Roman"/>
+          <w:kern w:val="0"/>
+          <w:lang w:eastAsia="ru-RU"/>
+          <w14:ligatures w14:val="none"/>
+        </w:rPr>
+        <w:t xml:space="preserve"> используются маленькие буквы, для </w:t>
+      </w:r>
+      <w:proofErr w:type="spellStart"/>
+      <w:r>
+        <w:rPr>
+          <w:rFonts w:ascii="Times New Roman" w:eastAsia="Times New Roman" w:hAnsi="Times New Roman" w:cs="Times New Roman"/>
+          <w:kern w:val="0"/>
+          <w:lang w:eastAsia="ru-RU"/>
+          <w14:ligatures w14:val="none"/>
+        </w:rPr>
+        <w:t>Сбера</w:t>
+      </w:r>
+      <w:proofErr w:type="spellEnd"/>
+      <w:r>
+        <w:rPr>
+          <w:rFonts w:ascii="Times New Roman" w:eastAsia="Times New Roman" w:hAnsi="Times New Roman" w:cs="Times New Roman"/>
+          <w:kern w:val="0"/>
+          <w:lang w:eastAsia="ru-RU"/>
+          <w14:ligatures w14:val="none"/>
+        </w:rPr>
+        <w:t xml:space="preserve"> — точное совпадение (</w:t>
+      </w:r>
+      <w:proofErr w:type="spellStart"/>
+      <w:r>
+        <w:rPr>
+          <w:rFonts w:ascii="Times New Roman" w:eastAsia="Times New Roman" w:hAnsi="Times New Roman" w:cs="Times New Roman"/>
+          <w:kern w:val="0"/>
+          <w:lang w:eastAsia="ru-RU"/>
+          <w14:ligatures w14:val="none"/>
+        </w:rPr>
+        <w:t>GigaChat</w:t>
+      </w:r>
+      <w:proofErr w:type="spellEnd"/>
+      <w:r>
+        <w:rPr>
+          <w:rFonts w:ascii="Times New Roman" w:eastAsia="Times New Roman" w:hAnsi="Times New Roman" w:cs="Times New Roman"/>
+          <w:kern w:val="0"/>
+          <w:lang w:eastAsia="ru-RU"/>
+          <w14:ligatures w14:val="none"/>
+        </w:rPr>
+        <w:t>)</w:t>
+      </w:r>
+      <w:r>
+        <w:rPr>
+          <w:rFonts w:ascii="Times New Roman" w:eastAsia="Times New Roman" w:hAnsi="Times New Roman" w:cs="Times New Roman"/>
+          <w:kern w:val="0"/>
+          <w:lang w:eastAsia="ru-RU"/>
+          <w14:ligatures w14:val="none"/>
+        </w:rPr>
+        <w:t>).</w:t>
+      </w:r>
+    </w:p>
+    <w:p>
+      <w:pPr>
+        <w:numPr>
+          <w:ilvl w:val="0"/>
+          <w:numId w:val="23"/>
+        </w:numPr>
+        <w:spacing w:before="100" w:beforeAutospacing="1" w:after="100" w:afterAutospacing="1" w:line="240" w:lineRule="auto"/>
+        <w:rPr>
+          <w:rFonts w:ascii="Times New Roman" w:eastAsia="Times New Roman" w:hAnsi="Times New Roman" w:cs="Times New Roman"/>
+          <w:kern w:val="0"/>
+          <w:lang w:eastAsia="ru-RU"/>
+          <w14:ligatures w14:val="none"/>
+        </w:rPr>
+      </w:pPr>
+      <w:proofErr w:type="spellStart"/>
+      <w:r>
+        <w:rPr>
+          <w:rFonts w:ascii="Times New Roman" w:eastAsia="Times New Roman" w:hAnsi="Times New Roman" w:cs="Times New Roman"/>
+          <w:i/>
+          <w:iCs/>
+          <w:kern w:val="0"/>
+          <w:lang w:eastAsia="ru-RU"/>
+          <w14:ligatures w14:val="none"/>
+        </w:rPr>
+        <w:t>Ollama</w:t>
+      </w:r>
+      <w:proofErr w:type="spellEnd"/>
+      <w:r>
+        <w:rPr>
+          <w:rFonts w:ascii="Times New Roman" w:eastAsia="Times New Roman" w:hAnsi="Times New Roman" w:cs="Times New Roman"/>
+          <w:i/>
+          <w:iCs/>
+          <w:kern w:val="0"/>
+          <w:lang w:eastAsia="ru-RU"/>
+          <w14:ligatures w14:val="none"/>
+        </w:rPr>
+        <w:t>:</w:t>
+      </w:r>
+      <w:r>
+        <w:rPr>
+          <w:rFonts w:ascii="Times New Roman" w:eastAsia="Times New Roman" w:hAnsi="Times New Roman" w:cs="Times New Roman"/>
+          <w:kern w:val="0"/>
+          <w:lang w:eastAsia="ru-RU"/>
+          <w14:ligatures w14:val="none"/>
+        </w:rPr>
+        <w:t xml:space="preserve"> </w:t>
+      </w:r>
+      <w:r>
+        <w:rPr>
+          <w:rFonts w:ascii="Courier New" w:eastAsia="Times New Roman" w:hAnsi="Courier New" w:cs="Courier New"/>
+          <w:kern w:val="0"/>
+          <w:sz w:val="20"/>
+          <w:szCs w:val="20"/>
+          <w:lang w:eastAsia="ru-RU"/>
+          <w14:ligatures w14:val="none"/>
+        </w:rPr>
+        <w:t>llama3</w:t>
+      </w:r>
+      <w:r>
+        <w:rPr>
+          <w:rFonts w:ascii="Times New Roman" w:eastAsia="Times New Roman" w:hAnsi="Times New Roman" w:cs="Times New Roman"/>
+          <w:kern w:val="0"/>
+          <w:lang w:eastAsia="ru-RU"/>
+          <w14:ligatures w14:val="none"/>
+        </w:rPr>
+        <w:t xml:space="preserve"> (или другое имя из консоли </w:t>
+      </w:r>
+      <w:proofErr w:type="spellStart"/>
+      <w:r>
+        <w:rPr>
+          <w:rFonts w:ascii="Courier New" w:eastAsia="Times New Roman" w:hAnsi="Courier New" w:cs="Courier New"/>
+          <w:kern w:val="0"/>
+          <w:sz w:val="20"/>
+          <w:szCs w:val="20"/>
+          <w:lang w:eastAsia="ru-RU"/>
+          <w14:ligatures w14:val="none"/>
+        </w:rPr>
+        <w:t>ollama</w:t>
+      </w:r>
+      <w:proofErr w:type="spellEnd"/>
+      <w:r>
+        <w:rPr>
+          <w:rFonts w:ascii="Courier New" w:eastAsia="Times New Roman" w:hAnsi="Courier New" w:cs="Courier New"/>
+          <w:kern w:val="0"/>
+          <w:sz w:val="20"/>
+          <w:szCs w:val="20"/>
+          <w:lang w:eastAsia="ru-RU"/>
+          <w14:ligatures w14:val="none"/>
+        </w:rPr>
+        <w:t xml:space="preserve"> </w:t>
+      </w:r>
+      <w:proofErr w:type="spellStart"/>
+      <w:r>
+        <w:rPr>
+          <w:rFonts w:ascii="Courier New" w:eastAsia="Times New Roman" w:hAnsi="Courier New" w:cs="Courier New"/>
+          <w:kern w:val="0"/>
+          <w:sz w:val="20"/>
+          <w:szCs w:val="20"/>
+          <w:lang w:eastAsia="ru-RU"/>
+          <w14:ligatures w14:val="none"/>
+        </w:rPr>
+        <w:t>list</w:t>
+      </w:r>
+      <w:proofErr w:type="spellEnd"/>
+      <w:r>
+        <w:rPr>
+          <w:rFonts w:ascii="Times New Roman" w:eastAsia="Times New Roman" w:hAnsi="Times New Roman" w:cs="Times New Roman"/>
+          <w:kern w:val="0"/>
+          <w:lang w:eastAsia="ru-RU"/>
+          <w14:ligatures w14:val="none"/>
+        </w:rPr>
+        <w:t>).</w:t>
+      </w:r>
+    </w:p>
+    <w:p>
+      <w:pPr>
+        <w:numPr>
+          <w:ilvl w:val="0"/>
+          <w:numId w:val="23"/>
+        </w:numPr>
+        <w:spacing w:before="100" w:beforeAutospacing="1" w:after="100" w:afterAutospacing="1" w:line="240" w:lineRule="auto"/>
+        <w:rPr>
+          <w:rFonts w:ascii="Times New Roman" w:eastAsia="Times New Roman" w:hAnsi="Times New Roman" w:cs="Times New Roman"/>
+          <w:kern w:val="0"/>
+          <w:lang w:eastAsia="ru-RU"/>
+          <w14:ligatures w14:val="none"/>
+        </w:rPr>
+      </w:pPr>
+      <w:proofErr w:type="spellStart"/>
+      <w:r>
+        <w:rPr>
+          <w:rFonts w:ascii="Times New Roman" w:eastAsia="Times New Roman" w:hAnsi="Times New Roman" w:cs="Times New Roman"/>
+          <w:i/>
+          <w:iCs/>
+          <w:kern w:val="0"/>
+          <w:lang w:eastAsia="ru-RU"/>
+          <w14:ligatures w14:val="none"/>
+        </w:rPr>
+        <w:t>Groq</w:t>
+      </w:r>
+      <w:proofErr w:type="spellEnd"/>
+      <w:r>
+        <w:rPr>
+          <w:rFonts w:ascii="Times New Roman" w:eastAsia="Times New Roman" w:hAnsi="Times New Roman" w:cs="Times New Roman"/>
+          <w:i/>
+          <w:iCs/>
+          <w:kern w:val="0"/>
+          <w:lang w:eastAsia="ru-RU"/>
+          <w14:ligatures w14:val="none"/>
+        </w:rPr>
+        <w:t>:</w:t>
+      </w:r>
+      <w:r>
+        <w:rPr>
+          <w:rFonts w:ascii="Times New Roman" w:eastAsia="Times New Roman" w:hAnsi="Times New Roman" w:cs="Times New Roman"/>
+          <w:kern w:val="0"/>
+          <w:lang w:eastAsia="ru-RU"/>
+          <w14:ligatures w14:val="none"/>
+        </w:rPr>
+        <w:t xml:space="preserve"> </w:t>
+      </w:r>
+      <w:r>
+        <w:rPr>
+          <w:rFonts w:ascii="Courier New" w:eastAsia="Times New Roman" w:hAnsi="Courier New" w:cs="Courier New"/>
+          <w:kern w:val="0"/>
+          <w:sz w:val="20"/>
+          <w:szCs w:val="20"/>
+          <w:lang w:eastAsia="ru-RU"/>
+          <w14:ligatures w14:val="none"/>
+        </w:rPr>
+        <w:t>llama-3.3-70b-versatile</w:t>
+      </w:r>
+      <w:r>
+        <w:rPr>
+          <w:rFonts w:ascii="Times New Roman" w:eastAsia="Times New Roman" w:hAnsi="Times New Roman" w:cs="Times New Roman"/>
+          <w:kern w:val="0"/>
+          <w:lang w:eastAsia="ru-RU"/>
+          <w14:ligatures w14:val="none"/>
+        </w:rPr>
+        <w:t xml:space="preserve"> (по документации API).</w:t>
+      </w:r>
+    </w:p>
+    <w:p>
+      <w:pPr>
+        <w:numPr>
+          <w:ilvl w:val="0"/>
+          <w:numId w:val="23"/>
+        </w:numPr>
+        <w:spacing w:before="100" w:beforeAutospacing="1" w:after="100" w:afterAutospacing="1" w:line="240" w:lineRule="auto"/>
+        <w:rPr>
+          <w:rFonts w:ascii="Times New Roman" w:eastAsia="Times New Roman" w:hAnsi="Times New Roman" w:cs="Times New Roman"/>
+          <w:kern w:val="0"/>
+          <w:lang w:eastAsia="ru-RU"/>
+          <w14:ligatures w14:val="none"/>
+        </w:rPr>
+      </w:pPr>
+      <w:proofErr w:type="spellStart"/>
+      <w:r>
+        <w:rPr>
+          <w:rFonts w:ascii="Times New Roman" w:eastAsia="Times New Roman" w:hAnsi="Times New Roman" w:cs="Times New Roman"/>
+          <w:i/>
+          <w:iCs/>
+          <w:kern w:val="0"/>
+          <w:lang w:eastAsia="ru-RU"/>
+          <w14:ligatures w14:val="none"/>
+        </w:rPr>
+        <w:t>Yandex</w:t>
+      </w:r>
+      <w:proofErr w:type="spellEnd"/>
+      <w:r>
+        <w:rPr>
+          <w:rFonts w:ascii="Times New Roman" w:eastAsia="Times New Roman" w:hAnsi="Times New Roman" w:cs="Times New Roman"/>
+          <w:i/>
+          <w:iCs/>
+          <w:kern w:val="0"/>
+          <w:lang w:eastAsia="ru-RU"/>
+          <w14:ligatures w14:val="none"/>
+        </w:rPr>
+        <w:t>:</w:t>
+      </w:r>
+      <w:r>
+        <w:rPr>
+          <w:rFonts w:ascii="Times New Roman" w:eastAsia="Times New Roman" w:hAnsi="Times New Roman" w:cs="Times New Roman"/>
+          <w:kern w:val="0"/>
+          <w:lang w:eastAsia="ru-RU"/>
+          <w14:ligatures w14:val="none"/>
+        </w:rPr>
+        <w:t xml:space="preserve"> Полный URI модели (например, </w:t>
+      </w:r>
+      <w:proofErr w:type="spellStart"/>
+      <w:r>
+        <w:rPr>
+          <w:rFonts w:ascii="Courier New" w:eastAsia="Times New Roman" w:hAnsi="Courier New" w:cs="Courier New"/>
+          <w:kern w:val="0"/>
+          <w:sz w:val="20"/>
+          <w:szCs w:val="20"/>
+          <w:lang w:eastAsia="ru-RU"/>
+          <w14:ligatures w14:val="none"/>
+        </w:rPr>
+        <w:t>gpt</w:t>
+      </w:r>
+      <w:proofErr w:type="spellEnd"/>
+      <w:r>
+        <w:rPr>
+          <w:rFonts w:ascii="Courier New" w:eastAsia="Times New Roman" w:hAnsi="Courier New" w:cs="Courier New"/>
+          <w:kern w:val="0"/>
+          <w:sz w:val="20"/>
+          <w:szCs w:val="20"/>
+          <w:lang w:eastAsia="ru-RU"/>
+          <w14:ligatures w14:val="none"/>
+        </w:rPr>
+        <w:t>://&lt;</w:t>
+      </w:r>
+      <w:proofErr w:type="spellStart"/>
+      <w:r>
+        <w:rPr>
+          <w:rFonts w:ascii="Courier New" w:eastAsia="Times New Roman" w:hAnsi="Courier New" w:cs="Courier New"/>
+          <w:kern w:val="0"/>
+          <w:sz w:val="20"/>
+          <w:szCs w:val="20"/>
+          <w:lang w:eastAsia="ru-RU"/>
+          <w14:ligatures w14:val="none"/>
+        </w:rPr>
+        <w:t>folder-id</w:t>
+      </w:r>
+      <w:proofErr w:type="spellEnd"/>
+      <w:r>
+        <w:rPr>
+          <w:rFonts w:ascii="Courier New" w:eastAsia="Times New Roman" w:hAnsi="Courier New" w:cs="Courier New"/>
+          <w:kern w:val="0"/>
+          <w:sz w:val="20"/>
+          <w:szCs w:val="20"/>
+          <w:lang w:eastAsia="ru-RU"/>
+          <w14:ligatures w14:val="none"/>
+        </w:rPr>
+        <w:t>&gt;/</w:t>
+      </w:r>
+      <w:proofErr w:type="spellStart"/>
+      <w:r>
+        <w:rPr>
+          <w:rFonts w:ascii="Courier New" w:eastAsia="Times New Roman" w:hAnsi="Courier New" w:cs="Courier New"/>
+          <w:kern w:val="0"/>
+          <w:sz w:val="20"/>
+          <w:szCs w:val="20"/>
+          <w:lang w:eastAsia="ru-RU"/>
+          <w14:ligatures w14:val="none"/>
+        </w:rPr>
+        <w:t>yandexgpt</w:t>
+      </w:r>
+      <w:proofErr w:type="spellEnd"/>
+      <w:r>
+        <w:rPr>
+          <w:rFonts w:ascii="Courier New" w:eastAsia="Times New Roman" w:hAnsi="Courier New" w:cs="Courier New"/>
+          <w:kern w:val="0"/>
+          <w:sz w:val="20"/>
+          <w:szCs w:val="20"/>
+          <w:lang w:eastAsia="ru-RU"/>
+          <w14:ligatures w14:val="none"/>
+        </w:rPr>
+        <w:t>/</w:t>
+      </w:r>
+      <w:proofErr w:type="spellStart"/>
+      <w:r>
+        <w:rPr>
+          <w:rFonts w:ascii="Courier New" w:eastAsia="Times New Roman" w:hAnsi="Courier New" w:cs="Courier New"/>
+          <w:kern w:val="0"/>
+          <w:sz w:val="20"/>
+          <w:szCs w:val="20"/>
+          <w:lang w:eastAsia="ru-RU"/>
+          <w14:ligatures w14:val="none"/>
+        </w:rPr>
+        <w:t>latest</w:t>
+      </w:r>
+      <w:proofErr w:type="spellEnd"/>
+      <w:r>
+        <w:rPr>
+          <w:rFonts w:ascii="Times New Roman" w:eastAsia="Times New Roman" w:hAnsi="Times New Roman" w:cs="Times New Roman"/>
+          <w:kern w:val="0"/>
+          <w:lang w:eastAsia="ru-RU"/>
+          <w14:ligatures w14:val="none"/>
+        </w:rPr>
+        <w:t>).</w:t>
+      </w:r>
+    </w:p>
+    <w:p>
+      <w:pPr>
+        <w:pStyle w:val="ae"/>
+      </w:pPr>
+      <w:r>
+        <w:rPr>
+          <w:b/>
+          <w:bCs/>
+        </w:rPr>
+        <w:t xml:space="preserve">Локальное развертывание (Без ключа): </w:t>
+      </w:r>
+      <w:r>
+        <w:t>Включите этот тумблер для автономных сетей (</w:t>
+      </w:r>
+      <w:proofErr w:type="spellStart"/>
+      <w:r>
+        <w:t>Ollama</w:t>
+      </w:r>
+      <w:proofErr w:type="spellEnd"/>
+      <w:r>
+        <w:t>). Поля ввода ключей и авторизации будут скрыты.</w:t>
+      </w:r>
+    </w:p>
+    <w:p>
+      <w:pPr>
+        <w:pStyle w:val="ae"/>
+        <w:rPr>
+          <w:b/>
+          <w:bCs/>
+        </w:rPr>
+      </w:pPr>
+      <w:r>
+        <w:rPr>
+          <w:b/>
+          <w:bCs/>
+        </w:rPr>
+        <w:t xml:space="preserve"> Тип авторизации:</w:t>
+      </w:r>
+    </w:p>
+    <w:p>
+      <w:pPr>
+        <w:pStyle w:val="ae"/>
+        <w:numPr>
+          <w:ilvl w:val="0"/>
+          <w:numId w:val="15"/>
+        </w:numPr>
+        <w:rPr>
+          <w:b/>
+          <w:bCs/>
+        </w:rPr>
+      </w:pPr>
+      <w:r>
+        <w:rPr>
+          <w:b/>
+          <w:bCs/>
+        </w:rPr>
+        <w:t>Стандартный (</w:t>
+      </w:r>
+      <w:proofErr w:type="spellStart"/>
+      <w:r>
+        <w:rPr>
+          <w:b/>
+          <w:bCs/>
+        </w:rPr>
+        <w:t>Bearer</w:t>
+      </w:r>
+      <w:proofErr w:type="spellEnd"/>
+      <w:r>
+        <w:rPr>
+          <w:b/>
+          <w:bCs/>
+        </w:rPr>
+        <w:t xml:space="preserve"> </w:t>
+      </w:r>
+      <w:proofErr w:type="spellStart"/>
+      <w:r>
+        <w:rPr>
+          <w:b/>
+          <w:bCs/>
+        </w:rPr>
+        <w:t>Token</w:t>
+      </w:r>
+      <w:proofErr w:type="spellEnd"/>
+      <w:r>
+        <w:rPr>
+          <w:b/>
+          <w:bCs/>
+        </w:rPr>
+        <w:t xml:space="preserve"> / </w:t>
+      </w:r>
+      <w:proofErr w:type="spellStart"/>
+      <w:r>
+        <w:rPr>
+          <w:b/>
+          <w:bCs/>
+        </w:rPr>
+        <w:t>Api</w:t>
+      </w:r>
+      <w:proofErr w:type="spellEnd"/>
+      <w:r>
+        <w:rPr>
+          <w:b/>
+          <w:bCs/>
+        </w:rPr>
+        <w:t>-Key):</w:t>
+      </w:r>
+      <w:r>
+        <w:t xml:space="preserve"> Выбирается для </w:t>
+      </w:r>
+      <w:proofErr w:type="spellStart"/>
+      <w:r>
+        <w:t>Groq</w:t>
+      </w:r>
+      <w:proofErr w:type="spellEnd"/>
+      <w:r>
+        <w:t xml:space="preserve">, </w:t>
+      </w:r>
+      <w:proofErr w:type="spellStart"/>
+      <w:r>
+        <w:t>Yandex</w:t>
+      </w:r>
+      <w:proofErr w:type="spellEnd"/>
+      <w:r>
+        <w:t xml:space="preserve"> </w:t>
+      </w:r>
+      <w:proofErr w:type="spellStart"/>
+      <w:r>
+        <w:t>Cloud</w:t>
+      </w:r>
+      <w:proofErr w:type="spellEnd"/>
+      <w:r>
+        <w:t xml:space="preserve"> и других API.</w:t>
+      </w:r>
+    </w:p>
+    <w:p>
+      <w:pPr>
+        <w:pStyle w:val="ae"/>
+        <w:numPr>
+          <w:ilvl w:val="0"/>
+          <w:numId w:val="15"/>
+        </w:numPr>
+        <w:rPr>
+          <w:b/>
+          <w:bCs/>
+        </w:rPr>
+      </w:pPr>
+      <w:proofErr w:type="spellStart"/>
+      <w:r>
+        <w:rPr>
+          <w:b/>
+          <w:bCs/>
+        </w:rPr>
+        <w:lastRenderedPageBreak/>
+        <w:t>Сбер</w:t>
+      </w:r>
+      <w:proofErr w:type="spellEnd"/>
+      <w:r>
+        <w:rPr>
+          <w:b/>
+          <w:bCs/>
+        </w:rPr>
+        <w:t xml:space="preserve"> </w:t>
+      </w:r>
+      <w:proofErr w:type="spellStart"/>
+      <w:r>
+        <w:rPr>
+          <w:b/>
+          <w:bCs/>
+        </w:rPr>
+        <w:t>GigaChat</w:t>
+      </w:r>
+      <w:proofErr w:type="spellEnd"/>
+      <w:r>
+        <w:rPr>
+          <w:b/>
+          <w:bCs/>
+        </w:rPr>
+        <w:t xml:space="preserve">: </w:t>
+      </w:r>
+      <w:r>
+        <w:t xml:space="preserve">Выбирается только для сети </w:t>
+      </w:r>
+      <w:proofErr w:type="spellStart"/>
+      <w:r>
+        <w:t>Сбера</w:t>
+      </w:r>
+      <w:proofErr w:type="spellEnd"/>
+      <w:r>
+        <w:t xml:space="preserve">. При этом открывается дополнительное поле </w:t>
+      </w:r>
+      <w:proofErr w:type="spellStart"/>
+      <w:r>
+        <w:t>Scope</w:t>
+      </w:r>
+      <w:proofErr w:type="spellEnd"/>
+      <w:r>
+        <w:t>.</w:t>
+      </w:r>
+    </w:p>
+    <w:p>
+      <w:pPr>
+        <w:pStyle w:val="ae"/>
+        <w:rPr>
+          <w:b/>
+          <w:bCs/>
+        </w:rPr>
+      </w:pPr>
+      <w:r>
+        <w:rPr>
+          <w:b/>
+          <w:bCs/>
+        </w:rPr>
+        <w:t xml:space="preserve">Настройка </w:t>
+      </w:r>
+      <w:proofErr w:type="spellStart"/>
+      <w:r>
+        <w:rPr>
+          <w:b/>
+          <w:bCs/>
+        </w:rPr>
+        <w:t>Сбер</w:t>
+      </w:r>
+      <w:proofErr w:type="spellEnd"/>
+      <w:r>
+        <w:rPr>
+          <w:b/>
+          <w:bCs/>
+        </w:rPr>
+        <w:t xml:space="preserve"> </w:t>
+      </w:r>
+      <w:proofErr w:type="spellStart"/>
+      <w:r>
+        <w:rPr>
+          <w:b/>
+          <w:bCs/>
+        </w:rPr>
+        <w:t>GigaChat</w:t>
+      </w:r>
+      <w:proofErr w:type="spellEnd"/>
+      <w:r>
+        <w:rPr>
+          <w:b/>
+          <w:bCs/>
+        </w:rPr>
+        <w:t>:</w:t>
+      </w:r>
+    </w:p>
+    <w:p>
+      <w:pPr>
+        <w:pStyle w:val="ae"/>
+      </w:pPr>
+      <w:r>
+        <w:rPr>
+          <w:noProof/>
+        </w:rPr>
+        <w:drawing>
+          <wp:inline distT="0" distB="0" distL="0" distR="0" wp14:anchorId="3E11BFED" wp14:editId="27B12CB8">
+            <wp:extent cx="2289039" cy="1873250"/>
+            <wp:effectExtent l="0" t="0" r="0" b="0"/>
+            <wp:docPr id="4" name="Рисунок 4"/>
+            <wp:cNvGraphicFramePr>
+              <a:graphicFrameLocks xmlns:a="http://schemas.openxmlformats.org/drawingml/2006/main" noChangeAspect="1"/>
+            </wp:cNvGraphicFramePr>
+            <a:graphic xmlns:a="http://schemas.openxmlformats.org/drawingml/2006/main">
+              <a:graphicData uri="http://schemas.openxmlformats.org/drawingml/2006/picture">
+                <pic:pic xmlns:pic="http://schemas.openxmlformats.org/drawingml/2006/picture">
+                  <pic:nvPicPr>
+                    <pic:cNvPr id="1" name=""/>
+                    <pic:cNvPicPr/>
+                  </pic:nvPicPr>
+                  <pic:blipFill>
+                    <a:blip r:embed="rId10"/>
+                    <a:stretch>
+                      <a:fillRect/>
+                    </a:stretch>
+                  </pic:blipFill>
+                  <pic:spPr>
+                    <a:xfrm>
+                      <a:off x="0" y="0"/>
                       <a:ext cx="2305812" cy="1886976"/>
                     </a:xfrm>
                     <a:prstGeom prst="rect">
@@ -2646,7 +4456,23 @@
         </w:numPr>
       </w:pPr>
       <w:r>
-        <w:t>Выберите тип провайдера «Сбер GigaChat».</w:t>
+        <w:t>Выберите тип провайдера «</w:t>
+      </w:r>
+      <w:proofErr w:type="spellStart"/>
+      <w:r>
+        <w:t>Сбер</w:t>
+      </w:r>
+      <w:proofErr w:type="spellEnd"/>
+      <w:r>
+        <w:t xml:space="preserve"> </w:t>
+      </w:r>
+      <w:proofErr w:type="spellStart"/>
+      <w:r>
+        <w:t>GigaChat</w:t>
+      </w:r>
+      <w:proofErr w:type="spellEnd"/>
+      <w:r>
+        <w:t>».</w:t>
       </w:r>
     </w:p>
     <w:p>
@@ -2704,7 +4530,15 @@
         <w:t xml:space="preserve">) </w:t>
       </w:r>
       <w:r>
-        <w:t xml:space="preserve">вставьте ключ из личного кабинета разработчика Сбера (длинная строка, начинающаяся на </w:t>
+        <w:t xml:space="preserve">вставьте ключ из личного кабинета разработчика </w:t>
+      </w:r>
+      <w:proofErr w:type="spellStart"/>
+      <w:r>
+        <w:t>Сбера</w:t>
+      </w:r>
+      <w:proofErr w:type="spellEnd"/>
+      <w:r>
+        <w:t xml:space="preserve"> (длинная строка, начинающаяся на </w:t>
       </w:r>
       <w:r>
         <w:rPr>
@@ -2726,7 +4560,6 @@
         <w:rPr>
           <w:noProof/>
         </w:rPr>
-        <w:lastRenderedPageBreak/>
         <w:drawing>
           <wp:inline distT="0" distB="0" distL="0" distR="0" wp14:anchorId="4B069191" wp14:editId="116E3805">
             <wp:extent cx="1917700" cy="2038159"/>
@@ -2745,7 +4578,7 @@
                     </pic:cNvPicPr>
                   </pic:nvPicPr>
                   <pic:blipFill>
-                    <a:blip r:embed="rId8" cstate="print">
+                    <a:blip r:embed="rId11" cstate="print">
                       <a:extLst>
                         <a:ext uri="{28A0092B-C50C-407E-A947-70E740481C1C}">
                           <a14:useLocalDpi xmlns:a14="http://schemas.microsoft.com/office/drawing/2010/main" val="0"/>
@@ -2785,12 +4618,21 @@
       <w:r>
         <w:t xml:space="preserve">Поле </w:t>
       </w:r>
-      <w:r>
-        <w:rPr>
-          <w:b/>
-          <w:bCs/>
-        </w:rPr>
-        <w:t>Scope (Тип доступа)</w:t>
+      <w:proofErr w:type="spellStart"/>
+      <w:r>
+        <w:rPr>
+          <w:b/>
+          <w:bCs/>
+        </w:rPr>
+        <w:t>Scope</w:t>
+      </w:r>
+      <w:proofErr w:type="spellEnd"/>
+      <w:r>
+        <w:rPr>
+          <w:b/>
+          <w:bCs/>
+        </w:rPr>
+        <w:t xml:space="preserve"> (Тип доступа)</w:t>
       </w:r>
       <w:r>
         <w:t xml:space="preserve"> можно оставить пустым, система автоматически применит стандартный профиль </w:t>
@@ -2839,7 +4681,7 @@
                     </pic:cNvPicPr>
                   </pic:nvPicPr>
                   <pic:blipFill>
-                    <a:blip r:embed="rId9" cstate="print">
+                    <a:blip r:embed="rId12" cstate="print">
                       <a:extLst>
                         <a:ext uri="{28A0092B-C50C-407E-A947-70E740481C1C}">
                           <a14:useLocalDpi xmlns:a14="http://schemas.microsoft.com/office/drawing/2010/main" val="0"/>
@@ -2877,7 +4719,23 @@
           <w:b/>
           <w:bCs/>
         </w:rPr>
-        <w:t>Имя целевой модели (ModelName):</w:t>
+        <w:t>Имя целевой модели (</w:t>
+      </w:r>
+      <w:proofErr w:type="spellStart"/>
+      <w:r>
+        <w:rPr>
+          <w:b/>
+          <w:bCs/>
+        </w:rPr>
+        <w:t>ModelName</w:t>
+      </w:r>
+      <w:proofErr w:type="spellEnd"/>
+      <w:r>
+        <w:rPr>
+          <w:b/>
+          <w:bCs/>
+        </w:rPr>
+        <w:t>):</w:t>
       </w:r>
       <w:r>
         <w:t xml:space="preserve"> Самое критичное поле! Это технический идентификатор нейросети на сервере.</w:t>
@@ -2909,18 +4767,37 @@
           <w:b/>
           <w:bCs/>
         </w:rPr>
+        <w:lastRenderedPageBreak/>
         <w:t>Для локальных сетей:</w:t>
       </w:r>
       <w:r>
         <w:t xml:space="preserve"> Введите в консоли </w:t>
       </w:r>
+      <w:proofErr w:type="spellStart"/>
       <w:r>
         <w:rPr>
           <w:rStyle w:val="HTML"/>
           <w:rFonts w:eastAsiaTheme="majorEastAsia"/>
         </w:rPr>
-        <w:t>ollama list</w:t>
-      </w:r>
+        <w:t>ollama</w:t>
+      </w:r>
+      <w:proofErr w:type="spellEnd"/>
+      <w:r>
+        <w:rPr>
+          <w:rStyle w:val="HTML"/>
+          <w:rFonts w:eastAsiaTheme="majorEastAsia"/>
+        </w:rPr>
+        <w:t xml:space="preserve"> </w:t>
+      </w:r>
+      <w:proofErr w:type="spellStart"/>
+      <w:r>
+        <w:rPr>
+          <w:rStyle w:val="HTML"/>
+          <w:rFonts w:eastAsiaTheme="majorEastAsia"/>
+        </w:rPr>
+        <w:t>list</w:t>
+      </w:r>
+      <w:proofErr w:type="spellEnd"/>
       <w:r>
         <w:t xml:space="preserve"> и скопируйте имя из столбца NAME (например, </w:t>
       </w:r>
@@ -2948,11 +4825,28 @@
           <w:b/>
           <w:bCs/>
         </w:rPr>
-        <w:t>Для GigaChat:</w:t>
+        <w:t xml:space="preserve">Для </w:t>
+      </w:r>
+      <w:proofErr w:type="spellStart"/>
+      <w:r>
+        <w:rPr>
+          <w:b/>
+          <w:bCs/>
+        </w:rPr>
+        <w:t>GigaChat</w:t>
+      </w:r>
+      <w:proofErr w:type="spellEnd"/>
+      <w:r>
+        <w:rPr>
+          <w:b/>
+          <w:bCs/>
+        </w:rPr>
+        <w:t>:</w:t>
       </w:r>
       <w:r>
         <w:t xml:space="preserve"> Используйте стандартное имя </w:t>
       </w:r>
+      <w:proofErr w:type="spellStart"/>
       <w:r>
         <w:rPr>
           <w:rStyle w:val="HTML"/>
@@ -2960,15 +4854,25 @@
         </w:rPr>
         <w:t>GigaChat</w:t>
       </w:r>
+      <w:proofErr w:type="spellEnd"/>
       <w:r>
         <w:t xml:space="preserve"> или </w:t>
       </w:r>
+      <w:proofErr w:type="spellStart"/>
       <w:r>
         <w:rPr>
           <w:rStyle w:val="HTML"/>
           <w:rFonts w:eastAsiaTheme="majorEastAsia"/>
         </w:rPr>
-        <w:t>GigaChat-Pro</w:t>
+        <w:t>GigaChat</w:t>
+      </w:r>
+      <w:proofErr w:type="spellEnd"/>
+      <w:r>
+        <w:rPr>
+          <w:rStyle w:val="HTML"/>
+          <w:rFonts w:eastAsiaTheme="majorEastAsia"/>
+        </w:rPr>
+        <w:t>-Pro</w:t>
       </w:r>
       <w:r>
         <w:t>.</w:t>
@@ -2987,7 +4891,23 @@
           <w:b/>
           <w:bCs/>
         </w:rPr>
-        <w:t>Для внешних (Groq):</w:t>
+        <w:t>Для внешних (</w:t>
+      </w:r>
+      <w:proofErr w:type="spellStart"/>
+      <w:r>
+        <w:rPr>
+          <w:b/>
+          <w:bCs/>
+        </w:rPr>
+        <w:t>Groq</w:t>
+      </w:r>
+      <w:proofErr w:type="spellEnd"/>
+      <w:r>
+        <w:rPr>
+          <w:b/>
+          <w:bCs/>
+        </w:rPr>
+        <w:t>):</w:t>
       </w:r>
       <w:r>
         <w:t xml:space="preserve"> Строго по документации провайдера (например, </w:t>
@@ -3005,93 +4925,360 @@
     </w:p>
     <w:p>
       <w:pPr>
-        <w:pStyle w:val="ae"/>
+        <w:rPr>
+          <w:rFonts w:ascii="Times New Roman" w:hAnsi="Times New Roman" w:cs="Times New Roman"/>
+          <w:b/>
+          <w:bCs/>
+        </w:rPr>
+      </w:pPr>
+      <w:r>
+        <w:rPr>
+          <w:rFonts w:ascii="Times New Roman" w:hAnsi="Times New Roman" w:cs="Times New Roman"/>
+          <w:b/>
+          <w:bCs/>
+        </w:rPr>
+        <w:t>7</w:t>
+      </w:r>
+      <w:r>
+        <w:rPr>
+          <w:rFonts w:ascii="Times New Roman" w:hAnsi="Times New Roman" w:cs="Times New Roman"/>
+          <w:b/>
+          <w:bCs/>
+        </w:rPr>
+        <w:t>. Интеграция ИИ (AI &amp; LLM Layer) и Логика агента</w:t>
+      </w:r>
+    </w:p>
+    <w:p>
+      <w:pPr>
+        <w:rPr>
+          <w:rFonts w:ascii="Times New Roman" w:hAnsi="Times New Roman" w:cs="Times New Roman"/>
+        </w:rPr>
+      </w:pPr>
+      <w:proofErr w:type="spellStart"/>
+      <w:r>
+        <w:rPr>
+          <w:rFonts w:ascii="Times New Roman" w:hAnsi="Times New Roman" w:cs="Times New Roman"/>
+        </w:rPr>
+        <w:t>AIFeedback</w:t>
+      </w:r>
+      <w:proofErr w:type="spellEnd"/>
+      <w:r>
+        <w:rPr>
+          <w:rFonts w:ascii="Times New Roman" w:hAnsi="Times New Roman" w:cs="Times New Roman"/>
+        </w:rPr>
+        <w:t xml:space="preserve"> </w:t>
+      </w:r>
+      <w:r>
+        <w:rPr>
+          <w:rFonts w:ascii="Times New Roman" w:hAnsi="Times New Roman" w:cs="Times New Roman"/>
+        </w:rPr>
+        <w:t>использует мульти-</w:t>
+      </w:r>
+      <w:proofErr w:type="spellStart"/>
+      <w:r>
+        <w:rPr>
+          <w:rFonts w:ascii="Times New Roman" w:hAnsi="Times New Roman" w:cs="Times New Roman"/>
+        </w:rPr>
+        <w:t>агентный</w:t>
+      </w:r>
+      <w:proofErr w:type="spellEnd"/>
+      <w:r>
+        <w:rPr>
+          <w:rFonts w:ascii="Times New Roman" w:hAnsi="Times New Roman" w:cs="Times New Roman"/>
+        </w:rPr>
+        <w:t xml:space="preserve"> подход с динамическими системными </w:t>
+      </w:r>
+      <w:proofErr w:type="spellStart"/>
+      <w:r>
+        <w:rPr>
+          <w:rFonts w:ascii="Times New Roman" w:hAnsi="Times New Roman" w:cs="Times New Roman"/>
+        </w:rPr>
+        <w:t>промптами</w:t>
+      </w:r>
+      <w:proofErr w:type="spellEnd"/>
+      <w:r>
+        <w:rPr>
+          <w:rFonts w:ascii="Times New Roman" w:hAnsi="Times New Roman" w:cs="Times New Roman"/>
+        </w:rPr>
+        <w:t xml:space="preserve"> (System </w:t>
+      </w:r>
+      <w:proofErr w:type="spellStart"/>
+      <w:r>
+        <w:rPr>
+          <w:rFonts w:ascii="Times New Roman" w:hAnsi="Times New Roman" w:cs="Times New Roman"/>
+        </w:rPr>
+        <w:t>Prompts</w:t>
+      </w:r>
+      <w:proofErr w:type="spellEnd"/>
+      <w:r>
+        <w:rPr>
+          <w:rFonts w:ascii="Times New Roman" w:hAnsi="Times New Roman" w:cs="Times New Roman"/>
+        </w:rPr>
+        <w:t xml:space="preserve">). В зависимости от задачи (переписывание вопросов, аудит курса, анализ теста), агент применяет разные роли (Методист, </w:t>
+      </w:r>
+      <w:proofErr w:type="spellStart"/>
+      <w:r>
+        <w:rPr>
+          <w:rFonts w:ascii="Times New Roman" w:hAnsi="Times New Roman" w:cs="Times New Roman"/>
+        </w:rPr>
+        <w:t>Тестолог</w:t>
+      </w:r>
+      <w:proofErr w:type="spellEnd"/>
+      <w:r>
+        <w:rPr>
+          <w:rFonts w:ascii="Times New Roman" w:hAnsi="Times New Roman" w:cs="Times New Roman"/>
+        </w:rPr>
+        <w:t>, Аналитик).</w:t>
+      </w:r>
+    </w:p>
+    <w:p>
+      <w:pPr>
+        <w:rPr>
+          <w:rFonts w:ascii="Times New Roman" w:hAnsi="Times New Roman" w:cs="Times New Roman"/>
+        </w:rPr>
+      </w:pPr>
+      <w:r>
+        <w:rPr>
+          <w:rFonts w:ascii="Times New Roman" w:hAnsi="Times New Roman" w:cs="Times New Roman"/>
+          <w:b/>
+          <w:bCs/>
+        </w:rPr>
+        <w:t>Поддерживаемые модели ИИ по умолчанию:</w:t>
+      </w:r>
+    </w:p>
+    <w:p>
+      <w:pPr>
         <w:numPr>
           <w:ilvl w:val="0"/>
-          <w:numId w:val="17"/>
+          <w:numId w:val="14"/>
         </w:numPr>
-      </w:pPr>
-      <w:r>
-        <w:rPr>
-          <w:rStyle w:val="af"/>
-          <w:rFonts w:eastAsiaTheme="majorEastAsia"/>
-        </w:rPr>
-        <w:t>7. Интеграция ИИ (AI &amp; LLM Layer) и Логика агента</w:t>
-      </w:r>
-    </w:p>
-    <w:p>
-      <w:pPr>
-        <w:pStyle w:val="ae"/>
+        <w:rPr>
+          <w:rFonts w:ascii="Times New Roman" w:hAnsi="Times New Roman" w:cs="Times New Roman"/>
+        </w:rPr>
+      </w:pPr>
+      <w:r>
+        <w:rPr>
+          <w:rFonts w:ascii="Times New Roman" w:hAnsi="Times New Roman" w:cs="Times New Roman"/>
+          <w:b/>
+          <w:bCs/>
+          <w:lang w:val="en-US"/>
+        </w:rPr>
+        <w:t>o</w:t>
+      </w:r>
+      <w:proofErr w:type="spellStart"/>
+      <w:r>
+        <w:rPr>
+          <w:rFonts w:ascii="Times New Roman" w:hAnsi="Times New Roman" w:cs="Times New Roman"/>
+          <w:b/>
+          <w:bCs/>
+        </w:rPr>
+        <w:t>llama</w:t>
+      </w:r>
+      <w:proofErr w:type="spellEnd"/>
+      <w:r>
+        <w:rPr>
+          <w:rFonts w:ascii="Times New Roman" w:hAnsi="Times New Roman" w:cs="Times New Roman"/>
+          <w:b/>
+          <w:bCs/>
+        </w:rPr>
+        <w:t xml:space="preserve"> (</w:t>
+      </w:r>
+      <w:proofErr w:type="spellStart"/>
+      <w:r>
+        <w:rPr>
+          <w:rFonts w:ascii="Times New Roman" w:hAnsi="Times New Roman" w:cs="Times New Roman"/>
+          <w:b/>
+          <w:bCs/>
+        </w:rPr>
+        <w:t>Llama</w:t>
+      </w:r>
+      <w:proofErr w:type="spellEnd"/>
+      <w:r>
+        <w:rPr>
+          <w:rFonts w:ascii="Times New Roman" w:hAnsi="Times New Roman" w:cs="Times New Roman"/>
+          <w:b/>
+          <w:bCs/>
+        </w:rPr>
+        <w:t xml:space="preserve"> 3 8B / </w:t>
+      </w:r>
+      <w:proofErr w:type="spellStart"/>
+      <w:r>
+        <w:rPr>
+          <w:rFonts w:ascii="Times New Roman" w:hAnsi="Times New Roman" w:cs="Times New Roman"/>
+          <w:b/>
+          <w:bCs/>
+        </w:rPr>
+        <w:t>Saiga</w:t>
+      </w:r>
+      <w:proofErr w:type="spellEnd"/>
+      <w:r>
+        <w:rPr>
+          <w:rFonts w:ascii="Times New Roman" w:hAnsi="Times New Roman" w:cs="Times New Roman"/>
+          <w:b/>
+          <w:bCs/>
+        </w:rPr>
+        <w:t>):</w:t>
+      </w:r>
+      <w:r>
+        <w:rPr>
+          <w:rFonts w:ascii="Times New Roman" w:hAnsi="Times New Roman" w:cs="Times New Roman"/>
+        </w:rPr>
+        <w:t xml:space="preserve"> Роль — полная автономность и конфиденциальность. Обрабатывает данные локально без ограничений TPM.</w:t>
+      </w:r>
+    </w:p>
+    <w:p>
+      <w:pPr>
         <w:numPr>
           <w:ilvl w:val="0"/>
-          <w:numId w:val="17"/>
+          <w:numId w:val="14"/>
         </w:numPr>
-      </w:pPr>
-      <w:r>
-        <w:t>AIFeedback использует единую роль ИИ-агента — «профессиональный AI-аналитик образовательных программ», задаваемую системным промптом на двух этапах взаимодействия с пользователем:</w:t>
-      </w:r>
-    </w:p>
-    <w:p>
-      <w:pPr>
-        <w:pStyle w:val="ae"/>
+        <w:rPr>
+          <w:rFonts w:ascii="Times New Roman" w:hAnsi="Times New Roman" w:cs="Times New Roman"/>
+        </w:rPr>
+      </w:pPr>
+      <w:proofErr w:type="spellStart"/>
+      <w:r>
+        <w:rPr>
+          <w:rFonts w:ascii="Times New Roman" w:hAnsi="Times New Roman" w:cs="Times New Roman"/>
+          <w:b/>
+          <w:bCs/>
+        </w:rPr>
+        <w:t>GigaChat</w:t>
+      </w:r>
+      <w:proofErr w:type="spellEnd"/>
+      <w:r>
+        <w:rPr>
+          <w:rFonts w:ascii="Times New Roman" w:hAnsi="Times New Roman" w:cs="Times New Roman"/>
+          <w:b/>
+          <w:bCs/>
+        </w:rPr>
+        <w:t xml:space="preserve"> (</w:t>
+      </w:r>
+      <w:proofErr w:type="spellStart"/>
+      <w:r>
+        <w:rPr>
+          <w:rFonts w:ascii="Times New Roman" w:hAnsi="Times New Roman" w:cs="Times New Roman"/>
+          <w:b/>
+          <w:bCs/>
+        </w:rPr>
+        <w:t>Сбер</w:t>
+      </w:r>
+      <w:proofErr w:type="spellEnd"/>
+      <w:r>
+        <w:rPr>
+          <w:rFonts w:ascii="Times New Roman" w:hAnsi="Times New Roman" w:cs="Times New Roman"/>
+          <w:b/>
+          <w:bCs/>
+        </w:rPr>
+        <w:t>):</w:t>
+      </w:r>
+      <w:r>
+        <w:rPr>
+          <w:rFonts w:ascii="Times New Roman" w:hAnsi="Times New Roman" w:cs="Times New Roman"/>
+        </w:rPr>
+        <w:t xml:space="preserve"> Роль — глубокий семантический анализ на русском языке, обработка конфиденциальных данных в контуре РФ (152-ФЗ).</w:t>
+      </w:r>
+    </w:p>
+    <w:p>
+      <w:pPr>
         <w:numPr>
           <w:ilvl w:val="0"/>
-          <w:numId w:val="17"/>
+          <w:numId w:val="14"/>
         </w:numPr>
-      </w:pPr>
-      <w:r>
-        <w:rPr>
-          <w:rStyle w:val="af"/>
-          <w:rFonts w:eastAsiaTheme="majorEastAsia"/>
-        </w:rPr>
-        <w:t>Этап 1. Первичный анализ (при загрузке файла).</w:t>
-      </w:r>
-      <w:r>
-        <w:t xml:space="preserve"> Агент получает рассчитанные числовые метрики и текстовые комментарии слушателей и формирует структурированный ответ строго в формате JSON: тональность отзывов, ключевые темы, приоритизированные выводы (3–7 штук) с обоснованием и дословными подтверждающими цитатами из анкет, примечания по каждому критерию, а также рекомендации по траектории изменения программы (актуальность, отбор слушателей, дополнение программы, изменение часов, формат обучения).</w:t>
-      </w:r>
-    </w:p>
-    <w:p>
-      <w:pPr>
-        <w:pStyle w:val="ae"/>
+        <w:rPr>
+          <w:rFonts w:ascii="Times New Roman" w:hAnsi="Times New Roman" w:cs="Times New Roman"/>
+        </w:rPr>
+      </w:pPr>
+      <w:r>
+        <w:rPr>
+          <w:rFonts w:ascii="Times New Roman" w:hAnsi="Times New Roman" w:cs="Times New Roman"/>
+          <w:b/>
+          <w:bCs/>
+          <w:lang w:val="en-US"/>
+        </w:rPr>
+        <w:t>g</w:t>
+      </w:r>
+      <w:proofErr w:type="spellStart"/>
+      <w:r>
+        <w:rPr>
+          <w:rFonts w:ascii="Times New Roman" w:hAnsi="Times New Roman" w:cs="Times New Roman"/>
+          <w:b/>
+          <w:bCs/>
+        </w:rPr>
+        <w:t>roq</w:t>
+      </w:r>
+      <w:proofErr w:type="spellEnd"/>
+      <w:r>
+        <w:rPr>
+          <w:rFonts w:ascii="Times New Roman" w:hAnsi="Times New Roman" w:cs="Times New Roman"/>
+          <w:b/>
+          <w:bCs/>
+        </w:rPr>
+        <w:t xml:space="preserve"> API (Llama-3-70B):</w:t>
+      </w:r>
+      <w:r>
+        <w:rPr>
+          <w:rFonts w:ascii="Times New Roman" w:hAnsi="Times New Roman" w:cs="Times New Roman"/>
+        </w:rPr>
+        <w:t xml:space="preserve"> Роль — сверхбыстрая обработка (LPU </w:t>
+      </w:r>
+      <w:proofErr w:type="spellStart"/>
+      <w:r>
+        <w:rPr>
+          <w:rFonts w:ascii="Times New Roman" w:hAnsi="Times New Roman" w:cs="Times New Roman"/>
+        </w:rPr>
+        <w:t>acceleration</w:t>
+      </w:r>
+      <w:proofErr w:type="spellEnd"/>
+      <w:r>
+        <w:rPr>
+          <w:rFonts w:ascii="Times New Roman" w:hAnsi="Times New Roman" w:cs="Times New Roman"/>
+        </w:rPr>
+        <w:t>) для массивных образовательных программ.</w:t>
+      </w:r>
+    </w:p>
+    <w:p>
+      <w:pPr>
         <w:numPr>
           <w:ilvl w:val="0"/>
-          <w:numId w:val="17"/>
+          <w:numId w:val="14"/>
         </w:numPr>
-      </w:pPr>
-      <w:r>
-        <w:rPr>
-          <w:rStyle w:val="af"/>
-          <w:rFonts w:eastAsiaTheme="majorEastAsia"/>
-        </w:rPr>
-        <w:t>Этап 2. Уточняющие вопросы (чат).</w:t>
-      </w:r>
-      <w:r>
-        <w:t xml:space="preserve"> Тот же агент отвечает на свободные вопросы пользователя по уже сформированному отчёту. Чтобы снизить расход токенов и не превышать лимиты провайдеров, в контекст запроса передаётся не исходный JSON целиком, а его сжатый текстовый пересказ (ключевые метрики, выводы, первая </w:t>
-      </w:r>
-      <w:r>
-        <w:lastRenderedPageBreak/>
-        <w:t>подтверждающая цитата к каждому выводу). История переписки между сообщениями не сохраняется — каждый вопрос обрабатывается независимо, в связке с отчётом по текущей программе.</w:t>
-      </w:r>
-    </w:p>
-    <w:p>
-      <w:pPr>
-        <w:pStyle w:val="ae"/>
-        <w:numPr>
-          <w:ilvl w:val="0"/>
-          <w:numId w:val="17"/>
-        </w:numPr>
-      </w:pPr>
-      <w:r>
-        <w:t>Модель</w:t>
-      </w:r>
-      <w:r>
-        <w:t xml:space="preserve"> ИИ выбирается пользователем на этапе загрузки файла</w:t>
-      </w:r>
-      <w:r>
-        <w:t xml:space="preserve"> </w:t>
-      </w:r>
-      <w:r>
-        <w:t>и запоминается для конкретного отчёта — все последующие уточняющие вопросы в чате по этому отчёту обрабатываются тем же провайдером, что и первичный анализ, без дополнительной настройки со стороны пользователя.</w:t>
+        <w:rPr>
+          <w:rFonts w:ascii="Times New Roman" w:hAnsi="Times New Roman" w:cs="Times New Roman"/>
+        </w:rPr>
+      </w:pPr>
+      <w:r>
+        <w:rPr>
+          <w:rFonts w:ascii="Times New Roman" w:hAnsi="Times New Roman" w:cs="Times New Roman"/>
+          <w:b/>
+          <w:bCs/>
+          <w:lang w:val="en-US"/>
+        </w:rPr>
+        <w:t>y</w:t>
+      </w:r>
+      <w:proofErr w:type="spellStart"/>
+      <w:r>
+        <w:rPr>
+          <w:rFonts w:ascii="Times New Roman" w:hAnsi="Times New Roman" w:cs="Times New Roman"/>
+          <w:b/>
+          <w:bCs/>
+        </w:rPr>
+        <w:t>andexGPT</w:t>
+      </w:r>
+      <w:proofErr w:type="spellEnd"/>
+      <w:r>
+        <w:rPr>
+          <w:rFonts w:ascii="Times New Roman" w:hAnsi="Times New Roman" w:cs="Times New Roman"/>
+          <w:b/>
+          <w:bCs/>
+        </w:rPr>
+        <w:t>:</w:t>
+      </w:r>
+      <w:r>
+        <w:rPr>
+          <w:rFonts w:ascii="Times New Roman" w:hAnsi="Times New Roman" w:cs="Times New Roman"/>
+        </w:rPr>
+        <w:t xml:space="preserve"> Роль — резервный канал для работы с огромными контекстами (RAG-интеграции).</w:t>
       </w:r>
     </w:p>
     <w:p>
@@ -3167,13 +5354,41 @@
           <w:rFonts w:ascii="Times New Roman" w:hAnsi="Times New Roman" w:cs="Times New Roman"/>
         </w:rPr>
       </w:pPr>
-      <w:r>
-        <w:rPr>
-          <w:rFonts w:ascii="Times New Roman" w:hAnsi="Times New Roman" w:cs="Times New Roman"/>
-          <w:b/>
-          <w:bCs/>
-        </w:rPr>
-        <w:t>Saiga Llama 3 (Илья Гусев):</w:t>
+      <w:proofErr w:type="spellStart"/>
+      <w:r>
+        <w:rPr>
+          <w:rFonts w:ascii="Times New Roman" w:hAnsi="Times New Roman" w:cs="Times New Roman"/>
+          <w:b/>
+          <w:bCs/>
+        </w:rPr>
+        <w:t>Saiga</w:t>
+      </w:r>
+      <w:proofErr w:type="spellEnd"/>
+      <w:r>
+        <w:rPr>
+          <w:rFonts w:ascii="Times New Roman" w:hAnsi="Times New Roman" w:cs="Times New Roman"/>
+          <w:b/>
+          <w:bCs/>
+        </w:rPr>
+        <w:t xml:space="preserve"> </w:t>
+      </w:r>
+      <w:proofErr w:type="spellStart"/>
+      <w:r>
+        <w:rPr>
+          <w:rFonts w:ascii="Times New Roman" w:hAnsi="Times New Roman" w:cs="Times New Roman"/>
+          <w:b/>
+          <w:bCs/>
+        </w:rPr>
+        <w:t>Llama</w:t>
+      </w:r>
+      <w:proofErr w:type="spellEnd"/>
+      <w:r>
+        <w:rPr>
+          <w:rFonts w:ascii="Times New Roman" w:hAnsi="Times New Roman" w:cs="Times New Roman"/>
+          <w:b/>
+          <w:bCs/>
+        </w:rPr>
+        <w:t xml:space="preserve"> 3 (Илья Гусев):</w:t>
       </w:r>
       <w:r>
         <w:rPr>
@@ -3193,7 +5408,49 @@
         <w:rPr>
           <w:rFonts w:ascii="Times New Roman" w:hAnsi="Times New Roman" w:cs="Times New Roman"/>
         </w:rPr>
-        <w:t xml:space="preserve"> Это модель Llama 3, специально дообученная (fine-tuned) на качественных русскоязычных текстах. Идеально понимает русскую грамматику и методические термины.</w:t>
+        <w:t xml:space="preserve"> Это модель </w:t>
+      </w:r>
+      <w:proofErr w:type="spellStart"/>
+      <w:r>
+        <w:rPr>
+          <w:rFonts w:ascii="Times New Roman" w:hAnsi="Times New Roman" w:cs="Times New Roman"/>
+        </w:rPr>
+        <w:t>Llama</w:t>
+      </w:r>
+      <w:proofErr w:type="spellEnd"/>
+      <w:r>
+        <w:rPr>
+          <w:rFonts w:ascii="Times New Roman" w:hAnsi="Times New Roman" w:cs="Times New Roman"/>
+        </w:rPr>
+        <w:t xml:space="preserve"> 3, специально </w:t>
+      </w:r>
+      <w:proofErr w:type="spellStart"/>
+      <w:r>
+        <w:rPr>
+          <w:rFonts w:ascii="Times New Roman" w:hAnsi="Times New Roman" w:cs="Times New Roman"/>
+        </w:rPr>
+        <w:t>дообученная</w:t>
+      </w:r>
+      <w:proofErr w:type="spellEnd"/>
+      <w:r>
+        <w:rPr>
+          <w:rFonts w:ascii="Times New Roman" w:hAnsi="Times New Roman" w:cs="Times New Roman"/>
+        </w:rPr>
+        <w:t xml:space="preserve"> (</w:t>
+      </w:r>
+      <w:proofErr w:type="spellStart"/>
+      <w:r>
+        <w:rPr>
+          <w:rFonts w:ascii="Times New Roman" w:hAnsi="Times New Roman" w:cs="Times New Roman"/>
+        </w:rPr>
+        <w:t>fine-tuned</w:t>
+      </w:r>
+      <w:proofErr w:type="spellEnd"/>
+      <w:r>
+        <w:rPr>
+          <w:rFonts w:ascii="Times New Roman" w:hAnsi="Times New Roman" w:cs="Times New Roman"/>
+        </w:rPr>
+        <w:t>) на качественных русскоязычных текстах. Идеально понимает русскую грамматику и методические термины.</w:t>
       </w:r>
     </w:p>
     <w:p>
@@ -3206,19 +5463,43 @@
           <w:rFonts w:ascii="Times New Roman" w:hAnsi="Times New Roman" w:cs="Times New Roman"/>
         </w:rPr>
       </w:pPr>
-      <w:r>
-        <w:rPr>
-          <w:rFonts w:ascii="Times New Roman" w:hAnsi="Times New Roman" w:cs="Times New Roman"/>
-          <w:b/>
-          <w:bCs/>
-        </w:rPr>
-        <w:t>Qwen 2.5 (7B / 14B):</w:t>
-      </w:r>
-      <w:r>
-        <w:rPr>
-          <w:rFonts w:ascii="Times New Roman" w:hAnsi="Times New Roman" w:cs="Times New Roman"/>
-        </w:rPr>
-        <w:t xml:space="preserve"> Открытая модель от Alibaba. Показывает феноменальные результаты в логическом анализе данных и структурировании отчетов. Быстро работает даже на видеокартах среднего уровня.</w:t>
+      <w:proofErr w:type="spellStart"/>
+      <w:r>
+        <w:rPr>
+          <w:rFonts w:ascii="Times New Roman" w:hAnsi="Times New Roman" w:cs="Times New Roman"/>
+          <w:b/>
+          <w:bCs/>
+        </w:rPr>
+        <w:t>Qwen</w:t>
+      </w:r>
+      <w:proofErr w:type="spellEnd"/>
+      <w:r>
+        <w:rPr>
+          <w:rFonts w:ascii="Times New Roman" w:hAnsi="Times New Roman" w:cs="Times New Roman"/>
+          <w:b/>
+          <w:bCs/>
+        </w:rPr>
+        <w:t xml:space="preserve"> 2.5 (7B / 14B):</w:t>
+      </w:r>
+      <w:r>
+        <w:rPr>
+          <w:rFonts w:ascii="Times New Roman" w:hAnsi="Times New Roman" w:cs="Times New Roman"/>
+        </w:rPr>
+        <w:t xml:space="preserve"> Открытая модель от </w:t>
+      </w:r>
+      <w:proofErr w:type="spellStart"/>
+      <w:r>
+        <w:rPr>
+          <w:rFonts w:ascii="Times New Roman" w:hAnsi="Times New Roman" w:cs="Times New Roman"/>
+        </w:rPr>
+        <w:t>Alibaba</w:t>
+      </w:r>
+      <w:proofErr w:type="spellEnd"/>
+      <w:r>
+        <w:rPr>
+          <w:rFonts w:ascii="Times New Roman" w:hAnsi="Times New Roman" w:cs="Times New Roman"/>
+        </w:rPr>
+        <w:t>. Показывает феноменальные результаты в логическом анализе данных и структурировании отчетов. Быстро работает даже на видеокартах среднего уровня.</w:t>
       </w:r>
     </w:p>
     <w:p>
@@ -3231,13 +5512,23 @@
           <w:rFonts w:ascii="Times New Roman" w:hAnsi="Times New Roman" w:cs="Times New Roman"/>
         </w:rPr>
       </w:pPr>
-      <w:r>
-        <w:rPr>
-          <w:rFonts w:ascii="Times New Roman" w:hAnsi="Times New Roman" w:cs="Times New Roman"/>
-          <w:b/>
-          <w:bCs/>
-        </w:rPr>
-        <w:t>Mistral-Nemo (12B):</w:t>
+      <w:proofErr w:type="spellStart"/>
+      <w:r>
+        <w:rPr>
+          <w:rFonts w:ascii="Times New Roman" w:hAnsi="Times New Roman" w:cs="Times New Roman"/>
+          <w:b/>
+          <w:bCs/>
+        </w:rPr>
+        <w:t>Mistral-Nemo</w:t>
+      </w:r>
+      <w:proofErr w:type="spellEnd"/>
+      <w:r>
+        <w:rPr>
+          <w:rFonts w:ascii="Times New Roman" w:hAnsi="Times New Roman" w:cs="Times New Roman"/>
+          <w:b/>
+          <w:bCs/>
+        </w:rPr>
+        <w:t xml:space="preserve"> (12B):</w:t>
       </w:r>
       <w:r>
         <w:rPr>
@@ -3281,13 +5572,23 @@
           <w:rFonts w:ascii="Times New Roman" w:hAnsi="Times New Roman" w:cs="Times New Roman"/>
         </w:rPr>
       </w:pPr>
-      <w:r>
-        <w:rPr>
-          <w:rFonts w:ascii="Times New Roman" w:hAnsi="Times New Roman" w:cs="Times New Roman"/>
-          <w:b/>
-          <w:bCs/>
-        </w:rPr>
-        <w:t>Groq API (Бесплатно / Дешево):</w:t>
+      <w:proofErr w:type="spellStart"/>
+      <w:r>
+        <w:rPr>
+          <w:rFonts w:ascii="Times New Roman" w:hAnsi="Times New Roman" w:cs="Times New Roman"/>
+          <w:b/>
+          <w:bCs/>
+        </w:rPr>
+        <w:t>Groq</w:t>
+      </w:r>
+      <w:proofErr w:type="spellEnd"/>
+      <w:r>
+        <w:rPr>
+          <w:rFonts w:ascii="Times New Roman" w:hAnsi="Times New Roman" w:cs="Times New Roman"/>
+          <w:b/>
+          <w:bCs/>
+        </w:rPr>
+        <w:t xml:space="preserve"> API (Бесплатно / Дешево):</w:t>
       </w:r>
       <w:r>
         <w:rPr>
@@ -3306,13 +5607,42 @@
           <w:rFonts w:ascii="Times New Roman" w:hAnsi="Times New Roman" w:cs="Times New Roman"/>
         </w:rPr>
       </w:pPr>
-      <w:r>
-        <w:rPr>
-          <w:rFonts w:ascii="Times New Roman" w:hAnsi="Times New Roman" w:cs="Times New Roman"/>
-          <w:b/>
-          <w:bCs/>
-        </w:rPr>
-        <w:t>GigaChat API от Сбера (Корпоративный сегмент):</w:t>
+      <w:proofErr w:type="spellStart"/>
+      <w:r>
+        <w:rPr>
+          <w:rFonts w:ascii="Times New Roman" w:hAnsi="Times New Roman" w:cs="Times New Roman"/>
+          <w:b/>
+          <w:bCs/>
+        </w:rPr>
+        <w:lastRenderedPageBreak/>
+        <w:t>GigaChat</w:t>
+      </w:r>
+      <w:proofErr w:type="spellEnd"/>
+      <w:r>
+        <w:rPr>
+          <w:rFonts w:ascii="Times New Roman" w:hAnsi="Times New Roman" w:cs="Times New Roman"/>
+          <w:b/>
+          <w:bCs/>
+        </w:rPr>
+        <w:t xml:space="preserve"> API от </w:t>
+      </w:r>
+      <w:proofErr w:type="spellStart"/>
+      <w:r>
+        <w:rPr>
+          <w:rFonts w:ascii="Times New Roman" w:hAnsi="Times New Roman" w:cs="Times New Roman"/>
+          <w:b/>
+          <w:bCs/>
+        </w:rPr>
+        <w:t>Сбера</w:t>
+      </w:r>
+      <w:proofErr w:type="spellEnd"/>
+      <w:r>
+        <w:rPr>
+          <w:rFonts w:ascii="Times New Roman" w:hAnsi="Times New Roman" w:cs="Times New Roman"/>
+          <w:b/>
+          <w:bCs/>
+        </w:rPr>
+        <w:t xml:space="preserve"> (Корпоративный сегмент):</w:t>
       </w:r>
       <w:r>
         <w:rPr>
@@ -3331,13 +5661,23 @@
           <w:rFonts w:ascii="Times New Roman" w:hAnsi="Times New Roman" w:cs="Times New Roman"/>
         </w:rPr>
       </w:pPr>
-      <w:r>
-        <w:rPr>
-          <w:rFonts w:ascii="Times New Roman" w:hAnsi="Times New Roman" w:cs="Times New Roman"/>
-          <w:b/>
-          <w:bCs/>
-        </w:rPr>
-        <w:t>YandexGPT:</w:t>
+      <w:proofErr w:type="spellStart"/>
+      <w:r>
+        <w:rPr>
+          <w:rFonts w:ascii="Times New Roman" w:hAnsi="Times New Roman" w:cs="Times New Roman"/>
+          <w:b/>
+          <w:bCs/>
+        </w:rPr>
+        <w:t>YandexGPT</w:t>
+      </w:r>
+      <w:proofErr w:type="spellEnd"/>
+      <w:r>
+        <w:rPr>
+          <w:rFonts w:ascii="Times New Roman" w:hAnsi="Times New Roman" w:cs="Times New Roman"/>
+          <w:b/>
+          <w:bCs/>
+        </w:rPr>
+        <w:t>:</w:t>
       </w:r>
       <w:r>
         <w:rPr>
@@ -3532,16 +5872,7 @@
                 <w:b/>
                 <w:bCs/>
               </w:rPr>
-              <w:t xml:space="preserve">Подключение не установлено, т.к. конечный компьютер отверг запрос на </w:t>
-            </w:r>
-            <w:r>
-              <w:rPr>
-                <w:rFonts w:ascii="Times New Roman" w:hAnsi="Times New Roman" w:cs="Times New Roman"/>
-                <w:b/>
-                <w:bCs/>
-              </w:rPr>
-              <w:lastRenderedPageBreak/>
-              <w:t>подключение. (127.0.0.1:11434)</w:t>
+              <w:t>Подключение не установлено, т.к. конечный компьютер отверг запрос на подключение. (127.0.0.1:11434)</w:t>
             </w:r>
           </w:p>
         </w:tc>
@@ -3574,7 +5905,6 @@
               <w:rPr>
                 <w:rFonts w:ascii="Times New Roman" w:hAnsi="Times New Roman" w:cs="Times New Roman"/>
               </w:rPr>
-              <w:lastRenderedPageBreak/>
               <w:t>Имя модели в настройках не совпадает с тем, что скачано на сервер.</w:t>
             </w:r>
           </w:p>
@@ -3608,7 +5938,35 @@
               <w:rPr>
                 <w:rFonts w:ascii="Times New Roman" w:hAnsi="Times New Roman" w:cs="Times New Roman"/>
               </w:rPr>
-              <w:t>Проверьте поле «Имя целевой модели». Запустите ollama list для сверки.</w:t>
+              <w:t xml:space="preserve">Проверьте поле «Имя целевой модели». Запустите </w:t>
+            </w:r>
+            <w:proofErr w:type="spellStart"/>
+            <w:r>
+              <w:rPr>
+                <w:rFonts w:ascii="Times New Roman" w:hAnsi="Times New Roman" w:cs="Times New Roman"/>
+              </w:rPr>
+              <w:t>ollama</w:t>
+            </w:r>
+            <w:proofErr w:type="spellEnd"/>
+            <w:r>
+              <w:rPr>
+                <w:rFonts w:ascii="Times New Roman" w:hAnsi="Times New Roman" w:cs="Times New Roman"/>
+              </w:rPr>
+              <w:t xml:space="preserve"> </w:t>
+            </w:r>
+            <w:proofErr w:type="spellStart"/>
+            <w:r>
+              <w:rPr>
+                <w:rFonts w:ascii="Times New Roman" w:hAnsi="Times New Roman" w:cs="Times New Roman"/>
+              </w:rPr>
+              <w:t>list</w:t>
+            </w:r>
+            <w:proofErr w:type="spellEnd"/>
+            <w:r>
+              <w:rPr>
+                <w:rFonts w:ascii="Times New Roman" w:hAnsi="Times New Roman" w:cs="Times New Roman"/>
+              </w:rPr>
+              <w:t xml:space="preserve"> для сверки.</w:t>
             </w:r>
           </w:p>
         </w:tc>
@@ -3648,7 +6006,64 @@
                 <w:b/>
                 <w:bCs/>
               </w:rPr>
-              <w:t>Ошибка: Connection refused</w:t>
+              <w:t xml:space="preserve">Ошибка: Connection </w:t>
+            </w:r>
+            <w:proofErr w:type="spellStart"/>
+            <w:r>
+              <w:rPr>
+                <w:rFonts w:ascii="Times New Roman" w:hAnsi="Times New Roman" w:cs="Times New Roman"/>
+                <w:b/>
+                <w:bCs/>
+              </w:rPr>
+              <w:t>refused</w:t>
+            </w:r>
+            <w:proofErr w:type="spellEnd"/>
+          </w:p>
+        </w:tc>
+        <w:tc>
+          <w:tcPr>
+            <w:tcW w:w="0" w:type="auto"/>
+            <w:tcBorders>
+              <w:top w:val="single" w:sz="6" w:space="0" w:color="C4C7C5"/>
+              <w:left w:val="single" w:sz="6" w:space="0" w:color="C4C7C5"/>
+              <w:bottom w:val="single" w:sz="6" w:space="0" w:color="C4C7C5"/>
+              <w:right w:val="single" w:sz="6" w:space="0" w:color="C4C7C5"/>
+            </w:tcBorders>
+            <w:tcMar>
+              <w:top w:w="120" w:type="dxa"/>
+              <w:left w:w="180" w:type="dxa"/>
+              <w:bottom w:w="120" w:type="dxa"/>
+              <w:right w:w="180" w:type="dxa"/>
+            </w:tcMar>
+            <w:vAlign w:val="center"/>
+            <w:hideMark/>
+          </w:tcPr>
+          <w:p>
+            <w:pPr>
+              <w:spacing w:after="0" w:line="240" w:lineRule="auto"/>
+              <w:rPr>
+                <w:rFonts w:ascii="Times New Roman" w:hAnsi="Times New Roman" w:cs="Times New Roman"/>
+              </w:rPr>
+            </w:pPr>
+            <w:r>
+              <w:rPr>
+                <w:rFonts w:ascii="Times New Roman" w:hAnsi="Times New Roman" w:cs="Times New Roman"/>
+              </w:rPr>
+              <w:t xml:space="preserve">Веб-сайт не видит сервер </w:t>
+            </w:r>
+            <w:proofErr w:type="spellStart"/>
+            <w:r>
+              <w:rPr>
+                <w:rFonts w:ascii="Times New Roman" w:hAnsi="Times New Roman" w:cs="Times New Roman"/>
+              </w:rPr>
+              <w:t>Ollama</w:t>
+            </w:r>
+            <w:proofErr w:type="spellEnd"/>
+            <w:r>
+              <w:rPr>
+                <w:rFonts w:ascii="Times New Roman" w:hAnsi="Times New Roman" w:cs="Times New Roman"/>
+              </w:rPr>
+              <w:t>. Порт закрыт или неверный IP.</w:t>
             </w:r>
           </w:p>
         </w:tc>
@@ -3681,40 +6096,35 @@
               <w:rPr>
                 <w:rFonts w:ascii="Times New Roman" w:hAnsi="Times New Roman" w:cs="Times New Roman"/>
               </w:rPr>
-              <w:t>Веб-сайт не видит сервер Ollama. Порт закрыт или неверный IP.</w:t>
+              <w:t xml:space="preserve">Проверьте </w:t>
             </w:r>
-          </w:p>
-        </w:tc>
-        <w:tc>
-          <w:tcPr>
-            <w:tcW w:w="0" w:type="auto"/>
-            <w:tcBorders>
-              <w:top w:val="single" w:sz="6" w:space="0" w:color="C4C7C5"/>
-              <w:left w:val="single" w:sz="6" w:space="0" w:color="C4C7C5"/>
-              <w:bottom w:val="single" w:sz="6" w:space="0" w:color="C4C7C5"/>
-              <w:right w:val="single" w:sz="6" w:space="0" w:color="C4C7C5"/>
-            </w:tcBorders>
-            <w:tcMar>
-              <w:top w:w="120" w:type="dxa"/>
-              <w:left w:w="180" w:type="dxa"/>
-              <w:bottom w:w="120" w:type="dxa"/>
-              <w:right w:w="180" w:type="dxa"/>
-            </w:tcMar>
-            <w:vAlign w:val="center"/>
-            <w:hideMark/>
-          </w:tcPr>
-          <w:p>
-            <w:pPr>
-              <w:spacing w:after="0" w:line="240" w:lineRule="auto"/>
-              <w:rPr>
-                <w:rFonts w:ascii="Times New Roman" w:hAnsi="Times New Roman" w:cs="Times New Roman"/>
-              </w:rPr>
-            </w:pPr>
+            <w:proofErr w:type="spellStart"/>
             <w:r>
               <w:rPr>
                 <w:rFonts w:ascii="Times New Roman" w:hAnsi="Times New Roman" w:cs="Times New Roman"/>
               </w:rPr>
-              <w:t>Проверьте Endpoint в настройках. Убедитесь, что Ollama запущена.</w:t>
+              <w:t>Endpoint</w:t>
+            </w:r>
+            <w:proofErr w:type="spellEnd"/>
+            <w:r>
+              <w:rPr>
+                <w:rFonts w:ascii="Times New Roman" w:hAnsi="Times New Roman" w:cs="Times New Roman"/>
+              </w:rPr>
+              <w:t xml:space="preserve"> в настройках. Убедитесь, что </w:t>
+            </w:r>
+            <w:proofErr w:type="spellStart"/>
+            <w:r>
+              <w:rPr>
+                <w:rFonts w:ascii="Times New Roman" w:hAnsi="Times New Roman" w:cs="Times New Roman"/>
+              </w:rPr>
+              <w:t>Ollama</w:t>
+            </w:r>
+            <w:proofErr w:type="spellEnd"/>
+            <w:r>
+              <w:rPr>
+                <w:rFonts w:ascii="Times New Roman" w:hAnsi="Times New Roman" w:cs="Times New Roman"/>
+              </w:rPr>
+              <w:t xml:space="preserve"> запущена.</w:t>
             </w:r>
           </w:p>
         </w:tc>
@@ -3787,7 +6197,35 @@
               <w:rPr>
                 <w:rFonts w:ascii="Times New Roman" w:hAnsi="Times New Roman" w:cs="Times New Roman"/>
               </w:rPr>
-              <w:t>Проблема с правами доступа к llm_providers.json внутри Docker.</w:t>
+              <w:t xml:space="preserve">Проблема с правами доступа к </w:t>
+            </w:r>
+            <w:proofErr w:type="spellStart"/>
+            <w:r>
+              <w:rPr>
+                <w:rFonts w:ascii="Times New Roman" w:hAnsi="Times New Roman" w:cs="Times New Roman"/>
+              </w:rPr>
+              <w:t>llm_providers.json</w:t>
+            </w:r>
+            <w:proofErr w:type="spellEnd"/>
+            <w:r>
+              <w:rPr>
+                <w:rFonts w:ascii="Times New Roman" w:hAnsi="Times New Roman" w:cs="Times New Roman"/>
+              </w:rPr>
+              <w:t xml:space="preserve"> внутри </w:t>
+            </w:r>
+            <w:proofErr w:type="spellStart"/>
+            <w:r>
+              <w:rPr>
+                <w:rFonts w:ascii="Times New Roman" w:hAnsi="Times New Roman" w:cs="Times New Roman"/>
+              </w:rPr>
+              <w:t>Docker</w:t>
+            </w:r>
+            <w:proofErr w:type="spellEnd"/>
+            <w:r>
+              <w:rPr>
+                <w:rFonts w:ascii="Times New Roman" w:hAnsi="Times New Roman" w:cs="Times New Roman"/>
+              </w:rPr>
+              <w:t>.</w:t>
             </w:r>
           </w:p>
         </w:tc>
@@ -3820,7 +6258,35 @@
               <w:rPr>
                 <w:rFonts w:ascii="Times New Roman" w:hAnsi="Times New Roman" w:cs="Times New Roman"/>
               </w:rPr>
-              <w:t>Убедитесь, что в Dockerfile корректно прописана команда chown для выдачи прав приложению.</w:t>
+              <w:t xml:space="preserve">Убедитесь, что в </w:t>
+            </w:r>
+            <w:proofErr w:type="spellStart"/>
+            <w:r>
+              <w:rPr>
+                <w:rFonts w:ascii="Times New Roman" w:hAnsi="Times New Roman" w:cs="Times New Roman"/>
+              </w:rPr>
+              <w:t>Dockerfile</w:t>
+            </w:r>
+            <w:proofErr w:type="spellEnd"/>
+            <w:r>
+              <w:rPr>
+                <w:rFonts w:ascii="Times New Roman" w:hAnsi="Times New Roman" w:cs="Times New Roman"/>
+              </w:rPr>
+              <w:t xml:space="preserve"> корректно прописана команда </w:t>
+            </w:r>
+            <w:proofErr w:type="spellStart"/>
+            <w:r>
+              <w:rPr>
+                <w:rFonts w:ascii="Times New Roman" w:hAnsi="Times New Roman" w:cs="Times New Roman"/>
+              </w:rPr>
+              <w:t>chown</w:t>
+            </w:r>
+            <w:proofErr w:type="spellEnd"/>
+            <w:r>
+              <w:rPr>
+                <w:rFonts w:ascii="Times New Roman" w:hAnsi="Times New Roman" w:cs="Times New Roman"/>
+              </w:rPr>
+              <w:t xml:space="preserve"> для выдачи прав приложению.</w:t>
             </w:r>
           </w:p>
         </w:tc>
@@ -3862,7 +6328,133 @@
                 <w:b/>
                 <w:bCs/>
               </w:rPr>
-              <w:t>Не удалось получить токен Сбера: code 6 (credentials doesn't match db data).</w:t>
+              <w:t xml:space="preserve">Не удалось получить токен </w:t>
+            </w:r>
+            <w:proofErr w:type="spellStart"/>
+            <w:r>
+              <w:rPr>
+                <w:rFonts w:ascii="Times New Roman" w:hAnsi="Times New Roman" w:cs="Times New Roman"/>
+                <w:b/>
+                <w:bCs/>
+              </w:rPr>
+              <w:t>Сбера</w:t>
+            </w:r>
+            <w:proofErr w:type="spellEnd"/>
+            <w:r>
+              <w:rPr>
+                <w:rFonts w:ascii="Times New Roman" w:hAnsi="Times New Roman" w:cs="Times New Roman"/>
+                <w:b/>
+                <w:bCs/>
+              </w:rPr>
+              <w:t xml:space="preserve">: </w:t>
+            </w:r>
+            <w:proofErr w:type="spellStart"/>
+            <w:r>
+              <w:rPr>
+                <w:rFonts w:ascii="Times New Roman" w:hAnsi="Times New Roman" w:cs="Times New Roman"/>
+                <w:b/>
+                <w:bCs/>
+              </w:rPr>
+              <w:t>code</w:t>
+            </w:r>
+            <w:proofErr w:type="spellEnd"/>
+            <w:r>
+              <w:rPr>
+                <w:rFonts w:ascii="Times New Roman" w:hAnsi="Times New Roman" w:cs="Times New Roman"/>
+                <w:b/>
+                <w:bCs/>
+              </w:rPr>
+              <w:t xml:space="preserve"> 6 (</w:t>
+            </w:r>
+            <w:proofErr w:type="spellStart"/>
+            <w:r>
+              <w:rPr>
+                <w:rFonts w:ascii="Times New Roman" w:hAnsi="Times New Roman" w:cs="Times New Roman"/>
+                <w:b/>
+                <w:bCs/>
+              </w:rPr>
+              <w:t>credentials</w:t>
+            </w:r>
+            <w:proofErr w:type="spellEnd"/>
+            <w:r>
+              <w:rPr>
+                <w:rFonts w:ascii="Times New Roman" w:hAnsi="Times New Roman" w:cs="Times New Roman"/>
+                <w:b/>
+                <w:bCs/>
+              </w:rPr>
+              <w:t xml:space="preserve"> </w:t>
+            </w:r>
+            <w:proofErr w:type="spellStart"/>
+            <w:r>
+              <w:rPr>
+                <w:rFonts w:ascii="Times New Roman" w:hAnsi="Times New Roman" w:cs="Times New Roman"/>
+                <w:b/>
+                <w:bCs/>
+              </w:rPr>
+              <w:t>doesn't</w:t>
+            </w:r>
+            <w:proofErr w:type="spellEnd"/>
+            <w:r>
+              <w:rPr>
+                <w:rFonts w:ascii="Times New Roman" w:hAnsi="Times New Roman" w:cs="Times New Roman"/>
+                <w:b/>
+                <w:bCs/>
+              </w:rPr>
+              <w:t xml:space="preserve"> </w:t>
+            </w:r>
+            <w:proofErr w:type="spellStart"/>
+            <w:r>
+              <w:rPr>
+                <w:rFonts w:ascii="Times New Roman" w:hAnsi="Times New Roman" w:cs="Times New Roman"/>
+                <w:b/>
+                <w:bCs/>
+              </w:rPr>
+              <w:t>match</w:t>
+            </w:r>
+            <w:proofErr w:type="spellEnd"/>
+            <w:r>
+              <w:rPr>
+                <w:rFonts w:ascii="Times New Roman" w:hAnsi="Times New Roman" w:cs="Times New Roman"/>
+                <w:b/>
+                <w:bCs/>
+              </w:rPr>
+              <w:t xml:space="preserve"> </w:t>
+            </w:r>
+            <w:proofErr w:type="spellStart"/>
+            <w:r>
+              <w:rPr>
+                <w:rFonts w:ascii="Times New Roman" w:hAnsi="Times New Roman" w:cs="Times New Roman"/>
+                <w:b/>
+                <w:bCs/>
+              </w:rPr>
+              <w:t>db</w:t>
+            </w:r>
+            <w:proofErr w:type="spellEnd"/>
+            <w:r>
+              <w:rPr>
+                <w:rFonts w:ascii="Times New Roman" w:hAnsi="Times New Roman" w:cs="Times New Roman"/>
+                <w:b/>
+                <w:bCs/>
+              </w:rPr>
+              <w:t xml:space="preserve"> </w:t>
+            </w:r>
+            <w:proofErr w:type="spellStart"/>
+            <w:r>
+              <w:rPr>
+                <w:rFonts w:ascii="Times New Roman" w:hAnsi="Times New Roman" w:cs="Times New Roman"/>
+                <w:b/>
+                <w:bCs/>
+              </w:rPr>
+              <w:t>data</w:t>
+            </w:r>
+            <w:proofErr w:type="spellEnd"/>
+            <w:r>
+              <w:rPr>
+                <w:rFonts w:ascii="Times New Roman" w:hAnsi="Times New Roman" w:cs="Times New Roman"/>
+                <w:b/>
+                <w:bCs/>
+              </w:rPr>
+              <w:t>).</w:t>
             </w:r>
           </w:p>
         </w:tc>
@@ -3894,7 +6486,35 @@
               <w:rPr>
                 <w:rFonts w:ascii="Times New Roman" w:hAnsi="Times New Roman" w:cs="Times New Roman"/>
               </w:rPr>
-              <w:t>Ключ авторизации был перевыпущен в личном кабинете Сбера, или скопировано неверное поле (например, Client ID вместо Авторизационных данных).</w:t>
+              <w:t xml:space="preserve">Ключ авторизации был перевыпущен в личном кабинете </w:t>
+            </w:r>
+            <w:proofErr w:type="spellStart"/>
+            <w:r>
+              <w:rPr>
+                <w:rFonts w:ascii="Times New Roman" w:hAnsi="Times New Roman" w:cs="Times New Roman"/>
+              </w:rPr>
+              <w:t>Сбера</w:t>
+            </w:r>
+            <w:proofErr w:type="spellEnd"/>
+            <w:r>
+              <w:rPr>
+                <w:rFonts w:ascii="Times New Roman" w:hAnsi="Times New Roman" w:cs="Times New Roman"/>
+              </w:rPr>
+              <w:t xml:space="preserve">, или скопировано неверное поле (например, Client ID вместо </w:t>
+            </w:r>
+            <w:proofErr w:type="spellStart"/>
+            <w:r>
+              <w:rPr>
+                <w:rFonts w:ascii="Times New Roman" w:hAnsi="Times New Roman" w:cs="Times New Roman"/>
+              </w:rPr>
+              <w:t>Авторизационных</w:t>
+            </w:r>
+            <w:proofErr w:type="spellEnd"/>
+            <w:r>
+              <w:rPr>
+                <w:rFonts w:ascii="Times New Roman" w:hAnsi="Times New Roman" w:cs="Times New Roman"/>
+              </w:rPr>
+              <w:t xml:space="preserve"> данных).</w:t>
             </w:r>
           </w:p>
         </w:tc>
@@ -3926,7 +6546,35 @@
               <w:rPr>
                 <w:rFonts w:ascii="Times New Roman" w:hAnsi="Times New Roman" w:cs="Times New Roman"/>
               </w:rPr>
-              <w:t>Сгенерируйте новый Client Secret на портале Сбера, скопируйте новую строку «Авторизационные данные» (начинается на MDE...) и создайте провайдера в системе заново.</w:t>
+              <w:t xml:space="preserve">Сгенерируйте новый Client Secret на портале </w:t>
+            </w:r>
+            <w:proofErr w:type="spellStart"/>
+            <w:r>
+              <w:rPr>
+                <w:rFonts w:ascii="Times New Roman" w:hAnsi="Times New Roman" w:cs="Times New Roman"/>
+              </w:rPr>
+              <w:t>Сбера</w:t>
+            </w:r>
+            <w:proofErr w:type="spellEnd"/>
+            <w:r>
+              <w:rPr>
+                <w:rFonts w:ascii="Times New Roman" w:hAnsi="Times New Roman" w:cs="Times New Roman"/>
+              </w:rPr>
+              <w:t>, скопируйте новую строку «</w:t>
+            </w:r>
+            <w:proofErr w:type="spellStart"/>
+            <w:r>
+              <w:rPr>
+                <w:rFonts w:ascii="Times New Roman" w:hAnsi="Times New Roman" w:cs="Times New Roman"/>
+              </w:rPr>
+              <w:t>Авторизационные</w:t>
+            </w:r>
+            <w:proofErr w:type="spellEnd"/>
+            <w:r>
+              <w:rPr>
+                <w:rFonts w:ascii="Times New Roman" w:hAnsi="Times New Roman" w:cs="Times New Roman"/>
+              </w:rPr>
+              <w:t xml:space="preserve"> данные» (начинается на MDE...) и создайте провайдера в системе заново.</w:t>
             </w:r>
           </w:p>
         </w:tc>
@@ -8507,17 +11155,6 @@
       <w:szCs w:val="20"/>
     </w:rPr>
   </w:style>
-  <w:style w:type="character" w:styleId="af">
-    <w:name w:val="Strong"/>
-    <w:basedOn w:val="a0"/>
-    <w:uiPriority w:val="22"/>
-    <w:qFormat/>
-    <w:rsid w:val="00187DFC"/>
-    <w:rPr>
-      <w:b/>
-      <w:bCs/>
-    </w:rPr>
-  </w:style>
 </w:styles>
 </file>
 
